--- a/docs/research/NOVELTY_REPORT/NOVELTY_REPORT.docx
+++ b/docs/research/NOVELTY_REPORT/NOVELTY_REPORT.docx
@@ -24,7 +24,7 @@
         <w:rPr>
           <w:b/>
         </w:rPr>
-        <w:t xml:space="preserve">Status: DRAFT v1.6 (adds section 5.22, a post hoc dose-response over all 38 events: the leakage gap rises with how well the book is recognised; v1.5 added PD v6, the final pre-registered test on 7 fresh books: NOT SUPPORTED for the valid local models, replicated for Luna, with a pooled event-level view of all data in section 5.21; v1.4 added PD v5, the pre-registered cue-preserving rename test of the reviewer's main objection, verdict MEMORY SURVIVES (strong), section 5.20; v1.3 added section 5.19, a response to an external adversarial review: event-cluster intervals replace item-level intervals as the honest reading, the claim wording is narrowed, and the cue-loss objection is recorded as the main open risk; v1.2 added PD v4: a memory-free validity gate and a title-assisted memory probe, with a pre-registered re-evaluation of v2 and v3 giving SUPPORTED on both; v1.1 added PD v3, a pre-registered confirmatory test with verdict PARTIALLY SUPPORTED; v1.0 added PD v2 (repaired re-run, verdict INCONCLUSIVE), the engineering probes E1-E6 and a ranked novelty table 8b; v0.9 added the PD public-domain reveal benchmark and a novelty-points section; v0.8 added cross-novel replication of the audit and the renaming gate, the Track S adapters on branch </w:t>
+        <w:t xml:space="preserve">Status: DRAFT v1.7 (adds section 5.23, the pre-registered confirmatory run PD CONFIRM v2 on 68 events from 65 mostly obscure public-domain books with three open models: no gap on obscure books, fame contrast underpowered and not passed, E4/E5/E2/OLMo-link results; v1.6 added section 5.22, a post hoc dose-response over all 38 events: the leakage gap rises with how well the book is recognised; v1.5 added PD v6, the final pre-registered test on 7 fresh books: NOT SUPPORTED for the valid local models, replicated for Luna, with a pooled event-level view of all data in section 5.21; v1.4 added PD v5, the pre-registered cue-preserving rename test of the reviewer's main objection, verdict MEMORY SURVIVES (strong), section 5.20; v1.3 added section 5.19, a response to an external adversarial review: event-cluster intervals replace item-level intervals as the honest reading, the claim wording is narrowed, and the cue-loss objection is recorded as the main open risk; v1.2 added PD v4: a memory-free validity gate and a title-assisted memory probe, with a pre-registered re-evaluation of v2 and v3 giving SUPPORTED on both; v1.1 added PD v3, a pre-registered confirmatory test with verdict PARTIALLY SUPPORTED; v1.0 added PD v2 (repaired re-run, verdict INCONCLUSIVE), the engineering probes E1-E6 and a ranked novelty table 8b; v0.9 added the PD public-domain reveal benchmark and a novelty-points section; v0.8 added cross-novel replication of the audit and the renaming gate, the Track S adapters on branch </w:t>
       </w:r>
       <w:r>
         <w:rPr>
@@ -395,6 +395,43 @@
       <w:r>
         <w:rPr/>
         <w:t xml:space="preserve"> passes the renaming-validity gate; gap +7.0 pts, CI [0.0, 16.3]). Positive results: the closed-book control shows memory in 4 of 5 models and renaming removes it (0 of 7); renaming validity itself fails for 4 of 5 models on real prose. The novelty points, with their evidence tier and weak spots, are in section 8a.</w:t>
+      </w:r>
+    </w:p>
+    <w:p>
+      <w:pPr>
+        <w:pStyle w:val="BodyText"/>
+        <w:numPr>
+          <w:ilvl w:val="0"/>
+          <w:numId w:val="1"/>
+        </w:numPr>
+        <w:tabs>
+          <w:tab w:val="clear" w:pos="1134"/>
+          <w:tab w:val="left" w:pos="709" w:leader="none"/>
+        </w:tabs>
+        <w:bidi w:val="0"/>
+        <w:spacing w:before="0" w:after="0"/>
+        <w:ind w:hanging="283" w:left="709"/>
+        <w:rPr/>
+      </w:pPr>
+      <w:r>
+        <w:rPr>
+          <w:b/>
+        </w:rPr>
+        <w:t>Confirmatory run (5.23, pre-registered, 2026-10-16).</w:t>
+      </w:r>
+      <w:r>
+        <w:rPr/>
+        <w:t xml:space="preserve"> On 68 events from 65 Gutenberg books (32 EXPLICIT test events form the primary set; 78% low-fame) three open 24B to 32B models show </w:t>
+      </w:r>
+      <w:r>
+        <w:rPr>
+          <w:b/>
+        </w:rPr>
+        <w:t>no premature-naming gap</w:t>
+      </w:r>
+      <w:r>
+        <w:rPr/>
+        <w:t>: pooled A-B +0.1 points [-5.0, +5.2] (H1 not passed), A-B3 +5.7 [-1.3, +12.6] (H2 not passed), the closed-book control recovers the identity in only 2 of 68 events, so the sample holds little memory. The fame contrast (primary P1) is +7.6 [-1.4, +18.3], p = 0.060, not passed, minimum detectable 12.8 points; H3 Spearman +0.30 (raw p 0.041, Holm 0.145, not confirmed). Pseudonymisation halves premature naming (5.0% to 2.6%) at a 6.7 to 15.6 point accuracy cost (H5 not met). E5 recap spoilers: 0 detected (floor), E2 unseen stories: gaps about 0 (n = 17), OLMo training-data link: Spearman +0.13, p = 0.41 (null). The Claude arm stopped at 211 of 1,218 answers and is excluded. Net: the effect is established only as an exploratory result on famous books; the confirmatory run bounds it on obscure books.</w:t>
       </w:r>
     </w:p>
     <w:p>
@@ -25836,6 +25873,1263 @@
     </w:p>
     <w:p>
       <w:pPr>
+        <w:pStyle w:val="Heading3"/>
+        <w:bidi w:val="0"/>
+        <w:rPr/>
+      </w:pPr>
+      <w:r>
+        <w:rPr/>
+        <w:t xml:space="preserve">5.23 TRACK P. PD CONFIRM v2: pre-registered confirmatory run on 68 events from 65 books, three open models (CONFIRMATORY; E2, E4, E5 and the OLMo check EXPLORATORY-small) </w:t>
+      </w:r>
+      <w:r>
+        <w:rPr>
+          <w:rStyle w:val="SourceText"/>
+        </w:rPr>
+        <w:t>TEXT-DERIVED</w:t>
+      </w:r>
+    </w:p>
+    <w:p>
+      <w:pPr>
+        <w:pStyle w:val="BodyText"/>
+        <w:bidi w:val="0"/>
+        <w:rPr/>
+      </w:pPr>
+      <w:r>
+        <w:rPr>
+          <w:b/>
+        </w:rPr>
+        <w:t>Design.</w:t>
+      </w:r>
+      <w:r>
+        <w:rPr/>
+        <w:t xml:space="preserve"> </w:t>
+      </w:r>
+      <w:r>
+        <w:rPr>
+          <w:rStyle w:val="SourceText"/>
+        </w:rPr>
+        <w:t>PREREG_PD_CONFIRM_v2_L40S.md</w:t>
+      </w:r>
+      <w:r>
+        <w:rPr/>
+        <w:t xml:space="preserve"> with addenda 1 to 5 (frozen by SHA-256 manifests before mining; addendum 4 enlarged the book rounds after yield 8 events from 326 books; addendum 5, written before any model saw an event, made the fame contrast P1 the primary hypothesis and H1 to H3, H5 secondary). Books: 3,523 eligible Gutenberg books in fame bands by Wikidata sitelinks (high W &gt;= 20, mid 3 to 19, low &lt; 3). Events: mined by </w:t>
+      </w:r>
+      <w:r>
+        <w:rPr>
+          <w:rStyle w:val="SourceText"/>
+        </w:rPr>
+        <w:t>qwen32b</w:t>
+      </w:r>
+      <w:r>
+        <w:rPr/>
+        <w:t xml:space="preserve"> with frozen cues and deterministic verification, audited by </w:t>
+      </w:r>
+      <w:r>
+        <w:rPr>
+          <w:rStyle w:val="SourceText"/>
+        </w:rPr>
+        <w:t>mistral24</w:t>
+      </w:r>
+      <w:r>
+        <w:rPr/>
+        <w:t xml:space="preserve"> (42 EXPLICIT, 21 IMPLIED, 5 NOT_SUPPORTED); 68 events from 65 books (53 test, 15 development); primary set 32 EXPLICIT test events (25 low, 6 mid, 1 high fame). Models: Qwen2.5-32B (AWQ), OLMo-2-32B (fp8), Mistral-Small-3.2-24B (fp8) by vLLM on one L40S at temperature 0; 2,220 E1 calls per model. Provenance: text-derived oracle, model-selected and model-audited events (the selector and the auditor are evaluated models), no human labels.</w:t>
+      </w:r>
+    </w:p>
+    <w:p>
+      <w:pPr>
+        <w:pStyle w:val="BodyText"/>
+        <w:bidi w:val="0"/>
+        <w:rPr>
+          <w:b/>
+        </w:rPr>
+      </w:pPr>
+      <w:r>
+        <w:rPr>
+          <w:b/>
+        </w:rPr>
+        <w:t>Results (primary set; percentage points; 95% event-bootstrap intervals).</w:t>
+      </w:r>
+    </w:p>
+    <w:tbl>
+      <w:tblPr>
+        <w:tblW w:w="5000" w:type="pct"/>
+        <w:jc w:val="left"/>
+        <w:tblInd w:w="45" w:type="dxa"/>
+        <w:tblLayout w:type="fixed"/>
+        <w:tblCellMar>
+          <w:top w:w="45" w:type="dxa"/>
+          <w:left w:w="45" w:type="dxa"/>
+          <w:bottom w:w="45" w:type="dxa"/>
+          <w:right w:w="45" w:type="dxa"/>
+        </w:tblCellMar>
+      </w:tblPr>
+      <w:tblGrid>
+        <w:gridCol w:w="2074"/>
+        <w:gridCol w:w="2014"/>
+        <w:gridCol w:w="2611"/>
+        <w:gridCol w:w="2259"/>
+        <w:gridCol w:w="2380"/>
+      </w:tblGrid>
+      <w:tr>
+        <w:trPr/>
+        <w:tc>
+          <w:tcPr>
+            <w:tcW w:w="2074" w:type="dxa"/>
+            <w:tcBorders>
+              <w:top w:val="single" w:sz="6" w:space="0" w:color="808080"/>
+              <w:left w:val="single" w:sz="6" w:space="0" w:color="808080"/>
+              <w:bottom w:val="single" w:sz="2" w:space="0" w:color="808080"/>
+              <w:right w:val="single" w:sz="6" w:space="0" w:color="808080"/>
+            </w:tcBorders>
+            <w:vAlign w:val="center"/>
+          </w:tcPr>
+          <w:p>
+            <w:pPr>
+              <w:pStyle w:val="TableHeading"/>
+              <w:suppressLineNumbers/>
+              <w:bidi w:val="0"/>
+              <w:spacing w:before="0" w:after="283"/>
+              <w:jc w:val="center"/>
+              <w:rPr/>
+            </w:pPr>
+            <w:r>
+              <w:rPr/>
+              <w:t>Model</w:t>
+            </w:r>
+          </w:p>
+        </w:tc>
+        <w:tc>
+          <w:tcPr>
+            <w:tcW w:w="2014" w:type="dxa"/>
+            <w:tcBorders>
+              <w:top w:val="single" w:sz="6" w:space="0" w:color="808080"/>
+              <w:left w:val="single" w:sz="2" w:space="0" w:color="808080"/>
+              <w:bottom w:val="single" w:sz="2" w:space="0" w:color="808080"/>
+              <w:right w:val="single" w:sz="6" w:space="0" w:color="808080"/>
+            </w:tcBorders>
+            <w:vAlign w:val="center"/>
+          </w:tcPr>
+          <w:p>
+            <w:pPr>
+              <w:pStyle w:val="TableHeading"/>
+              <w:suppressLineNumbers/>
+              <w:bidi w:val="0"/>
+              <w:spacing w:before="0" w:after="283"/>
+              <w:jc w:val="center"/>
+              <w:rPr/>
+            </w:pPr>
+            <w:r>
+              <w:rPr/>
+              <w:t>Gap A-B</w:t>
+            </w:r>
+          </w:p>
+        </w:tc>
+        <w:tc>
+          <w:tcPr>
+            <w:tcW w:w="2611" w:type="dxa"/>
+            <w:tcBorders>
+              <w:top w:val="single" w:sz="6" w:space="0" w:color="808080"/>
+              <w:left w:val="single" w:sz="2" w:space="0" w:color="808080"/>
+              <w:bottom w:val="single" w:sz="2" w:space="0" w:color="808080"/>
+              <w:right w:val="single" w:sz="6" w:space="0" w:color="808080"/>
+            </w:tcBorders>
+            <w:vAlign w:val="center"/>
+          </w:tcPr>
+          <w:p>
+            <w:pPr>
+              <w:pStyle w:val="TableHeading"/>
+              <w:suppressLineNumbers/>
+              <w:bidi w:val="0"/>
+              <w:spacing w:before="0" w:after="283"/>
+              <w:jc w:val="center"/>
+              <w:rPr/>
+            </w:pPr>
+            <w:r>
+              <w:rPr/>
+              <w:t>CI</w:t>
+            </w:r>
+          </w:p>
+        </w:tc>
+        <w:tc>
+          <w:tcPr>
+            <w:tcW w:w="2259" w:type="dxa"/>
+            <w:tcBorders>
+              <w:top w:val="single" w:sz="6" w:space="0" w:color="808080"/>
+              <w:left w:val="single" w:sz="2" w:space="0" w:color="808080"/>
+              <w:bottom w:val="single" w:sz="2" w:space="0" w:color="808080"/>
+              <w:right w:val="single" w:sz="6" w:space="0" w:color="808080"/>
+            </w:tcBorders>
+            <w:vAlign w:val="center"/>
+          </w:tcPr>
+          <w:p>
+            <w:pPr>
+              <w:pStyle w:val="TableHeading"/>
+              <w:suppressLineNumbers/>
+              <w:bidi w:val="0"/>
+              <w:spacing w:before="0" w:after="283"/>
+              <w:jc w:val="center"/>
+              <w:rPr/>
+            </w:pPr>
+            <w:r>
+              <w:rPr/>
+              <w:t>Gap A-B3</w:t>
+            </w:r>
+          </w:p>
+        </w:tc>
+        <w:tc>
+          <w:tcPr>
+            <w:tcW w:w="2380" w:type="dxa"/>
+            <w:tcBorders>
+              <w:top w:val="single" w:sz="6" w:space="0" w:color="808080"/>
+              <w:left w:val="single" w:sz="2" w:space="0" w:color="808080"/>
+              <w:bottom w:val="single" w:sz="2" w:space="0" w:color="808080"/>
+              <w:right w:val="single" w:sz="6" w:space="0" w:color="808080"/>
+            </w:tcBorders>
+            <w:vAlign w:val="center"/>
+          </w:tcPr>
+          <w:p>
+            <w:pPr>
+              <w:pStyle w:val="TableHeading"/>
+              <w:suppressLineNumbers/>
+              <w:bidi w:val="0"/>
+              <w:spacing w:before="0" w:after="283"/>
+              <w:jc w:val="center"/>
+              <w:rPr/>
+            </w:pPr>
+            <w:r>
+              <w:rPr/>
+              <w:t>Events +/-</w:t>
+            </w:r>
+          </w:p>
+        </w:tc>
+      </w:tr>
+      <w:tr>
+        <w:trPr/>
+        <w:tc>
+          <w:tcPr>
+            <w:tcW w:w="2074" w:type="dxa"/>
+            <w:tcBorders>
+              <w:left w:val="single" w:sz="6" w:space="0" w:color="808080"/>
+              <w:bottom w:val="single" w:sz="2" w:space="0" w:color="808080"/>
+              <w:right w:val="single" w:sz="6" w:space="0" w:color="808080"/>
+            </w:tcBorders>
+            <w:vAlign w:val="center"/>
+          </w:tcPr>
+          <w:p>
+            <w:pPr>
+              <w:pStyle w:val="TableContents"/>
+              <w:bidi w:val="0"/>
+              <w:spacing w:before="0" w:after="283"/>
+              <w:rPr/>
+            </w:pPr>
+            <w:r>
+              <w:rPr/>
+              <w:t>mistral24</w:t>
+            </w:r>
+          </w:p>
+        </w:tc>
+        <w:tc>
+          <w:tcPr>
+            <w:tcW w:w="2014" w:type="dxa"/>
+            <w:tcBorders>
+              <w:left w:val="single" w:sz="2" w:space="0" w:color="808080"/>
+              <w:bottom w:val="single" w:sz="2" w:space="0" w:color="808080"/>
+              <w:right w:val="single" w:sz="6" w:space="0" w:color="808080"/>
+            </w:tcBorders>
+            <w:vAlign w:val="center"/>
+          </w:tcPr>
+          <w:p>
+            <w:pPr>
+              <w:pStyle w:val="TableContents"/>
+              <w:bidi w:val="0"/>
+              <w:spacing w:before="0" w:after="283"/>
+              <w:rPr/>
+            </w:pPr>
+            <w:r>
+              <w:rPr/>
+              <w:t>+4.4</w:t>
+            </w:r>
+          </w:p>
+        </w:tc>
+        <w:tc>
+          <w:tcPr>
+            <w:tcW w:w="2611" w:type="dxa"/>
+            <w:tcBorders>
+              <w:left w:val="single" w:sz="2" w:space="0" w:color="808080"/>
+              <w:bottom w:val="single" w:sz="2" w:space="0" w:color="808080"/>
+              <w:right w:val="single" w:sz="6" w:space="0" w:color="808080"/>
+            </w:tcBorders>
+            <w:vAlign w:val="center"/>
+          </w:tcPr>
+          <w:p>
+            <w:pPr>
+              <w:pStyle w:val="TableContents"/>
+              <w:bidi w:val="0"/>
+              <w:spacing w:before="0" w:after="283"/>
+              <w:rPr/>
+            </w:pPr>
+            <w:r>
+              <w:rPr/>
+              <w:t>[-2.3, +12.0]</w:t>
+            </w:r>
+          </w:p>
+        </w:tc>
+        <w:tc>
+          <w:tcPr>
+            <w:tcW w:w="2259" w:type="dxa"/>
+            <w:tcBorders>
+              <w:left w:val="single" w:sz="2" w:space="0" w:color="808080"/>
+              <w:bottom w:val="single" w:sz="2" w:space="0" w:color="808080"/>
+              <w:right w:val="single" w:sz="6" w:space="0" w:color="808080"/>
+            </w:tcBorders>
+            <w:vAlign w:val="center"/>
+          </w:tcPr>
+          <w:p>
+            <w:pPr>
+              <w:pStyle w:val="TableContents"/>
+              <w:bidi w:val="0"/>
+              <w:spacing w:before="0" w:after="283"/>
+              <w:rPr/>
+            </w:pPr>
+            <w:r>
+              <w:rPr/>
+              <w:t>+9.9</w:t>
+            </w:r>
+          </w:p>
+        </w:tc>
+        <w:tc>
+          <w:tcPr>
+            <w:tcW w:w="2380" w:type="dxa"/>
+            <w:tcBorders>
+              <w:left w:val="single" w:sz="2" w:space="0" w:color="808080"/>
+              <w:bottom w:val="single" w:sz="2" w:space="0" w:color="808080"/>
+              <w:right w:val="single" w:sz="6" w:space="0" w:color="808080"/>
+            </w:tcBorders>
+            <w:vAlign w:val="center"/>
+          </w:tcPr>
+          <w:p>
+            <w:pPr>
+              <w:pStyle w:val="TableContents"/>
+              <w:bidi w:val="0"/>
+              <w:spacing w:before="0" w:after="283"/>
+              <w:rPr/>
+            </w:pPr>
+            <w:r>
+              <w:rPr/>
+              <w:t>4/2</w:t>
+            </w:r>
+          </w:p>
+        </w:tc>
+      </w:tr>
+      <w:tr>
+        <w:trPr/>
+        <w:tc>
+          <w:tcPr>
+            <w:tcW w:w="2074" w:type="dxa"/>
+            <w:tcBorders>
+              <w:left w:val="single" w:sz="6" w:space="0" w:color="808080"/>
+              <w:bottom w:val="single" w:sz="2" w:space="0" w:color="808080"/>
+              <w:right w:val="single" w:sz="6" w:space="0" w:color="808080"/>
+            </w:tcBorders>
+            <w:vAlign w:val="center"/>
+          </w:tcPr>
+          <w:p>
+            <w:pPr>
+              <w:pStyle w:val="TableContents"/>
+              <w:bidi w:val="0"/>
+              <w:spacing w:before="0" w:after="283"/>
+              <w:rPr/>
+            </w:pPr>
+            <w:r>
+              <w:rPr/>
+              <w:t>olmo32b</w:t>
+            </w:r>
+          </w:p>
+        </w:tc>
+        <w:tc>
+          <w:tcPr>
+            <w:tcW w:w="2014" w:type="dxa"/>
+            <w:tcBorders>
+              <w:left w:val="single" w:sz="2" w:space="0" w:color="808080"/>
+              <w:bottom w:val="single" w:sz="2" w:space="0" w:color="808080"/>
+              <w:right w:val="single" w:sz="6" w:space="0" w:color="808080"/>
+            </w:tcBorders>
+            <w:vAlign w:val="center"/>
+          </w:tcPr>
+          <w:p>
+            <w:pPr>
+              <w:pStyle w:val="TableContents"/>
+              <w:bidi w:val="0"/>
+              <w:spacing w:before="0" w:after="283"/>
+              <w:rPr/>
+            </w:pPr>
+            <w:r>
+              <w:rPr/>
+              <w:t>+0.0</w:t>
+            </w:r>
+          </w:p>
+        </w:tc>
+        <w:tc>
+          <w:tcPr>
+            <w:tcW w:w="2611" w:type="dxa"/>
+            <w:tcBorders>
+              <w:left w:val="single" w:sz="2" w:space="0" w:color="808080"/>
+              <w:bottom w:val="single" w:sz="2" w:space="0" w:color="808080"/>
+              <w:right w:val="single" w:sz="6" w:space="0" w:color="808080"/>
+            </w:tcBorders>
+            <w:vAlign w:val="center"/>
+          </w:tcPr>
+          <w:p>
+            <w:pPr>
+              <w:pStyle w:val="TableContents"/>
+              <w:bidi w:val="0"/>
+              <w:spacing w:before="0" w:after="283"/>
+              <w:rPr/>
+            </w:pPr>
+            <w:r>
+              <w:rPr/>
+              <w:t>[-4.4, +4.9]</w:t>
+            </w:r>
+          </w:p>
+        </w:tc>
+        <w:tc>
+          <w:tcPr>
+            <w:tcW w:w="2259" w:type="dxa"/>
+            <w:tcBorders>
+              <w:left w:val="single" w:sz="2" w:space="0" w:color="808080"/>
+              <w:bottom w:val="single" w:sz="2" w:space="0" w:color="808080"/>
+              <w:right w:val="single" w:sz="6" w:space="0" w:color="808080"/>
+            </w:tcBorders>
+            <w:vAlign w:val="center"/>
+          </w:tcPr>
+          <w:p>
+            <w:pPr>
+              <w:pStyle w:val="TableContents"/>
+              <w:bidi w:val="0"/>
+              <w:spacing w:before="0" w:after="283"/>
+              <w:rPr/>
+            </w:pPr>
+            <w:r>
+              <w:rPr/>
+              <w:t>+5.5</w:t>
+            </w:r>
+          </w:p>
+        </w:tc>
+        <w:tc>
+          <w:tcPr>
+            <w:tcW w:w="2380" w:type="dxa"/>
+            <w:tcBorders>
+              <w:left w:val="single" w:sz="2" w:space="0" w:color="808080"/>
+              <w:bottom w:val="single" w:sz="2" w:space="0" w:color="808080"/>
+              <w:right w:val="single" w:sz="6" w:space="0" w:color="808080"/>
+            </w:tcBorders>
+            <w:vAlign w:val="center"/>
+          </w:tcPr>
+          <w:p>
+            <w:pPr>
+              <w:pStyle w:val="TableContents"/>
+              <w:bidi w:val="0"/>
+              <w:spacing w:before="0" w:after="283"/>
+              <w:rPr/>
+            </w:pPr>
+            <w:r>
+              <w:rPr/>
+              <w:t>2/3</w:t>
+            </w:r>
+          </w:p>
+        </w:tc>
+      </w:tr>
+      <w:tr>
+        <w:trPr/>
+        <w:tc>
+          <w:tcPr>
+            <w:tcW w:w="2074" w:type="dxa"/>
+            <w:tcBorders>
+              <w:left w:val="single" w:sz="6" w:space="0" w:color="808080"/>
+              <w:bottom w:val="single" w:sz="6" w:space="0" w:color="808080"/>
+              <w:right w:val="single" w:sz="6" w:space="0" w:color="808080"/>
+            </w:tcBorders>
+            <w:vAlign w:val="center"/>
+          </w:tcPr>
+          <w:p>
+            <w:pPr>
+              <w:pStyle w:val="TableContents"/>
+              <w:bidi w:val="0"/>
+              <w:spacing w:before="0" w:after="283"/>
+              <w:rPr/>
+            </w:pPr>
+            <w:r>
+              <w:rPr/>
+              <w:t>qwen32b</w:t>
+            </w:r>
+          </w:p>
+        </w:tc>
+        <w:tc>
+          <w:tcPr>
+            <w:tcW w:w="2014" w:type="dxa"/>
+            <w:tcBorders>
+              <w:left w:val="single" w:sz="2" w:space="0" w:color="808080"/>
+              <w:bottom w:val="single" w:sz="6" w:space="0" w:color="808080"/>
+              <w:right w:val="single" w:sz="6" w:space="0" w:color="808080"/>
+            </w:tcBorders>
+            <w:vAlign w:val="center"/>
+          </w:tcPr>
+          <w:p>
+            <w:pPr>
+              <w:pStyle w:val="TableContents"/>
+              <w:bidi w:val="0"/>
+              <w:spacing w:before="0" w:after="283"/>
+              <w:rPr/>
+            </w:pPr>
+            <w:r>
+              <w:rPr/>
+              <w:t>-0.8</w:t>
+            </w:r>
+          </w:p>
+        </w:tc>
+        <w:tc>
+          <w:tcPr>
+            <w:tcW w:w="2611" w:type="dxa"/>
+            <w:tcBorders>
+              <w:left w:val="single" w:sz="2" w:space="0" w:color="808080"/>
+              <w:bottom w:val="single" w:sz="6" w:space="0" w:color="808080"/>
+              <w:right w:val="single" w:sz="6" w:space="0" w:color="808080"/>
+            </w:tcBorders>
+            <w:vAlign w:val="center"/>
+          </w:tcPr>
+          <w:p>
+            <w:pPr>
+              <w:pStyle w:val="TableContents"/>
+              <w:bidi w:val="0"/>
+              <w:spacing w:before="0" w:after="283"/>
+              <w:rPr/>
+            </w:pPr>
+            <w:r>
+              <w:rPr/>
+              <w:t>[-4.7, +2.3]</w:t>
+            </w:r>
+          </w:p>
+        </w:tc>
+        <w:tc>
+          <w:tcPr>
+            <w:tcW w:w="2259" w:type="dxa"/>
+            <w:tcBorders>
+              <w:left w:val="single" w:sz="2" w:space="0" w:color="808080"/>
+              <w:bottom w:val="single" w:sz="6" w:space="0" w:color="808080"/>
+              <w:right w:val="single" w:sz="6" w:space="0" w:color="808080"/>
+            </w:tcBorders>
+            <w:vAlign w:val="center"/>
+          </w:tcPr>
+          <w:p>
+            <w:pPr>
+              <w:pStyle w:val="TableContents"/>
+              <w:bidi w:val="0"/>
+              <w:spacing w:before="0" w:after="283"/>
+              <w:rPr/>
+            </w:pPr>
+            <w:r>
+              <w:rPr/>
+              <w:t>+3.4</w:t>
+            </w:r>
+          </w:p>
+        </w:tc>
+        <w:tc>
+          <w:tcPr>
+            <w:tcW w:w="2380" w:type="dxa"/>
+            <w:tcBorders>
+              <w:left w:val="single" w:sz="2" w:space="0" w:color="808080"/>
+              <w:bottom w:val="single" w:sz="6" w:space="0" w:color="808080"/>
+              <w:right w:val="single" w:sz="6" w:space="0" w:color="808080"/>
+            </w:tcBorders>
+            <w:vAlign w:val="center"/>
+          </w:tcPr>
+          <w:p>
+            <w:pPr>
+              <w:pStyle w:val="TableContents"/>
+              <w:bidi w:val="0"/>
+              <w:spacing w:before="0" w:after="283"/>
+              <w:rPr/>
+            </w:pPr>
+            <w:r>
+              <w:rPr/>
+              <w:t>1/1</w:t>
+            </w:r>
+          </w:p>
+        </w:tc>
+      </w:tr>
+    </w:tbl>
+    <w:tbl>
+      <w:tblPr>
+        <w:tblW w:w="5000" w:type="pct"/>
+        <w:jc w:val="left"/>
+        <w:tblInd w:w="45" w:type="dxa"/>
+        <w:tblLayout w:type="fixed"/>
+        <w:tblCellMar>
+          <w:top w:w="45" w:type="dxa"/>
+          <w:left w:w="45" w:type="dxa"/>
+          <w:bottom w:w="45" w:type="dxa"/>
+          <w:right w:w="45" w:type="dxa"/>
+        </w:tblCellMar>
+      </w:tblPr>
+      <w:tblGrid>
+        <w:gridCol w:w="2236"/>
+        <w:gridCol w:w="5342"/>
+        <w:gridCol w:w="1461"/>
+        <w:gridCol w:w="2300"/>
+      </w:tblGrid>
+      <w:tr>
+        <w:trPr/>
+        <w:tc>
+          <w:tcPr>
+            <w:tcW w:w="2236" w:type="dxa"/>
+            <w:tcBorders>
+              <w:top w:val="single" w:sz="6" w:space="0" w:color="808080"/>
+              <w:left w:val="single" w:sz="6" w:space="0" w:color="808080"/>
+              <w:bottom w:val="single" w:sz="2" w:space="0" w:color="808080"/>
+              <w:right w:val="single" w:sz="6" w:space="0" w:color="808080"/>
+            </w:tcBorders>
+            <w:vAlign w:val="center"/>
+          </w:tcPr>
+          <w:p>
+            <w:pPr>
+              <w:pStyle w:val="TableHeading"/>
+              <w:suppressLineNumbers/>
+              <w:bidi w:val="0"/>
+              <w:spacing w:before="0" w:after="283"/>
+              <w:jc w:val="center"/>
+              <w:rPr/>
+            </w:pPr>
+            <w:r>
+              <w:rPr/>
+              <w:t>Test</w:t>
+            </w:r>
+          </w:p>
+        </w:tc>
+        <w:tc>
+          <w:tcPr>
+            <w:tcW w:w="5342" w:type="dxa"/>
+            <w:tcBorders>
+              <w:top w:val="single" w:sz="6" w:space="0" w:color="808080"/>
+              <w:left w:val="single" w:sz="2" w:space="0" w:color="808080"/>
+              <w:bottom w:val="single" w:sz="2" w:space="0" w:color="808080"/>
+              <w:right w:val="single" w:sz="6" w:space="0" w:color="808080"/>
+            </w:tcBorders>
+            <w:vAlign w:val="center"/>
+          </w:tcPr>
+          <w:p>
+            <w:pPr>
+              <w:pStyle w:val="TableHeading"/>
+              <w:suppressLineNumbers/>
+              <w:bidi w:val="0"/>
+              <w:spacing w:before="0" w:after="283"/>
+              <w:jc w:val="center"/>
+              <w:rPr/>
+            </w:pPr>
+            <w:r>
+              <w:rPr/>
+              <w:t>Estimate</w:t>
+            </w:r>
+          </w:p>
+        </w:tc>
+        <w:tc>
+          <w:tcPr>
+            <w:tcW w:w="1461" w:type="dxa"/>
+            <w:tcBorders>
+              <w:top w:val="single" w:sz="6" w:space="0" w:color="808080"/>
+              <w:left w:val="single" w:sz="2" w:space="0" w:color="808080"/>
+              <w:bottom w:val="single" w:sz="2" w:space="0" w:color="808080"/>
+              <w:right w:val="single" w:sz="6" w:space="0" w:color="808080"/>
+            </w:tcBorders>
+            <w:vAlign w:val="center"/>
+          </w:tcPr>
+          <w:p>
+            <w:pPr>
+              <w:pStyle w:val="TableHeading"/>
+              <w:suppressLineNumbers/>
+              <w:bidi w:val="0"/>
+              <w:spacing w:before="0" w:after="283"/>
+              <w:jc w:val="center"/>
+              <w:rPr/>
+            </w:pPr>
+            <w:r>
+              <w:rPr/>
+              <w:t>One-sided p</w:t>
+            </w:r>
+          </w:p>
+        </w:tc>
+        <w:tc>
+          <w:tcPr>
+            <w:tcW w:w="2300" w:type="dxa"/>
+            <w:tcBorders>
+              <w:top w:val="single" w:sz="6" w:space="0" w:color="808080"/>
+              <w:left w:val="single" w:sz="2" w:space="0" w:color="808080"/>
+              <w:bottom w:val="single" w:sz="2" w:space="0" w:color="808080"/>
+              <w:right w:val="single" w:sz="6" w:space="0" w:color="808080"/>
+            </w:tcBorders>
+            <w:vAlign w:val="center"/>
+          </w:tcPr>
+          <w:p>
+            <w:pPr>
+              <w:pStyle w:val="TableHeading"/>
+              <w:suppressLineNumbers/>
+              <w:bidi w:val="0"/>
+              <w:spacing w:before="0" w:after="283"/>
+              <w:jc w:val="center"/>
+              <w:rPr/>
+            </w:pPr>
+            <w:r>
+              <w:rPr/>
+              <w:t>Verdict</w:t>
+            </w:r>
+          </w:p>
+        </w:tc>
+      </w:tr>
+      <w:tr>
+        <w:trPr/>
+        <w:tc>
+          <w:tcPr>
+            <w:tcW w:w="2236" w:type="dxa"/>
+            <w:tcBorders>
+              <w:left w:val="single" w:sz="6" w:space="0" w:color="808080"/>
+              <w:bottom w:val="single" w:sz="2" w:space="0" w:color="808080"/>
+              <w:right w:val="single" w:sz="6" w:space="0" w:color="808080"/>
+            </w:tcBorders>
+            <w:vAlign w:val="center"/>
+          </w:tcPr>
+          <w:p>
+            <w:pPr>
+              <w:pStyle w:val="TableContents"/>
+              <w:bidi w:val="0"/>
+              <w:spacing w:before="0" w:after="283"/>
+              <w:rPr/>
+            </w:pPr>
+            <w:r>
+              <w:rPr/>
+              <w:t>P1 (primary): gap high+mid minus low fame</w:t>
+            </w:r>
+          </w:p>
+        </w:tc>
+        <w:tc>
+          <w:tcPr>
+            <w:tcW w:w="5342" w:type="dxa"/>
+            <w:tcBorders>
+              <w:left w:val="single" w:sz="2" w:space="0" w:color="808080"/>
+              <w:bottom w:val="single" w:sz="2" w:space="0" w:color="808080"/>
+              <w:right w:val="single" w:sz="6" w:space="0" w:color="808080"/>
+            </w:tcBorders>
+            <w:vAlign w:val="center"/>
+          </w:tcPr>
+          <w:p>
+            <w:pPr>
+              <w:pStyle w:val="TableContents"/>
+              <w:bidi w:val="0"/>
+              <w:spacing w:before="0" w:after="283"/>
+              <w:rPr/>
+            </w:pPr>
+            <w:r>
+              <w:rPr/>
+              <w:t>+7.6 [-1.4, +18.3]; 7 against 25 events; minimum detectable 12.8</w:t>
+            </w:r>
+          </w:p>
+        </w:tc>
+        <w:tc>
+          <w:tcPr>
+            <w:tcW w:w="1461" w:type="dxa"/>
+            <w:tcBorders>
+              <w:left w:val="single" w:sz="2" w:space="0" w:color="808080"/>
+              <w:bottom w:val="single" w:sz="2" w:space="0" w:color="808080"/>
+              <w:right w:val="single" w:sz="6" w:space="0" w:color="808080"/>
+            </w:tcBorders>
+            <w:vAlign w:val="center"/>
+          </w:tcPr>
+          <w:p>
+            <w:pPr>
+              <w:pStyle w:val="TableContents"/>
+              <w:bidi w:val="0"/>
+              <w:spacing w:before="0" w:after="283"/>
+              <w:rPr/>
+            </w:pPr>
+            <w:r>
+              <w:rPr/>
+              <w:t>0.060</w:t>
+            </w:r>
+          </w:p>
+        </w:tc>
+        <w:tc>
+          <w:tcPr>
+            <w:tcW w:w="2300" w:type="dxa"/>
+            <w:tcBorders>
+              <w:left w:val="single" w:sz="2" w:space="0" w:color="808080"/>
+              <w:bottom w:val="single" w:sz="2" w:space="0" w:color="808080"/>
+              <w:right w:val="single" w:sz="6" w:space="0" w:color="808080"/>
+            </w:tcBorders>
+            <w:vAlign w:val="center"/>
+          </w:tcPr>
+          <w:p>
+            <w:pPr>
+              <w:pStyle w:val="TableContents"/>
+              <w:bidi w:val="0"/>
+              <w:spacing w:before="0" w:after="283"/>
+              <w:rPr/>
+            </w:pPr>
+            <w:r>
+              <w:rPr/>
+              <w:t>not passed</w:t>
+            </w:r>
+          </w:p>
+        </w:tc>
+      </w:tr>
+      <w:tr>
+        <w:trPr/>
+        <w:tc>
+          <w:tcPr>
+            <w:tcW w:w="2236" w:type="dxa"/>
+            <w:tcBorders>
+              <w:left w:val="single" w:sz="6" w:space="0" w:color="808080"/>
+              <w:bottom w:val="single" w:sz="2" w:space="0" w:color="808080"/>
+              <w:right w:val="single" w:sz="6" w:space="0" w:color="808080"/>
+            </w:tcBorders>
+            <w:vAlign w:val="center"/>
+          </w:tcPr>
+          <w:p>
+            <w:pPr>
+              <w:pStyle w:val="TableContents"/>
+              <w:bidi w:val="0"/>
+              <w:spacing w:before="0" w:after="283"/>
+              <w:rPr/>
+            </w:pPr>
+            <w:r>
+              <w:rPr/>
+              <w:t>H1: pooled A-B</w:t>
+            </w:r>
+          </w:p>
+        </w:tc>
+        <w:tc>
+          <w:tcPr>
+            <w:tcW w:w="5342" w:type="dxa"/>
+            <w:tcBorders>
+              <w:left w:val="single" w:sz="2" w:space="0" w:color="808080"/>
+              <w:bottom w:val="single" w:sz="2" w:space="0" w:color="808080"/>
+              <w:right w:val="single" w:sz="6" w:space="0" w:color="808080"/>
+            </w:tcBorders>
+            <w:vAlign w:val="center"/>
+          </w:tcPr>
+          <w:p>
+            <w:pPr>
+              <w:pStyle w:val="TableContents"/>
+              <w:bidi w:val="0"/>
+              <w:spacing w:before="0" w:after="283"/>
+              <w:rPr/>
+            </w:pPr>
+            <w:r>
+              <w:rPr/>
+              <w:t>+0.1 [-5.0, +5.2]</w:t>
+            </w:r>
+          </w:p>
+        </w:tc>
+        <w:tc>
+          <w:tcPr>
+            <w:tcW w:w="1461" w:type="dxa"/>
+            <w:tcBorders>
+              <w:left w:val="single" w:sz="2" w:space="0" w:color="808080"/>
+              <w:bottom w:val="single" w:sz="2" w:space="0" w:color="808080"/>
+              <w:right w:val="single" w:sz="6" w:space="0" w:color="808080"/>
+            </w:tcBorders>
+            <w:vAlign w:val="center"/>
+          </w:tcPr>
+          <w:p>
+            <w:pPr>
+              <w:pStyle w:val="TableContents"/>
+              <w:bidi w:val="0"/>
+              <w:spacing w:before="0" w:after="283"/>
+              <w:rPr/>
+            </w:pPr>
+            <w:r>
+              <w:rPr/>
+              <w:t>0.468</w:t>
+            </w:r>
+          </w:p>
+        </w:tc>
+        <w:tc>
+          <w:tcPr>
+            <w:tcW w:w="2300" w:type="dxa"/>
+            <w:tcBorders>
+              <w:left w:val="single" w:sz="2" w:space="0" w:color="808080"/>
+              <w:bottom w:val="single" w:sz="2" w:space="0" w:color="808080"/>
+              <w:right w:val="single" w:sz="6" w:space="0" w:color="808080"/>
+            </w:tcBorders>
+            <w:vAlign w:val="center"/>
+          </w:tcPr>
+          <w:p>
+            <w:pPr>
+              <w:pStyle w:val="TableContents"/>
+              <w:bidi w:val="0"/>
+              <w:spacing w:before="0" w:after="283"/>
+              <w:rPr/>
+            </w:pPr>
+            <w:r>
+              <w:rPr/>
+              <w:t>not passed (3 of the 4 required models only)</w:t>
+            </w:r>
+          </w:p>
+        </w:tc>
+      </w:tr>
+      <w:tr>
+        <w:trPr/>
+        <w:tc>
+          <w:tcPr>
+            <w:tcW w:w="2236" w:type="dxa"/>
+            <w:tcBorders>
+              <w:left w:val="single" w:sz="6" w:space="0" w:color="808080"/>
+              <w:bottom w:val="single" w:sz="2" w:space="0" w:color="808080"/>
+              <w:right w:val="single" w:sz="6" w:space="0" w:color="808080"/>
+            </w:tcBorders>
+            <w:vAlign w:val="center"/>
+          </w:tcPr>
+          <w:p>
+            <w:pPr>
+              <w:pStyle w:val="TableContents"/>
+              <w:bidi w:val="0"/>
+              <w:spacing w:before="0" w:after="283"/>
+              <w:rPr/>
+            </w:pPr>
+            <w:r>
+              <w:rPr/>
+              <w:t>H2: pooled A-B3</w:t>
+            </w:r>
+          </w:p>
+        </w:tc>
+        <w:tc>
+          <w:tcPr>
+            <w:tcW w:w="5342" w:type="dxa"/>
+            <w:tcBorders>
+              <w:left w:val="single" w:sz="2" w:space="0" w:color="808080"/>
+              <w:bottom w:val="single" w:sz="2" w:space="0" w:color="808080"/>
+              <w:right w:val="single" w:sz="6" w:space="0" w:color="808080"/>
+            </w:tcBorders>
+            <w:vAlign w:val="center"/>
+          </w:tcPr>
+          <w:p>
+            <w:pPr>
+              <w:pStyle w:val="TableContents"/>
+              <w:bidi w:val="0"/>
+              <w:spacing w:before="0" w:after="283"/>
+              <w:rPr/>
+            </w:pPr>
+            <w:r>
+              <w:rPr/>
+              <w:t>+5.7 [-1.3, +12.6]</w:t>
+            </w:r>
+          </w:p>
+        </w:tc>
+        <w:tc>
+          <w:tcPr>
+            <w:tcW w:w="1461" w:type="dxa"/>
+            <w:tcBorders>
+              <w:left w:val="single" w:sz="2" w:space="0" w:color="808080"/>
+              <w:bottom w:val="single" w:sz="2" w:space="0" w:color="808080"/>
+              <w:right w:val="single" w:sz="6" w:space="0" w:color="808080"/>
+            </w:tcBorders>
+            <w:vAlign w:val="center"/>
+          </w:tcPr>
+          <w:p>
+            <w:pPr>
+              <w:pStyle w:val="TableContents"/>
+              <w:bidi w:val="0"/>
+              <w:spacing w:before="0" w:after="283"/>
+              <w:rPr/>
+            </w:pPr>
+            <w:r>
+              <w:rPr/>
+              <w:t>0.036</w:t>
+            </w:r>
+          </w:p>
+        </w:tc>
+        <w:tc>
+          <w:tcPr>
+            <w:tcW w:w="2300" w:type="dxa"/>
+            <w:tcBorders>
+              <w:left w:val="single" w:sz="2" w:space="0" w:color="808080"/>
+              <w:bottom w:val="single" w:sz="2" w:space="0" w:color="808080"/>
+              <w:right w:val="single" w:sz="6" w:space="0" w:color="808080"/>
+            </w:tcBorders>
+            <w:vAlign w:val="center"/>
+          </w:tcPr>
+          <w:p>
+            <w:pPr>
+              <w:pStyle w:val="TableContents"/>
+              <w:bidi w:val="0"/>
+              <w:spacing w:before="0" w:after="283"/>
+              <w:rPr/>
+            </w:pPr>
+            <w:r>
+              <w:rPr/>
+              <w:t>not passed</w:t>
+            </w:r>
+          </w:p>
+        </w:tc>
+      </w:tr>
+      <w:tr>
+        <w:trPr/>
+        <w:tc>
+          <w:tcPr>
+            <w:tcW w:w="2236" w:type="dxa"/>
+            <w:tcBorders>
+              <w:left w:val="single" w:sz="6" w:space="0" w:color="808080"/>
+              <w:bottom w:val="single" w:sz="2" w:space="0" w:color="808080"/>
+              <w:right w:val="single" w:sz="6" w:space="0" w:color="808080"/>
+            </w:tcBorders>
+            <w:vAlign w:val="center"/>
+          </w:tcPr>
+          <w:p>
+            <w:pPr>
+              <w:pStyle w:val="TableContents"/>
+              <w:bidi w:val="0"/>
+              <w:spacing w:before="0" w:after="283"/>
+              <w:rPr/>
+            </w:pPr>
+            <w:r>
+              <w:rPr/>
+              <w:t>H3: Spearman fame vs gap</w:t>
+            </w:r>
+          </w:p>
+        </w:tc>
+        <w:tc>
+          <w:tcPr>
+            <w:tcW w:w="5342" w:type="dxa"/>
+            <w:tcBorders>
+              <w:left w:val="single" w:sz="2" w:space="0" w:color="808080"/>
+              <w:bottom w:val="single" w:sz="2" w:space="0" w:color="808080"/>
+              <w:right w:val="single" w:sz="6" w:space="0" w:color="808080"/>
+            </w:tcBorders>
+            <w:vAlign w:val="center"/>
+          </w:tcPr>
+          <w:p>
+            <w:pPr>
+              <w:pStyle w:val="TableContents"/>
+              <w:bidi w:val="0"/>
+              <w:spacing w:before="0" w:after="283"/>
+              <w:rPr/>
+            </w:pPr>
+            <w:r>
+              <w:rPr/>
+              <w:t>+0.30 (32 events, 31 books)</w:t>
+            </w:r>
+          </w:p>
+        </w:tc>
+        <w:tc>
+          <w:tcPr>
+            <w:tcW w:w="1461" w:type="dxa"/>
+            <w:tcBorders>
+              <w:left w:val="single" w:sz="2" w:space="0" w:color="808080"/>
+              <w:bottom w:val="single" w:sz="2" w:space="0" w:color="808080"/>
+              <w:right w:val="single" w:sz="6" w:space="0" w:color="808080"/>
+            </w:tcBorders>
+            <w:vAlign w:val="center"/>
+          </w:tcPr>
+          <w:p>
+            <w:pPr>
+              <w:pStyle w:val="TableContents"/>
+              <w:bidi w:val="0"/>
+              <w:spacing w:before="0" w:after="283"/>
+              <w:rPr/>
+            </w:pPr>
+            <w:r>
+              <w:rPr/>
+              <w:t>0.041 raw, 0.145 Holm</w:t>
+            </w:r>
+          </w:p>
+        </w:tc>
+        <w:tc>
+          <w:tcPr>
+            <w:tcW w:w="2300" w:type="dxa"/>
+            <w:tcBorders>
+              <w:left w:val="single" w:sz="2" w:space="0" w:color="808080"/>
+              <w:bottom w:val="single" w:sz="2" w:space="0" w:color="808080"/>
+              <w:right w:val="single" w:sz="6" w:space="0" w:color="808080"/>
+            </w:tcBorders>
+            <w:vAlign w:val="center"/>
+          </w:tcPr>
+          <w:p>
+            <w:pPr>
+              <w:pStyle w:val="TableContents"/>
+              <w:bidi w:val="0"/>
+              <w:spacing w:before="0" w:after="283"/>
+              <w:rPr/>
+            </w:pPr>
+            <w:r>
+              <w:rPr/>
+              <w:t>raw rule met, not confirmed after Holm</w:t>
+            </w:r>
+          </w:p>
+        </w:tc>
+      </w:tr>
+      <w:tr>
+        <w:trPr/>
+        <w:tc>
+          <w:tcPr>
+            <w:tcW w:w="2236" w:type="dxa"/>
+            <w:tcBorders>
+              <w:left w:val="single" w:sz="6" w:space="0" w:color="808080"/>
+              <w:bottom w:val="single" w:sz="6" w:space="0" w:color="808080"/>
+              <w:right w:val="single" w:sz="6" w:space="0" w:color="808080"/>
+            </w:tcBorders>
+            <w:vAlign w:val="center"/>
+          </w:tcPr>
+          <w:p>
+            <w:pPr>
+              <w:pStyle w:val="TableContents"/>
+              <w:bidi w:val="0"/>
+              <w:spacing w:before="0" w:after="283"/>
+              <w:rPr/>
+            </w:pPr>
+            <w:r>
+              <w:rPr/>
+              <w:t>H5: pseudonymisation (P2)</w:t>
+            </w:r>
+          </w:p>
+        </w:tc>
+        <w:tc>
+          <w:tcPr>
+            <w:tcW w:w="5342" w:type="dxa"/>
+            <w:tcBorders>
+              <w:left w:val="single" w:sz="2" w:space="0" w:color="808080"/>
+              <w:bottom w:val="single" w:sz="6" w:space="0" w:color="808080"/>
+              <w:right w:val="single" w:sz="6" w:space="0" w:color="808080"/>
+            </w:tcBorders>
+            <w:vAlign w:val="center"/>
+          </w:tcPr>
+          <w:p>
+            <w:pPr>
+              <w:pStyle w:val="TableContents"/>
+              <w:bidi w:val="0"/>
+              <w:spacing w:before="0" w:after="283"/>
+              <w:rPr/>
+            </w:pPr>
+            <w:r>
+              <w:rPr/>
+              <w:t>pre-reveal premature naming 5.0% to 2.6%; post-reveal accuracy -6.7 [-13.3, -2.2]; control accuracy -15.6 [-22.9, -8.9]</w:t>
+            </w:r>
+          </w:p>
+        </w:tc>
+        <w:tc>
+          <w:tcPr>
+            <w:tcW w:w="1461" w:type="dxa"/>
+            <w:tcBorders>
+              <w:left w:val="single" w:sz="2" w:space="0" w:color="808080"/>
+              <w:bottom w:val="single" w:sz="6" w:space="0" w:color="808080"/>
+              <w:right w:val="single" w:sz="6" w:space="0" w:color="808080"/>
+            </w:tcBorders>
+            <w:vAlign w:val="center"/>
+          </w:tcPr>
+          <w:p>
+            <w:pPr>
+              <w:pStyle w:val="TableContents"/>
+              <w:bidi w:val="0"/>
+              <w:spacing w:before="0" w:after="283"/>
+              <w:rPr/>
+            </w:pPr>
+            <w:r>
+              <w:rPr/>
+              <w:t>0.037</w:t>
+            </w:r>
+          </w:p>
+        </w:tc>
+        <w:tc>
+          <w:tcPr>
+            <w:tcW w:w="2300" w:type="dxa"/>
+            <w:tcBorders>
+              <w:left w:val="single" w:sz="2" w:space="0" w:color="808080"/>
+              <w:bottom w:val="single" w:sz="6" w:space="0" w:color="808080"/>
+              <w:right w:val="single" w:sz="6" w:space="0" w:color="808080"/>
+            </w:tcBorders>
+            <w:vAlign w:val="center"/>
+          </w:tcPr>
+          <w:p>
+            <w:pPr>
+              <w:pStyle w:val="TableContents"/>
+              <w:bidi w:val="0"/>
+              <w:spacing w:before="0" w:after="283"/>
+              <w:rPr/>
+            </w:pPr>
+            <w:r>
+              <w:rPr/>
+              <w:t>not met (utility outside the 5-point margin)</w:t>
+            </w:r>
+          </w:p>
+        </w:tc>
+      </w:tr>
+    </w:tbl>
+    <w:p>
+      <w:pPr>
+        <w:pStyle w:val="BodyText"/>
+        <w:bidi w:val="0"/>
+        <w:rPr/>
+      </w:pPr>
+      <w:r>
+        <w:rPr/>
+        <w:t>Closed-book recovery of the identity: 2 of 68 events for each model. E5 (24 events, 3 models, 144 outputs per condition): 0 spoilers detected in every condition; second-model faithfulness check 90.0% to 90.9% supported. E2 (17 verified LLM-authored stories): gaps +0.0, +1.5 [0.0, +4.4], -1.5 [-4.4, 0.0] (Mistral, OLMo, Qwen). OLMo training-data check (infini-gram on the OLMo-2 1124 corpus, 62 books, 50 with a gap): Spearman +0.13, permutation p = 0.41; mean gap +2.9 for books present against +1.0 absent. Claude Sonnet 5.5 arm: stopped by the subscription session limit after 211 of 1,218 answers (8 events), excluded from all pooled tests (</w:t>
+      </w:r>
+      <w:r>
+        <w:rPr>
+          <w:rStyle w:val="SourceText"/>
+        </w:rPr>
+        <w:t>PD_CONFIRM_deviations.md</w:t>
+      </w:r>
+      <w:r>
+        <w:rPr/>
+        <w:t>).</w:t>
+      </w:r>
+    </w:p>
+    <w:p>
+      <w:pPr>
+        <w:pStyle w:val="BodyText"/>
+        <w:bidi w:val="0"/>
+        <w:rPr/>
+      </w:pPr>
+      <w:r>
+        <w:rPr>
+          <w:b/>
+        </w:rPr>
+        <w:t>Reading.</w:t>
+      </w:r>
+      <w:r>
+        <w:rPr/>
+        <w:t xml:space="preserve"> The confirmatory run does not detect the effect on a sample dominated by obscure books and does not resolve the fame contrast. It is consistent with the exploratory dose-response (no memory to leak when the books are not recognised) and it does not contradict the famous-book results; it bounds the pooled gap on obscure books at about 5 points. Nothing in it shows that the effect is absent on famous books; the high band was exhausted with 2 events. E5 and the OLMo link are nulls under narrow detectors. Source: </w:t>
+      </w:r>
+      <w:r>
+        <w:rPr>
+          <w:rStyle w:val="SourceText"/>
+        </w:rPr>
+        <w:t>data/eval/chimera/confirm/{main,e2}/analysis.json</w:t>
+      </w:r>
+      <w:r>
+        <w:rPr/>
+        <w:t xml:space="preserve">, </w:t>
+      </w:r>
+      <w:r>
+        <w:rPr>
+          <w:rStyle w:val="SourceText"/>
+        </w:rPr>
+        <w:t>olmo_corpus_check.json</w:t>
+      </w:r>
+      <w:r>
+        <w:rPr/>
+        <w:t xml:space="preserve">; tables by </w:t>
+      </w:r>
+      <w:r>
+        <w:rPr>
+          <w:rStyle w:val="SourceText"/>
+        </w:rPr>
+        <w:t>python scripts/chimera/gen_ch1_tables.py</w:t>
+      </w:r>
+      <w:r>
+        <w:rPr/>
+        <w:t>.</w:t>
+      </w:r>
+    </w:p>
+    <w:p>
+      <w:pPr>
         <w:pStyle w:val="Heading2"/>
         <w:bidi w:val="0"/>
         <w:rPr/>
@@ -31733,7 +33027,7 @@
             <w:tcW w:w="3938" w:type="dxa"/>
             <w:tcBorders>
               <w:left w:val="single" w:sz="6" w:space="0" w:color="808080"/>
-              <w:bottom w:val="single" w:sz="6" w:space="0" w:color="808080"/>
+              <w:bottom w:val="single" w:sz="2" w:space="0" w:color="808080"/>
               <w:right w:val="single" w:sz="6" w:space="0" w:color="808080"/>
             </w:tcBorders>
             <w:vAlign w:val="center"/>
@@ -31756,7 +33050,7 @@
             <w:tcW w:w="7401" w:type="dxa"/>
             <w:tcBorders>
               <w:left w:val="single" w:sz="2" w:space="0" w:color="808080"/>
-              <w:bottom w:val="single" w:sz="6" w:space="0" w:color="808080"/>
+              <w:bottom w:val="single" w:sz="2" w:space="0" w:color="808080"/>
               <w:right w:val="single" w:sz="6" w:space="0" w:color="808080"/>
             </w:tcBorders>
             <w:vAlign w:val="center"/>
@@ -31783,6 +33077,107 @@
                 <w:rStyle w:val="SourceText"/>
               </w:rPr>
               <w:t>python scripts/chimera/pd_dose_response.py</w:t>
+            </w:r>
+          </w:p>
+        </w:tc>
+      </w:tr>
+      <w:tr>
+        <w:trPr/>
+        <w:tc>
+          <w:tcPr>
+            <w:tcW w:w="3938" w:type="dxa"/>
+            <w:tcBorders>
+              <w:left w:val="single" w:sz="6" w:space="0" w:color="808080"/>
+              <w:bottom w:val="single" w:sz="6" w:space="0" w:color="808080"/>
+              <w:right w:val="single" w:sz="6" w:space="0" w:color="808080"/>
+            </w:tcBorders>
+            <w:vAlign w:val="center"/>
+          </w:tcPr>
+          <w:p>
+            <w:pPr>
+              <w:pStyle w:val="TableContents"/>
+              <w:bidi w:val="0"/>
+              <w:spacing w:before="0" w:after="283"/>
+              <w:rPr/>
+            </w:pPr>
+            <w:r>
+              <w:rPr/>
+              <w:t>PD CONFIRM v2 (5.23): 68 events, primary 32; pooled A-B +0.1 [-5.0, +5.2]; P1 +7.6 [-1.4, +18.3] p 0.060; H2 +5.7; H3 +0.30 (Holm 0.145); E4 5.0% to 2.6%; E5 0 spoilers; OLMo link +0.13 p 0.41</w:t>
+            </w:r>
+          </w:p>
+        </w:tc>
+        <w:tc>
+          <w:tcPr>
+            <w:tcW w:w="7401" w:type="dxa"/>
+            <w:tcBorders>
+              <w:left w:val="single" w:sz="2" w:space="0" w:color="808080"/>
+              <w:bottom w:val="single" w:sz="6" w:space="0" w:color="808080"/>
+              <w:right w:val="single" w:sz="6" w:space="0" w:color="808080"/>
+            </w:tcBorders>
+            <w:vAlign w:val="center"/>
+          </w:tcPr>
+          <w:p>
+            <w:pPr>
+              <w:pStyle w:val="TableContents"/>
+              <w:bidi w:val="0"/>
+              <w:spacing w:before="0" w:after="283"/>
+              <w:rPr/>
+            </w:pPr>
+            <w:r>
+              <w:rPr>
+                <w:rStyle w:val="SourceText"/>
+              </w:rPr>
+              <w:t>data/eval/chimera/confirm/main/analysis.json</w:t>
+            </w:r>
+            <w:r>
+              <w:rPr/>
+              <w:t xml:space="preserve">, </w:t>
+            </w:r>
+            <w:r>
+              <w:rPr>
+                <w:rStyle w:val="SourceText"/>
+              </w:rPr>
+              <w:t>e2/analysis.json</w:t>
+            </w:r>
+            <w:r>
+              <w:rPr/>
+              <w:t xml:space="preserve">, </w:t>
+            </w:r>
+            <w:r>
+              <w:rPr>
+                <w:rStyle w:val="SourceText"/>
+              </w:rPr>
+              <w:t>main/olmo_corpus_check.json</w:t>
+            </w:r>
+            <w:r>
+              <w:rPr/>
+              <w:t xml:space="preserve">; </w:t>
+            </w:r>
+            <w:r>
+              <w:rPr>
+                <w:rStyle w:val="SourceText"/>
+              </w:rPr>
+              <w:t>python scripts/chimera/pd_confirm_analyze.py</w:t>
+            </w:r>
+            <w:r>
+              <w:rPr/>
+              <w:t xml:space="preserve">; </w:t>
+            </w:r>
+            <w:r>
+              <w:rPr>
+                <w:rStyle w:val="SourceText"/>
+              </w:rPr>
+              <w:t>scripts/chimera/gen_ch1_tables.py</w:t>
+            </w:r>
+            <w:r>
+              <w:rPr/>
+              <w:t xml:space="preserve">; </w:t>
+            </w:r>
+            <w:r>
+              <w:rPr>
+                <w:rStyle w:val="SourceText"/>
+              </w:rPr>
+              <w:t>docs/research/preregistrations/PD_CONFIRM_deviations.md</w:t>
             </w:r>
           </w:p>
         </w:tc>

--- a/docs/research/NOVELTY_REPORT/NOVELTY_REPORT.docx
+++ b/docs/research/NOVELTY_REPORT/NOVELTY_REPORT.docx
@@ -24,7 +24,7 @@
         <w:rPr>
           <w:b/>
         </w:rPr>
-        <w:t xml:space="preserve">Status: DRAFT v1.7 (adds section 5.23, the pre-registered confirmatory run PD CONFIRM v2 on 68 events from 65 mostly obscure public-domain books with three open models: no gap on obscure books, fame contrast underpowered and not passed, E4/E5/E2/OLMo-link results; v1.6 added section 5.22, a post hoc dose-response over all 38 events: the leakage gap rises with how well the book is recognised; v1.5 added PD v6, the final pre-registered test on 7 fresh books: NOT SUPPORTED for the valid local models, replicated for Luna, with a pooled event-level view of all data in section 5.21; v1.4 added PD v5, the pre-registered cue-preserving rename test of the reviewer's main objection, verdict MEMORY SURVIVES (strong), section 5.20; v1.3 added section 5.19, a response to an external adversarial review: event-cluster intervals replace item-level intervals as the honest reading, the claim wording is narrowed, and the cue-loss objection is recorded as the main open risk; v1.2 added PD v4: a memory-free validity gate and a title-assisted memory probe, with a pre-registered re-evaluation of v2 and v3 giving SUPPORTED on both; v1.1 added PD v3, a pre-registered confirmatory test with verdict PARTIALLY SUPPORTED; v1.0 added PD v2 (repaired re-run, verdict INCONCLUSIVE), the engineering probes E1-E6 and a ranked novelty table 8b; v0.9 added the PD public-domain reveal benchmark and a novelty-points section; v0.8 added cross-novel replication of the audit and the renaming gate, the Track S adapters on branch </w:t>
+        <w:t xml:space="preserve">Status: DRAFT v1.8 (adds section 5.24, RF-E2E: a whole-volume LLM character card leaks the reveal through the input and a versioned card fixes it, both channels measured on one system; v1.7 added section 5.23, the pre-registered confirmatory run PD CONFIRM v2 on 68 events from 65 mostly obscure public-domain books with three open models: no gap on obscure books, fame contrast underpowered and not passed, E4/E5/E2/OLMo-link results; v1.6 added section 5.22, a post hoc dose-response over all 38 events: the leakage gap rises with how well the book is recognised; v1.5 added PD v6, the final pre-registered test on 7 fresh books: NOT SUPPORTED for the valid local models, replicated for Luna, with a pooled event-level view of all data in section 5.21; v1.4 added PD v5, the pre-registered cue-preserving rename test of the reviewer's main objection, verdict MEMORY SURVIVES (strong), section 5.20; v1.3 added section 5.19, a response to an external adversarial review: event-cluster intervals replace item-level intervals as the honest reading, the claim wording is narrowed, and the cue-loss objection is recorded as the main open risk; v1.2 added PD v4: a memory-free validity gate and a title-assisted memory probe, with a pre-registered re-evaluation of v2 and v3 giving SUPPORTED on both; v1.1 added PD v3, a pre-registered confirmatory test with verdict PARTIALLY SUPPORTED; v1.0 added PD v2 (repaired re-run, verdict INCONCLUSIVE), the engineering probes E1-E6 and a ranked novelty table 8b; v0.9 added the PD public-domain reveal benchmark and a novelty-points section; v0.8 added cross-novel replication of the audit and the renaming gate, the Track S adapters on branch </w:t>
       </w:r>
       <w:r>
         <w:rPr>
@@ -217,6 +217,33 @@
       <w:r>
         <w:rPr/>
         <w:t>0. Bottom line</w:t>
+      </w:r>
+    </w:p>
+    <w:p>
+      <w:pPr>
+        <w:pStyle w:val="BodyText"/>
+        <w:bidi w:val="0"/>
+        <w:rPr/>
+      </w:pPr>
+      <w:r>
+        <w:rPr>
+          <w:b/>
+        </w:rPr>
+        <w:t>Novelty, redefined (2026-10-16 night; supersedes the ranking in 8a and 8b).</w:t>
+      </w:r>
+      <w:r>
+        <w:rPr/>
+        <w:t xml:space="preserve"> The paper is a methods-and-measurement paper on </w:t>
+      </w:r>
+      <w:r>
+        <w:rPr>
+          <w:b/>
+        </w:rPr>
+        <w:t>reader-faithfulness</w:t>
+      </w:r>
+      <w:r>
+        <w:rPr/>
+        <w:t>: the output of a position-aware reading assistant at chapter c may depend only on chapters up to c.</w:t>
       </w:r>
     </w:p>
     <w:p>
@@ -239,11 +266,11 @@
         <w:rPr>
           <w:b/>
         </w:rPr>
-        <w:t>What is shown.</w:t>
-      </w:r>
-      <w:r>
-        <w:rPr/>
-        <w:t xml:space="preserve"> A failure audit of the identity-resolution pipeline on a real novel, and a mechanism-level test on synthetic worlds. The audit findings are verified in the repository (sections 5 and 6).</w:t>
+        <w:t>Definition and guarantees.</w:t>
+      </w:r>
+      <w:r>
+        <w:rPr/>
+        <w:t xml:space="preserve"> A two-part contract (input channel, parameter channel), the observation that they compose and that passing one audit does not certify the other, and elementary, property-tested guarantees for the repairs (versioning by evidence horizon has zero divergence for any prefix-only derivation; hiding beats doing nothing only when fewer in-window prefixes already hold the final value; prefix-decided gates remove prominence leaks).</w:t>
       </w:r>
     </w:p>
     <w:p>
@@ -266,61 +293,21 @@
         <w:rPr>
           <w:b/>
         </w:rPr>
-        <w:t>What is shown about the central idea, with its limits.</w:t>
-      </w:r>
-      <w:r>
-        <w:rPr/>
-        <w:t xml:space="preserve"> L1 (one model, </w:t>
-      </w:r>
-      <w:r>
-        <w:rPr>
-          <w:rStyle w:val="SourceText"/>
-        </w:rPr>
-        <w:t>gpt-5.6-luna</w:t>
-      </w:r>
-      <w:r>
-        <w:rPr/>
-        <w:t xml:space="preserve">, one serial, silver labels) gives a </w:t>
-      </w:r>
-      <w:r>
-        <w:rPr>
-          <w:i/>
-        </w:rPr>
-        <w:t>weak, confounded</w:t>
-      </w:r>
-      <w:r>
-        <w:rPr/>
-        <w:t xml:space="preserve"> signal for C1a (the renaming gap may include renaming damage, not only memory; see section 5.4 caveat): on the 4 items with a repo-derived reveal chapter the model names the silver final identity from the prefix 4 of 4 times under original names and 0 of 4 under renamed names, and the renaming control is valid (30 of 30 agreement on plain controls). That primary comparison is </w:t>
+        <w:t>Derivation look-ahead is a design defect, found and fixed on two systems (strongest).</w:t>
+      </w:r>
+      <w:r>
+        <w:rPr/>
+        <w:t xml:space="preserve"> On the deployed narrative graph: 6.0% of 685 character-cuts diverge, the versioned repair gives 0, naive hiding is worse (82 vs 23). On the generic whole-volume LLM character card (pre-registered, 54 reveal events): the card names the hidden identity before the reveal in 18.5% of events for 7 to 8B models and 23.1% for 24 to 32B models </w:t>
       </w:r>
       <w:r>
         <w:rPr>
           <w:b/>
         </w:rPr>
-        <w:t>pre-registered as inconclusive</w:t>
-      </w:r>
-      <w:r>
-        <w:rPr/>
-        <w:t xml:space="preserve"> (n = 4). C1b as implemented </w:t>
-      </w:r>
-      <w:r>
-        <w:rPr>
-          <w:b/>
-        </w:rPr>
-        <w:t>over-rejects</w:t>
-      </w:r>
-      <w:r>
-        <w:rPr/>
-        <w:t xml:space="preserve">: it blocks all 4 premature answers but also drops control accuracy from 96.7% to 46.7%. A closed-book memorisation probe found </w:t>
-      </w:r>
-      <w:r>
-        <w:rPr>
-          <w:b/>
-        </w:rPr>
-        <w:t>no</w:t>
-      </w:r>
-      <w:r>
-        <w:rPr/>
-        <w:t xml:space="preserve"> evidence of memory for this model (14 of 15 abstentions).</w:t>
+        <w:t>under cipher names no model has seen</w:t>
+      </w:r>
+      <w:r>
+        <w:rPr/>
+        <w:t>, against 1.2% and 1.9% for the versioned card (strict text rule: 24.6% and 21.1% vs 0%); every one of five models is positive; a second judge agrees on 97.8% of labels (kappa 0.88).</w:t>
       </w:r>
     </w:p>
     <w:p>
@@ -343,11 +330,11 @@
         <w:rPr>
           <w:b/>
         </w:rPr>
-        <w:t>Net novelty claim.</w:t>
-      </w:r>
-      <w:r>
-        <w:rPr/>
-        <w:t xml:space="preserve"> Still narrow: a precisely specified measurement design (reader-warranted versus final-truth identity, with leakage defined as the change under consistent renaming) for long translated web serials, now with a first pilot signal on one model and a reproducible audit. It is a pilot signal, not a demonstrated result. Section 8 rates it against the gate and the closest prior work.</w:t>
+        <w:t>Input and memory leaks separated on one system with one oracle.</w:t>
+      </w:r>
+      <w:r>
+        <w:rPr/>
+        <w:t xml:space="preserve"> At the reveal cut the memory-only leak is +2.5 points (7 to 8B) and +0.0 points (24 to 32B) while the build leak is about 20 points: for these books the pipeline, not the model, is the main risk.</w:t>
       </w:r>
     </w:p>
     <w:p>
@@ -362,7 +349,6 @@
           <w:tab w:val="left" w:pos="709" w:leader="none"/>
         </w:tabs>
         <w:bidi w:val="0"/>
-        <w:spacing w:before="0" w:after="0"/>
         <w:ind w:hanging="283" w:left="709"/>
         <w:rPr/>
       </w:pPr>
@@ -370,31 +356,28 @@
         <w:rPr>
           <w:b/>
         </w:rPr>
-        <w:t>Public-domain benchmark (PD, section 5.14).</w:t>
-      </w:r>
-      <w:r>
-        <w:rPr/>
-        <w:t xml:space="preserve"> Pre-registered leakage test on seven famous public-domain novels with a text-derived oracle, a closed-book positive control and an unseen-text control: </w:t>
-      </w:r>
+        <w:t>Premature resolution under prefix truncation (parameter channel).</w:t>
+      </w:r>
+      <w:r>
+        <w:rPr/>
+        <w:t xml:space="preserve"> A text-derived entitlement oracle, a renaming probe with a memory-free validity gate, and the finding that plain renaming validity checks are memory-assisted on famous books; the effect is large on famous books (exploratory, +26.0 points for a reference model) and bounded below about 5 points on obscure books (pre-registered, three 24 to 32B models).</w:t>
+      </w:r>
+    </w:p>
+    <w:p>
+      <w:pPr>
+        <w:pStyle w:val="BodyText"/>
+        <w:bidi w:val="0"/>
+        <w:rPr/>
+      </w:pPr>
       <w:r>
         <w:rPr>
           <w:b/>
         </w:rPr>
-        <w:t>verdict NOT SUPPORTED</w:t>
-      </w:r>
-      <w:r>
-        <w:rPr/>
-        <w:t xml:space="preserve"> (only </w:t>
-      </w:r>
-      <w:r>
-        <w:rPr>
-          <w:rStyle w:val="SourceText"/>
-        </w:rPr>
-        <w:t>gpt-5.6-luna</w:t>
-      </w:r>
-      <w:r>
-        <w:rPr/>
-        <w:t xml:space="preserve"> passes the renaming-validity gate; gap +7.0 pts, CI [0.0, 16.3]). Positive results: the closed-book control shows memory in 4 of 5 models and renaming removes it (0 of 7); renaming validity itself fails for 4 of 5 models on real prose. The novelty points, with their evidence tier and weak spots, are in section 8a.</w:t>
+        <w:t>Not claimed:</w:t>
+      </w:r>
+      <w:r>
+        <w:rPr/>
+        <w:t xml:space="preserve"> fame dependence of memorisation (Chang et al. 2023), name replacement and pseudonymisation (Jiang and Ferraro), point-in-time correctness (feature stores), look-ahead bias as a concept (finance LLM work). Prior-art search was bounded; "to our knowledge" applies.</w:t>
       </w:r>
     </w:p>
     <w:p>
@@ -402,7 +385,7 @@
         <w:pStyle w:val="BodyText"/>
         <w:numPr>
           <w:ilvl w:val="0"/>
-          <w:numId w:val="1"/>
+          <w:numId w:val="2"/>
         </w:numPr>
         <w:tabs>
           <w:tab w:val="clear" w:pos="1134"/>
@@ -417,21 +400,11 @@
         <w:rPr>
           <w:b/>
         </w:rPr>
-        <w:t>Confirmatory run (5.23, pre-registered, 2026-10-16).</w:t>
-      </w:r>
-      <w:r>
-        <w:rPr/>
-        <w:t xml:space="preserve"> On 68 events from 65 Gutenberg books (32 EXPLICIT test events form the primary set; 78% low-fame) three open 24B to 32B models show </w:t>
-      </w:r>
-      <w:r>
-        <w:rPr>
-          <w:b/>
-        </w:rPr>
-        <w:t>no premature-naming gap</w:t>
-      </w:r>
-      <w:r>
-        <w:rPr/>
-        <w:t>: pooled A-B +0.1 points [-5.0, +5.2] (H1 not passed), A-B3 +5.7 [-1.3, +12.6] (H2 not passed), the closed-book control recovers the identity in only 2 of 68 events, so the sample holds little memory. The fame contrast (primary P1) is +7.6 [-1.4, +18.3], p = 0.060, not passed, minimum detectable 12.8 points; H3 Spearman +0.30 (raw p 0.041, Holm 0.145, not confirmed). Pseudonymisation halves premature naming (5.0% to 2.6%) at a 6.7 to 15.6 point accuracy cost (H5 not met). E5 recap spoilers: 0 detected (floor), E2 unseen stories: gaps about 0 (n = 17), OLMo training-data link: Spearman +0.13, p = 0.41 (null). The Claude arm stopped at 211 of 1,218 answers and is excluded. Net: the effect is established only as an exploratory result on famous books; the confirmatory run bounds it on obscure books.</w:t>
+        <w:t>What is shown.</w:t>
+      </w:r>
+      <w:r>
+        <w:rPr/>
+        <w:t xml:space="preserve"> A failure audit of the identity-resolution pipeline on a real novel, and a mechanism-level test on synthetic worlds. The audit findings are verified in the repository (sections 5 and 6).</w:t>
       </w:r>
     </w:p>
     <w:p>
@@ -439,7 +412,7 @@
         <w:pStyle w:val="BodyText"/>
         <w:numPr>
           <w:ilvl w:val="0"/>
-          <w:numId w:val="1"/>
+          <w:numId w:val="2"/>
         </w:numPr>
         <w:tabs>
           <w:tab w:val="clear" w:pos="1134"/>
@@ -454,11 +427,61 @@
         <w:rPr>
           <w:b/>
         </w:rPr>
-        <w:t>Dose-response (5.22, post hoc).</w:t>
-      </w:r>
-      <w:r>
-        <w:rPr/>
-        <w:t xml:space="preserve"> The per-event leakage gap rises with how many local models recognise the book: Luna's gap vs recognition Spearman +0.37 (p = 0.024, cross-family), the valid-local pool's +0.59 (p = 0.00015); the small models' gap is about zero below three recognising models and +40.9 points when all five recognise, which explains the PD v6 null.</w:t>
+        <w:t>What is shown about the central idea, with its limits.</w:t>
+      </w:r>
+      <w:r>
+        <w:rPr/>
+        <w:t xml:space="preserve"> L1 (one model, </w:t>
+      </w:r>
+      <w:r>
+        <w:rPr>
+          <w:rStyle w:val="SourceText"/>
+        </w:rPr>
+        <w:t>gpt-5.6-luna</w:t>
+      </w:r>
+      <w:r>
+        <w:rPr/>
+        <w:t xml:space="preserve">, one serial, silver labels) gives a </w:t>
+      </w:r>
+      <w:r>
+        <w:rPr>
+          <w:i/>
+        </w:rPr>
+        <w:t>weak, confounded</w:t>
+      </w:r>
+      <w:r>
+        <w:rPr/>
+        <w:t xml:space="preserve"> signal for C1a (the renaming gap may include renaming damage, not only memory; see section 5.4 caveat): on the 4 items with a repo-derived reveal chapter the model names the silver final identity from the prefix 4 of 4 times under original names and 0 of 4 under renamed names, and the renaming control is valid (30 of 30 agreement on plain controls). That primary comparison is </w:t>
+      </w:r>
+      <w:r>
+        <w:rPr>
+          <w:b/>
+        </w:rPr>
+        <w:t>pre-registered as inconclusive</w:t>
+      </w:r>
+      <w:r>
+        <w:rPr/>
+        <w:t xml:space="preserve"> (n = 4). C1b as implemented </w:t>
+      </w:r>
+      <w:r>
+        <w:rPr>
+          <w:b/>
+        </w:rPr>
+        <w:t>over-rejects</w:t>
+      </w:r>
+      <w:r>
+        <w:rPr/>
+        <w:t xml:space="preserve">: it blocks all 4 premature answers but also drops control accuracy from 96.7% to 46.7%. A closed-book memorisation probe found </w:t>
+      </w:r>
+      <w:r>
+        <w:rPr>
+          <w:b/>
+        </w:rPr>
+        <w:t>no</w:t>
+      </w:r>
+      <w:r>
+        <w:rPr/>
+        <w:t xml:space="preserve"> evidence of memory for this model (14 of 15 abstentions).</w:t>
       </w:r>
     </w:p>
     <w:p>
@@ -466,7 +489,7 @@
         <w:pStyle w:val="BodyText"/>
         <w:numPr>
           <w:ilvl w:val="0"/>
-          <w:numId w:val="1"/>
+          <w:numId w:val="2"/>
         </w:numPr>
         <w:tabs>
           <w:tab w:val="clear" w:pos="1134"/>
@@ -481,11 +504,11 @@
         <w:rPr>
           <w:b/>
         </w:rPr>
-        <w:t>PD v6 final test and pooled view (5.21).</w:t>
-      </w:r>
-      <w:r>
-        <w:rPr/>
-        <w:t xml:space="preserve"> On 7 fresh books the pre-registered verdict is NOT SUPPORTED for the valid local models (gap -5.9 points [-14.8, 1.0]) but the reference model replicates (+16.7 [5.4, 28.6]); pooled over all 38 events the valid-local gap is +11.5 [4.5, 19.0] and Luna's is +26.0 [16.8, 36.0] (22 events positive against 1). The claim is narrowed to the strongest model and well-known books; the cross-model wording is withdrawn.</w:t>
+        <w:t>Net novelty claim.</w:t>
+      </w:r>
+      <w:r>
+        <w:rPr/>
+        <w:t xml:space="preserve"> Still narrow: a precisely specified measurement design (reader-warranted versus final-truth identity, with leakage defined as the change under consistent renaming) for long translated web serials, now with a first pilot signal on one model and a reproducible audit. It is a pilot signal, not a demonstrated result. Section 8 rates it against the gate and the closest prior work.</w:t>
       </w:r>
     </w:p>
     <w:p>
@@ -493,7 +516,7 @@
         <w:pStyle w:val="BodyText"/>
         <w:numPr>
           <w:ilvl w:val="0"/>
-          <w:numId w:val="1"/>
+          <w:numId w:val="2"/>
         </w:numPr>
         <w:tabs>
           <w:tab w:val="clear" w:pos="1134"/>
@@ -508,11 +531,31 @@
         <w:rPr>
           <w:b/>
         </w:rPr>
-        <w:t>Cue-preserving test (5.20).</w:t>
-      </w:r>
-      <w:r>
-        <w:rPr/>
-        <w:t xml:space="preserve"> Natural, gender- and name-type-matched pseudonyms for the cast and alias names restore plain-control accuracy to the original-text level but do not restore premature naming: gap original minus pseudonym +16.1 points [8.2, 25.0], recovered fraction -0.11 [-0.36, 0.06], pre-registered verdict MEMORY SURVIVES (strong). This answers the main open risk from the adversarial review.</w:t>
+        <w:t>Public-domain benchmark (PD, section 5.14).</w:t>
+      </w:r>
+      <w:r>
+        <w:rPr/>
+        <w:t xml:space="preserve"> Pre-registered leakage test on seven famous public-domain novels with a text-derived oracle, a closed-book positive control and an unseen-text control: </w:t>
+      </w:r>
+      <w:r>
+        <w:rPr>
+          <w:b/>
+        </w:rPr>
+        <w:t>verdict NOT SUPPORTED</w:t>
+      </w:r>
+      <w:r>
+        <w:rPr/>
+        <w:t xml:space="preserve"> (only </w:t>
+      </w:r>
+      <w:r>
+        <w:rPr>
+          <w:rStyle w:val="SourceText"/>
+        </w:rPr>
+        <w:t>gpt-5.6-luna</w:t>
+      </w:r>
+      <w:r>
+        <w:rPr/>
+        <w:t xml:space="preserve"> passes the renaming-validity gate; gap +7.0 pts, CI [0.0, 16.3]). Positive results: the closed-book control shows memory in 4 of 5 models and renaming removes it (0 of 7); renaming validity itself fails for 4 of 5 models on real prose. The novelty points, with their evidence tier and weak spots, are in section 8a.</w:t>
       </w:r>
     </w:p>
     <w:p>
@@ -520,7 +563,7 @@
         <w:pStyle w:val="BodyText"/>
         <w:numPr>
           <w:ilvl w:val="0"/>
-          <w:numId w:val="1"/>
+          <w:numId w:val="2"/>
         </w:numPr>
         <w:tabs>
           <w:tab w:val="clear" w:pos="1134"/>
@@ -535,11 +578,21 @@
         <w:rPr>
           <w:b/>
         </w:rPr>
-        <w:t>External adversarial review (5.19).</w:t>
-      </w:r>
-      <w:r>
-        <w:rPr/>
-        <w:t xml:space="preserve"> Item-level intervals were too narrow (items within an event are not independent). With the event as the unit: all 31 events, G2-valid pool, +14.6 points [6.6, 22.7], 21 positive and 6 negative, sign test p = 0.006; Luna alone +28.1 [17.0, 39.6], 18 against 1; each dataset alone is borderline (v3 alone: lower bound 1.3). The main open risk is that renaming removes name-borne cues, not only memory; a cue-preserving pseudonym condition has not been run. Claim wording narrowed.</w:t>
+        <w:t>Confirmatory run (5.23, pre-registered, 2026-10-16).</w:t>
+      </w:r>
+      <w:r>
+        <w:rPr/>
+        <w:t xml:space="preserve"> On 68 events from 65 Gutenberg books (32 EXPLICIT test events form the primary set; 78% low-fame) three open 24B to 32B models show </w:t>
+      </w:r>
+      <w:r>
+        <w:rPr>
+          <w:b/>
+        </w:rPr>
+        <w:t>no premature-naming gap</w:t>
+      </w:r>
+      <w:r>
+        <w:rPr/>
+        <w:t>: pooled A-B +0.1 points [-5.0, +5.2] (H1 not passed), A-B3 +5.7 [-1.3, +12.6] (H2 not passed), the closed-book control recovers the identity in only 2 of 68 events, so the sample holds little memory. The fame contrast (primary P1) is +7.6 [-1.4, +18.3], p = 0.060, not passed, minimum detectable 12.8 points; H3 Spearman +0.30 (raw p 0.041, Holm 0.145, not confirmed). Pseudonymisation halves premature naming (5.0% to 2.6%) at a 6.7 to 15.6 point accuracy cost (H5 not met). E5 recap spoilers: 0 detected (floor), E2 unseen stories: gaps about 0 (n = 17), OLMo training-data link: Spearman +0.13, p = 0.41 (null). The Claude arm stopped at 211 of 1,218 answers and is excluded. Net: the effect is established only as an exploratory result on famous books; the confirmatory run bounds it on obscure books.</w:t>
       </w:r>
     </w:p>
     <w:p>
@@ -547,7 +600,7 @@
         <w:pStyle w:val="BodyText"/>
         <w:numPr>
           <w:ilvl w:val="0"/>
-          <w:numId w:val="1"/>
+          <w:numId w:val="2"/>
         </w:numPr>
         <w:tabs>
           <w:tab w:val="clear" w:pos="1134"/>
@@ -562,11 +615,11 @@
         <w:rPr>
           <w:b/>
         </w:rPr>
-        <w:t>PD v4 (re-evaluation).</w:t>
-      </w:r>
-      <w:r>
-        <w:rPr/>
-        <w:t xml:space="preserve"> With a memory-free validity gate (B-versus-B2 at least 90% on real controls, A-versus-B at least 80% on unseen text) and a title-assisted memory probe (all six models meet the memory rule; 0 to 6 of 31 events under renaming), the pre-registered re-evaluation of v2 and v3 gives SUPPORTED on both: pooled gap +15.4 [10.6, 20.5] and +13.4 [7.2, 19.9], unseen-text gap 0.0, event-level correlation with memory 0.73 and 0.66 (section 5.18). It is a re-evaluation of seen gaps, not a new confirmation.</w:t>
+        <w:t>Second system, found and fixed (5.24, pre-registered).</w:t>
+      </w:r>
+      <w:r>
+        <w:rPr/>
+        <w:t xml:space="preserve"> RF-E2E (pre-registered, addenda 6 and 7, written before any card was read): on 54 confirmatory reveal events, a whole-volume LLM character card stamped at first mention names the hidden identity before the reveal in 18.5% of events under cipher names no model has seen (judge rule; strict text rule 24.6% of 19), against 1.2% for the versioned (prefix-built) card. Input-channel RF1 SUPPORTED on the primary text rule (+24.6 [+8.8, +42.1]) and SUPPORTED on the judge rule (+17.3 [+9.3, +26.5]); memory-only leak +2.5 [+0.0, +5.6]. Pseudonymise-and-map-back: prefix-card leak 3.7% to 3.1% (RF5 not evaluated: no memory leak to fix). Models: llama3.1:8b, mistral:7b-instruct, qwen2.5:7b; not run: none. Larger open models (mistral24, qwen32b, addendum 8): W-ren 23.1% vs P-ren 1.9%; memory-only leak +0.0 points.</w:t>
       </w:r>
     </w:p>
     <w:p>
@@ -574,7 +627,7 @@
         <w:pStyle w:val="BodyText"/>
         <w:numPr>
           <w:ilvl w:val="0"/>
-          <w:numId w:val="1"/>
+          <w:numId w:val="2"/>
         </w:numPr>
         <w:tabs>
           <w:tab w:val="clear" w:pos="1134"/>
@@ -589,11 +642,11 @@
         <w:rPr>
           <w:b/>
         </w:rPr>
-        <w:t>PD v3 (confirmatory).</w:t>
-      </w:r>
-      <w:r>
-        <w:rPr/>
-        <w:t xml:space="preserve"> On 12 books no earlier version used, with the validity bar fixed at 80% in advance, the pre-registered verdict is PARTIALLY SUPPORTED (unchanged with Luna in the pool): pooled real-book gap +12.7 points [6.8, 19.0] for the five local models (+13.6 [7.9, 19.6] with Luna; Luna alone +18.2 [10.9, 26.6]), unseen-text gap 0.0, the gap tracks how well-known the book is (Spearman 0.80); the memory-count condition fails because the closed-book probe under-detects (section 5.17).</w:t>
+        <w:t>Dose-response (5.22, post hoc).</w:t>
+      </w:r>
+      <w:r>
+        <w:rPr/>
+        <w:t xml:space="preserve"> The per-event leakage gap rises with how many local models recognise the book: Luna's gap vs recognition Spearman +0.37 (p = 0.024, cross-family), the valid-local pool's +0.59 (p = 0.00015); the small models' gap is about zero below three recognising models and +40.9 points when all five recognise, which explains the PD v6 null.</w:t>
       </w:r>
     </w:p>
     <w:p>
@@ -601,7 +654,142 @@
         <w:pStyle w:val="BodyText"/>
         <w:numPr>
           <w:ilvl w:val="0"/>
-          <w:numId w:val="1"/>
+          <w:numId w:val="2"/>
+        </w:numPr>
+        <w:tabs>
+          <w:tab w:val="clear" w:pos="1134"/>
+          <w:tab w:val="left" w:pos="709" w:leader="none"/>
+        </w:tabs>
+        <w:bidi w:val="0"/>
+        <w:spacing w:before="0" w:after="0"/>
+        <w:ind w:hanging="283" w:left="709"/>
+        <w:rPr/>
+      </w:pPr>
+      <w:r>
+        <w:rPr>
+          <w:b/>
+        </w:rPr>
+        <w:t>PD v6 final test and pooled view (5.21).</w:t>
+      </w:r>
+      <w:r>
+        <w:rPr/>
+        <w:t xml:space="preserve"> On 7 fresh books the pre-registered verdict is NOT SUPPORTED for the valid local models (gap -5.9 points [-14.8, 1.0]) but the reference model replicates (+16.7 [5.4, 28.6]); pooled over all 38 events the valid-local gap is +11.5 [4.5, 19.0] and Luna's is +26.0 [16.8, 36.0] (22 events positive against 1). The claim is narrowed to the strongest model and well-known books; the cross-model wording is withdrawn.</w:t>
+      </w:r>
+    </w:p>
+    <w:p>
+      <w:pPr>
+        <w:pStyle w:val="BodyText"/>
+        <w:numPr>
+          <w:ilvl w:val="0"/>
+          <w:numId w:val="2"/>
+        </w:numPr>
+        <w:tabs>
+          <w:tab w:val="clear" w:pos="1134"/>
+          <w:tab w:val="left" w:pos="709" w:leader="none"/>
+        </w:tabs>
+        <w:bidi w:val="0"/>
+        <w:spacing w:before="0" w:after="0"/>
+        <w:ind w:hanging="283" w:left="709"/>
+        <w:rPr/>
+      </w:pPr>
+      <w:r>
+        <w:rPr>
+          <w:b/>
+        </w:rPr>
+        <w:t>Cue-preserving test (5.20).</w:t>
+      </w:r>
+      <w:r>
+        <w:rPr/>
+        <w:t xml:space="preserve"> Natural, gender- and name-type-matched pseudonyms for the cast and alias names restore plain-control accuracy to the original-text level but do not restore premature naming: gap original minus pseudonym +16.1 points [8.2, 25.0], recovered fraction -0.11 [-0.36, 0.06], pre-registered verdict MEMORY SURVIVES (strong). This answers the main open risk from the adversarial review.</w:t>
+      </w:r>
+    </w:p>
+    <w:p>
+      <w:pPr>
+        <w:pStyle w:val="BodyText"/>
+        <w:numPr>
+          <w:ilvl w:val="0"/>
+          <w:numId w:val="2"/>
+        </w:numPr>
+        <w:tabs>
+          <w:tab w:val="clear" w:pos="1134"/>
+          <w:tab w:val="left" w:pos="709" w:leader="none"/>
+        </w:tabs>
+        <w:bidi w:val="0"/>
+        <w:spacing w:before="0" w:after="0"/>
+        <w:ind w:hanging="283" w:left="709"/>
+        <w:rPr/>
+      </w:pPr>
+      <w:r>
+        <w:rPr>
+          <w:b/>
+        </w:rPr>
+        <w:t>External adversarial review (5.19).</w:t>
+      </w:r>
+      <w:r>
+        <w:rPr/>
+        <w:t xml:space="preserve"> Item-level intervals were too narrow (items within an event are not independent). With the event as the unit: all 31 events, G2-valid pool, +14.6 points [6.6, 22.7], 21 positive and 6 negative, sign test p = 0.006; Luna alone +28.1 [17.0, 39.6], 18 against 1; each dataset alone is borderline (v3 alone: lower bound 1.3). The main open risk is that renaming removes name-borne cues, not only memory; a cue-preserving pseudonym condition has not been run. Claim wording narrowed.</w:t>
+      </w:r>
+    </w:p>
+    <w:p>
+      <w:pPr>
+        <w:pStyle w:val="BodyText"/>
+        <w:numPr>
+          <w:ilvl w:val="0"/>
+          <w:numId w:val="2"/>
+        </w:numPr>
+        <w:tabs>
+          <w:tab w:val="clear" w:pos="1134"/>
+          <w:tab w:val="left" w:pos="709" w:leader="none"/>
+        </w:tabs>
+        <w:bidi w:val="0"/>
+        <w:spacing w:before="0" w:after="0"/>
+        <w:ind w:hanging="283" w:left="709"/>
+        <w:rPr/>
+      </w:pPr>
+      <w:r>
+        <w:rPr>
+          <w:b/>
+        </w:rPr>
+        <w:t>PD v4 (re-evaluation).</w:t>
+      </w:r>
+      <w:r>
+        <w:rPr/>
+        <w:t xml:space="preserve"> With a memory-free validity gate (B-versus-B2 at least 90% on real controls, A-versus-B at least 80% on unseen text) and a title-assisted memory probe (all six models meet the memory rule; 0 to 6 of 31 events under renaming), the pre-registered re-evaluation of v2 and v3 gives SUPPORTED on both: pooled gap +15.4 [10.6, 20.5] and +13.4 [7.2, 19.9], unseen-text gap 0.0, event-level correlation with memory 0.73 and 0.66 (section 5.18). It is a re-evaluation of seen gaps, not a new confirmation.</w:t>
+      </w:r>
+    </w:p>
+    <w:p>
+      <w:pPr>
+        <w:pStyle w:val="BodyText"/>
+        <w:numPr>
+          <w:ilvl w:val="0"/>
+          <w:numId w:val="2"/>
+        </w:numPr>
+        <w:tabs>
+          <w:tab w:val="clear" w:pos="1134"/>
+          <w:tab w:val="left" w:pos="709" w:leader="none"/>
+        </w:tabs>
+        <w:bidi w:val="0"/>
+        <w:spacing w:before="0" w:after="0"/>
+        <w:ind w:hanging="283" w:left="709"/>
+        <w:rPr/>
+      </w:pPr>
+      <w:r>
+        <w:rPr>
+          <w:b/>
+        </w:rPr>
+        <w:t>PD v3 (confirmatory).</w:t>
+      </w:r>
+      <w:r>
+        <w:rPr/>
+        <w:t xml:space="preserve"> On 12 books no earlier version used, with the validity bar fixed at 80% in advance, the pre-registered verdict is PARTIALLY SUPPORTED (unchanged with Luna in the pool): pooled real-book gap +12.7 points [6.8, 19.0] for the five local models (+13.6 [7.9, 19.6] with Luna; Luna alone +18.2 [10.9, 26.6]), unseen-text gap 0.0, the gap tracks how well-known the book is (Spearman 0.80); the memory-count condition fails because the closed-book probe under-detects (section 5.17).</w:t>
+      </w:r>
+    </w:p>
+    <w:p>
+      <w:pPr>
+        <w:pStyle w:val="BodyText"/>
+        <w:numPr>
+          <w:ilvl w:val="0"/>
+          <w:numId w:val="2"/>
         </w:numPr>
         <w:tabs>
           <w:tab w:val="clear" w:pos="1134"/>
@@ -3762,7 +3950,7 @@
         <w:pStyle w:val="BodyText"/>
         <w:numPr>
           <w:ilvl w:val="0"/>
-          <w:numId w:val="2"/>
+          <w:numId w:val="3"/>
         </w:numPr>
         <w:tabs>
           <w:tab w:val="clear" w:pos="1134"/>
@@ -3819,7 +4007,7 @@
         <w:pStyle w:val="BodyText"/>
         <w:numPr>
           <w:ilvl w:val="0"/>
-          <w:numId w:val="2"/>
+          <w:numId w:val="3"/>
         </w:numPr>
         <w:tabs>
           <w:tab w:val="clear" w:pos="1134"/>
@@ -3846,7 +4034,7 @@
         <w:pStyle w:val="BodyText"/>
         <w:numPr>
           <w:ilvl w:val="0"/>
-          <w:numId w:val="2"/>
+          <w:numId w:val="3"/>
         </w:numPr>
         <w:tabs>
           <w:tab w:val="clear" w:pos="1134"/>
@@ -3873,7 +4061,7 @@
         <w:pStyle w:val="BodyText"/>
         <w:numPr>
           <w:ilvl w:val="0"/>
-          <w:numId w:val="2"/>
+          <w:numId w:val="3"/>
         </w:numPr>
         <w:tabs>
           <w:tab w:val="clear" w:pos="1134"/>
@@ -5043,7 +5231,7 @@
         <w:pStyle w:val="BodyText"/>
         <w:numPr>
           <w:ilvl w:val="0"/>
-          <w:numId w:val="3"/>
+          <w:numId w:val="4"/>
         </w:numPr>
         <w:tabs>
           <w:tab w:val="clear" w:pos="1134"/>
@@ -5080,7 +5268,7 @@
         <w:pStyle w:val="BodyText"/>
         <w:numPr>
           <w:ilvl w:val="0"/>
-          <w:numId w:val="3"/>
+          <w:numId w:val="4"/>
         </w:numPr>
         <w:tabs>
           <w:tab w:val="clear" w:pos="1134"/>
@@ -5107,7 +5295,7 @@
         <w:pStyle w:val="BodyText"/>
         <w:numPr>
           <w:ilvl w:val="0"/>
-          <w:numId w:val="3"/>
+          <w:numId w:val="4"/>
         </w:numPr>
         <w:tabs>
           <w:tab w:val="clear" w:pos="1134"/>
@@ -5134,7 +5322,7 @@
         <w:pStyle w:val="BodyText"/>
         <w:numPr>
           <w:ilvl w:val="0"/>
-          <w:numId w:val="3"/>
+          <w:numId w:val="4"/>
         </w:numPr>
         <w:tabs>
           <w:tab w:val="clear" w:pos="1134"/>
@@ -5161,7 +5349,7 @@
         <w:pStyle w:val="BodyText"/>
         <w:numPr>
           <w:ilvl w:val="0"/>
-          <w:numId w:val="3"/>
+          <w:numId w:val="4"/>
         </w:numPr>
         <w:tabs>
           <w:tab w:val="clear" w:pos="1134"/>
@@ -6321,7 +6509,7 @@
         <w:pStyle w:val="BodyText"/>
         <w:numPr>
           <w:ilvl w:val="0"/>
-          <w:numId w:val="4"/>
+          <w:numId w:val="5"/>
         </w:numPr>
         <w:tabs>
           <w:tab w:val="clear" w:pos="1134"/>
@@ -6358,7 +6546,7 @@
         <w:pStyle w:val="BodyText"/>
         <w:numPr>
           <w:ilvl w:val="0"/>
-          <w:numId w:val="4"/>
+          <w:numId w:val="5"/>
         </w:numPr>
         <w:tabs>
           <w:tab w:val="clear" w:pos="1134"/>
@@ -6405,7 +6593,7 @@
         <w:pStyle w:val="BodyText"/>
         <w:numPr>
           <w:ilvl w:val="0"/>
-          <w:numId w:val="4"/>
+          <w:numId w:val="5"/>
         </w:numPr>
         <w:tabs>
           <w:tab w:val="clear" w:pos="1134"/>
@@ -10985,7 +11173,7 @@
         <w:pStyle w:val="BodyText"/>
         <w:numPr>
           <w:ilvl w:val="0"/>
-          <w:numId w:val="5"/>
+          <w:numId w:val="6"/>
         </w:numPr>
         <w:tabs>
           <w:tab w:val="clear" w:pos="1134"/>
@@ -11042,7 +11230,7 @@
         <w:pStyle w:val="BodyText"/>
         <w:numPr>
           <w:ilvl w:val="0"/>
-          <w:numId w:val="5"/>
+          <w:numId w:val="6"/>
         </w:numPr>
         <w:tabs>
           <w:tab w:val="clear" w:pos="1134"/>
@@ -11079,7 +11267,7 @@
         <w:pStyle w:val="BodyText"/>
         <w:numPr>
           <w:ilvl w:val="0"/>
-          <w:numId w:val="5"/>
+          <w:numId w:val="6"/>
         </w:numPr>
         <w:tabs>
           <w:tab w:val="clear" w:pos="1134"/>
@@ -12810,7 +12998,7 @@
         <w:pStyle w:val="BodyText"/>
         <w:numPr>
           <w:ilvl w:val="0"/>
-          <w:numId w:val="6"/>
+          <w:numId w:val="7"/>
         </w:numPr>
         <w:tabs>
           <w:tab w:val="clear" w:pos="1134"/>
@@ -12857,7 +13045,7 @@
         <w:pStyle w:val="BodyText"/>
         <w:numPr>
           <w:ilvl w:val="0"/>
-          <w:numId w:val="6"/>
+          <w:numId w:val="7"/>
         </w:numPr>
         <w:tabs>
           <w:tab w:val="clear" w:pos="1134"/>
@@ -12894,7 +13082,7 @@
         <w:pStyle w:val="BodyText"/>
         <w:numPr>
           <w:ilvl w:val="0"/>
-          <w:numId w:val="6"/>
+          <w:numId w:val="7"/>
         </w:numPr>
         <w:tabs>
           <w:tab w:val="clear" w:pos="1134"/>
@@ -12921,7 +13109,7 @@
         <w:pStyle w:val="BodyText"/>
         <w:numPr>
           <w:ilvl w:val="0"/>
-          <w:numId w:val="6"/>
+          <w:numId w:val="7"/>
         </w:numPr>
         <w:tabs>
           <w:tab w:val="clear" w:pos="1134"/>
@@ -14917,7 +15105,7 @@
         <w:pStyle w:val="BodyText"/>
         <w:numPr>
           <w:ilvl w:val="0"/>
-          <w:numId w:val="7"/>
+          <w:numId w:val="8"/>
         </w:numPr>
         <w:tabs>
           <w:tab w:val="clear" w:pos="1134"/>
@@ -14944,7 +15132,7 @@
         <w:pStyle w:val="BodyText"/>
         <w:numPr>
           <w:ilvl w:val="0"/>
-          <w:numId w:val="7"/>
+          <w:numId w:val="8"/>
         </w:numPr>
         <w:tabs>
           <w:tab w:val="clear" w:pos="1134"/>
@@ -14971,7 +15159,7 @@
         <w:pStyle w:val="BodyText"/>
         <w:numPr>
           <w:ilvl w:val="0"/>
-          <w:numId w:val="7"/>
+          <w:numId w:val="8"/>
         </w:numPr>
         <w:tabs>
           <w:tab w:val="clear" w:pos="1134"/>
@@ -14998,7 +15186,7 @@
         <w:pStyle w:val="BodyText"/>
         <w:numPr>
           <w:ilvl w:val="0"/>
-          <w:numId w:val="7"/>
+          <w:numId w:val="8"/>
         </w:numPr>
         <w:tabs>
           <w:tab w:val="clear" w:pos="1134"/>
@@ -15025,7 +15213,7 @@
         <w:pStyle w:val="BodyText"/>
         <w:numPr>
           <w:ilvl w:val="0"/>
-          <w:numId w:val="7"/>
+          <w:numId w:val="8"/>
         </w:numPr>
         <w:tabs>
           <w:tab w:val="clear" w:pos="1134"/>
@@ -15085,7 +15273,7 @@
         <w:pStyle w:val="BodyText"/>
         <w:numPr>
           <w:ilvl w:val="0"/>
-          <w:numId w:val="7"/>
+          <w:numId w:val="8"/>
         </w:numPr>
         <w:tabs>
           <w:tab w:val="clear" w:pos="1134"/>
@@ -15135,7 +15323,7 @@
         <w:pStyle w:val="BodyText"/>
         <w:numPr>
           <w:ilvl w:val="0"/>
-          <w:numId w:val="7"/>
+          <w:numId w:val="8"/>
         </w:numPr>
         <w:tabs>
           <w:tab w:val="clear" w:pos="1134"/>
@@ -17996,7 +18184,7 @@
         <w:pStyle w:val="BodyText"/>
         <w:numPr>
           <w:ilvl w:val="0"/>
-          <w:numId w:val="8"/>
+          <w:numId w:val="9"/>
         </w:numPr>
         <w:tabs>
           <w:tab w:val="clear" w:pos="1134"/>
@@ -18036,7 +18224,7 @@
         <w:pStyle w:val="BodyText"/>
         <w:numPr>
           <w:ilvl w:val="0"/>
-          <w:numId w:val="8"/>
+          <w:numId w:val="9"/>
         </w:numPr>
         <w:tabs>
           <w:tab w:val="clear" w:pos="1134"/>
@@ -18073,7 +18261,7 @@
         <w:pStyle w:val="BodyText"/>
         <w:numPr>
           <w:ilvl w:val="0"/>
-          <w:numId w:val="8"/>
+          <w:numId w:val="9"/>
         </w:numPr>
         <w:tabs>
           <w:tab w:val="clear" w:pos="1134"/>
@@ -18100,7 +18288,7 @@
         <w:pStyle w:val="BodyText"/>
         <w:numPr>
           <w:ilvl w:val="0"/>
-          <w:numId w:val="8"/>
+          <w:numId w:val="9"/>
         </w:numPr>
         <w:tabs>
           <w:tab w:val="clear" w:pos="1134"/>
@@ -27130,6 +27318,6253 @@
     </w:p>
     <w:p>
       <w:pPr>
+        <w:pStyle w:val="Heading3"/>
+        <w:bidi w:val="0"/>
+        <w:rPr/>
+      </w:pPr>
+      <w:r>
+        <w:rPr/>
+        <w:t xml:space="preserve">5.24 TRACK P. RF-E2E: a whole-volume LLM character card leaks the reveal; the versioned card fixes it (pre-registered, addenda 6 and 7) </w:t>
+      </w:r>
+      <w:r>
+        <w:rPr>
+          <w:rStyle w:val="SourceText"/>
+        </w:rPr>
+        <w:t>TEXT-DERIVED / MODEL-JUDGED</w:t>
+      </w:r>
+    </w:p>
+    <w:p>
+      <w:pPr>
+        <w:pStyle w:val="BodyText"/>
+        <w:bidi w:val="0"/>
+        <w:rPr/>
+      </w:pPr>
+      <w:r>
+        <w:rPr>
+          <w:b/>
+        </w:rPr>
+        <w:t>Design.</w:t>
+      </w:r>
+      <w:r>
+        <w:rPr/>
+        <w:t xml:space="preserve"> Same 68 frozen events and cuts as 5.23. Card for the aliased character (at most 80 words, one fixed prompt) from up to 12 passages around alias mentions: W = whole volume, P = prefix only (clipped at the cut; equals the versioned build). Arms: original names and the frozen letter cipher. Leak rule A (text-derived, primary): the card contains an identity token never seen in the prefix (19 events). Rule B (secondary): judge </w:t>
+      </w:r>
+      <w:r>
+        <w:rPr>
+          <w:rStyle w:val="SourceText"/>
+        </w:rPr>
+        <w:t>qwen3:8b</w:t>
+      </w:r>
+      <w:r>
+        <w:rPr/>
+        <w:t xml:space="preserve"> (not a generator) says the card identifies alias with identity (54 events). Fix 2: prefix card from E4-P2 pseudonyms, mapped back. Local ollama models at temperature 0, $0.</w:t>
+      </w:r>
+    </w:p>
+    <w:p>
+      <w:pPr>
+        <w:pStyle w:val="Heading4"/>
+        <w:bidi w:val="0"/>
+        <w:rPr/>
+      </w:pPr>
+      <w:r>
+        <w:rPr/>
+        <w:t>Small local models (7 to 8B; addenda 6 and 7)</w:t>
+      </w:r>
+    </w:p>
+    <w:p>
+      <w:pPr>
+        <w:pStyle w:val="BodyText"/>
+        <w:bidi w:val="0"/>
+        <w:rPr/>
+      </w:pPr>
+      <w:r>
+        <w:rPr/>
+        <w:t>Models finished: ['llama3.1:8b', 'mistral:7b-instruct', 'qwen2.5:7b'] not run: [] judged: ['llama3.1:8b', 'mistral:7b-instruct', 'qwen2.5:7b']</w:t>
+      </w:r>
+    </w:p>
+    <w:p>
+      <w:pPr>
+        <w:pStyle w:val="BodyText"/>
+        <w:bidi w:val="0"/>
+        <w:rPr/>
+      </w:pPr>
+      <w:r>
+        <w:rPr>
+          <w:b/>
+        </w:rPr>
+        <w:t>Rule A (text-derived), primary set: 19 events.</w:t>
+      </w:r>
+      <w:r>
+        <w:rPr/>
+        <w:t xml:space="preserve"> Leak rate (% of events) per cell; input channel = W-ren minus P-ren; memory channel = P-orig minus P-ren.</w:t>
+      </w:r>
+    </w:p>
+    <w:tbl>
+      <w:tblPr>
+        <w:tblW w:w="5000" w:type="pct"/>
+        <w:jc w:val="left"/>
+        <w:tblInd w:w="45" w:type="dxa"/>
+        <w:tblLayout w:type="fixed"/>
+        <w:tblCellMar>
+          <w:top w:w="45" w:type="dxa"/>
+          <w:left w:w="45" w:type="dxa"/>
+          <w:bottom w:w="45" w:type="dxa"/>
+          <w:right w:w="45" w:type="dxa"/>
+        </w:tblCellMar>
+      </w:tblPr>
+      <w:tblGrid>
+        <w:gridCol w:w="2428"/>
+        <w:gridCol w:w="680"/>
+        <w:gridCol w:w="620"/>
+        <w:gridCol w:w="630"/>
+        <w:gridCol w:w="571"/>
+        <w:gridCol w:w="2003"/>
+        <w:gridCol w:w="2141"/>
+        <w:gridCol w:w="2266"/>
+      </w:tblGrid>
+      <w:tr>
+        <w:trPr/>
+        <w:tc>
+          <w:tcPr>
+            <w:tcW w:w="2428" w:type="dxa"/>
+            <w:tcBorders>
+              <w:top w:val="single" w:sz="6" w:space="0" w:color="808080"/>
+              <w:left w:val="single" w:sz="6" w:space="0" w:color="808080"/>
+              <w:bottom w:val="single" w:sz="2" w:space="0" w:color="808080"/>
+              <w:right w:val="single" w:sz="6" w:space="0" w:color="808080"/>
+            </w:tcBorders>
+            <w:vAlign w:val="center"/>
+          </w:tcPr>
+          <w:p>
+            <w:pPr>
+              <w:pStyle w:val="TableHeading"/>
+              <w:suppressLineNumbers/>
+              <w:bidi w:val="0"/>
+              <w:spacing w:before="0" w:after="283"/>
+              <w:jc w:val="center"/>
+              <w:rPr/>
+            </w:pPr>
+            <w:r>
+              <w:rPr/>
+              <w:t>Model</w:t>
+            </w:r>
+          </w:p>
+        </w:tc>
+        <w:tc>
+          <w:tcPr>
+            <w:tcW w:w="680" w:type="dxa"/>
+            <w:tcBorders>
+              <w:top w:val="single" w:sz="6" w:space="0" w:color="808080"/>
+              <w:left w:val="single" w:sz="2" w:space="0" w:color="808080"/>
+              <w:bottom w:val="single" w:sz="2" w:space="0" w:color="808080"/>
+              <w:right w:val="single" w:sz="6" w:space="0" w:color="808080"/>
+            </w:tcBorders>
+            <w:vAlign w:val="center"/>
+          </w:tcPr>
+          <w:p>
+            <w:pPr>
+              <w:pStyle w:val="TableHeading"/>
+              <w:suppressLineNumbers/>
+              <w:bidi w:val="0"/>
+              <w:spacing w:before="0" w:after="283"/>
+              <w:jc w:val="center"/>
+              <w:rPr/>
+            </w:pPr>
+            <w:r>
+              <w:rPr/>
+              <w:t>W-orig</w:t>
+            </w:r>
+          </w:p>
+        </w:tc>
+        <w:tc>
+          <w:tcPr>
+            <w:tcW w:w="620" w:type="dxa"/>
+            <w:tcBorders>
+              <w:top w:val="single" w:sz="6" w:space="0" w:color="808080"/>
+              <w:left w:val="single" w:sz="2" w:space="0" w:color="808080"/>
+              <w:bottom w:val="single" w:sz="2" w:space="0" w:color="808080"/>
+              <w:right w:val="single" w:sz="6" w:space="0" w:color="808080"/>
+            </w:tcBorders>
+            <w:vAlign w:val="center"/>
+          </w:tcPr>
+          <w:p>
+            <w:pPr>
+              <w:pStyle w:val="TableHeading"/>
+              <w:suppressLineNumbers/>
+              <w:bidi w:val="0"/>
+              <w:spacing w:before="0" w:after="283"/>
+              <w:jc w:val="center"/>
+              <w:rPr/>
+            </w:pPr>
+            <w:r>
+              <w:rPr/>
+              <w:t>W-ren</w:t>
+            </w:r>
+          </w:p>
+        </w:tc>
+        <w:tc>
+          <w:tcPr>
+            <w:tcW w:w="630" w:type="dxa"/>
+            <w:tcBorders>
+              <w:top w:val="single" w:sz="6" w:space="0" w:color="808080"/>
+              <w:left w:val="single" w:sz="2" w:space="0" w:color="808080"/>
+              <w:bottom w:val="single" w:sz="2" w:space="0" w:color="808080"/>
+              <w:right w:val="single" w:sz="6" w:space="0" w:color="808080"/>
+            </w:tcBorders>
+            <w:vAlign w:val="center"/>
+          </w:tcPr>
+          <w:p>
+            <w:pPr>
+              <w:pStyle w:val="TableHeading"/>
+              <w:suppressLineNumbers/>
+              <w:bidi w:val="0"/>
+              <w:spacing w:before="0" w:after="283"/>
+              <w:jc w:val="center"/>
+              <w:rPr/>
+            </w:pPr>
+            <w:r>
+              <w:rPr/>
+              <w:t>P-orig</w:t>
+            </w:r>
+          </w:p>
+        </w:tc>
+        <w:tc>
+          <w:tcPr>
+            <w:tcW w:w="571" w:type="dxa"/>
+            <w:tcBorders>
+              <w:top w:val="single" w:sz="6" w:space="0" w:color="808080"/>
+              <w:left w:val="single" w:sz="2" w:space="0" w:color="808080"/>
+              <w:bottom w:val="single" w:sz="2" w:space="0" w:color="808080"/>
+              <w:right w:val="single" w:sz="6" w:space="0" w:color="808080"/>
+            </w:tcBorders>
+            <w:vAlign w:val="center"/>
+          </w:tcPr>
+          <w:p>
+            <w:pPr>
+              <w:pStyle w:val="TableHeading"/>
+              <w:suppressLineNumbers/>
+              <w:bidi w:val="0"/>
+              <w:spacing w:before="0" w:after="283"/>
+              <w:jc w:val="center"/>
+              <w:rPr/>
+            </w:pPr>
+            <w:r>
+              <w:rPr/>
+              <w:t>P-ren</w:t>
+            </w:r>
+          </w:p>
+        </w:tc>
+        <w:tc>
+          <w:tcPr>
+            <w:tcW w:w="2003" w:type="dxa"/>
+            <w:tcBorders>
+              <w:top w:val="single" w:sz="6" w:space="0" w:color="808080"/>
+              <w:left w:val="single" w:sz="2" w:space="0" w:color="808080"/>
+              <w:bottom w:val="single" w:sz="2" w:space="0" w:color="808080"/>
+              <w:right w:val="single" w:sz="6" w:space="0" w:color="808080"/>
+            </w:tcBorders>
+            <w:vAlign w:val="center"/>
+          </w:tcPr>
+          <w:p>
+            <w:pPr>
+              <w:pStyle w:val="TableHeading"/>
+              <w:suppressLineNumbers/>
+              <w:bidi w:val="0"/>
+              <w:spacing w:before="0" w:after="283"/>
+              <w:jc w:val="center"/>
+              <w:rPr/>
+            </w:pPr>
+            <w:r>
+              <w:rPr/>
+              <w:t>Input channel [95% CI]</w:t>
+            </w:r>
+          </w:p>
+        </w:tc>
+        <w:tc>
+          <w:tcPr>
+            <w:tcW w:w="2141" w:type="dxa"/>
+            <w:tcBorders>
+              <w:top w:val="single" w:sz="6" w:space="0" w:color="808080"/>
+              <w:left w:val="single" w:sz="2" w:space="0" w:color="808080"/>
+              <w:bottom w:val="single" w:sz="2" w:space="0" w:color="808080"/>
+              <w:right w:val="single" w:sz="6" w:space="0" w:color="808080"/>
+            </w:tcBorders>
+            <w:vAlign w:val="center"/>
+          </w:tcPr>
+          <w:p>
+            <w:pPr>
+              <w:pStyle w:val="TableHeading"/>
+              <w:suppressLineNumbers/>
+              <w:bidi w:val="0"/>
+              <w:spacing w:before="0" w:after="283"/>
+              <w:jc w:val="center"/>
+              <w:rPr/>
+            </w:pPr>
+            <w:r>
+              <w:rPr/>
+              <w:t>Events W-ren &gt; P-ren / &lt;</w:t>
+            </w:r>
+          </w:p>
+        </w:tc>
+        <w:tc>
+          <w:tcPr>
+            <w:tcW w:w="2266" w:type="dxa"/>
+            <w:tcBorders>
+              <w:top w:val="single" w:sz="6" w:space="0" w:color="808080"/>
+              <w:left w:val="single" w:sz="2" w:space="0" w:color="808080"/>
+              <w:bottom w:val="single" w:sz="2" w:space="0" w:color="808080"/>
+              <w:right w:val="single" w:sz="6" w:space="0" w:color="808080"/>
+            </w:tcBorders>
+            <w:vAlign w:val="center"/>
+          </w:tcPr>
+          <w:p>
+            <w:pPr>
+              <w:pStyle w:val="TableHeading"/>
+              <w:suppressLineNumbers/>
+              <w:bidi w:val="0"/>
+              <w:spacing w:before="0" w:after="283"/>
+              <w:jc w:val="center"/>
+              <w:rPr/>
+            </w:pPr>
+            <w:r>
+              <w:rPr/>
+              <w:t>Memory channel [95% CI]</w:t>
+            </w:r>
+          </w:p>
+        </w:tc>
+      </w:tr>
+      <w:tr>
+        <w:trPr/>
+        <w:tc>
+          <w:tcPr>
+            <w:tcW w:w="2428" w:type="dxa"/>
+            <w:tcBorders>
+              <w:left w:val="single" w:sz="6" w:space="0" w:color="808080"/>
+              <w:bottom w:val="single" w:sz="2" w:space="0" w:color="808080"/>
+              <w:right w:val="single" w:sz="6" w:space="0" w:color="808080"/>
+            </w:tcBorders>
+            <w:vAlign w:val="center"/>
+          </w:tcPr>
+          <w:p>
+            <w:pPr>
+              <w:pStyle w:val="TableContents"/>
+              <w:bidi w:val="0"/>
+              <w:spacing w:before="0" w:after="283"/>
+              <w:rPr/>
+            </w:pPr>
+            <w:r>
+              <w:rPr/>
+              <w:t>Llama-3.1-8B</w:t>
+            </w:r>
+          </w:p>
+        </w:tc>
+        <w:tc>
+          <w:tcPr>
+            <w:tcW w:w="680" w:type="dxa"/>
+            <w:tcBorders>
+              <w:left w:val="single" w:sz="2" w:space="0" w:color="808080"/>
+              <w:bottom w:val="single" w:sz="2" w:space="0" w:color="808080"/>
+              <w:right w:val="single" w:sz="6" w:space="0" w:color="808080"/>
+            </w:tcBorders>
+            <w:vAlign w:val="center"/>
+          </w:tcPr>
+          <w:p>
+            <w:pPr>
+              <w:pStyle w:val="TableContents"/>
+              <w:bidi w:val="0"/>
+              <w:spacing w:before="0" w:after="283"/>
+              <w:rPr/>
+            </w:pPr>
+            <w:r>
+              <w:rPr/>
+              <w:t>36.8</w:t>
+            </w:r>
+          </w:p>
+        </w:tc>
+        <w:tc>
+          <w:tcPr>
+            <w:tcW w:w="620" w:type="dxa"/>
+            <w:tcBorders>
+              <w:left w:val="single" w:sz="2" w:space="0" w:color="808080"/>
+              <w:bottom w:val="single" w:sz="2" w:space="0" w:color="808080"/>
+              <w:right w:val="single" w:sz="6" w:space="0" w:color="808080"/>
+            </w:tcBorders>
+            <w:vAlign w:val="center"/>
+          </w:tcPr>
+          <w:p>
+            <w:pPr>
+              <w:pStyle w:val="TableContents"/>
+              <w:bidi w:val="0"/>
+              <w:spacing w:before="0" w:after="283"/>
+              <w:rPr/>
+            </w:pPr>
+            <w:r>
+              <w:rPr/>
+              <w:t>31.6</w:t>
+            </w:r>
+          </w:p>
+        </w:tc>
+        <w:tc>
+          <w:tcPr>
+            <w:tcW w:w="630" w:type="dxa"/>
+            <w:tcBorders>
+              <w:left w:val="single" w:sz="2" w:space="0" w:color="808080"/>
+              <w:bottom w:val="single" w:sz="2" w:space="0" w:color="808080"/>
+              <w:right w:val="single" w:sz="6" w:space="0" w:color="808080"/>
+            </w:tcBorders>
+            <w:vAlign w:val="center"/>
+          </w:tcPr>
+          <w:p>
+            <w:pPr>
+              <w:pStyle w:val="TableContents"/>
+              <w:bidi w:val="0"/>
+              <w:spacing w:before="0" w:after="283"/>
+              <w:rPr/>
+            </w:pPr>
+            <w:r>
+              <w:rPr/>
+              <w:t>0.0</w:t>
+            </w:r>
+          </w:p>
+        </w:tc>
+        <w:tc>
+          <w:tcPr>
+            <w:tcW w:w="571" w:type="dxa"/>
+            <w:tcBorders>
+              <w:left w:val="single" w:sz="2" w:space="0" w:color="808080"/>
+              <w:bottom w:val="single" w:sz="2" w:space="0" w:color="808080"/>
+              <w:right w:val="single" w:sz="6" w:space="0" w:color="808080"/>
+            </w:tcBorders>
+            <w:vAlign w:val="center"/>
+          </w:tcPr>
+          <w:p>
+            <w:pPr>
+              <w:pStyle w:val="TableContents"/>
+              <w:bidi w:val="0"/>
+              <w:spacing w:before="0" w:after="283"/>
+              <w:rPr/>
+            </w:pPr>
+            <w:r>
+              <w:rPr/>
+              <w:t>0.0</w:t>
+            </w:r>
+          </w:p>
+        </w:tc>
+        <w:tc>
+          <w:tcPr>
+            <w:tcW w:w="2003" w:type="dxa"/>
+            <w:tcBorders>
+              <w:left w:val="single" w:sz="2" w:space="0" w:color="808080"/>
+              <w:bottom w:val="single" w:sz="2" w:space="0" w:color="808080"/>
+              <w:right w:val="single" w:sz="6" w:space="0" w:color="808080"/>
+            </w:tcBorders>
+            <w:vAlign w:val="center"/>
+          </w:tcPr>
+          <w:p>
+            <w:pPr>
+              <w:pStyle w:val="TableContents"/>
+              <w:bidi w:val="0"/>
+              <w:spacing w:before="0" w:after="283"/>
+              <w:rPr/>
+            </w:pPr>
+            <w:r>
+              <w:rPr/>
+              <w:t>+31.6 [+10.5, +52.6]</w:t>
+            </w:r>
+          </w:p>
+        </w:tc>
+        <w:tc>
+          <w:tcPr>
+            <w:tcW w:w="2141" w:type="dxa"/>
+            <w:tcBorders>
+              <w:left w:val="single" w:sz="2" w:space="0" w:color="808080"/>
+              <w:bottom w:val="single" w:sz="2" w:space="0" w:color="808080"/>
+              <w:right w:val="single" w:sz="6" w:space="0" w:color="808080"/>
+            </w:tcBorders>
+            <w:vAlign w:val="center"/>
+          </w:tcPr>
+          <w:p>
+            <w:pPr>
+              <w:pStyle w:val="TableContents"/>
+              <w:bidi w:val="0"/>
+              <w:spacing w:before="0" w:after="283"/>
+              <w:rPr/>
+            </w:pPr>
+            <w:r>
+              <w:rPr/>
+              <w:t>6 / 0 (p = 0.0156)</w:t>
+            </w:r>
+          </w:p>
+        </w:tc>
+        <w:tc>
+          <w:tcPr>
+            <w:tcW w:w="2266" w:type="dxa"/>
+            <w:tcBorders>
+              <w:left w:val="single" w:sz="2" w:space="0" w:color="808080"/>
+              <w:bottom w:val="single" w:sz="2" w:space="0" w:color="808080"/>
+              <w:right w:val="single" w:sz="6" w:space="0" w:color="808080"/>
+            </w:tcBorders>
+            <w:vAlign w:val="center"/>
+          </w:tcPr>
+          <w:p>
+            <w:pPr>
+              <w:pStyle w:val="TableContents"/>
+              <w:bidi w:val="0"/>
+              <w:spacing w:before="0" w:after="283"/>
+              <w:rPr/>
+            </w:pPr>
+            <w:r>
+              <w:rPr/>
+              <w:t>+0.0 [+0.0, +0.0]</w:t>
+            </w:r>
+          </w:p>
+        </w:tc>
+      </w:tr>
+      <w:tr>
+        <w:trPr/>
+        <w:tc>
+          <w:tcPr>
+            <w:tcW w:w="2428" w:type="dxa"/>
+            <w:tcBorders>
+              <w:left w:val="single" w:sz="6" w:space="0" w:color="808080"/>
+              <w:bottom w:val="single" w:sz="2" w:space="0" w:color="808080"/>
+              <w:right w:val="single" w:sz="6" w:space="0" w:color="808080"/>
+            </w:tcBorders>
+            <w:vAlign w:val="center"/>
+          </w:tcPr>
+          <w:p>
+            <w:pPr>
+              <w:pStyle w:val="TableContents"/>
+              <w:bidi w:val="0"/>
+              <w:spacing w:before="0" w:after="283"/>
+              <w:rPr/>
+            </w:pPr>
+            <w:r>
+              <w:rPr/>
+              <w:t>Mistral-7B</w:t>
+            </w:r>
+          </w:p>
+        </w:tc>
+        <w:tc>
+          <w:tcPr>
+            <w:tcW w:w="680" w:type="dxa"/>
+            <w:tcBorders>
+              <w:left w:val="single" w:sz="2" w:space="0" w:color="808080"/>
+              <w:bottom w:val="single" w:sz="2" w:space="0" w:color="808080"/>
+              <w:right w:val="single" w:sz="6" w:space="0" w:color="808080"/>
+            </w:tcBorders>
+            <w:vAlign w:val="center"/>
+          </w:tcPr>
+          <w:p>
+            <w:pPr>
+              <w:pStyle w:val="TableContents"/>
+              <w:bidi w:val="0"/>
+              <w:spacing w:before="0" w:after="283"/>
+              <w:rPr/>
+            </w:pPr>
+            <w:r>
+              <w:rPr/>
+              <w:t>31.6</w:t>
+            </w:r>
+          </w:p>
+        </w:tc>
+        <w:tc>
+          <w:tcPr>
+            <w:tcW w:w="620" w:type="dxa"/>
+            <w:tcBorders>
+              <w:left w:val="single" w:sz="2" w:space="0" w:color="808080"/>
+              <w:bottom w:val="single" w:sz="2" w:space="0" w:color="808080"/>
+              <w:right w:val="single" w:sz="6" w:space="0" w:color="808080"/>
+            </w:tcBorders>
+            <w:vAlign w:val="center"/>
+          </w:tcPr>
+          <w:p>
+            <w:pPr>
+              <w:pStyle w:val="TableContents"/>
+              <w:bidi w:val="0"/>
+              <w:spacing w:before="0" w:after="283"/>
+              <w:rPr/>
+            </w:pPr>
+            <w:r>
+              <w:rPr/>
+              <w:t>21.1</w:t>
+            </w:r>
+          </w:p>
+        </w:tc>
+        <w:tc>
+          <w:tcPr>
+            <w:tcW w:w="630" w:type="dxa"/>
+            <w:tcBorders>
+              <w:left w:val="single" w:sz="2" w:space="0" w:color="808080"/>
+              <w:bottom w:val="single" w:sz="2" w:space="0" w:color="808080"/>
+              <w:right w:val="single" w:sz="6" w:space="0" w:color="808080"/>
+            </w:tcBorders>
+            <w:vAlign w:val="center"/>
+          </w:tcPr>
+          <w:p>
+            <w:pPr>
+              <w:pStyle w:val="TableContents"/>
+              <w:bidi w:val="0"/>
+              <w:spacing w:before="0" w:after="283"/>
+              <w:rPr/>
+            </w:pPr>
+            <w:r>
+              <w:rPr/>
+              <w:t>0.0</w:t>
+            </w:r>
+          </w:p>
+        </w:tc>
+        <w:tc>
+          <w:tcPr>
+            <w:tcW w:w="571" w:type="dxa"/>
+            <w:tcBorders>
+              <w:left w:val="single" w:sz="2" w:space="0" w:color="808080"/>
+              <w:bottom w:val="single" w:sz="2" w:space="0" w:color="808080"/>
+              <w:right w:val="single" w:sz="6" w:space="0" w:color="808080"/>
+            </w:tcBorders>
+            <w:vAlign w:val="center"/>
+          </w:tcPr>
+          <w:p>
+            <w:pPr>
+              <w:pStyle w:val="TableContents"/>
+              <w:bidi w:val="0"/>
+              <w:spacing w:before="0" w:after="283"/>
+              <w:rPr/>
+            </w:pPr>
+            <w:r>
+              <w:rPr/>
+              <w:t>0.0</w:t>
+            </w:r>
+          </w:p>
+        </w:tc>
+        <w:tc>
+          <w:tcPr>
+            <w:tcW w:w="2003" w:type="dxa"/>
+            <w:tcBorders>
+              <w:left w:val="single" w:sz="2" w:space="0" w:color="808080"/>
+              <w:bottom w:val="single" w:sz="2" w:space="0" w:color="808080"/>
+              <w:right w:val="single" w:sz="6" w:space="0" w:color="808080"/>
+            </w:tcBorders>
+            <w:vAlign w:val="center"/>
+          </w:tcPr>
+          <w:p>
+            <w:pPr>
+              <w:pStyle w:val="TableContents"/>
+              <w:bidi w:val="0"/>
+              <w:spacing w:before="0" w:after="283"/>
+              <w:rPr/>
+            </w:pPr>
+            <w:r>
+              <w:rPr/>
+              <w:t>+21.1 [+5.3, +42.1]</w:t>
+            </w:r>
+          </w:p>
+        </w:tc>
+        <w:tc>
+          <w:tcPr>
+            <w:tcW w:w="2141" w:type="dxa"/>
+            <w:tcBorders>
+              <w:left w:val="single" w:sz="2" w:space="0" w:color="808080"/>
+              <w:bottom w:val="single" w:sz="2" w:space="0" w:color="808080"/>
+              <w:right w:val="single" w:sz="6" w:space="0" w:color="808080"/>
+            </w:tcBorders>
+            <w:vAlign w:val="center"/>
+          </w:tcPr>
+          <w:p>
+            <w:pPr>
+              <w:pStyle w:val="TableContents"/>
+              <w:bidi w:val="0"/>
+              <w:spacing w:before="0" w:after="283"/>
+              <w:rPr/>
+            </w:pPr>
+            <w:r>
+              <w:rPr/>
+              <w:t>4 / 0 (p = 0.0625)</w:t>
+            </w:r>
+          </w:p>
+        </w:tc>
+        <w:tc>
+          <w:tcPr>
+            <w:tcW w:w="2266" w:type="dxa"/>
+            <w:tcBorders>
+              <w:left w:val="single" w:sz="2" w:space="0" w:color="808080"/>
+              <w:bottom w:val="single" w:sz="2" w:space="0" w:color="808080"/>
+              <w:right w:val="single" w:sz="6" w:space="0" w:color="808080"/>
+            </w:tcBorders>
+            <w:vAlign w:val="center"/>
+          </w:tcPr>
+          <w:p>
+            <w:pPr>
+              <w:pStyle w:val="TableContents"/>
+              <w:bidi w:val="0"/>
+              <w:spacing w:before="0" w:after="283"/>
+              <w:rPr/>
+            </w:pPr>
+            <w:r>
+              <w:rPr/>
+              <w:t>+0.0 [+0.0, +0.0]</w:t>
+            </w:r>
+          </w:p>
+        </w:tc>
+      </w:tr>
+      <w:tr>
+        <w:trPr/>
+        <w:tc>
+          <w:tcPr>
+            <w:tcW w:w="2428" w:type="dxa"/>
+            <w:tcBorders>
+              <w:left w:val="single" w:sz="6" w:space="0" w:color="808080"/>
+              <w:bottom w:val="single" w:sz="2" w:space="0" w:color="808080"/>
+              <w:right w:val="single" w:sz="6" w:space="0" w:color="808080"/>
+            </w:tcBorders>
+            <w:vAlign w:val="center"/>
+          </w:tcPr>
+          <w:p>
+            <w:pPr>
+              <w:pStyle w:val="TableContents"/>
+              <w:bidi w:val="0"/>
+              <w:spacing w:before="0" w:after="283"/>
+              <w:rPr/>
+            </w:pPr>
+            <w:r>
+              <w:rPr/>
+              <w:t>Qwen2.5-7B</w:t>
+            </w:r>
+          </w:p>
+        </w:tc>
+        <w:tc>
+          <w:tcPr>
+            <w:tcW w:w="680" w:type="dxa"/>
+            <w:tcBorders>
+              <w:left w:val="single" w:sz="2" w:space="0" w:color="808080"/>
+              <w:bottom w:val="single" w:sz="2" w:space="0" w:color="808080"/>
+              <w:right w:val="single" w:sz="6" w:space="0" w:color="808080"/>
+            </w:tcBorders>
+            <w:vAlign w:val="center"/>
+          </w:tcPr>
+          <w:p>
+            <w:pPr>
+              <w:pStyle w:val="TableContents"/>
+              <w:bidi w:val="0"/>
+              <w:spacing w:before="0" w:after="283"/>
+              <w:rPr/>
+            </w:pPr>
+            <w:r>
+              <w:rPr/>
+              <w:t>26.3</w:t>
+            </w:r>
+          </w:p>
+        </w:tc>
+        <w:tc>
+          <w:tcPr>
+            <w:tcW w:w="620" w:type="dxa"/>
+            <w:tcBorders>
+              <w:left w:val="single" w:sz="2" w:space="0" w:color="808080"/>
+              <w:bottom w:val="single" w:sz="2" w:space="0" w:color="808080"/>
+              <w:right w:val="single" w:sz="6" w:space="0" w:color="808080"/>
+            </w:tcBorders>
+            <w:vAlign w:val="center"/>
+          </w:tcPr>
+          <w:p>
+            <w:pPr>
+              <w:pStyle w:val="TableContents"/>
+              <w:bidi w:val="0"/>
+              <w:spacing w:before="0" w:after="283"/>
+              <w:rPr/>
+            </w:pPr>
+            <w:r>
+              <w:rPr/>
+              <w:t>21.1</w:t>
+            </w:r>
+          </w:p>
+        </w:tc>
+        <w:tc>
+          <w:tcPr>
+            <w:tcW w:w="630" w:type="dxa"/>
+            <w:tcBorders>
+              <w:left w:val="single" w:sz="2" w:space="0" w:color="808080"/>
+              <w:bottom w:val="single" w:sz="2" w:space="0" w:color="808080"/>
+              <w:right w:val="single" w:sz="6" w:space="0" w:color="808080"/>
+            </w:tcBorders>
+            <w:vAlign w:val="center"/>
+          </w:tcPr>
+          <w:p>
+            <w:pPr>
+              <w:pStyle w:val="TableContents"/>
+              <w:bidi w:val="0"/>
+              <w:spacing w:before="0" w:after="283"/>
+              <w:rPr/>
+            </w:pPr>
+            <w:r>
+              <w:rPr/>
+              <w:t>0.0</w:t>
+            </w:r>
+          </w:p>
+        </w:tc>
+        <w:tc>
+          <w:tcPr>
+            <w:tcW w:w="571" w:type="dxa"/>
+            <w:tcBorders>
+              <w:left w:val="single" w:sz="2" w:space="0" w:color="808080"/>
+              <w:bottom w:val="single" w:sz="2" w:space="0" w:color="808080"/>
+              <w:right w:val="single" w:sz="6" w:space="0" w:color="808080"/>
+            </w:tcBorders>
+            <w:vAlign w:val="center"/>
+          </w:tcPr>
+          <w:p>
+            <w:pPr>
+              <w:pStyle w:val="TableContents"/>
+              <w:bidi w:val="0"/>
+              <w:spacing w:before="0" w:after="283"/>
+              <w:rPr/>
+            </w:pPr>
+            <w:r>
+              <w:rPr/>
+              <w:t>0.0</w:t>
+            </w:r>
+          </w:p>
+        </w:tc>
+        <w:tc>
+          <w:tcPr>
+            <w:tcW w:w="2003" w:type="dxa"/>
+            <w:tcBorders>
+              <w:left w:val="single" w:sz="2" w:space="0" w:color="808080"/>
+              <w:bottom w:val="single" w:sz="2" w:space="0" w:color="808080"/>
+              <w:right w:val="single" w:sz="6" w:space="0" w:color="808080"/>
+            </w:tcBorders>
+            <w:vAlign w:val="center"/>
+          </w:tcPr>
+          <w:p>
+            <w:pPr>
+              <w:pStyle w:val="TableContents"/>
+              <w:bidi w:val="0"/>
+              <w:spacing w:before="0" w:after="283"/>
+              <w:rPr/>
+            </w:pPr>
+            <w:r>
+              <w:rPr/>
+              <w:t>+21.1 [+5.3, +42.1]</w:t>
+            </w:r>
+          </w:p>
+        </w:tc>
+        <w:tc>
+          <w:tcPr>
+            <w:tcW w:w="2141" w:type="dxa"/>
+            <w:tcBorders>
+              <w:left w:val="single" w:sz="2" w:space="0" w:color="808080"/>
+              <w:bottom w:val="single" w:sz="2" w:space="0" w:color="808080"/>
+              <w:right w:val="single" w:sz="6" w:space="0" w:color="808080"/>
+            </w:tcBorders>
+            <w:vAlign w:val="center"/>
+          </w:tcPr>
+          <w:p>
+            <w:pPr>
+              <w:pStyle w:val="TableContents"/>
+              <w:bidi w:val="0"/>
+              <w:spacing w:before="0" w:after="283"/>
+              <w:rPr/>
+            </w:pPr>
+            <w:r>
+              <w:rPr/>
+              <w:t>4 / 0 (p = 0.0625)</w:t>
+            </w:r>
+          </w:p>
+        </w:tc>
+        <w:tc>
+          <w:tcPr>
+            <w:tcW w:w="2266" w:type="dxa"/>
+            <w:tcBorders>
+              <w:left w:val="single" w:sz="2" w:space="0" w:color="808080"/>
+              <w:bottom w:val="single" w:sz="2" w:space="0" w:color="808080"/>
+              <w:right w:val="single" w:sz="6" w:space="0" w:color="808080"/>
+            </w:tcBorders>
+            <w:vAlign w:val="center"/>
+          </w:tcPr>
+          <w:p>
+            <w:pPr>
+              <w:pStyle w:val="TableContents"/>
+              <w:bidi w:val="0"/>
+              <w:spacing w:before="0" w:after="283"/>
+              <w:rPr/>
+            </w:pPr>
+            <w:r>
+              <w:rPr/>
+              <w:t>+0.0 [+0.0, +0.0]</w:t>
+            </w:r>
+          </w:p>
+        </w:tc>
+      </w:tr>
+      <w:tr>
+        <w:trPr/>
+        <w:tc>
+          <w:tcPr>
+            <w:tcW w:w="2428" w:type="dxa"/>
+            <w:tcBorders>
+              <w:left w:val="single" w:sz="6" w:space="0" w:color="808080"/>
+              <w:bottom w:val="single" w:sz="6" w:space="0" w:color="808080"/>
+              <w:right w:val="single" w:sz="6" w:space="0" w:color="808080"/>
+            </w:tcBorders>
+            <w:vAlign w:val="center"/>
+          </w:tcPr>
+          <w:p>
+            <w:pPr>
+              <w:pStyle w:val="TableContents"/>
+              <w:bidi w:val="0"/>
+              <w:spacing w:before="0" w:after="283"/>
+              <w:rPr>
+                <w:b/>
+              </w:rPr>
+            </w:pPr>
+            <w:r>
+              <w:rPr>
+                <w:b/>
+              </w:rPr>
+              <w:t>Pooled (mean over models)</w:t>
+            </w:r>
+          </w:p>
+        </w:tc>
+        <w:tc>
+          <w:tcPr>
+            <w:tcW w:w="680" w:type="dxa"/>
+            <w:tcBorders>
+              <w:left w:val="single" w:sz="2" w:space="0" w:color="808080"/>
+              <w:bottom w:val="single" w:sz="6" w:space="0" w:color="808080"/>
+              <w:right w:val="single" w:sz="6" w:space="0" w:color="808080"/>
+            </w:tcBorders>
+            <w:vAlign w:val="center"/>
+          </w:tcPr>
+          <w:p>
+            <w:pPr>
+              <w:pStyle w:val="TableContents"/>
+              <w:bidi w:val="0"/>
+              <w:spacing w:before="0" w:after="283"/>
+              <w:rPr/>
+            </w:pPr>
+            <w:r>
+              <w:rPr/>
+              <w:t>31.6</w:t>
+            </w:r>
+          </w:p>
+        </w:tc>
+        <w:tc>
+          <w:tcPr>
+            <w:tcW w:w="620" w:type="dxa"/>
+            <w:tcBorders>
+              <w:left w:val="single" w:sz="2" w:space="0" w:color="808080"/>
+              <w:bottom w:val="single" w:sz="6" w:space="0" w:color="808080"/>
+              <w:right w:val="single" w:sz="6" w:space="0" w:color="808080"/>
+            </w:tcBorders>
+            <w:vAlign w:val="center"/>
+          </w:tcPr>
+          <w:p>
+            <w:pPr>
+              <w:pStyle w:val="TableContents"/>
+              <w:bidi w:val="0"/>
+              <w:spacing w:before="0" w:after="283"/>
+              <w:rPr/>
+            </w:pPr>
+            <w:r>
+              <w:rPr/>
+              <w:t>24.6</w:t>
+            </w:r>
+          </w:p>
+        </w:tc>
+        <w:tc>
+          <w:tcPr>
+            <w:tcW w:w="630" w:type="dxa"/>
+            <w:tcBorders>
+              <w:left w:val="single" w:sz="2" w:space="0" w:color="808080"/>
+              <w:bottom w:val="single" w:sz="6" w:space="0" w:color="808080"/>
+              <w:right w:val="single" w:sz="6" w:space="0" w:color="808080"/>
+            </w:tcBorders>
+            <w:vAlign w:val="center"/>
+          </w:tcPr>
+          <w:p>
+            <w:pPr>
+              <w:pStyle w:val="TableContents"/>
+              <w:bidi w:val="0"/>
+              <w:spacing w:before="0" w:after="283"/>
+              <w:rPr/>
+            </w:pPr>
+            <w:r>
+              <w:rPr/>
+              <w:t>0.0</w:t>
+            </w:r>
+          </w:p>
+        </w:tc>
+        <w:tc>
+          <w:tcPr>
+            <w:tcW w:w="571" w:type="dxa"/>
+            <w:tcBorders>
+              <w:left w:val="single" w:sz="2" w:space="0" w:color="808080"/>
+              <w:bottom w:val="single" w:sz="6" w:space="0" w:color="808080"/>
+              <w:right w:val="single" w:sz="6" w:space="0" w:color="808080"/>
+            </w:tcBorders>
+            <w:vAlign w:val="center"/>
+          </w:tcPr>
+          <w:p>
+            <w:pPr>
+              <w:pStyle w:val="TableContents"/>
+              <w:bidi w:val="0"/>
+              <w:spacing w:before="0" w:after="283"/>
+              <w:rPr/>
+            </w:pPr>
+            <w:r>
+              <w:rPr/>
+              <w:t>0.0</w:t>
+            </w:r>
+          </w:p>
+        </w:tc>
+        <w:tc>
+          <w:tcPr>
+            <w:tcW w:w="2003" w:type="dxa"/>
+            <w:tcBorders>
+              <w:left w:val="single" w:sz="2" w:space="0" w:color="808080"/>
+              <w:bottom w:val="single" w:sz="6" w:space="0" w:color="808080"/>
+              <w:right w:val="single" w:sz="6" w:space="0" w:color="808080"/>
+            </w:tcBorders>
+            <w:vAlign w:val="center"/>
+          </w:tcPr>
+          <w:p>
+            <w:pPr>
+              <w:pStyle w:val="TableContents"/>
+              <w:bidi w:val="0"/>
+              <w:spacing w:before="0" w:after="283"/>
+              <w:rPr/>
+            </w:pPr>
+            <w:r>
+              <w:rPr/>
+              <w:t>+24.6 [+8.8, +42.1]</w:t>
+            </w:r>
+          </w:p>
+        </w:tc>
+        <w:tc>
+          <w:tcPr>
+            <w:tcW w:w="2141" w:type="dxa"/>
+            <w:tcBorders>
+              <w:left w:val="single" w:sz="2" w:space="0" w:color="808080"/>
+              <w:bottom w:val="single" w:sz="6" w:space="0" w:color="808080"/>
+              <w:right w:val="single" w:sz="6" w:space="0" w:color="808080"/>
+            </w:tcBorders>
+            <w:vAlign w:val="center"/>
+          </w:tcPr>
+          <w:p>
+            <w:pPr>
+              <w:pStyle w:val="TableContents"/>
+              <w:bidi w:val="0"/>
+              <w:spacing w:before="0" w:after="283"/>
+              <w:rPr/>
+            </w:pPr>
+            <w:r>
+              <w:rPr/>
+              <w:t>3 of 3 models positive</w:t>
+            </w:r>
+          </w:p>
+        </w:tc>
+        <w:tc>
+          <w:tcPr>
+            <w:tcW w:w="2266" w:type="dxa"/>
+            <w:tcBorders>
+              <w:left w:val="single" w:sz="2" w:space="0" w:color="808080"/>
+              <w:bottom w:val="single" w:sz="6" w:space="0" w:color="808080"/>
+              <w:right w:val="single" w:sz="6" w:space="0" w:color="808080"/>
+            </w:tcBorders>
+            <w:vAlign w:val="center"/>
+          </w:tcPr>
+          <w:p>
+            <w:pPr>
+              <w:pStyle w:val="TableContents"/>
+              <w:bidi w:val="0"/>
+              <w:spacing w:before="0" w:after="283"/>
+              <w:rPr/>
+            </w:pPr>
+            <w:r>
+              <w:rPr/>
+              <w:t>+0.0 [+0.0, +0.0]</w:t>
+            </w:r>
+          </w:p>
+        </w:tc>
+      </w:tr>
+    </w:tbl>
+    <w:p>
+      <w:pPr>
+        <w:pStyle w:val="BodyText"/>
+        <w:bidi w:val="0"/>
+        <w:rPr/>
+      </w:pPr>
+      <w:r>
+        <w:rPr/>
+        <w:t>RF1 SUPPORTED; RF2 validity P-ren rate 0.0% (valid); RF4 W-orig minus P-orig +31.6 [+14.0, +50.9].</w:t>
+      </w:r>
+    </w:p>
+    <w:p>
+      <w:pPr>
+        <w:pStyle w:val="BodyText"/>
+        <w:bidi w:val="0"/>
+        <w:rPr/>
+      </w:pPr>
+      <w:r>
+        <w:rPr>
+          <w:b/>
+        </w:rPr>
+        <w:t>Rule B (judge), EXPLICIT and IMPLIED events: 54 events.</w:t>
+      </w:r>
+      <w:r>
+        <w:rPr/>
+        <w:t xml:space="preserve"> Leak rate (% of events) per cell; input channel = W-ren minus P-ren; memory channel = P-orig minus P-ren.</w:t>
+      </w:r>
+    </w:p>
+    <w:tbl>
+      <w:tblPr>
+        <w:tblW w:w="5000" w:type="pct"/>
+        <w:jc w:val="left"/>
+        <w:tblInd w:w="45" w:type="dxa"/>
+        <w:tblLayout w:type="fixed"/>
+        <w:tblCellMar>
+          <w:top w:w="45" w:type="dxa"/>
+          <w:left w:w="45" w:type="dxa"/>
+          <w:bottom w:w="45" w:type="dxa"/>
+          <w:right w:w="45" w:type="dxa"/>
+        </w:tblCellMar>
+      </w:tblPr>
+      <w:tblGrid>
+        <w:gridCol w:w="2427"/>
+        <w:gridCol w:w="680"/>
+        <w:gridCol w:w="620"/>
+        <w:gridCol w:w="630"/>
+        <w:gridCol w:w="571"/>
+        <w:gridCol w:w="2002"/>
+        <w:gridCol w:w="2145"/>
+        <w:gridCol w:w="2264"/>
+      </w:tblGrid>
+      <w:tr>
+        <w:trPr/>
+        <w:tc>
+          <w:tcPr>
+            <w:tcW w:w="2427" w:type="dxa"/>
+            <w:tcBorders>
+              <w:top w:val="single" w:sz="6" w:space="0" w:color="808080"/>
+              <w:left w:val="single" w:sz="6" w:space="0" w:color="808080"/>
+              <w:bottom w:val="single" w:sz="2" w:space="0" w:color="808080"/>
+              <w:right w:val="single" w:sz="6" w:space="0" w:color="808080"/>
+            </w:tcBorders>
+            <w:vAlign w:val="center"/>
+          </w:tcPr>
+          <w:p>
+            <w:pPr>
+              <w:pStyle w:val="TableHeading"/>
+              <w:suppressLineNumbers/>
+              <w:bidi w:val="0"/>
+              <w:spacing w:before="0" w:after="283"/>
+              <w:jc w:val="center"/>
+              <w:rPr/>
+            </w:pPr>
+            <w:r>
+              <w:rPr/>
+              <w:t>Model</w:t>
+            </w:r>
+          </w:p>
+        </w:tc>
+        <w:tc>
+          <w:tcPr>
+            <w:tcW w:w="680" w:type="dxa"/>
+            <w:tcBorders>
+              <w:top w:val="single" w:sz="6" w:space="0" w:color="808080"/>
+              <w:left w:val="single" w:sz="2" w:space="0" w:color="808080"/>
+              <w:bottom w:val="single" w:sz="2" w:space="0" w:color="808080"/>
+              <w:right w:val="single" w:sz="6" w:space="0" w:color="808080"/>
+            </w:tcBorders>
+            <w:vAlign w:val="center"/>
+          </w:tcPr>
+          <w:p>
+            <w:pPr>
+              <w:pStyle w:val="TableHeading"/>
+              <w:suppressLineNumbers/>
+              <w:bidi w:val="0"/>
+              <w:spacing w:before="0" w:after="283"/>
+              <w:jc w:val="center"/>
+              <w:rPr/>
+            </w:pPr>
+            <w:r>
+              <w:rPr/>
+              <w:t>W-orig</w:t>
+            </w:r>
+          </w:p>
+        </w:tc>
+        <w:tc>
+          <w:tcPr>
+            <w:tcW w:w="620" w:type="dxa"/>
+            <w:tcBorders>
+              <w:top w:val="single" w:sz="6" w:space="0" w:color="808080"/>
+              <w:left w:val="single" w:sz="2" w:space="0" w:color="808080"/>
+              <w:bottom w:val="single" w:sz="2" w:space="0" w:color="808080"/>
+              <w:right w:val="single" w:sz="6" w:space="0" w:color="808080"/>
+            </w:tcBorders>
+            <w:vAlign w:val="center"/>
+          </w:tcPr>
+          <w:p>
+            <w:pPr>
+              <w:pStyle w:val="TableHeading"/>
+              <w:suppressLineNumbers/>
+              <w:bidi w:val="0"/>
+              <w:spacing w:before="0" w:after="283"/>
+              <w:jc w:val="center"/>
+              <w:rPr/>
+            </w:pPr>
+            <w:r>
+              <w:rPr/>
+              <w:t>W-ren</w:t>
+            </w:r>
+          </w:p>
+        </w:tc>
+        <w:tc>
+          <w:tcPr>
+            <w:tcW w:w="630" w:type="dxa"/>
+            <w:tcBorders>
+              <w:top w:val="single" w:sz="6" w:space="0" w:color="808080"/>
+              <w:left w:val="single" w:sz="2" w:space="0" w:color="808080"/>
+              <w:bottom w:val="single" w:sz="2" w:space="0" w:color="808080"/>
+              <w:right w:val="single" w:sz="6" w:space="0" w:color="808080"/>
+            </w:tcBorders>
+            <w:vAlign w:val="center"/>
+          </w:tcPr>
+          <w:p>
+            <w:pPr>
+              <w:pStyle w:val="TableHeading"/>
+              <w:suppressLineNumbers/>
+              <w:bidi w:val="0"/>
+              <w:spacing w:before="0" w:after="283"/>
+              <w:jc w:val="center"/>
+              <w:rPr/>
+            </w:pPr>
+            <w:r>
+              <w:rPr/>
+              <w:t>P-orig</w:t>
+            </w:r>
+          </w:p>
+        </w:tc>
+        <w:tc>
+          <w:tcPr>
+            <w:tcW w:w="571" w:type="dxa"/>
+            <w:tcBorders>
+              <w:top w:val="single" w:sz="6" w:space="0" w:color="808080"/>
+              <w:left w:val="single" w:sz="2" w:space="0" w:color="808080"/>
+              <w:bottom w:val="single" w:sz="2" w:space="0" w:color="808080"/>
+              <w:right w:val="single" w:sz="6" w:space="0" w:color="808080"/>
+            </w:tcBorders>
+            <w:vAlign w:val="center"/>
+          </w:tcPr>
+          <w:p>
+            <w:pPr>
+              <w:pStyle w:val="TableHeading"/>
+              <w:suppressLineNumbers/>
+              <w:bidi w:val="0"/>
+              <w:spacing w:before="0" w:after="283"/>
+              <w:jc w:val="center"/>
+              <w:rPr/>
+            </w:pPr>
+            <w:r>
+              <w:rPr/>
+              <w:t>P-ren</w:t>
+            </w:r>
+          </w:p>
+        </w:tc>
+        <w:tc>
+          <w:tcPr>
+            <w:tcW w:w="2002" w:type="dxa"/>
+            <w:tcBorders>
+              <w:top w:val="single" w:sz="6" w:space="0" w:color="808080"/>
+              <w:left w:val="single" w:sz="2" w:space="0" w:color="808080"/>
+              <w:bottom w:val="single" w:sz="2" w:space="0" w:color="808080"/>
+              <w:right w:val="single" w:sz="6" w:space="0" w:color="808080"/>
+            </w:tcBorders>
+            <w:vAlign w:val="center"/>
+          </w:tcPr>
+          <w:p>
+            <w:pPr>
+              <w:pStyle w:val="TableHeading"/>
+              <w:suppressLineNumbers/>
+              <w:bidi w:val="0"/>
+              <w:spacing w:before="0" w:after="283"/>
+              <w:jc w:val="center"/>
+              <w:rPr/>
+            </w:pPr>
+            <w:r>
+              <w:rPr/>
+              <w:t>Input channel [95% CI]</w:t>
+            </w:r>
+          </w:p>
+        </w:tc>
+        <w:tc>
+          <w:tcPr>
+            <w:tcW w:w="2145" w:type="dxa"/>
+            <w:tcBorders>
+              <w:top w:val="single" w:sz="6" w:space="0" w:color="808080"/>
+              <w:left w:val="single" w:sz="2" w:space="0" w:color="808080"/>
+              <w:bottom w:val="single" w:sz="2" w:space="0" w:color="808080"/>
+              <w:right w:val="single" w:sz="6" w:space="0" w:color="808080"/>
+            </w:tcBorders>
+            <w:vAlign w:val="center"/>
+          </w:tcPr>
+          <w:p>
+            <w:pPr>
+              <w:pStyle w:val="TableHeading"/>
+              <w:suppressLineNumbers/>
+              <w:bidi w:val="0"/>
+              <w:spacing w:before="0" w:after="283"/>
+              <w:jc w:val="center"/>
+              <w:rPr/>
+            </w:pPr>
+            <w:r>
+              <w:rPr/>
+              <w:t>Events W-ren &gt; P-ren / &lt;</w:t>
+            </w:r>
+          </w:p>
+        </w:tc>
+        <w:tc>
+          <w:tcPr>
+            <w:tcW w:w="2264" w:type="dxa"/>
+            <w:tcBorders>
+              <w:top w:val="single" w:sz="6" w:space="0" w:color="808080"/>
+              <w:left w:val="single" w:sz="2" w:space="0" w:color="808080"/>
+              <w:bottom w:val="single" w:sz="2" w:space="0" w:color="808080"/>
+              <w:right w:val="single" w:sz="6" w:space="0" w:color="808080"/>
+            </w:tcBorders>
+            <w:vAlign w:val="center"/>
+          </w:tcPr>
+          <w:p>
+            <w:pPr>
+              <w:pStyle w:val="TableHeading"/>
+              <w:suppressLineNumbers/>
+              <w:bidi w:val="0"/>
+              <w:spacing w:before="0" w:after="283"/>
+              <w:jc w:val="center"/>
+              <w:rPr/>
+            </w:pPr>
+            <w:r>
+              <w:rPr/>
+              <w:t>Memory channel [95% CI]</w:t>
+            </w:r>
+          </w:p>
+        </w:tc>
+      </w:tr>
+      <w:tr>
+        <w:trPr/>
+        <w:tc>
+          <w:tcPr>
+            <w:tcW w:w="2427" w:type="dxa"/>
+            <w:tcBorders>
+              <w:left w:val="single" w:sz="6" w:space="0" w:color="808080"/>
+              <w:bottom w:val="single" w:sz="2" w:space="0" w:color="808080"/>
+              <w:right w:val="single" w:sz="6" w:space="0" w:color="808080"/>
+            </w:tcBorders>
+            <w:vAlign w:val="center"/>
+          </w:tcPr>
+          <w:p>
+            <w:pPr>
+              <w:pStyle w:val="TableContents"/>
+              <w:bidi w:val="0"/>
+              <w:spacing w:before="0" w:after="283"/>
+              <w:rPr/>
+            </w:pPr>
+            <w:r>
+              <w:rPr/>
+              <w:t>Llama-3.1-8B</w:t>
+            </w:r>
+          </w:p>
+        </w:tc>
+        <w:tc>
+          <w:tcPr>
+            <w:tcW w:w="680" w:type="dxa"/>
+            <w:tcBorders>
+              <w:left w:val="single" w:sz="2" w:space="0" w:color="808080"/>
+              <w:bottom w:val="single" w:sz="2" w:space="0" w:color="808080"/>
+              <w:right w:val="single" w:sz="6" w:space="0" w:color="808080"/>
+            </w:tcBorders>
+            <w:vAlign w:val="center"/>
+          </w:tcPr>
+          <w:p>
+            <w:pPr>
+              <w:pStyle w:val="TableContents"/>
+              <w:bidi w:val="0"/>
+              <w:spacing w:before="0" w:after="283"/>
+              <w:rPr/>
+            </w:pPr>
+            <w:r>
+              <w:rPr/>
+              <w:t>27.8</w:t>
+            </w:r>
+          </w:p>
+        </w:tc>
+        <w:tc>
+          <w:tcPr>
+            <w:tcW w:w="620" w:type="dxa"/>
+            <w:tcBorders>
+              <w:left w:val="single" w:sz="2" w:space="0" w:color="808080"/>
+              <w:bottom w:val="single" w:sz="2" w:space="0" w:color="808080"/>
+              <w:right w:val="single" w:sz="6" w:space="0" w:color="808080"/>
+            </w:tcBorders>
+            <w:vAlign w:val="center"/>
+          </w:tcPr>
+          <w:p>
+            <w:pPr>
+              <w:pStyle w:val="TableContents"/>
+              <w:bidi w:val="0"/>
+              <w:spacing w:before="0" w:after="283"/>
+              <w:rPr/>
+            </w:pPr>
+            <w:r>
+              <w:rPr/>
+              <w:t>27.8</w:t>
+            </w:r>
+          </w:p>
+        </w:tc>
+        <w:tc>
+          <w:tcPr>
+            <w:tcW w:w="630" w:type="dxa"/>
+            <w:tcBorders>
+              <w:left w:val="single" w:sz="2" w:space="0" w:color="808080"/>
+              <w:bottom w:val="single" w:sz="2" w:space="0" w:color="808080"/>
+              <w:right w:val="single" w:sz="6" w:space="0" w:color="808080"/>
+            </w:tcBorders>
+            <w:vAlign w:val="center"/>
+          </w:tcPr>
+          <w:p>
+            <w:pPr>
+              <w:pStyle w:val="TableContents"/>
+              <w:bidi w:val="0"/>
+              <w:spacing w:before="0" w:after="283"/>
+              <w:rPr/>
+            </w:pPr>
+            <w:r>
+              <w:rPr/>
+              <w:t>3.7</w:t>
+            </w:r>
+          </w:p>
+        </w:tc>
+        <w:tc>
+          <w:tcPr>
+            <w:tcW w:w="571" w:type="dxa"/>
+            <w:tcBorders>
+              <w:left w:val="single" w:sz="2" w:space="0" w:color="808080"/>
+              <w:bottom w:val="single" w:sz="2" w:space="0" w:color="808080"/>
+              <w:right w:val="single" w:sz="6" w:space="0" w:color="808080"/>
+            </w:tcBorders>
+            <w:vAlign w:val="center"/>
+          </w:tcPr>
+          <w:p>
+            <w:pPr>
+              <w:pStyle w:val="TableContents"/>
+              <w:bidi w:val="0"/>
+              <w:spacing w:before="0" w:after="283"/>
+              <w:rPr/>
+            </w:pPr>
+            <w:r>
+              <w:rPr/>
+              <w:t>3.7</w:t>
+            </w:r>
+          </w:p>
+        </w:tc>
+        <w:tc>
+          <w:tcPr>
+            <w:tcW w:w="2002" w:type="dxa"/>
+            <w:tcBorders>
+              <w:left w:val="single" w:sz="2" w:space="0" w:color="808080"/>
+              <w:bottom w:val="single" w:sz="2" w:space="0" w:color="808080"/>
+              <w:right w:val="single" w:sz="6" w:space="0" w:color="808080"/>
+            </w:tcBorders>
+            <w:vAlign w:val="center"/>
+          </w:tcPr>
+          <w:p>
+            <w:pPr>
+              <w:pStyle w:val="TableContents"/>
+              <w:bidi w:val="0"/>
+              <w:spacing w:before="0" w:after="283"/>
+              <w:rPr/>
+            </w:pPr>
+            <w:r>
+              <w:rPr/>
+              <w:t>+24.1 [+11.1, +37.0]</w:t>
+            </w:r>
+          </w:p>
+        </w:tc>
+        <w:tc>
+          <w:tcPr>
+            <w:tcW w:w="2145" w:type="dxa"/>
+            <w:tcBorders>
+              <w:left w:val="single" w:sz="2" w:space="0" w:color="808080"/>
+              <w:bottom w:val="single" w:sz="2" w:space="0" w:color="808080"/>
+              <w:right w:val="single" w:sz="6" w:space="0" w:color="808080"/>
+            </w:tcBorders>
+            <w:vAlign w:val="center"/>
+          </w:tcPr>
+          <w:p>
+            <w:pPr>
+              <w:pStyle w:val="TableContents"/>
+              <w:bidi w:val="0"/>
+              <w:spacing w:before="0" w:after="283"/>
+              <w:rPr/>
+            </w:pPr>
+            <w:r>
+              <w:rPr/>
+              <w:t>14 / 1 (p = 0.000488)</w:t>
+            </w:r>
+          </w:p>
+        </w:tc>
+        <w:tc>
+          <w:tcPr>
+            <w:tcW w:w="2264" w:type="dxa"/>
+            <w:tcBorders>
+              <w:left w:val="single" w:sz="2" w:space="0" w:color="808080"/>
+              <w:bottom w:val="single" w:sz="2" w:space="0" w:color="808080"/>
+              <w:right w:val="single" w:sz="6" w:space="0" w:color="808080"/>
+            </w:tcBorders>
+            <w:vAlign w:val="center"/>
+          </w:tcPr>
+          <w:p>
+            <w:pPr>
+              <w:pStyle w:val="TableContents"/>
+              <w:bidi w:val="0"/>
+              <w:spacing w:before="0" w:after="283"/>
+              <w:rPr/>
+            </w:pPr>
+            <w:r>
+              <w:rPr/>
+              <w:t>+0.0 [+0.0, +0.0]</w:t>
+            </w:r>
+          </w:p>
+        </w:tc>
+      </w:tr>
+      <w:tr>
+        <w:trPr/>
+        <w:tc>
+          <w:tcPr>
+            <w:tcW w:w="2427" w:type="dxa"/>
+            <w:tcBorders>
+              <w:left w:val="single" w:sz="6" w:space="0" w:color="808080"/>
+              <w:bottom w:val="single" w:sz="2" w:space="0" w:color="808080"/>
+              <w:right w:val="single" w:sz="6" w:space="0" w:color="808080"/>
+            </w:tcBorders>
+            <w:vAlign w:val="center"/>
+          </w:tcPr>
+          <w:p>
+            <w:pPr>
+              <w:pStyle w:val="TableContents"/>
+              <w:bidi w:val="0"/>
+              <w:spacing w:before="0" w:after="283"/>
+              <w:rPr/>
+            </w:pPr>
+            <w:r>
+              <w:rPr/>
+              <w:t>Mistral-7B</w:t>
+            </w:r>
+          </w:p>
+        </w:tc>
+        <w:tc>
+          <w:tcPr>
+            <w:tcW w:w="680" w:type="dxa"/>
+            <w:tcBorders>
+              <w:left w:val="single" w:sz="2" w:space="0" w:color="808080"/>
+              <w:bottom w:val="single" w:sz="2" w:space="0" w:color="808080"/>
+              <w:right w:val="single" w:sz="6" w:space="0" w:color="808080"/>
+            </w:tcBorders>
+            <w:vAlign w:val="center"/>
+          </w:tcPr>
+          <w:p>
+            <w:pPr>
+              <w:pStyle w:val="TableContents"/>
+              <w:bidi w:val="0"/>
+              <w:spacing w:before="0" w:after="283"/>
+              <w:rPr/>
+            </w:pPr>
+            <w:r>
+              <w:rPr/>
+              <w:t>13.0</w:t>
+            </w:r>
+          </w:p>
+        </w:tc>
+        <w:tc>
+          <w:tcPr>
+            <w:tcW w:w="620" w:type="dxa"/>
+            <w:tcBorders>
+              <w:left w:val="single" w:sz="2" w:space="0" w:color="808080"/>
+              <w:bottom w:val="single" w:sz="2" w:space="0" w:color="808080"/>
+              <w:right w:val="single" w:sz="6" w:space="0" w:color="808080"/>
+            </w:tcBorders>
+            <w:vAlign w:val="center"/>
+          </w:tcPr>
+          <w:p>
+            <w:pPr>
+              <w:pStyle w:val="TableContents"/>
+              <w:bidi w:val="0"/>
+              <w:spacing w:before="0" w:after="283"/>
+              <w:rPr/>
+            </w:pPr>
+            <w:r>
+              <w:rPr/>
+              <w:t>11.1</w:t>
+            </w:r>
+          </w:p>
+        </w:tc>
+        <w:tc>
+          <w:tcPr>
+            <w:tcW w:w="630" w:type="dxa"/>
+            <w:tcBorders>
+              <w:left w:val="single" w:sz="2" w:space="0" w:color="808080"/>
+              <w:bottom w:val="single" w:sz="2" w:space="0" w:color="808080"/>
+              <w:right w:val="single" w:sz="6" w:space="0" w:color="808080"/>
+            </w:tcBorders>
+            <w:vAlign w:val="center"/>
+          </w:tcPr>
+          <w:p>
+            <w:pPr>
+              <w:pStyle w:val="TableContents"/>
+              <w:bidi w:val="0"/>
+              <w:spacing w:before="0" w:after="283"/>
+              <w:rPr/>
+            </w:pPr>
+            <w:r>
+              <w:rPr/>
+              <w:t>5.6</w:t>
+            </w:r>
+          </w:p>
+        </w:tc>
+        <w:tc>
+          <w:tcPr>
+            <w:tcW w:w="571" w:type="dxa"/>
+            <w:tcBorders>
+              <w:left w:val="single" w:sz="2" w:space="0" w:color="808080"/>
+              <w:bottom w:val="single" w:sz="2" w:space="0" w:color="808080"/>
+              <w:right w:val="single" w:sz="6" w:space="0" w:color="808080"/>
+            </w:tcBorders>
+            <w:vAlign w:val="center"/>
+          </w:tcPr>
+          <w:p>
+            <w:pPr>
+              <w:pStyle w:val="TableContents"/>
+              <w:bidi w:val="0"/>
+              <w:spacing w:before="0" w:after="283"/>
+              <w:rPr/>
+            </w:pPr>
+            <w:r>
+              <w:rPr/>
+              <w:t>0.0</w:t>
+            </w:r>
+          </w:p>
+        </w:tc>
+        <w:tc>
+          <w:tcPr>
+            <w:tcW w:w="2002" w:type="dxa"/>
+            <w:tcBorders>
+              <w:left w:val="single" w:sz="2" w:space="0" w:color="808080"/>
+              <w:bottom w:val="single" w:sz="2" w:space="0" w:color="808080"/>
+              <w:right w:val="single" w:sz="6" w:space="0" w:color="808080"/>
+            </w:tcBorders>
+            <w:vAlign w:val="center"/>
+          </w:tcPr>
+          <w:p>
+            <w:pPr>
+              <w:pStyle w:val="TableContents"/>
+              <w:bidi w:val="0"/>
+              <w:spacing w:before="0" w:after="283"/>
+              <w:rPr/>
+            </w:pPr>
+            <w:r>
+              <w:rPr/>
+              <w:t>+11.1 [+3.7, +20.4]</w:t>
+            </w:r>
+          </w:p>
+        </w:tc>
+        <w:tc>
+          <w:tcPr>
+            <w:tcW w:w="2145" w:type="dxa"/>
+            <w:tcBorders>
+              <w:left w:val="single" w:sz="2" w:space="0" w:color="808080"/>
+              <w:bottom w:val="single" w:sz="2" w:space="0" w:color="808080"/>
+              <w:right w:val="single" w:sz="6" w:space="0" w:color="808080"/>
+            </w:tcBorders>
+            <w:vAlign w:val="center"/>
+          </w:tcPr>
+          <w:p>
+            <w:pPr>
+              <w:pStyle w:val="TableContents"/>
+              <w:bidi w:val="0"/>
+              <w:spacing w:before="0" w:after="283"/>
+              <w:rPr/>
+            </w:pPr>
+            <w:r>
+              <w:rPr/>
+              <w:t>6 / 0 (p = 0.0156)</w:t>
+            </w:r>
+          </w:p>
+        </w:tc>
+        <w:tc>
+          <w:tcPr>
+            <w:tcW w:w="2264" w:type="dxa"/>
+            <w:tcBorders>
+              <w:left w:val="single" w:sz="2" w:space="0" w:color="808080"/>
+              <w:bottom w:val="single" w:sz="2" w:space="0" w:color="808080"/>
+              <w:right w:val="single" w:sz="6" w:space="0" w:color="808080"/>
+            </w:tcBorders>
+            <w:vAlign w:val="center"/>
+          </w:tcPr>
+          <w:p>
+            <w:pPr>
+              <w:pStyle w:val="TableContents"/>
+              <w:bidi w:val="0"/>
+              <w:spacing w:before="0" w:after="283"/>
+              <w:rPr/>
+            </w:pPr>
+            <w:r>
+              <w:rPr/>
+              <w:t>+5.6 [+0.0, +13.0]</w:t>
+            </w:r>
+          </w:p>
+        </w:tc>
+      </w:tr>
+      <w:tr>
+        <w:trPr/>
+        <w:tc>
+          <w:tcPr>
+            <w:tcW w:w="2427" w:type="dxa"/>
+            <w:tcBorders>
+              <w:left w:val="single" w:sz="6" w:space="0" w:color="808080"/>
+              <w:bottom w:val="single" w:sz="2" w:space="0" w:color="808080"/>
+              <w:right w:val="single" w:sz="6" w:space="0" w:color="808080"/>
+            </w:tcBorders>
+            <w:vAlign w:val="center"/>
+          </w:tcPr>
+          <w:p>
+            <w:pPr>
+              <w:pStyle w:val="TableContents"/>
+              <w:bidi w:val="0"/>
+              <w:spacing w:before="0" w:after="283"/>
+              <w:rPr/>
+            </w:pPr>
+            <w:r>
+              <w:rPr/>
+              <w:t>Qwen2.5-7B</w:t>
+            </w:r>
+          </w:p>
+        </w:tc>
+        <w:tc>
+          <w:tcPr>
+            <w:tcW w:w="680" w:type="dxa"/>
+            <w:tcBorders>
+              <w:left w:val="single" w:sz="2" w:space="0" w:color="808080"/>
+              <w:bottom w:val="single" w:sz="2" w:space="0" w:color="808080"/>
+              <w:right w:val="single" w:sz="6" w:space="0" w:color="808080"/>
+            </w:tcBorders>
+            <w:vAlign w:val="center"/>
+          </w:tcPr>
+          <w:p>
+            <w:pPr>
+              <w:pStyle w:val="TableContents"/>
+              <w:bidi w:val="0"/>
+              <w:spacing w:before="0" w:after="283"/>
+              <w:rPr/>
+            </w:pPr>
+            <w:r>
+              <w:rPr/>
+              <w:t>16.7</w:t>
+            </w:r>
+          </w:p>
+        </w:tc>
+        <w:tc>
+          <w:tcPr>
+            <w:tcW w:w="620" w:type="dxa"/>
+            <w:tcBorders>
+              <w:left w:val="single" w:sz="2" w:space="0" w:color="808080"/>
+              <w:bottom w:val="single" w:sz="2" w:space="0" w:color="808080"/>
+              <w:right w:val="single" w:sz="6" w:space="0" w:color="808080"/>
+            </w:tcBorders>
+            <w:vAlign w:val="center"/>
+          </w:tcPr>
+          <w:p>
+            <w:pPr>
+              <w:pStyle w:val="TableContents"/>
+              <w:bidi w:val="0"/>
+              <w:spacing w:before="0" w:after="283"/>
+              <w:rPr/>
+            </w:pPr>
+            <w:r>
+              <w:rPr/>
+              <w:t>16.7</w:t>
+            </w:r>
+          </w:p>
+        </w:tc>
+        <w:tc>
+          <w:tcPr>
+            <w:tcW w:w="630" w:type="dxa"/>
+            <w:tcBorders>
+              <w:left w:val="single" w:sz="2" w:space="0" w:color="808080"/>
+              <w:bottom w:val="single" w:sz="2" w:space="0" w:color="808080"/>
+              <w:right w:val="single" w:sz="6" w:space="0" w:color="808080"/>
+            </w:tcBorders>
+            <w:vAlign w:val="center"/>
+          </w:tcPr>
+          <w:p>
+            <w:pPr>
+              <w:pStyle w:val="TableContents"/>
+              <w:bidi w:val="0"/>
+              <w:spacing w:before="0" w:after="283"/>
+              <w:rPr/>
+            </w:pPr>
+            <w:r>
+              <w:rPr/>
+              <w:t>1.9</w:t>
+            </w:r>
+          </w:p>
+        </w:tc>
+        <w:tc>
+          <w:tcPr>
+            <w:tcW w:w="571" w:type="dxa"/>
+            <w:tcBorders>
+              <w:left w:val="single" w:sz="2" w:space="0" w:color="808080"/>
+              <w:bottom w:val="single" w:sz="2" w:space="0" w:color="808080"/>
+              <w:right w:val="single" w:sz="6" w:space="0" w:color="808080"/>
+            </w:tcBorders>
+            <w:vAlign w:val="center"/>
+          </w:tcPr>
+          <w:p>
+            <w:pPr>
+              <w:pStyle w:val="TableContents"/>
+              <w:bidi w:val="0"/>
+              <w:spacing w:before="0" w:after="283"/>
+              <w:rPr/>
+            </w:pPr>
+            <w:r>
+              <w:rPr/>
+              <w:t>0.0</w:t>
+            </w:r>
+          </w:p>
+        </w:tc>
+        <w:tc>
+          <w:tcPr>
+            <w:tcW w:w="2002" w:type="dxa"/>
+            <w:tcBorders>
+              <w:left w:val="single" w:sz="2" w:space="0" w:color="808080"/>
+              <w:bottom w:val="single" w:sz="2" w:space="0" w:color="808080"/>
+              <w:right w:val="single" w:sz="6" w:space="0" w:color="808080"/>
+            </w:tcBorders>
+            <w:vAlign w:val="center"/>
+          </w:tcPr>
+          <w:p>
+            <w:pPr>
+              <w:pStyle w:val="TableContents"/>
+              <w:bidi w:val="0"/>
+              <w:spacing w:before="0" w:after="283"/>
+              <w:rPr/>
+            </w:pPr>
+            <w:r>
+              <w:rPr/>
+              <w:t>+16.7 [+7.4, +27.8]</w:t>
+            </w:r>
+          </w:p>
+        </w:tc>
+        <w:tc>
+          <w:tcPr>
+            <w:tcW w:w="2145" w:type="dxa"/>
+            <w:tcBorders>
+              <w:left w:val="single" w:sz="2" w:space="0" w:color="808080"/>
+              <w:bottom w:val="single" w:sz="2" w:space="0" w:color="808080"/>
+              <w:right w:val="single" w:sz="6" w:space="0" w:color="808080"/>
+            </w:tcBorders>
+            <w:vAlign w:val="center"/>
+          </w:tcPr>
+          <w:p>
+            <w:pPr>
+              <w:pStyle w:val="TableContents"/>
+              <w:bidi w:val="0"/>
+              <w:spacing w:before="0" w:after="283"/>
+              <w:rPr/>
+            </w:pPr>
+            <w:r>
+              <w:rPr/>
+              <w:t>9 / 0 (p = 0.00195)</w:t>
+            </w:r>
+          </w:p>
+        </w:tc>
+        <w:tc>
+          <w:tcPr>
+            <w:tcW w:w="2264" w:type="dxa"/>
+            <w:tcBorders>
+              <w:left w:val="single" w:sz="2" w:space="0" w:color="808080"/>
+              <w:bottom w:val="single" w:sz="2" w:space="0" w:color="808080"/>
+              <w:right w:val="single" w:sz="6" w:space="0" w:color="808080"/>
+            </w:tcBorders>
+            <w:vAlign w:val="center"/>
+          </w:tcPr>
+          <w:p>
+            <w:pPr>
+              <w:pStyle w:val="TableContents"/>
+              <w:bidi w:val="0"/>
+              <w:spacing w:before="0" w:after="283"/>
+              <w:rPr/>
+            </w:pPr>
+            <w:r>
+              <w:rPr/>
+              <w:t>+1.9 [+0.0, +5.6]</w:t>
+            </w:r>
+          </w:p>
+        </w:tc>
+      </w:tr>
+      <w:tr>
+        <w:trPr/>
+        <w:tc>
+          <w:tcPr>
+            <w:tcW w:w="2427" w:type="dxa"/>
+            <w:tcBorders>
+              <w:left w:val="single" w:sz="6" w:space="0" w:color="808080"/>
+              <w:bottom w:val="single" w:sz="6" w:space="0" w:color="808080"/>
+              <w:right w:val="single" w:sz="6" w:space="0" w:color="808080"/>
+            </w:tcBorders>
+            <w:vAlign w:val="center"/>
+          </w:tcPr>
+          <w:p>
+            <w:pPr>
+              <w:pStyle w:val="TableContents"/>
+              <w:bidi w:val="0"/>
+              <w:spacing w:before="0" w:after="283"/>
+              <w:rPr>
+                <w:b/>
+              </w:rPr>
+            </w:pPr>
+            <w:r>
+              <w:rPr>
+                <w:b/>
+              </w:rPr>
+              <w:t>Pooled (mean over models)</w:t>
+            </w:r>
+          </w:p>
+        </w:tc>
+        <w:tc>
+          <w:tcPr>
+            <w:tcW w:w="680" w:type="dxa"/>
+            <w:tcBorders>
+              <w:left w:val="single" w:sz="2" w:space="0" w:color="808080"/>
+              <w:bottom w:val="single" w:sz="6" w:space="0" w:color="808080"/>
+              <w:right w:val="single" w:sz="6" w:space="0" w:color="808080"/>
+            </w:tcBorders>
+            <w:vAlign w:val="center"/>
+          </w:tcPr>
+          <w:p>
+            <w:pPr>
+              <w:pStyle w:val="TableContents"/>
+              <w:bidi w:val="0"/>
+              <w:spacing w:before="0" w:after="283"/>
+              <w:rPr/>
+            </w:pPr>
+            <w:r>
+              <w:rPr/>
+              <w:t>19.1</w:t>
+            </w:r>
+          </w:p>
+        </w:tc>
+        <w:tc>
+          <w:tcPr>
+            <w:tcW w:w="620" w:type="dxa"/>
+            <w:tcBorders>
+              <w:left w:val="single" w:sz="2" w:space="0" w:color="808080"/>
+              <w:bottom w:val="single" w:sz="6" w:space="0" w:color="808080"/>
+              <w:right w:val="single" w:sz="6" w:space="0" w:color="808080"/>
+            </w:tcBorders>
+            <w:vAlign w:val="center"/>
+          </w:tcPr>
+          <w:p>
+            <w:pPr>
+              <w:pStyle w:val="TableContents"/>
+              <w:bidi w:val="0"/>
+              <w:spacing w:before="0" w:after="283"/>
+              <w:rPr/>
+            </w:pPr>
+            <w:r>
+              <w:rPr/>
+              <w:t>18.5</w:t>
+            </w:r>
+          </w:p>
+        </w:tc>
+        <w:tc>
+          <w:tcPr>
+            <w:tcW w:w="630" w:type="dxa"/>
+            <w:tcBorders>
+              <w:left w:val="single" w:sz="2" w:space="0" w:color="808080"/>
+              <w:bottom w:val="single" w:sz="6" w:space="0" w:color="808080"/>
+              <w:right w:val="single" w:sz="6" w:space="0" w:color="808080"/>
+            </w:tcBorders>
+            <w:vAlign w:val="center"/>
+          </w:tcPr>
+          <w:p>
+            <w:pPr>
+              <w:pStyle w:val="TableContents"/>
+              <w:bidi w:val="0"/>
+              <w:spacing w:before="0" w:after="283"/>
+              <w:rPr/>
+            </w:pPr>
+            <w:r>
+              <w:rPr/>
+              <w:t>3.7</w:t>
+            </w:r>
+          </w:p>
+        </w:tc>
+        <w:tc>
+          <w:tcPr>
+            <w:tcW w:w="571" w:type="dxa"/>
+            <w:tcBorders>
+              <w:left w:val="single" w:sz="2" w:space="0" w:color="808080"/>
+              <w:bottom w:val="single" w:sz="6" w:space="0" w:color="808080"/>
+              <w:right w:val="single" w:sz="6" w:space="0" w:color="808080"/>
+            </w:tcBorders>
+            <w:vAlign w:val="center"/>
+          </w:tcPr>
+          <w:p>
+            <w:pPr>
+              <w:pStyle w:val="TableContents"/>
+              <w:bidi w:val="0"/>
+              <w:spacing w:before="0" w:after="283"/>
+              <w:rPr/>
+            </w:pPr>
+            <w:r>
+              <w:rPr/>
+              <w:t>1.2</w:t>
+            </w:r>
+          </w:p>
+        </w:tc>
+        <w:tc>
+          <w:tcPr>
+            <w:tcW w:w="2002" w:type="dxa"/>
+            <w:tcBorders>
+              <w:left w:val="single" w:sz="2" w:space="0" w:color="808080"/>
+              <w:bottom w:val="single" w:sz="6" w:space="0" w:color="808080"/>
+              <w:right w:val="single" w:sz="6" w:space="0" w:color="808080"/>
+            </w:tcBorders>
+            <w:vAlign w:val="center"/>
+          </w:tcPr>
+          <w:p>
+            <w:pPr>
+              <w:pStyle w:val="TableContents"/>
+              <w:bidi w:val="0"/>
+              <w:spacing w:before="0" w:after="283"/>
+              <w:rPr/>
+            </w:pPr>
+            <w:r>
+              <w:rPr/>
+              <w:t>+17.3 [+9.3, +26.5]</w:t>
+            </w:r>
+          </w:p>
+        </w:tc>
+        <w:tc>
+          <w:tcPr>
+            <w:tcW w:w="2145" w:type="dxa"/>
+            <w:tcBorders>
+              <w:left w:val="single" w:sz="2" w:space="0" w:color="808080"/>
+              <w:bottom w:val="single" w:sz="6" w:space="0" w:color="808080"/>
+              <w:right w:val="single" w:sz="6" w:space="0" w:color="808080"/>
+            </w:tcBorders>
+            <w:vAlign w:val="center"/>
+          </w:tcPr>
+          <w:p>
+            <w:pPr>
+              <w:pStyle w:val="TableContents"/>
+              <w:bidi w:val="0"/>
+              <w:spacing w:before="0" w:after="283"/>
+              <w:rPr/>
+            </w:pPr>
+            <w:r>
+              <w:rPr/>
+              <w:t>3 of 3 models positive</w:t>
+            </w:r>
+          </w:p>
+        </w:tc>
+        <w:tc>
+          <w:tcPr>
+            <w:tcW w:w="2264" w:type="dxa"/>
+            <w:tcBorders>
+              <w:left w:val="single" w:sz="2" w:space="0" w:color="808080"/>
+              <w:bottom w:val="single" w:sz="6" w:space="0" w:color="808080"/>
+              <w:right w:val="single" w:sz="6" w:space="0" w:color="808080"/>
+            </w:tcBorders>
+            <w:vAlign w:val="center"/>
+          </w:tcPr>
+          <w:p>
+            <w:pPr>
+              <w:pStyle w:val="TableContents"/>
+              <w:bidi w:val="0"/>
+              <w:spacing w:before="0" w:after="283"/>
+              <w:rPr/>
+            </w:pPr>
+            <w:r>
+              <w:rPr/>
+              <w:t>+2.5 [+0.0, +5.6]</w:t>
+            </w:r>
+          </w:p>
+        </w:tc>
+      </w:tr>
+    </w:tbl>
+    <w:p>
+      <w:pPr>
+        <w:pStyle w:val="BodyText"/>
+        <w:bidi w:val="0"/>
+        <w:rPr/>
+      </w:pPr>
+      <w:r>
+        <w:rPr/>
+        <w:t>RF1 SUPPORTED; RF2 validity P-ren rate 1.2% (valid); RF4 W-orig minus P-orig +15.4 [+6.8, +25.3]. A_EXPLICIT_only: events 11, input +27.3 [+6.1, +51.5], passes True B_EXPLICIT_only: events 38, input +20.2 [+10.5, +30.7], passes True</w:t>
+      </w:r>
+    </w:p>
+    <w:p>
+      <w:pPr>
+        <w:pStyle w:val="BodyText"/>
+        <w:bidi w:val="0"/>
+        <w:rPr>
+          <w:b/>
+        </w:rPr>
+      </w:pPr>
+      <w:r>
+        <w:rPr>
+          <w:b/>
+        </w:rPr>
+        <w:t>Fixes.</w:t>
+      </w:r>
+    </w:p>
+    <w:tbl>
+      <w:tblPr>
+        <w:tblW w:w="5000" w:type="pct"/>
+        <w:jc w:val="left"/>
+        <w:tblInd w:w="45" w:type="dxa"/>
+        <w:tblLayout w:type="fixed"/>
+        <w:tblCellMar>
+          <w:top w:w="45" w:type="dxa"/>
+          <w:left w:w="45" w:type="dxa"/>
+          <w:bottom w:w="45" w:type="dxa"/>
+          <w:right w:w="45" w:type="dxa"/>
+        </w:tblCellMar>
+      </w:tblPr>
+      <w:tblGrid>
+        <w:gridCol w:w="2549"/>
+        <w:gridCol w:w="501"/>
+        <w:gridCol w:w="701"/>
+        <w:gridCol w:w="1002"/>
+        <w:gridCol w:w="847"/>
+        <w:gridCol w:w="1518"/>
+        <w:gridCol w:w="4221"/>
+      </w:tblGrid>
+      <w:tr>
+        <w:trPr/>
+        <w:tc>
+          <w:tcPr>
+            <w:tcW w:w="2549" w:type="dxa"/>
+            <w:tcBorders>
+              <w:top w:val="single" w:sz="6" w:space="0" w:color="808080"/>
+              <w:left w:val="single" w:sz="6" w:space="0" w:color="808080"/>
+              <w:bottom w:val="single" w:sz="2" w:space="0" w:color="808080"/>
+              <w:right w:val="single" w:sz="6" w:space="0" w:color="808080"/>
+            </w:tcBorders>
+            <w:vAlign w:val="center"/>
+          </w:tcPr>
+          <w:p>
+            <w:pPr>
+              <w:pStyle w:val="TableHeading"/>
+              <w:suppressLineNumbers/>
+              <w:bidi w:val="0"/>
+              <w:spacing w:before="0" w:after="283"/>
+              <w:jc w:val="center"/>
+              <w:rPr/>
+            </w:pPr>
+            <w:r>
+              <w:rPr/>
+              <w:t>Fix</w:t>
+            </w:r>
+          </w:p>
+        </w:tc>
+        <w:tc>
+          <w:tcPr>
+            <w:tcW w:w="501" w:type="dxa"/>
+            <w:tcBorders>
+              <w:top w:val="single" w:sz="6" w:space="0" w:color="808080"/>
+              <w:left w:val="single" w:sz="2" w:space="0" w:color="808080"/>
+              <w:bottom w:val="single" w:sz="2" w:space="0" w:color="808080"/>
+              <w:right w:val="single" w:sz="6" w:space="0" w:color="808080"/>
+            </w:tcBorders>
+            <w:vAlign w:val="center"/>
+          </w:tcPr>
+          <w:p>
+            <w:pPr>
+              <w:pStyle w:val="TableHeading"/>
+              <w:suppressLineNumbers/>
+              <w:bidi w:val="0"/>
+              <w:spacing w:before="0" w:after="283"/>
+              <w:jc w:val="center"/>
+              <w:rPr/>
+            </w:pPr>
+            <w:r>
+              <w:rPr/>
+              <w:t>Rule</w:t>
+            </w:r>
+          </w:p>
+        </w:tc>
+        <w:tc>
+          <w:tcPr>
+            <w:tcW w:w="701" w:type="dxa"/>
+            <w:tcBorders>
+              <w:top w:val="single" w:sz="6" w:space="0" w:color="808080"/>
+              <w:left w:val="single" w:sz="2" w:space="0" w:color="808080"/>
+              <w:bottom w:val="single" w:sz="2" w:space="0" w:color="808080"/>
+              <w:right w:val="single" w:sz="6" w:space="0" w:color="808080"/>
+            </w:tcBorders>
+            <w:vAlign w:val="center"/>
+          </w:tcPr>
+          <w:p>
+            <w:pPr>
+              <w:pStyle w:val="TableHeading"/>
+              <w:suppressLineNumbers/>
+              <w:bidi w:val="0"/>
+              <w:spacing w:before="0" w:after="283"/>
+              <w:jc w:val="center"/>
+              <w:rPr/>
+            </w:pPr>
+            <w:r>
+              <w:rPr/>
+              <w:t>Events</w:t>
+            </w:r>
+          </w:p>
+        </w:tc>
+        <w:tc>
+          <w:tcPr>
+            <w:tcW w:w="1002" w:type="dxa"/>
+            <w:tcBorders>
+              <w:top w:val="single" w:sz="6" w:space="0" w:color="808080"/>
+              <w:left w:val="single" w:sz="2" w:space="0" w:color="808080"/>
+              <w:bottom w:val="single" w:sz="2" w:space="0" w:color="808080"/>
+              <w:right w:val="single" w:sz="6" w:space="0" w:color="808080"/>
+            </w:tcBorders>
+            <w:vAlign w:val="center"/>
+          </w:tcPr>
+          <w:p>
+            <w:pPr>
+              <w:pStyle w:val="TableHeading"/>
+              <w:suppressLineNumbers/>
+              <w:bidi w:val="0"/>
+              <w:spacing w:before="0" w:after="283"/>
+              <w:jc w:val="center"/>
+              <w:rPr/>
+            </w:pPr>
+            <w:r>
+              <w:rPr/>
+              <w:t>Leak before</w:t>
+            </w:r>
+          </w:p>
+        </w:tc>
+        <w:tc>
+          <w:tcPr>
+            <w:tcW w:w="847" w:type="dxa"/>
+            <w:tcBorders>
+              <w:top w:val="single" w:sz="6" w:space="0" w:color="808080"/>
+              <w:left w:val="single" w:sz="2" w:space="0" w:color="808080"/>
+              <w:bottom w:val="single" w:sz="2" w:space="0" w:color="808080"/>
+              <w:right w:val="single" w:sz="6" w:space="0" w:color="808080"/>
+            </w:tcBorders>
+            <w:vAlign w:val="center"/>
+          </w:tcPr>
+          <w:p>
+            <w:pPr>
+              <w:pStyle w:val="TableHeading"/>
+              <w:suppressLineNumbers/>
+              <w:bidi w:val="0"/>
+              <w:spacing w:before="0" w:after="283"/>
+              <w:jc w:val="center"/>
+              <w:rPr/>
+            </w:pPr>
+            <w:r>
+              <w:rPr/>
+              <w:t>Leak after</w:t>
+            </w:r>
+          </w:p>
+        </w:tc>
+        <w:tc>
+          <w:tcPr>
+            <w:tcW w:w="1518" w:type="dxa"/>
+            <w:tcBorders>
+              <w:top w:val="single" w:sz="6" w:space="0" w:color="808080"/>
+              <w:left w:val="single" w:sz="2" w:space="0" w:color="808080"/>
+              <w:bottom w:val="single" w:sz="2" w:space="0" w:color="808080"/>
+              <w:right w:val="single" w:sz="6" w:space="0" w:color="808080"/>
+            </w:tcBorders>
+            <w:vAlign w:val="center"/>
+          </w:tcPr>
+          <w:p>
+            <w:pPr>
+              <w:pStyle w:val="TableHeading"/>
+              <w:suppressLineNumbers/>
+              <w:bidi w:val="0"/>
+              <w:spacing w:before="0" w:after="283"/>
+              <w:jc w:val="center"/>
+              <w:rPr/>
+            </w:pPr>
+            <w:r>
+              <w:rPr/>
+              <w:t>Removed [95% CI]</w:t>
+            </w:r>
+          </w:p>
+        </w:tc>
+        <w:tc>
+          <w:tcPr>
+            <w:tcW w:w="4221" w:type="dxa"/>
+            <w:tcBorders>
+              <w:top w:val="single" w:sz="6" w:space="0" w:color="808080"/>
+              <w:left w:val="single" w:sz="2" w:space="0" w:color="808080"/>
+              <w:bottom w:val="single" w:sz="2" w:space="0" w:color="808080"/>
+              <w:right w:val="single" w:sz="6" w:space="0" w:color="808080"/>
+            </w:tcBorders>
+            <w:vAlign w:val="center"/>
+          </w:tcPr>
+          <w:p>
+            <w:pPr>
+              <w:pStyle w:val="TableHeading"/>
+              <w:suppressLineNumbers/>
+              <w:bidi w:val="0"/>
+              <w:spacing w:before="0" w:after="283"/>
+              <w:jc w:val="center"/>
+              <w:rPr/>
+            </w:pPr>
+            <w:r>
+              <w:rPr/>
+              <w:t>Content check</w:t>
+            </w:r>
+          </w:p>
+        </w:tc>
+      </w:tr>
+      <w:tr>
+        <w:trPr/>
+        <w:tc>
+          <w:tcPr>
+            <w:tcW w:w="2549" w:type="dxa"/>
+            <w:tcBorders>
+              <w:left w:val="single" w:sz="6" w:space="0" w:color="808080"/>
+              <w:bottom w:val="single" w:sz="2" w:space="0" w:color="808080"/>
+              <w:right w:val="single" w:sz="6" w:space="0" w:color="808080"/>
+            </w:tcBorders>
+            <w:vAlign w:val="center"/>
+          </w:tcPr>
+          <w:p>
+            <w:pPr>
+              <w:pStyle w:val="TableContents"/>
+              <w:bidi w:val="0"/>
+              <w:spacing w:before="0" w:after="283"/>
+              <w:rPr/>
+            </w:pPr>
+            <w:r>
+              <w:rPr/>
+              <w:t>Versioned card (fix 1), orig names</w:t>
+            </w:r>
+          </w:p>
+        </w:tc>
+        <w:tc>
+          <w:tcPr>
+            <w:tcW w:w="501" w:type="dxa"/>
+            <w:tcBorders>
+              <w:left w:val="single" w:sz="2" w:space="0" w:color="808080"/>
+              <w:bottom w:val="single" w:sz="2" w:space="0" w:color="808080"/>
+              <w:right w:val="single" w:sz="6" w:space="0" w:color="808080"/>
+            </w:tcBorders>
+            <w:vAlign w:val="center"/>
+          </w:tcPr>
+          <w:p>
+            <w:pPr>
+              <w:pStyle w:val="TableContents"/>
+              <w:bidi w:val="0"/>
+              <w:spacing w:before="0" w:after="283"/>
+              <w:rPr/>
+            </w:pPr>
+            <w:r>
+              <w:rPr/>
+              <w:t>A</w:t>
+            </w:r>
+          </w:p>
+        </w:tc>
+        <w:tc>
+          <w:tcPr>
+            <w:tcW w:w="701" w:type="dxa"/>
+            <w:tcBorders>
+              <w:left w:val="single" w:sz="2" w:space="0" w:color="808080"/>
+              <w:bottom w:val="single" w:sz="2" w:space="0" w:color="808080"/>
+              <w:right w:val="single" w:sz="6" w:space="0" w:color="808080"/>
+            </w:tcBorders>
+            <w:vAlign w:val="center"/>
+          </w:tcPr>
+          <w:p>
+            <w:pPr>
+              <w:pStyle w:val="TableContents"/>
+              <w:bidi w:val="0"/>
+              <w:spacing w:before="0" w:after="283"/>
+              <w:rPr/>
+            </w:pPr>
+            <w:r>
+              <w:rPr/>
+              <w:t>19</w:t>
+            </w:r>
+          </w:p>
+        </w:tc>
+        <w:tc>
+          <w:tcPr>
+            <w:tcW w:w="1002" w:type="dxa"/>
+            <w:tcBorders>
+              <w:left w:val="single" w:sz="2" w:space="0" w:color="808080"/>
+              <w:bottom w:val="single" w:sz="2" w:space="0" w:color="808080"/>
+              <w:right w:val="single" w:sz="6" w:space="0" w:color="808080"/>
+            </w:tcBorders>
+            <w:vAlign w:val="center"/>
+          </w:tcPr>
+          <w:p>
+            <w:pPr>
+              <w:pStyle w:val="TableContents"/>
+              <w:bidi w:val="0"/>
+              <w:spacing w:before="0" w:after="283"/>
+              <w:rPr/>
+            </w:pPr>
+            <w:r>
+              <w:rPr/>
+              <w:t>31.6%</w:t>
+            </w:r>
+          </w:p>
+        </w:tc>
+        <w:tc>
+          <w:tcPr>
+            <w:tcW w:w="847" w:type="dxa"/>
+            <w:tcBorders>
+              <w:left w:val="single" w:sz="2" w:space="0" w:color="808080"/>
+              <w:bottom w:val="single" w:sz="2" w:space="0" w:color="808080"/>
+              <w:right w:val="single" w:sz="6" w:space="0" w:color="808080"/>
+            </w:tcBorders>
+            <w:vAlign w:val="center"/>
+          </w:tcPr>
+          <w:p>
+            <w:pPr>
+              <w:pStyle w:val="TableContents"/>
+              <w:bidi w:val="0"/>
+              <w:spacing w:before="0" w:after="283"/>
+              <w:rPr/>
+            </w:pPr>
+            <w:r>
+              <w:rPr/>
+              <w:t>0.0%</w:t>
+            </w:r>
+          </w:p>
+        </w:tc>
+        <w:tc>
+          <w:tcPr>
+            <w:tcW w:w="1518" w:type="dxa"/>
+            <w:tcBorders>
+              <w:left w:val="single" w:sz="2" w:space="0" w:color="808080"/>
+              <w:bottom w:val="single" w:sz="2" w:space="0" w:color="808080"/>
+              <w:right w:val="single" w:sz="6" w:space="0" w:color="808080"/>
+            </w:tcBorders>
+            <w:vAlign w:val="center"/>
+          </w:tcPr>
+          <w:p>
+            <w:pPr>
+              <w:pStyle w:val="TableContents"/>
+              <w:bidi w:val="0"/>
+              <w:spacing w:before="0" w:after="283"/>
+              <w:rPr/>
+            </w:pPr>
+            <w:r>
+              <w:rPr/>
+              <w:t>+31.6 [+14.0, +50.9]</w:t>
+            </w:r>
+          </w:p>
+        </w:tc>
+        <w:tc>
+          <w:tcPr>
+            <w:tcW w:w="4221" w:type="dxa"/>
+            <w:tcBorders>
+              <w:left w:val="single" w:sz="2" w:space="0" w:color="808080"/>
+              <w:bottom w:val="single" w:sz="2" w:space="0" w:color="808080"/>
+              <w:right w:val="single" w:sz="6" w:space="0" w:color="808080"/>
+            </w:tcBorders>
+            <w:vAlign w:val="center"/>
+          </w:tcPr>
+          <w:p>
+            <w:pPr>
+              <w:pStyle w:val="TableContents"/>
+              <w:bidi w:val="0"/>
+              <w:spacing w:before="0" w:after="283"/>
+              <w:rPr/>
+            </w:pPr>
+            <w:r>
+              <w:rPr/>
+              <w:t>alias named 86.0% vs 82.5%; 94 vs 86 words</w:t>
+            </w:r>
+          </w:p>
+        </w:tc>
+      </w:tr>
+      <w:tr>
+        <w:trPr/>
+        <w:tc>
+          <w:tcPr>
+            <w:tcW w:w="2549" w:type="dxa"/>
+            <w:tcBorders>
+              <w:left w:val="single" w:sz="6" w:space="0" w:color="808080"/>
+              <w:bottom w:val="single" w:sz="2" w:space="0" w:color="808080"/>
+              <w:right w:val="single" w:sz="6" w:space="0" w:color="808080"/>
+            </w:tcBorders>
+            <w:vAlign w:val="center"/>
+          </w:tcPr>
+          <w:p>
+            <w:pPr>
+              <w:pStyle w:val="TableContents"/>
+              <w:bidi w:val="0"/>
+              <w:spacing w:before="0" w:after="283"/>
+              <w:rPr/>
+            </w:pPr>
+            <w:r>
+              <w:rPr/>
+              <w:t>Versioned card (fix 1), ren names</w:t>
+            </w:r>
+          </w:p>
+        </w:tc>
+        <w:tc>
+          <w:tcPr>
+            <w:tcW w:w="501" w:type="dxa"/>
+            <w:tcBorders>
+              <w:left w:val="single" w:sz="2" w:space="0" w:color="808080"/>
+              <w:bottom w:val="single" w:sz="2" w:space="0" w:color="808080"/>
+              <w:right w:val="single" w:sz="6" w:space="0" w:color="808080"/>
+            </w:tcBorders>
+            <w:vAlign w:val="center"/>
+          </w:tcPr>
+          <w:p>
+            <w:pPr>
+              <w:pStyle w:val="TableContents"/>
+              <w:bidi w:val="0"/>
+              <w:spacing w:before="0" w:after="283"/>
+              <w:rPr/>
+            </w:pPr>
+            <w:r>
+              <w:rPr/>
+              <w:t>A</w:t>
+            </w:r>
+          </w:p>
+        </w:tc>
+        <w:tc>
+          <w:tcPr>
+            <w:tcW w:w="701" w:type="dxa"/>
+            <w:tcBorders>
+              <w:left w:val="single" w:sz="2" w:space="0" w:color="808080"/>
+              <w:bottom w:val="single" w:sz="2" w:space="0" w:color="808080"/>
+              <w:right w:val="single" w:sz="6" w:space="0" w:color="808080"/>
+            </w:tcBorders>
+            <w:vAlign w:val="center"/>
+          </w:tcPr>
+          <w:p>
+            <w:pPr>
+              <w:pStyle w:val="TableContents"/>
+              <w:bidi w:val="0"/>
+              <w:spacing w:before="0" w:after="283"/>
+              <w:rPr/>
+            </w:pPr>
+            <w:r>
+              <w:rPr/>
+              <w:t>19</w:t>
+            </w:r>
+          </w:p>
+        </w:tc>
+        <w:tc>
+          <w:tcPr>
+            <w:tcW w:w="1002" w:type="dxa"/>
+            <w:tcBorders>
+              <w:left w:val="single" w:sz="2" w:space="0" w:color="808080"/>
+              <w:bottom w:val="single" w:sz="2" w:space="0" w:color="808080"/>
+              <w:right w:val="single" w:sz="6" w:space="0" w:color="808080"/>
+            </w:tcBorders>
+            <w:vAlign w:val="center"/>
+          </w:tcPr>
+          <w:p>
+            <w:pPr>
+              <w:pStyle w:val="TableContents"/>
+              <w:bidi w:val="0"/>
+              <w:spacing w:before="0" w:after="283"/>
+              <w:rPr/>
+            </w:pPr>
+            <w:r>
+              <w:rPr/>
+              <w:t>24.6%</w:t>
+            </w:r>
+          </w:p>
+        </w:tc>
+        <w:tc>
+          <w:tcPr>
+            <w:tcW w:w="847" w:type="dxa"/>
+            <w:tcBorders>
+              <w:left w:val="single" w:sz="2" w:space="0" w:color="808080"/>
+              <w:bottom w:val="single" w:sz="2" w:space="0" w:color="808080"/>
+              <w:right w:val="single" w:sz="6" w:space="0" w:color="808080"/>
+            </w:tcBorders>
+            <w:vAlign w:val="center"/>
+          </w:tcPr>
+          <w:p>
+            <w:pPr>
+              <w:pStyle w:val="TableContents"/>
+              <w:bidi w:val="0"/>
+              <w:spacing w:before="0" w:after="283"/>
+              <w:rPr/>
+            </w:pPr>
+            <w:r>
+              <w:rPr/>
+              <w:t>0.0%</w:t>
+            </w:r>
+          </w:p>
+        </w:tc>
+        <w:tc>
+          <w:tcPr>
+            <w:tcW w:w="1518" w:type="dxa"/>
+            <w:tcBorders>
+              <w:left w:val="single" w:sz="2" w:space="0" w:color="808080"/>
+              <w:bottom w:val="single" w:sz="2" w:space="0" w:color="808080"/>
+              <w:right w:val="single" w:sz="6" w:space="0" w:color="808080"/>
+            </w:tcBorders>
+            <w:vAlign w:val="center"/>
+          </w:tcPr>
+          <w:p>
+            <w:pPr>
+              <w:pStyle w:val="TableContents"/>
+              <w:bidi w:val="0"/>
+              <w:spacing w:before="0" w:after="283"/>
+              <w:rPr/>
+            </w:pPr>
+            <w:r>
+              <w:rPr/>
+              <w:t>+24.6 [+8.8, +42.1]</w:t>
+            </w:r>
+          </w:p>
+        </w:tc>
+        <w:tc>
+          <w:tcPr>
+            <w:tcW w:w="4221" w:type="dxa"/>
+            <w:tcBorders>
+              <w:left w:val="single" w:sz="2" w:space="0" w:color="808080"/>
+              <w:bottom w:val="single" w:sz="2" w:space="0" w:color="808080"/>
+              <w:right w:val="single" w:sz="6" w:space="0" w:color="808080"/>
+            </w:tcBorders>
+            <w:vAlign w:val="center"/>
+          </w:tcPr>
+          <w:p>
+            <w:pPr>
+              <w:pStyle w:val="TableContents"/>
+              <w:bidi w:val="0"/>
+              <w:spacing w:before="0" w:after="283"/>
+              <w:rPr/>
+            </w:pPr>
+            <w:r>
+              <w:rPr/>
+              <w:t>alias named 86.0% vs 82.5%; 94 vs 86 words</w:t>
+            </w:r>
+          </w:p>
+        </w:tc>
+      </w:tr>
+      <w:tr>
+        <w:trPr/>
+        <w:tc>
+          <w:tcPr>
+            <w:tcW w:w="2549" w:type="dxa"/>
+            <w:tcBorders>
+              <w:left w:val="single" w:sz="6" w:space="0" w:color="808080"/>
+              <w:bottom w:val="single" w:sz="2" w:space="0" w:color="808080"/>
+              <w:right w:val="single" w:sz="6" w:space="0" w:color="808080"/>
+            </w:tcBorders>
+            <w:vAlign w:val="center"/>
+          </w:tcPr>
+          <w:p>
+            <w:pPr>
+              <w:pStyle w:val="TableContents"/>
+              <w:bidi w:val="0"/>
+              <w:spacing w:before="0" w:after="283"/>
+              <w:rPr/>
+            </w:pPr>
+            <w:r>
+              <w:rPr/>
+              <w:t>Versioned card (fix 1), orig names</w:t>
+            </w:r>
+          </w:p>
+        </w:tc>
+        <w:tc>
+          <w:tcPr>
+            <w:tcW w:w="501" w:type="dxa"/>
+            <w:tcBorders>
+              <w:left w:val="single" w:sz="2" w:space="0" w:color="808080"/>
+              <w:bottom w:val="single" w:sz="2" w:space="0" w:color="808080"/>
+              <w:right w:val="single" w:sz="6" w:space="0" w:color="808080"/>
+            </w:tcBorders>
+            <w:vAlign w:val="center"/>
+          </w:tcPr>
+          <w:p>
+            <w:pPr>
+              <w:pStyle w:val="TableContents"/>
+              <w:bidi w:val="0"/>
+              <w:spacing w:before="0" w:after="283"/>
+              <w:rPr/>
+            </w:pPr>
+            <w:r>
+              <w:rPr/>
+              <w:t>B</w:t>
+            </w:r>
+          </w:p>
+        </w:tc>
+        <w:tc>
+          <w:tcPr>
+            <w:tcW w:w="701" w:type="dxa"/>
+            <w:tcBorders>
+              <w:left w:val="single" w:sz="2" w:space="0" w:color="808080"/>
+              <w:bottom w:val="single" w:sz="2" w:space="0" w:color="808080"/>
+              <w:right w:val="single" w:sz="6" w:space="0" w:color="808080"/>
+            </w:tcBorders>
+            <w:vAlign w:val="center"/>
+          </w:tcPr>
+          <w:p>
+            <w:pPr>
+              <w:pStyle w:val="TableContents"/>
+              <w:bidi w:val="0"/>
+              <w:spacing w:before="0" w:after="283"/>
+              <w:rPr/>
+            </w:pPr>
+            <w:r>
+              <w:rPr/>
+              <w:t>54</w:t>
+            </w:r>
+          </w:p>
+        </w:tc>
+        <w:tc>
+          <w:tcPr>
+            <w:tcW w:w="1002" w:type="dxa"/>
+            <w:tcBorders>
+              <w:left w:val="single" w:sz="2" w:space="0" w:color="808080"/>
+              <w:bottom w:val="single" w:sz="2" w:space="0" w:color="808080"/>
+              <w:right w:val="single" w:sz="6" w:space="0" w:color="808080"/>
+            </w:tcBorders>
+            <w:vAlign w:val="center"/>
+          </w:tcPr>
+          <w:p>
+            <w:pPr>
+              <w:pStyle w:val="TableContents"/>
+              <w:bidi w:val="0"/>
+              <w:spacing w:before="0" w:after="283"/>
+              <w:rPr/>
+            </w:pPr>
+            <w:r>
+              <w:rPr/>
+              <w:t>19.1%</w:t>
+            </w:r>
+          </w:p>
+        </w:tc>
+        <w:tc>
+          <w:tcPr>
+            <w:tcW w:w="847" w:type="dxa"/>
+            <w:tcBorders>
+              <w:left w:val="single" w:sz="2" w:space="0" w:color="808080"/>
+              <w:bottom w:val="single" w:sz="2" w:space="0" w:color="808080"/>
+              <w:right w:val="single" w:sz="6" w:space="0" w:color="808080"/>
+            </w:tcBorders>
+            <w:vAlign w:val="center"/>
+          </w:tcPr>
+          <w:p>
+            <w:pPr>
+              <w:pStyle w:val="TableContents"/>
+              <w:bidi w:val="0"/>
+              <w:spacing w:before="0" w:after="283"/>
+              <w:rPr/>
+            </w:pPr>
+            <w:r>
+              <w:rPr/>
+              <w:t>3.7%</w:t>
+            </w:r>
+          </w:p>
+        </w:tc>
+        <w:tc>
+          <w:tcPr>
+            <w:tcW w:w="1518" w:type="dxa"/>
+            <w:tcBorders>
+              <w:left w:val="single" w:sz="2" w:space="0" w:color="808080"/>
+              <w:bottom w:val="single" w:sz="2" w:space="0" w:color="808080"/>
+              <w:right w:val="single" w:sz="6" w:space="0" w:color="808080"/>
+            </w:tcBorders>
+            <w:vAlign w:val="center"/>
+          </w:tcPr>
+          <w:p>
+            <w:pPr>
+              <w:pStyle w:val="TableContents"/>
+              <w:bidi w:val="0"/>
+              <w:spacing w:before="0" w:after="283"/>
+              <w:rPr/>
+            </w:pPr>
+            <w:r>
+              <w:rPr/>
+              <w:t>+15.4 [+6.8, +25.3]</w:t>
+            </w:r>
+          </w:p>
+        </w:tc>
+        <w:tc>
+          <w:tcPr>
+            <w:tcW w:w="4221" w:type="dxa"/>
+            <w:tcBorders>
+              <w:left w:val="single" w:sz="2" w:space="0" w:color="808080"/>
+              <w:bottom w:val="single" w:sz="2" w:space="0" w:color="808080"/>
+              <w:right w:val="single" w:sz="6" w:space="0" w:color="808080"/>
+            </w:tcBorders>
+            <w:vAlign w:val="center"/>
+          </w:tcPr>
+          <w:p>
+            <w:pPr>
+              <w:pStyle w:val="TableContents"/>
+              <w:bidi w:val="0"/>
+              <w:spacing w:before="0" w:after="283"/>
+              <w:rPr/>
+            </w:pPr>
+            <w:r>
+              <w:rPr/>
+              <w:t>alias named 85.2% vs 82.7%; 93 vs 89 words</w:t>
+            </w:r>
+          </w:p>
+        </w:tc>
+      </w:tr>
+      <w:tr>
+        <w:trPr/>
+        <w:tc>
+          <w:tcPr>
+            <w:tcW w:w="2549" w:type="dxa"/>
+            <w:tcBorders>
+              <w:left w:val="single" w:sz="6" w:space="0" w:color="808080"/>
+              <w:bottom w:val="single" w:sz="2" w:space="0" w:color="808080"/>
+              <w:right w:val="single" w:sz="6" w:space="0" w:color="808080"/>
+            </w:tcBorders>
+            <w:vAlign w:val="center"/>
+          </w:tcPr>
+          <w:p>
+            <w:pPr>
+              <w:pStyle w:val="TableContents"/>
+              <w:bidi w:val="0"/>
+              <w:spacing w:before="0" w:after="283"/>
+              <w:rPr/>
+            </w:pPr>
+            <w:r>
+              <w:rPr/>
+              <w:t>Versioned card (fix 1), ren names</w:t>
+            </w:r>
+          </w:p>
+        </w:tc>
+        <w:tc>
+          <w:tcPr>
+            <w:tcW w:w="501" w:type="dxa"/>
+            <w:tcBorders>
+              <w:left w:val="single" w:sz="2" w:space="0" w:color="808080"/>
+              <w:bottom w:val="single" w:sz="2" w:space="0" w:color="808080"/>
+              <w:right w:val="single" w:sz="6" w:space="0" w:color="808080"/>
+            </w:tcBorders>
+            <w:vAlign w:val="center"/>
+          </w:tcPr>
+          <w:p>
+            <w:pPr>
+              <w:pStyle w:val="TableContents"/>
+              <w:bidi w:val="0"/>
+              <w:spacing w:before="0" w:after="283"/>
+              <w:rPr/>
+            </w:pPr>
+            <w:r>
+              <w:rPr/>
+              <w:t>B</w:t>
+            </w:r>
+          </w:p>
+        </w:tc>
+        <w:tc>
+          <w:tcPr>
+            <w:tcW w:w="701" w:type="dxa"/>
+            <w:tcBorders>
+              <w:left w:val="single" w:sz="2" w:space="0" w:color="808080"/>
+              <w:bottom w:val="single" w:sz="2" w:space="0" w:color="808080"/>
+              <w:right w:val="single" w:sz="6" w:space="0" w:color="808080"/>
+            </w:tcBorders>
+            <w:vAlign w:val="center"/>
+          </w:tcPr>
+          <w:p>
+            <w:pPr>
+              <w:pStyle w:val="TableContents"/>
+              <w:bidi w:val="0"/>
+              <w:spacing w:before="0" w:after="283"/>
+              <w:rPr/>
+            </w:pPr>
+            <w:r>
+              <w:rPr/>
+              <w:t>54</w:t>
+            </w:r>
+          </w:p>
+        </w:tc>
+        <w:tc>
+          <w:tcPr>
+            <w:tcW w:w="1002" w:type="dxa"/>
+            <w:tcBorders>
+              <w:left w:val="single" w:sz="2" w:space="0" w:color="808080"/>
+              <w:bottom w:val="single" w:sz="2" w:space="0" w:color="808080"/>
+              <w:right w:val="single" w:sz="6" w:space="0" w:color="808080"/>
+            </w:tcBorders>
+            <w:vAlign w:val="center"/>
+          </w:tcPr>
+          <w:p>
+            <w:pPr>
+              <w:pStyle w:val="TableContents"/>
+              <w:bidi w:val="0"/>
+              <w:spacing w:before="0" w:after="283"/>
+              <w:rPr/>
+            </w:pPr>
+            <w:r>
+              <w:rPr/>
+              <w:t>18.5%</w:t>
+            </w:r>
+          </w:p>
+        </w:tc>
+        <w:tc>
+          <w:tcPr>
+            <w:tcW w:w="847" w:type="dxa"/>
+            <w:tcBorders>
+              <w:left w:val="single" w:sz="2" w:space="0" w:color="808080"/>
+              <w:bottom w:val="single" w:sz="2" w:space="0" w:color="808080"/>
+              <w:right w:val="single" w:sz="6" w:space="0" w:color="808080"/>
+            </w:tcBorders>
+            <w:vAlign w:val="center"/>
+          </w:tcPr>
+          <w:p>
+            <w:pPr>
+              <w:pStyle w:val="TableContents"/>
+              <w:bidi w:val="0"/>
+              <w:spacing w:before="0" w:after="283"/>
+              <w:rPr/>
+            </w:pPr>
+            <w:r>
+              <w:rPr/>
+              <w:t>1.2%</w:t>
+            </w:r>
+          </w:p>
+        </w:tc>
+        <w:tc>
+          <w:tcPr>
+            <w:tcW w:w="1518" w:type="dxa"/>
+            <w:tcBorders>
+              <w:left w:val="single" w:sz="2" w:space="0" w:color="808080"/>
+              <w:bottom w:val="single" w:sz="2" w:space="0" w:color="808080"/>
+              <w:right w:val="single" w:sz="6" w:space="0" w:color="808080"/>
+            </w:tcBorders>
+            <w:vAlign w:val="center"/>
+          </w:tcPr>
+          <w:p>
+            <w:pPr>
+              <w:pStyle w:val="TableContents"/>
+              <w:bidi w:val="0"/>
+              <w:spacing w:before="0" w:after="283"/>
+              <w:rPr/>
+            </w:pPr>
+            <w:r>
+              <w:rPr/>
+              <w:t>+17.3 [+9.3, +26.5]</w:t>
+            </w:r>
+          </w:p>
+        </w:tc>
+        <w:tc>
+          <w:tcPr>
+            <w:tcW w:w="4221" w:type="dxa"/>
+            <w:tcBorders>
+              <w:left w:val="single" w:sz="2" w:space="0" w:color="808080"/>
+              <w:bottom w:val="single" w:sz="2" w:space="0" w:color="808080"/>
+              <w:right w:val="single" w:sz="6" w:space="0" w:color="808080"/>
+            </w:tcBorders>
+            <w:vAlign w:val="center"/>
+          </w:tcPr>
+          <w:p>
+            <w:pPr>
+              <w:pStyle w:val="TableContents"/>
+              <w:bidi w:val="0"/>
+              <w:spacing w:before="0" w:after="283"/>
+              <w:rPr/>
+            </w:pPr>
+            <w:r>
+              <w:rPr/>
+              <w:t>alias named 85.2% vs 82.7%; 93 vs 89 words</w:t>
+            </w:r>
+          </w:p>
+        </w:tc>
+      </w:tr>
+      <w:tr>
+        <w:trPr/>
+        <w:tc>
+          <w:tcPr>
+            <w:tcW w:w="2549" w:type="dxa"/>
+            <w:tcBorders>
+              <w:left w:val="single" w:sz="6" w:space="0" w:color="808080"/>
+              <w:bottom w:val="single" w:sz="2" w:space="0" w:color="808080"/>
+              <w:right w:val="single" w:sz="6" w:space="0" w:color="808080"/>
+            </w:tcBorders>
+            <w:vAlign w:val="center"/>
+          </w:tcPr>
+          <w:p>
+            <w:pPr>
+              <w:pStyle w:val="TableContents"/>
+              <w:bidi w:val="0"/>
+              <w:spacing w:before="0" w:after="283"/>
+              <w:rPr/>
+            </w:pPr>
+            <w:r>
+              <w:rPr/>
+              <w:t>Pseudonymise and map back (fix 2)</w:t>
+            </w:r>
+          </w:p>
+        </w:tc>
+        <w:tc>
+          <w:tcPr>
+            <w:tcW w:w="501" w:type="dxa"/>
+            <w:tcBorders>
+              <w:left w:val="single" w:sz="2" w:space="0" w:color="808080"/>
+              <w:bottom w:val="single" w:sz="2" w:space="0" w:color="808080"/>
+              <w:right w:val="single" w:sz="6" w:space="0" w:color="808080"/>
+            </w:tcBorders>
+            <w:vAlign w:val="center"/>
+          </w:tcPr>
+          <w:p>
+            <w:pPr>
+              <w:pStyle w:val="TableContents"/>
+              <w:bidi w:val="0"/>
+              <w:spacing w:before="0" w:after="283"/>
+              <w:rPr/>
+            </w:pPr>
+            <w:r>
+              <w:rPr/>
+              <w:t>A</w:t>
+            </w:r>
+          </w:p>
+        </w:tc>
+        <w:tc>
+          <w:tcPr>
+            <w:tcW w:w="701" w:type="dxa"/>
+            <w:tcBorders>
+              <w:left w:val="single" w:sz="2" w:space="0" w:color="808080"/>
+              <w:bottom w:val="single" w:sz="2" w:space="0" w:color="808080"/>
+              <w:right w:val="single" w:sz="6" w:space="0" w:color="808080"/>
+            </w:tcBorders>
+            <w:vAlign w:val="center"/>
+          </w:tcPr>
+          <w:p>
+            <w:pPr>
+              <w:pStyle w:val="TableContents"/>
+              <w:bidi w:val="0"/>
+              <w:spacing w:before="0" w:after="283"/>
+              <w:rPr/>
+            </w:pPr>
+            <w:r>
+              <w:rPr/>
+              <w:t>19</w:t>
+            </w:r>
+          </w:p>
+        </w:tc>
+        <w:tc>
+          <w:tcPr>
+            <w:tcW w:w="1002" w:type="dxa"/>
+            <w:tcBorders>
+              <w:left w:val="single" w:sz="2" w:space="0" w:color="808080"/>
+              <w:bottom w:val="single" w:sz="2" w:space="0" w:color="808080"/>
+              <w:right w:val="single" w:sz="6" w:space="0" w:color="808080"/>
+            </w:tcBorders>
+            <w:vAlign w:val="center"/>
+          </w:tcPr>
+          <w:p>
+            <w:pPr>
+              <w:pStyle w:val="TableContents"/>
+              <w:bidi w:val="0"/>
+              <w:spacing w:before="0" w:after="283"/>
+              <w:rPr/>
+            </w:pPr>
+            <w:r>
+              <w:rPr/>
+              <w:t>0.0%</w:t>
+            </w:r>
+          </w:p>
+        </w:tc>
+        <w:tc>
+          <w:tcPr>
+            <w:tcW w:w="847" w:type="dxa"/>
+            <w:tcBorders>
+              <w:left w:val="single" w:sz="2" w:space="0" w:color="808080"/>
+              <w:bottom w:val="single" w:sz="2" w:space="0" w:color="808080"/>
+              <w:right w:val="single" w:sz="6" w:space="0" w:color="808080"/>
+            </w:tcBorders>
+            <w:vAlign w:val="center"/>
+          </w:tcPr>
+          <w:p>
+            <w:pPr>
+              <w:pStyle w:val="TableContents"/>
+              <w:bidi w:val="0"/>
+              <w:spacing w:before="0" w:after="283"/>
+              <w:rPr/>
+            </w:pPr>
+            <w:r>
+              <w:rPr/>
+              <w:t>0.0%</w:t>
+            </w:r>
+          </w:p>
+        </w:tc>
+        <w:tc>
+          <w:tcPr>
+            <w:tcW w:w="1518" w:type="dxa"/>
+            <w:tcBorders>
+              <w:left w:val="single" w:sz="2" w:space="0" w:color="808080"/>
+              <w:bottom w:val="single" w:sz="2" w:space="0" w:color="808080"/>
+              <w:right w:val="single" w:sz="6" w:space="0" w:color="808080"/>
+            </w:tcBorders>
+            <w:vAlign w:val="center"/>
+          </w:tcPr>
+          <w:p>
+            <w:pPr>
+              <w:pStyle w:val="TableContents"/>
+              <w:bidi w:val="0"/>
+              <w:spacing w:before="0" w:after="283"/>
+              <w:rPr/>
+            </w:pPr>
+            <w:r>
+              <w:rPr/>
+              <w:t>+0.0 [+0.0, +0.0]</w:t>
+            </w:r>
+          </w:p>
+        </w:tc>
+        <w:tc>
+          <w:tcPr>
+            <w:tcW w:w="4221" w:type="dxa"/>
+            <w:tcBorders>
+              <w:left w:val="single" w:sz="2" w:space="0" w:color="808080"/>
+              <w:bottom w:val="single" w:sz="2" w:space="0" w:color="808080"/>
+              <w:right w:val="single" w:sz="6" w:space="0" w:color="808080"/>
+            </w:tcBorders>
+            <w:vAlign w:val="center"/>
+          </w:tcPr>
+          <w:p>
+            <w:pPr>
+              <w:pStyle w:val="TableContents"/>
+              <w:bidi w:val="0"/>
+              <w:spacing w:before="0" w:after="283"/>
+              <w:rPr/>
+            </w:pPr>
+            <w:r>
+              <w:rPr/>
+              <w:t>alias named 82.5% vs 87.7%; RF5 evaluated False, passes None</w:t>
+            </w:r>
+          </w:p>
+        </w:tc>
+      </w:tr>
+      <w:tr>
+        <w:trPr/>
+        <w:tc>
+          <w:tcPr>
+            <w:tcW w:w="2549" w:type="dxa"/>
+            <w:tcBorders>
+              <w:left w:val="single" w:sz="6" w:space="0" w:color="808080"/>
+              <w:bottom w:val="single" w:sz="6" w:space="0" w:color="808080"/>
+              <w:right w:val="single" w:sz="6" w:space="0" w:color="808080"/>
+            </w:tcBorders>
+            <w:vAlign w:val="center"/>
+          </w:tcPr>
+          <w:p>
+            <w:pPr>
+              <w:pStyle w:val="TableContents"/>
+              <w:bidi w:val="0"/>
+              <w:spacing w:before="0" w:after="283"/>
+              <w:rPr/>
+            </w:pPr>
+            <w:r>
+              <w:rPr/>
+              <w:t>Pseudonymise and map back (fix 2)</w:t>
+            </w:r>
+          </w:p>
+        </w:tc>
+        <w:tc>
+          <w:tcPr>
+            <w:tcW w:w="501" w:type="dxa"/>
+            <w:tcBorders>
+              <w:left w:val="single" w:sz="2" w:space="0" w:color="808080"/>
+              <w:bottom w:val="single" w:sz="6" w:space="0" w:color="808080"/>
+              <w:right w:val="single" w:sz="6" w:space="0" w:color="808080"/>
+            </w:tcBorders>
+            <w:vAlign w:val="center"/>
+          </w:tcPr>
+          <w:p>
+            <w:pPr>
+              <w:pStyle w:val="TableContents"/>
+              <w:bidi w:val="0"/>
+              <w:spacing w:before="0" w:after="283"/>
+              <w:rPr/>
+            </w:pPr>
+            <w:r>
+              <w:rPr/>
+              <w:t>B</w:t>
+            </w:r>
+          </w:p>
+        </w:tc>
+        <w:tc>
+          <w:tcPr>
+            <w:tcW w:w="701" w:type="dxa"/>
+            <w:tcBorders>
+              <w:left w:val="single" w:sz="2" w:space="0" w:color="808080"/>
+              <w:bottom w:val="single" w:sz="6" w:space="0" w:color="808080"/>
+              <w:right w:val="single" w:sz="6" w:space="0" w:color="808080"/>
+            </w:tcBorders>
+            <w:vAlign w:val="center"/>
+          </w:tcPr>
+          <w:p>
+            <w:pPr>
+              <w:pStyle w:val="TableContents"/>
+              <w:bidi w:val="0"/>
+              <w:spacing w:before="0" w:after="283"/>
+              <w:rPr/>
+            </w:pPr>
+            <w:r>
+              <w:rPr/>
+              <w:t>54</w:t>
+            </w:r>
+          </w:p>
+        </w:tc>
+        <w:tc>
+          <w:tcPr>
+            <w:tcW w:w="1002" w:type="dxa"/>
+            <w:tcBorders>
+              <w:left w:val="single" w:sz="2" w:space="0" w:color="808080"/>
+              <w:bottom w:val="single" w:sz="6" w:space="0" w:color="808080"/>
+              <w:right w:val="single" w:sz="6" w:space="0" w:color="808080"/>
+            </w:tcBorders>
+            <w:vAlign w:val="center"/>
+          </w:tcPr>
+          <w:p>
+            <w:pPr>
+              <w:pStyle w:val="TableContents"/>
+              <w:bidi w:val="0"/>
+              <w:spacing w:before="0" w:after="283"/>
+              <w:rPr/>
+            </w:pPr>
+            <w:r>
+              <w:rPr/>
+              <w:t>3.7%</w:t>
+            </w:r>
+          </w:p>
+        </w:tc>
+        <w:tc>
+          <w:tcPr>
+            <w:tcW w:w="847" w:type="dxa"/>
+            <w:tcBorders>
+              <w:left w:val="single" w:sz="2" w:space="0" w:color="808080"/>
+              <w:bottom w:val="single" w:sz="6" w:space="0" w:color="808080"/>
+              <w:right w:val="single" w:sz="6" w:space="0" w:color="808080"/>
+            </w:tcBorders>
+            <w:vAlign w:val="center"/>
+          </w:tcPr>
+          <w:p>
+            <w:pPr>
+              <w:pStyle w:val="TableContents"/>
+              <w:bidi w:val="0"/>
+              <w:spacing w:before="0" w:after="283"/>
+              <w:rPr/>
+            </w:pPr>
+            <w:r>
+              <w:rPr/>
+              <w:t>3.1%</w:t>
+            </w:r>
+          </w:p>
+        </w:tc>
+        <w:tc>
+          <w:tcPr>
+            <w:tcW w:w="1518" w:type="dxa"/>
+            <w:tcBorders>
+              <w:left w:val="single" w:sz="2" w:space="0" w:color="808080"/>
+              <w:bottom w:val="single" w:sz="6" w:space="0" w:color="808080"/>
+              <w:right w:val="single" w:sz="6" w:space="0" w:color="808080"/>
+            </w:tcBorders>
+            <w:vAlign w:val="center"/>
+          </w:tcPr>
+          <w:p>
+            <w:pPr>
+              <w:pStyle w:val="TableContents"/>
+              <w:bidi w:val="0"/>
+              <w:spacing w:before="0" w:after="283"/>
+              <w:rPr/>
+            </w:pPr>
+            <w:r>
+              <w:rPr/>
+              <w:t>+0.6 [-1.9, +3.7]</w:t>
+            </w:r>
+          </w:p>
+        </w:tc>
+        <w:tc>
+          <w:tcPr>
+            <w:tcW w:w="4221" w:type="dxa"/>
+            <w:tcBorders>
+              <w:left w:val="single" w:sz="2" w:space="0" w:color="808080"/>
+              <w:bottom w:val="single" w:sz="6" w:space="0" w:color="808080"/>
+              <w:right w:val="single" w:sz="6" w:space="0" w:color="808080"/>
+            </w:tcBorders>
+            <w:vAlign w:val="center"/>
+          </w:tcPr>
+          <w:p>
+            <w:pPr>
+              <w:pStyle w:val="TableContents"/>
+              <w:bidi w:val="0"/>
+              <w:spacing w:before="0" w:after="283"/>
+              <w:rPr/>
+            </w:pPr>
+            <w:r>
+              <w:rPr/>
+              <w:t>alias named 82.7% vs 87.7%; RF5 evaluated False, passes False</w:t>
+            </w:r>
+          </w:p>
+        </w:tc>
+      </w:tr>
+    </w:tbl>
+    <w:p>
+      <w:pPr>
+        <w:pStyle w:val="BodyText"/>
+        <w:bidi w:val="0"/>
+        <w:rPr/>
+      </w:pPr>
+      <w:r>
+        <w:rPr/>
+        <w:t>Second judge (OLMo-2-32B, addendum 9, robustness only): W-ren 19.1% vs P-ren 1.9%, input channel +17.3 [+8.6, +27.2] over 54 events. Agreement with the first judge: 97.8% identical labels, kappa 0.88 (684 labels).</w:t>
+      </w:r>
+    </w:p>
+    <w:p>
+      <w:pPr>
+        <w:pStyle w:val="Heading4"/>
+        <w:bidi w:val="0"/>
+        <w:rPr/>
+      </w:pPr>
+      <w:r>
+        <w:rPr/>
+        <w:t>Larger open models (24 to 32B on the pod; addendum 8, separate stratum)</w:t>
+      </w:r>
+    </w:p>
+    <w:p>
+      <w:pPr>
+        <w:pStyle w:val="BodyText"/>
+        <w:bidi w:val="0"/>
+        <w:rPr/>
+      </w:pPr>
+      <w:r>
+        <w:rPr/>
+        <w:t>Models finished: ['mistral24', 'qwen32b'] not run: [] judged: ['mistral24', 'qwen32b']</w:t>
+      </w:r>
+    </w:p>
+    <w:p>
+      <w:pPr>
+        <w:pStyle w:val="BodyText"/>
+        <w:bidi w:val="0"/>
+        <w:rPr/>
+      </w:pPr>
+      <w:r>
+        <w:rPr>
+          <w:b/>
+        </w:rPr>
+        <w:t>Rule A (text-derived), primary set: 19 events.</w:t>
+      </w:r>
+      <w:r>
+        <w:rPr/>
+        <w:t xml:space="preserve"> Leak rate (% of events) per cell; input channel = W-ren minus P-ren; memory channel = P-orig minus P-ren.</w:t>
+      </w:r>
+    </w:p>
+    <w:tbl>
+      <w:tblPr>
+        <w:tblW w:w="5000" w:type="pct"/>
+        <w:jc w:val="left"/>
+        <w:tblInd w:w="45" w:type="dxa"/>
+        <w:tblLayout w:type="fixed"/>
+        <w:tblCellMar>
+          <w:top w:w="45" w:type="dxa"/>
+          <w:left w:w="45" w:type="dxa"/>
+          <w:bottom w:w="45" w:type="dxa"/>
+          <w:right w:w="45" w:type="dxa"/>
+        </w:tblCellMar>
+      </w:tblPr>
+      <w:tblGrid>
+        <w:gridCol w:w="2435"/>
+        <w:gridCol w:w="680"/>
+        <w:gridCol w:w="620"/>
+        <w:gridCol w:w="630"/>
+        <w:gridCol w:w="571"/>
+        <w:gridCol w:w="2001"/>
+        <w:gridCol w:w="2139"/>
+        <w:gridCol w:w="2263"/>
+      </w:tblGrid>
+      <w:tr>
+        <w:trPr/>
+        <w:tc>
+          <w:tcPr>
+            <w:tcW w:w="2435" w:type="dxa"/>
+            <w:tcBorders>
+              <w:top w:val="single" w:sz="6" w:space="0" w:color="808080"/>
+              <w:left w:val="single" w:sz="6" w:space="0" w:color="808080"/>
+              <w:bottom w:val="single" w:sz="2" w:space="0" w:color="808080"/>
+              <w:right w:val="single" w:sz="6" w:space="0" w:color="808080"/>
+            </w:tcBorders>
+            <w:vAlign w:val="center"/>
+          </w:tcPr>
+          <w:p>
+            <w:pPr>
+              <w:pStyle w:val="TableHeading"/>
+              <w:suppressLineNumbers/>
+              <w:bidi w:val="0"/>
+              <w:spacing w:before="0" w:after="283"/>
+              <w:jc w:val="center"/>
+              <w:rPr/>
+            </w:pPr>
+            <w:r>
+              <w:rPr/>
+              <w:t>Model</w:t>
+            </w:r>
+          </w:p>
+        </w:tc>
+        <w:tc>
+          <w:tcPr>
+            <w:tcW w:w="680" w:type="dxa"/>
+            <w:tcBorders>
+              <w:top w:val="single" w:sz="6" w:space="0" w:color="808080"/>
+              <w:left w:val="single" w:sz="2" w:space="0" w:color="808080"/>
+              <w:bottom w:val="single" w:sz="2" w:space="0" w:color="808080"/>
+              <w:right w:val="single" w:sz="6" w:space="0" w:color="808080"/>
+            </w:tcBorders>
+            <w:vAlign w:val="center"/>
+          </w:tcPr>
+          <w:p>
+            <w:pPr>
+              <w:pStyle w:val="TableHeading"/>
+              <w:suppressLineNumbers/>
+              <w:bidi w:val="0"/>
+              <w:spacing w:before="0" w:after="283"/>
+              <w:jc w:val="center"/>
+              <w:rPr/>
+            </w:pPr>
+            <w:r>
+              <w:rPr/>
+              <w:t>W-orig</w:t>
+            </w:r>
+          </w:p>
+        </w:tc>
+        <w:tc>
+          <w:tcPr>
+            <w:tcW w:w="620" w:type="dxa"/>
+            <w:tcBorders>
+              <w:top w:val="single" w:sz="6" w:space="0" w:color="808080"/>
+              <w:left w:val="single" w:sz="2" w:space="0" w:color="808080"/>
+              <w:bottom w:val="single" w:sz="2" w:space="0" w:color="808080"/>
+              <w:right w:val="single" w:sz="6" w:space="0" w:color="808080"/>
+            </w:tcBorders>
+            <w:vAlign w:val="center"/>
+          </w:tcPr>
+          <w:p>
+            <w:pPr>
+              <w:pStyle w:val="TableHeading"/>
+              <w:suppressLineNumbers/>
+              <w:bidi w:val="0"/>
+              <w:spacing w:before="0" w:after="283"/>
+              <w:jc w:val="center"/>
+              <w:rPr/>
+            </w:pPr>
+            <w:r>
+              <w:rPr/>
+              <w:t>W-ren</w:t>
+            </w:r>
+          </w:p>
+        </w:tc>
+        <w:tc>
+          <w:tcPr>
+            <w:tcW w:w="630" w:type="dxa"/>
+            <w:tcBorders>
+              <w:top w:val="single" w:sz="6" w:space="0" w:color="808080"/>
+              <w:left w:val="single" w:sz="2" w:space="0" w:color="808080"/>
+              <w:bottom w:val="single" w:sz="2" w:space="0" w:color="808080"/>
+              <w:right w:val="single" w:sz="6" w:space="0" w:color="808080"/>
+            </w:tcBorders>
+            <w:vAlign w:val="center"/>
+          </w:tcPr>
+          <w:p>
+            <w:pPr>
+              <w:pStyle w:val="TableHeading"/>
+              <w:suppressLineNumbers/>
+              <w:bidi w:val="0"/>
+              <w:spacing w:before="0" w:after="283"/>
+              <w:jc w:val="center"/>
+              <w:rPr/>
+            </w:pPr>
+            <w:r>
+              <w:rPr/>
+              <w:t>P-orig</w:t>
+            </w:r>
+          </w:p>
+        </w:tc>
+        <w:tc>
+          <w:tcPr>
+            <w:tcW w:w="571" w:type="dxa"/>
+            <w:tcBorders>
+              <w:top w:val="single" w:sz="6" w:space="0" w:color="808080"/>
+              <w:left w:val="single" w:sz="2" w:space="0" w:color="808080"/>
+              <w:bottom w:val="single" w:sz="2" w:space="0" w:color="808080"/>
+              <w:right w:val="single" w:sz="6" w:space="0" w:color="808080"/>
+            </w:tcBorders>
+            <w:vAlign w:val="center"/>
+          </w:tcPr>
+          <w:p>
+            <w:pPr>
+              <w:pStyle w:val="TableHeading"/>
+              <w:suppressLineNumbers/>
+              <w:bidi w:val="0"/>
+              <w:spacing w:before="0" w:after="283"/>
+              <w:jc w:val="center"/>
+              <w:rPr/>
+            </w:pPr>
+            <w:r>
+              <w:rPr/>
+              <w:t>P-ren</w:t>
+            </w:r>
+          </w:p>
+        </w:tc>
+        <w:tc>
+          <w:tcPr>
+            <w:tcW w:w="2001" w:type="dxa"/>
+            <w:tcBorders>
+              <w:top w:val="single" w:sz="6" w:space="0" w:color="808080"/>
+              <w:left w:val="single" w:sz="2" w:space="0" w:color="808080"/>
+              <w:bottom w:val="single" w:sz="2" w:space="0" w:color="808080"/>
+              <w:right w:val="single" w:sz="6" w:space="0" w:color="808080"/>
+            </w:tcBorders>
+            <w:vAlign w:val="center"/>
+          </w:tcPr>
+          <w:p>
+            <w:pPr>
+              <w:pStyle w:val="TableHeading"/>
+              <w:suppressLineNumbers/>
+              <w:bidi w:val="0"/>
+              <w:spacing w:before="0" w:after="283"/>
+              <w:jc w:val="center"/>
+              <w:rPr/>
+            </w:pPr>
+            <w:r>
+              <w:rPr/>
+              <w:t>Input channel [95% CI]</w:t>
+            </w:r>
+          </w:p>
+        </w:tc>
+        <w:tc>
+          <w:tcPr>
+            <w:tcW w:w="2139" w:type="dxa"/>
+            <w:tcBorders>
+              <w:top w:val="single" w:sz="6" w:space="0" w:color="808080"/>
+              <w:left w:val="single" w:sz="2" w:space="0" w:color="808080"/>
+              <w:bottom w:val="single" w:sz="2" w:space="0" w:color="808080"/>
+              <w:right w:val="single" w:sz="6" w:space="0" w:color="808080"/>
+            </w:tcBorders>
+            <w:vAlign w:val="center"/>
+          </w:tcPr>
+          <w:p>
+            <w:pPr>
+              <w:pStyle w:val="TableHeading"/>
+              <w:suppressLineNumbers/>
+              <w:bidi w:val="0"/>
+              <w:spacing w:before="0" w:after="283"/>
+              <w:jc w:val="center"/>
+              <w:rPr/>
+            </w:pPr>
+            <w:r>
+              <w:rPr/>
+              <w:t>Events W-ren &gt; P-ren / &lt;</w:t>
+            </w:r>
+          </w:p>
+        </w:tc>
+        <w:tc>
+          <w:tcPr>
+            <w:tcW w:w="2263" w:type="dxa"/>
+            <w:tcBorders>
+              <w:top w:val="single" w:sz="6" w:space="0" w:color="808080"/>
+              <w:left w:val="single" w:sz="2" w:space="0" w:color="808080"/>
+              <w:bottom w:val="single" w:sz="2" w:space="0" w:color="808080"/>
+              <w:right w:val="single" w:sz="6" w:space="0" w:color="808080"/>
+            </w:tcBorders>
+            <w:vAlign w:val="center"/>
+          </w:tcPr>
+          <w:p>
+            <w:pPr>
+              <w:pStyle w:val="TableHeading"/>
+              <w:suppressLineNumbers/>
+              <w:bidi w:val="0"/>
+              <w:spacing w:before="0" w:after="283"/>
+              <w:jc w:val="center"/>
+              <w:rPr/>
+            </w:pPr>
+            <w:r>
+              <w:rPr/>
+              <w:t>Memory channel [95% CI]</w:t>
+            </w:r>
+          </w:p>
+        </w:tc>
+      </w:tr>
+      <w:tr>
+        <w:trPr/>
+        <w:tc>
+          <w:tcPr>
+            <w:tcW w:w="2435" w:type="dxa"/>
+            <w:tcBorders>
+              <w:left w:val="single" w:sz="6" w:space="0" w:color="808080"/>
+              <w:bottom w:val="single" w:sz="2" w:space="0" w:color="808080"/>
+              <w:right w:val="single" w:sz="6" w:space="0" w:color="808080"/>
+            </w:tcBorders>
+            <w:vAlign w:val="center"/>
+          </w:tcPr>
+          <w:p>
+            <w:pPr>
+              <w:pStyle w:val="TableContents"/>
+              <w:bidi w:val="0"/>
+              <w:spacing w:before="0" w:after="283"/>
+              <w:rPr/>
+            </w:pPr>
+            <w:r>
+              <w:rPr/>
+              <w:t>Mistral-Small-3.2-24B</w:t>
+            </w:r>
+          </w:p>
+        </w:tc>
+        <w:tc>
+          <w:tcPr>
+            <w:tcW w:w="680" w:type="dxa"/>
+            <w:tcBorders>
+              <w:left w:val="single" w:sz="2" w:space="0" w:color="808080"/>
+              <w:bottom w:val="single" w:sz="2" w:space="0" w:color="808080"/>
+              <w:right w:val="single" w:sz="6" w:space="0" w:color="808080"/>
+            </w:tcBorders>
+            <w:vAlign w:val="center"/>
+          </w:tcPr>
+          <w:p>
+            <w:pPr>
+              <w:pStyle w:val="TableContents"/>
+              <w:bidi w:val="0"/>
+              <w:spacing w:before="0" w:after="283"/>
+              <w:rPr/>
+            </w:pPr>
+            <w:r>
+              <w:rPr/>
+              <w:t>26.3</w:t>
+            </w:r>
+          </w:p>
+        </w:tc>
+        <w:tc>
+          <w:tcPr>
+            <w:tcW w:w="620" w:type="dxa"/>
+            <w:tcBorders>
+              <w:left w:val="single" w:sz="2" w:space="0" w:color="808080"/>
+              <w:bottom w:val="single" w:sz="2" w:space="0" w:color="808080"/>
+              <w:right w:val="single" w:sz="6" w:space="0" w:color="808080"/>
+            </w:tcBorders>
+            <w:vAlign w:val="center"/>
+          </w:tcPr>
+          <w:p>
+            <w:pPr>
+              <w:pStyle w:val="TableContents"/>
+              <w:bidi w:val="0"/>
+              <w:spacing w:before="0" w:after="283"/>
+              <w:rPr/>
+            </w:pPr>
+            <w:r>
+              <w:rPr/>
+              <w:t>26.3</w:t>
+            </w:r>
+          </w:p>
+        </w:tc>
+        <w:tc>
+          <w:tcPr>
+            <w:tcW w:w="630" w:type="dxa"/>
+            <w:tcBorders>
+              <w:left w:val="single" w:sz="2" w:space="0" w:color="808080"/>
+              <w:bottom w:val="single" w:sz="2" w:space="0" w:color="808080"/>
+              <w:right w:val="single" w:sz="6" w:space="0" w:color="808080"/>
+            </w:tcBorders>
+            <w:vAlign w:val="center"/>
+          </w:tcPr>
+          <w:p>
+            <w:pPr>
+              <w:pStyle w:val="TableContents"/>
+              <w:bidi w:val="0"/>
+              <w:spacing w:before="0" w:after="283"/>
+              <w:rPr/>
+            </w:pPr>
+            <w:r>
+              <w:rPr/>
+              <w:t>0.0</w:t>
+            </w:r>
+          </w:p>
+        </w:tc>
+        <w:tc>
+          <w:tcPr>
+            <w:tcW w:w="571" w:type="dxa"/>
+            <w:tcBorders>
+              <w:left w:val="single" w:sz="2" w:space="0" w:color="808080"/>
+              <w:bottom w:val="single" w:sz="2" w:space="0" w:color="808080"/>
+              <w:right w:val="single" w:sz="6" w:space="0" w:color="808080"/>
+            </w:tcBorders>
+            <w:vAlign w:val="center"/>
+          </w:tcPr>
+          <w:p>
+            <w:pPr>
+              <w:pStyle w:val="TableContents"/>
+              <w:bidi w:val="0"/>
+              <w:spacing w:before="0" w:after="283"/>
+              <w:rPr/>
+            </w:pPr>
+            <w:r>
+              <w:rPr/>
+              <w:t>0.0</w:t>
+            </w:r>
+          </w:p>
+        </w:tc>
+        <w:tc>
+          <w:tcPr>
+            <w:tcW w:w="2001" w:type="dxa"/>
+            <w:tcBorders>
+              <w:left w:val="single" w:sz="2" w:space="0" w:color="808080"/>
+              <w:bottom w:val="single" w:sz="2" w:space="0" w:color="808080"/>
+              <w:right w:val="single" w:sz="6" w:space="0" w:color="808080"/>
+            </w:tcBorders>
+            <w:vAlign w:val="center"/>
+          </w:tcPr>
+          <w:p>
+            <w:pPr>
+              <w:pStyle w:val="TableContents"/>
+              <w:bidi w:val="0"/>
+              <w:spacing w:before="0" w:after="283"/>
+              <w:rPr/>
+            </w:pPr>
+            <w:r>
+              <w:rPr/>
+              <w:t>+26.3 [+5.3, +47.4]</w:t>
+            </w:r>
+          </w:p>
+        </w:tc>
+        <w:tc>
+          <w:tcPr>
+            <w:tcW w:w="2139" w:type="dxa"/>
+            <w:tcBorders>
+              <w:left w:val="single" w:sz="2" w:space="0" w:color="808080"/>
+              <w:bottom w:val="single" w:sz="2" w:space="0" w:color="808080"/>
+              <w:right w:val="single" w:sz="6" w:space="0" w:color="808080"/>
+            </w:tcBorders>
+            <w:vAlign w:val="center"/>
+          </w:tcPr>
+          <w:p>
+            <w:pPr>
+              <w:pStyle w:val="TableContents"/>
+              <w:bidi w:val="0"/>
+              <w:spacing w:before="0" w:after="283"/>
+              <w:rPr/>
+            </w:pPr>
+            <w:r>
+              <w:rPr/>
+              <w:t>5 / 0 (p = 0.0312)</w:t>
+            </w:r>
+          </w:p>
+        </w:tc>
+        <w:tc>
+          <w:tcPr>
+            <w:tcW w:w="2263" w:type="dxa"/>
+            <w:tcBorders>
+              <w:left w:val="single" w:sz="2" w:space="0" w:color="808080"/>
+              <w:bottom w:val="single" w:sz="2" w:space="0" w:color="808080"/>
+              <w:right w:val="single" w:sz="6" w:space="0" w:color="808080"/>
+            </w:tcBorders>
+            <w:vAlign w:val="center"/>
+          </w:tcPr>
+          <w:p>
+            <w:pPr>
+              <w:pStyle w:val="TableContents"/>
+              <w:bidi w:val="0"/>
+              <w:spacing w:before="0" w:after="283"/>
+              <w:rPr/>
+            </w:pPr>
+            <w:r>
+              <w:rPr/>
+              <w:t>+0.0 [+0.0, +0.0]</w:t>
+            </w:r>
+          </w:p>
+        </w:tc>
+      </w:tr>
+      <w:tr>
+        <w:trPr/>
+        <w:tc>
+          <w:tcPr>
+            <w:tcW w:w="2435" w:type="dxa"/>
+            <w:tcBorders>
+              <w:left w:val="single" w:sz="6" w:space="0" w:color="808080"/>
+              <w:bottom w:val="single" w:sz="2" w:space="0" w:color="808080"/>
+              <w:right w:val="single" w:sz="6" w:space="0" w:color="808080"/>
+            </w:tcBorders>
+            <w:vAlign w:val="center"/>
+          </w:tcPr>
+          <w:p>
+            <w:pPr>
+              <w:pStyle w:val="TableContents"/>
+              <w:bidi w:val="0"/>
+              <w:spacing w:before="0" w:after="283"/>
+              <w:rPr/>
+            </w:pPr>
+            <w:r>
+              <w:rPr/>
+              <w:t>Qwen2.5-32B</w:t>
+            </w:r>
+          </w:p>
+        </w:tc>
+        <w:tc>
+          <w:tcPr>
+            <w:tcW w:w="680" w:type="dxa"/>
+            <w:tcBorders>
+              <w:left w:val="single" w:sz="2" w:space="0" w:color="808080"/>
+              <w:bottom w:val="single" w:sz="2" w:space="0" w:color="808080"/>
+              <w:right w:val="single" w:sz="6" w:space="0" w:color="808080"/>
+            </w:tcBorders>
+            <w:vAlign w:val="center"/>
+          </w:tcPr>
+          <w:p>
+            <w:pPr>
+              <w:pStyle w:val="TableContents"/>
+              <w:bidi w:val="0"/>
+              <w:spacing w:before="0" w:after="283"/>
+              <w:rPr/>
+            </w:pPr>
+            <w:r>
+              <w:rPr/>
+              <w:t>15.8</w:t>
+            </w:r>
+          </w:p>
+        </w:tc>
+        <w:tc>
+          <w:tcPr>
+            <w:tcW w:w="620" w:type="dxa"/>
+            <w:tcBorders>
+              <w:left w:val="single" w:sz="2" w:space="0" w:color="808080"/>
+              <w:bottom w:val="single" w:sz="2" w:space="0" w:color="808080"/>
+              <w:right w:val="single" w:sz="6" w:space="0" w:color="808080"/>
+            </w:tcBorders>
+            <w:vAlign w:val="center"/>
+          </w:tcPr>
+          <w:p>
+            <w:pPr>
+              <w:pStyle w:val="TableContents"/>
+              <w:bidi w:val="0"/>
+              <w:spacing w:before="0" w:after="283"/>
+              <w:rPr/>
+            </w:pPr>
+            <w:r>
+              <w:rPr/>
+              <w:t>15.8</w:t>
+            </w:r>
+          </w:p>
+        </w:tc>
+        <w:tc>
+          <w:tcPr>
+            <w:tcW w:w="630" w:type="dxa"/>
+            <w:tcBorders>
+              <w:left w:val="single" w:sz="2" w:space="0" w:color="808080"/>
+              <w:bottom w:val="single" w:sz="2" w:space="0" w:color="808080"/>
+              <w:right w:val="single" w:sz="6" w:space="0" w:color="808080"/>
+            </w:tcBorders>
+            <w:vAlign w:val="center"/>
+          </w:tcPr>
+          <w:p>
+            <w:pPr>
+              <w:pStyle w:val="TableContents"/>
+              <w:bidi w:val="0"/>
+              <w:spacing w:before="0" w:after="283"/>
+              <w:rPr/>
+            </w:pPr>
+            <w:r>
+              <w:rPr/>
+              <w:t>0.0</w:t>
+            </w:r>
+          </w:p>
+        </w:tc>
+        <w:tc>
+          <w:tcPr>
+            <w:tcW w:w="571" w:type="dxa"/>
+            <w:tcBorders>
+              <w:left w:val="single" w:sz="2" w:space="0" w:color="808080"/>
+              <w:bottom w:val="single" w:sz="2" w:space="0" w:color="808080"/>
+              <w:right w:val="single" w:sz="6" w:space="0" w:color="808080"/>
+            </w:tcBorders>
+            <w:vAlign w:val="center"/>
+          </w:tcPr>
+          <w:p>
+            <w:pPr>
+              <w:pStyle w:val="TableContents"/>
+              <w:bidi w:val="0"/>
+              <w:spacing w:before="0" w:after="283"/>
+              <w:rPr/>
+            </w:pPr>
+            <w:r>
+              <w:rPr/>
+              <w:t>0.0</w:t>
+            </w:r>
+          </w:p>
+        </w:tc>
+        <w:tc>
+          <w:tcPr>
+            <w:tcW w:w="2001" w:type="dxa"/>
+            <w:tcBorders>
+              <w:left w:val="single" w:sz="2" w:space="0" w:color="808080"/>
+              <w:bottom w:val="single" w:sz="2" w:space="0" w:color="808080"/>
+              <w:right w:val="single" w:sz="6" w:space="0" w:color="808080"/>
+            </w:tcBorders>
+            <w:vAlign w:val="center"/>
+          </w:tcPr>
+          <w:p>
+            <w:pPr>
+              <w:pStyle w:val="TableContents"/>
+              <w:bidi w:val="0"/>
+              <w:spacing w:before="0" w:after="283"/>
+              <w:rPr/>
+            </w:pPr>
+            <w:r>
+              <w:rPr/>
+              <w:t>+15.8 [+0.0, +31.6]</w:t>
+            </w:r>
+          </w:p>
+        </w:tc>
+        <w:tc>
+          <w:tcPr>
+            <w:tcW w:w="2139" w:type="dxa"/>
+            <w:tcBorders>
+              <w:left w:val="single" w:sz="2" w:space="0" w:color="808080"/>
+              <w:bottom w:val="single" w:sz="2" w:space="0" w:color="808080"/>
+              <w:right w:val="single" w:sz="6" w:space="0" w:color="808080"/>
+            </w:tcBorders>
+            <w:vAlign w:val="center"/>
+          </w:tcPr>
+          <w:p>
+            <w:pPr>
+              <w:pStyle w:val="TableContents"/>
+              <w:bidi w:val="0"/>
+              <w:spacing w:before="0" w:after="283"/>
+              <w:rPr/>
+            </w:pPr>
+            <w:r>
+              <w:rPr/>
+              <w:t>3 / 0 (p = 0.125)</w:t>
+            </w:r>
+          </w:p>
+        </w:tc>
+        <w:tc>
+          <w:tcPr>
+            <w:tcW w:w="2263" w:type="dxa"/>
+            <w:tcBorders>
+              <w:left w:val="single" w:sz="2" w:space="0" w:color="808080"/>
+              <w:bottom w:val="single" w:sz="2" w:space="0" w:color="808080"/>
+              <w:right w:val="single" w:sz="6" w:space="0" w:color="808080"/>
+            </w:tcBorders>
+            <w:vAlign w:val="center"/>
+          </w:tcPr>
+          <w:p>
+            <w:pPr>
+              <w:pStyle w:val="TableContents"/>
+              <w:bidi w:val="0"/>
+              <w:spacing w:before="0" w:after="283"/>
+              <w:rPr/>
+            </w:pPr>
+            <w:r>
+              <w:rPr/>
+              <w:t>+0.0 [+0.0, +0.0]</w:t>
+            </w:r>
+          </w:p>
+        </w:tc>
+      </w:tr>
+      <w:tr>
+        <w:trPr/>
+        <w:tc>
+          <w:tcPr>
+            <w:tcW w:w="2435" w:type="dxa"/>
+            <w:tcBorders>
+              <w:left w:val="single" w:sz="6" w:space="0" w:color="808080"/>
+              <w:bottom w:val="single" w:sz="6" w:space="0" w:color="808080"/>
+              <w:right w:val="single" w:sz="6" w:space="0" w:color="808080"/>
+            </w:tcBorders>
+            <w:vAlign w:val="center"/>
+          </w:tcPr>
+          <w:p>
+            <w:pPr>
+              <w:pStyle w:val="TableContents"/>
+              <w:bidi w:val="0"/>
+              <w:spacing w:before="0" w:after="283"/>
+              <w:rPr>
+                <w:b/>
+              </w:rPr>
+            </w:pPr>
+            <w:r>
+              <w:rPr>
+                <w:b/>
+              </w:rPr>
+              <w:t>Pooled (mean over models)</w:t>
+            </w:r>
+          </w:p>
+        </w:tc>
+        <w:tc>
+          <w:tcPr>
+            <w:tcW w:w="680" w:type="dxa"/>
+            <w:tcBorders>
+              <w:left w:val="single" w:sz="2" w:space="0" w:color="808080"/>
+              <w:bottom w:val="single" w:sz="6" w:space="0" w:color="808080"/>
+              <w:right w:val="single" w:sz="6" w:space="0" w:color="808080"/>
+            </w:tcBorders>
+            <w:vAlign w:val="center"/>
+          </w:tcPr>
+          <w:p>
+            <w:pPr>
+              <w:pStyle w:val="TableContents"/>
+              <w:bidi w:val="0"/>
+              <w:spacing w:before="0" w:after="283"/>
+              <w:rPr/>
+            </w:pPr>
+            <w:r>
+              <w:rPr/>
+              <w:t>21.1</w:t>
+            </w:r>
+          </w:p>
+        </w:tc>
+        <w:tc>
+          <w:tcPr>
+            <w:tcW w:w="620" w:type="dxa"/>
+            <w:tcBorders>
+              <w:left w:val="single" w:sz="2" w:space="0" w:color="808080"/>
+              <w:bottom w:val="single" w:sz="6" w:space="0" w:color="808080"/>
+              <w:right w:val="single" w:sz="6" w:space="0" w:color="808080"/>
+            </w:tcBorders>
+            <w:vAlign w:val="center"/>
+          </w:tcPr>
+          <w:p>
+            <w:pPr>
+              <w:pStyle w:val="TableContents"/>
+              <w:bidi w:val="0"/>
+              <w:spacing w:before="0" w:after="283"/>
+              <w:rPr/>
+            </w:pPr>
+            <w:r>
+              <w:rPr/>
+              <w:t>21.1</w:t>
+            </w:r>
+          </w:p>
+        </w:tc>
+        <w:tc>
+          <w:tcPr>
+            <w:tcW w:w="630" w:type="dxa"/>
+            <w:tcBorders>
+              <w:left w:val="single" w:sz="2" w:space="0" w:color="808080"/>
+              <w:bottom w:val="single" w:sz="6" w:space="0" w:color="808080"/>
+              <w:right w:val="single" w:sz="6" w:space="0" w:color="808080"/>
+            </w:tcBorders>
+            <w:vAlign w:val="center"/>
+          </w:tcPr>
+          <w:p>
+            <w:pPr>
+              <w:pStyle w:val="TableContents"/>
+              <w:bidi w:val="0"/>
+              <w:spacing w:before="0" w:after="283"/>
+              <w:rPr/>
+            </w:pPr>
+            <w:r>
+              <w:rPr/>
+              <w:t>0.0</w:t>
+            </w:r>
+          </w:p>
+        </w:tc>
+        <w:tc>
+          <w:tcPr>
+            <w:tcW w:w="571" w:type="dxa"/>
+            <w:tcBorders>
+              <w:left w:val="single" w:sz="2" w:space="0" w:color="808080"/>
+              <w:bottom w:val="single" w:sz="6" w:space="0" w:color="808080"/>
+              <w:right w:val="single" w:sz="6" w:space="0" w:color="808080"/>
+            </w:tcBorders>
+            <w:vAlign w:val="center"/>
+          </w:tcPr>
+          <w:p>
+            <w:pPr>
+              <w:pStyle w:val="TableContents"/>
+              <w:bidi w:val="0"/>
+              <w:spacing w:before="0" w:after="283"/>
+              <w:rPr/>
+            </w:pPr>
+            <w:r>
+              <w:rPr/>
+              <w:t>0.0</w:t>
+            </w:r>
+          </w:p>
+        </w:tc>
+        <w:tc>
+          <w:tcPr>
+            <w:tcW w:w="2001" w:type="dxa"/>
+            <w:tcBorders>
+              <w:left w:val="single" w:sz="2" w:space="0" w:color="808080"/>
+              <w:bottom w:val="single" w:sz="6" w:space="0" w:color="808080"/>
+              <w:right w:val="single" w:sz="6" w:space="0" w:color="808080"/>
+            </w:tcBorders>
+            <w:vAlign w:val="center"/>
+          </w:tcPr>
+          <w:p>
+            <w:pPr>
+              <w:pStyle w:val="TableContents"/>
+              <w:bidi w:val="0"/>
+              <w:spacing w:before="0" w:after="283"/>
+              <w:rPr/>
+            </w:pPr>
+            <w:r>
+              <w:rPr/>
+              <w:t>+21.1 [+5.3, +39.5]</w:t>
+            </w:r>
+          </w:p>
+        </w:tc>
+        <w:tc>
+          <w:tcPr>
+            <w:tcW w:w="2139" w:type="dxa"/>
+            <w:tcBorders>
+              <w:left w:val="single" w:sz="2" w:space="0" w:color="808080"/>
+              <w:bottom w:val="single" w:sz="6" w:space="0" w:color="808080"/>
+              <w:right w:val="single" w:sz="6" w:space="0" w:color="808080"/>
+            </w:tcBorders>
+            <w:vAlign w:val="center"/>
+          </w:tcPr>
+          <w:p>
+            <w:pPr>
+              <w:pStyle w:val="TableContents"/>
+              <w:bidi w:val="0"/>
+              <w:spacing w:before="0" w:after="283"/>
+              <w:rPr/>
+            </w:pPr>
+            <w:r>
+              <w:rPr/>
+              <w:t>2 of 2 models positive</w:t>
+            </w:r>
+          </w:p>
+        </w:tc>
+        <w:tc>
+          <w:tcPr>
+            <w:tcW w:w="2263" w:type="dxa"/>
+            <w:tcBorders>
+              <w:left w:val="single" w:sz="2" w:space="0" w:color="808080"/>
+              <w:bottom w:val="single" w:sz="6" w:space="0" w:color="808080"/>
+              <w:right w:val="single" w:sz="6" w:space="0" w:color="808080"/>
+            </w:tcBorders>
+            <w:vAlign w:val="center"/>
+          </w:tcPr>
+          <w:p>
+            <w:pPr>
+              <w:pStyle w:val="TableContents"/>
+              <w:bidi w:val="0"/>
+              <w:spacing w:before="0" w:after="283"/>
+              <w:rPr/>
+            </w:pPr>
+            <w:r>
+              <w:rPr/>
+              <w:t>+0.0 [+0.0, +0.0]</w:t>
+            </w:r>
+          </w:p>
+        </w:tc>
+      </w:tr>
+    </w:tbl>
+    <w:p>
+      <w:pPr>
+        <w:pStyle w:val="BodyText"/>
+        <w:bidi w:val="0"/>
+        <w:rPr/>
+      </w:pPr>
+      <w:r>
+        <w:rPr/>
+        <w:t>RF1 SUPPORTED; RF2 validity P-ren rate 0.0% (valid); RF4 W-orig minus P-orig +21.1 [+5.3, +39.5].</w:t>
+      </w:r>
+    </w:p>
+    <w:p>
+      <w:pPr>
+        <w:pStyle w:val="BodyText"/>
+        <w:bidi w:val="0"/>
+        <w:rPr/>
+      </w:pPr>
+      <w:r>
+        <w:rPr>
+          <w:b/>
+        </w:rPr>
+        <w:t>Rule B (judge), EXPLICIT and IMPLIED events: 54 events.</w:t>
+      </w:r>
+      <w:r>
+        <w:rPr/>
+        <w:t xml:space="preserve"> Leak rate (% of events) per cell; input channel = W-ren minus P-ren; memory channel = P-orig minus P-ren.</w:t>
+      </w:r>
+    </w:p>
+    <w:tbl>
+      <w:tblPr>
+        <w:tblW w:w="5000" w:type="pct"/>
+        <w:jc w:val="left"/>
+        <w:tblInd w:w="45" w:type="dxa"/>
+        <w:tblLayout w:type="fixed"/>
+        <w:tblCellMar>
+          <w:top w:w="45" w:type="dxa"/>
+          <w:left w:w="45" w:type="dxa"/>
+          <w:bottom w:w="45" w:type="dxa"/>
+          <w:right w:w="45" w:type="dxa"/>
+        </w:tblCellMar>
+      </w:tblPr>
+      <w:tblGrid>
+        <w:gridCol w:w="2434"/>
+        <w:gridCol w:w="680"/>
+        <w:gridCol w:w="620"/>
+        <w:gridCol w:w="630"/>
+        <w:gridCol w:w="571"/>
+        <w:gridCol w:w="2000"/>
+        <w:gridCol w:w="2141"/>
+        <w:gridCol w:w="2263"/>
+      </w:tblGrid>
+      <w:tr>
+        <w:trPr/>
+        <w:tc>
+          <w:tcPr>
+            <w:tcW w:w="2434" w:type="dxa"/>
+            <w:tcBorders>
+              <w:top w:val="single" w:sz="6" w:space="0" w:color="808080"/>
+              <w:left w:val="single" w:sz="6" w:space="0" w:color="808080"/>
+              <w:bottom w:val="single" w:sz="2" w:space="0" w:color="808080"/>
+              <w:right w:val="single" w:sz="6" w:space="0" w:color="808080"/>
+            </w:tcBorders>
+            <w:vAlign w:val="center"/>
+          </w:tcPr>
+          <w:p>
+            <w:pPr>
+              <w:pStyle w:val="TableHeading"/>
+              <w:suppressLineNumbers/>
+              <w:bidi w:val="0"/>
+              <w:spacing w:before="0" w:after="283"/>
+              <w:jc w:val="center"/>
+              <w:rPr/>
+            </w:pPr>
+            <w:r>
+              <w:rPr/>
+              <w:t>Model</w:t>
+            </w:r>
+          </w:p>
+        </w:tc>
+        <w:tc>
+          <w:tcPr>
+            <w:tcW w:w="680" w:type="dxa"/>
+            <w:tcBorders>
+              <w:top w:val="single" w:sz="6" w:space="0" w:color="808080"/>
+              <w:left w:val="single" w:sz="2" w:space="0" w:color="808080"/>
+              <w:bottom w:val="single" w:sz="2" w:space="0" w:color="808080"/>
+              <w:right w:val="single" w:sz="6" w:space="0" w:color="808080"/>
+            </w:tcBorders>
+            <w:vAlign w:val="center"/>
+          </w:tcPr>
+          <w:p>
+            <w:pPr>
+              <w:pStyle w:val="TableHeading"/>
+              <w:suppressLineNumbers/>
+              <w:bidi w:val="0"/>
+              <w:spacing w:before="0" w:after="283"/>
+              <w:jc w:val="center"/>
+              <w:rPr/>
+            </w:pPr>
+            <w:r>
+              <w:rPr/>
+              <w:t>W-orig</w:t>
+            </w:r>
+          </w:p>
+        </w:tc>
+        <w:tc>
+          <w:tcPr>
+            <w:tcW w:w="620" w:type="dxa"/>
+            <w:tcBorders>
+              <w:top w:val="single" w:sz="6" w:space="0" w:color="808080"/>
+              <w:left w:val="single" w:sz="2" w:space="0" w:color="808080"/>
+              <w:bottom w:val="single" w:sz="2" w:space="0" w:color="808080"/>
+              <w:right w:val="single" w:sz="6" w:space="0" w:color="808080"/>
+            </w:tcBorders>
+            <w:vAlign w:val="center"/>
+          </w:tcPr>
+          <w:p>
+            <w:pPr>
+              <w:pStyle w:val="TableHeading"/>
+              <w:suppressLineNumbers/>
+              <w:bidi w:val="0"/>
+              <w:spacing w:before="0" w:after="283"/>
+              <w:jc w:val="center"/>
+              <w:rPr/>
+            </w:pPr>
+            <w:r>
+              <w:rPr/>
+              <w:t>W-ren</w:t>
+            </w:r>
+          </w:p>
+        </w:tc>
+        <w:tc>
+          <w:tcPr>
+            <w:tcW w:w="630" w:type="dxa"/>
+            <w:tcBorders>
+              <w:top w:val="single" w:sz="6" w:space="0" w:color="808080"/>
+              <w:left w:val="single" w:sz="2" w:space="0" w:color="808080"/>
+              <w:bottom w:val="single" w:sz="2" w:space="0" w:color="808080"/>
+              <w:right w:val="single" w:sz="6" w:space="0" w:color="808080"/>
+            </w:tcBorders>
+            <w:vAlign w:val="center"/>
+          </w:tcPr>
+          <w:p>
+            <w:pPr>
+              <w:pStyle w:val="TableHeading"/>
+              <w:suppressLineNumbers/>
+              <w:bidi w:val="0"/>
+              <w:spacing w:before="0" w:after="283"/>
+              <w:jc w:val="center"/>
+              <w:rPr/>
+            </w:pPr>
+            <w:r>
+              <w:rPr/>
+              <w:t>P-orig</w:t>
+            </w:r>
+          </w:p>
+        </w:tc>
+        <w:tc>
+          <w:tcPr>
+            <w:tcW w:w="571" w:type="dxa"/>
+            <w:tcBorders>
+              <w:top w:val="single" w:sz="6" w:space="0" w:color="808080"/>
+              <w:left w:val="single" w:sz="2" w:space="0" w:color="808080"/>
+              <w:bottom w:val="single" w:sz="2" w:space="0" w:color="808080"/>
+              <w:right w:val="single" w:sz="6" w:space="0" w:color="808080"/>
+            </w:tcBorders>
+            <w:vAlign w:val="center"/>
+          </w:tcPr>
+          <w:p>
+            <w:pPr>
+              <w:pStyle w:val="TableHeading"/>
+              <w:suppressLineNumbers/>
+              <w:bidi w:val="0"/>
+              <w:spacing w:before="0" w:after="283"/>
+              <w:jc w:val="center"/>
+              <w:rPr/>
+            </w:pPr>
+            <w:r>
+              <w:rPr/>
+              <w:t>P-ren</w:t>
+            </w:r>
+          </w:p>
+        </w:tc>
+        <w:tc>
+          <w:tcPr>
+            <w:tcW w:w="2000" w:type="dxa"/>
+            <w:tcBorders>
+              <w:top w:val="single" w:sz="6" w:space="0" w:color="808080"/>
+              <w:left w:val="single" w:sz="2" w:space="0" w:color="808080"/>
+              <w:bottom w:val="single" w:sz="2" w:space="0" w:color="808080"/>
+              <w:right w:val="single" w:sz="6" w:space="0" w:color="808080"/>
+            </w:tcBorders>
+            <w:vAlign w:val="center"/>
+          </w:tcPr>
+          <w:p>
+            <w:pPr>
+              <w:pStyle w:val="TableHeading"/>
+              <w:suppressLineNumbers/>
+              <w:bidi w:val="0"/>
+              <w:spacing w:before="0" w:after="283"/>
+              <w:jc w:val="center"/>
+              <w:rPr/>
+            </w:pPr>
+            <w:r>
+              <w:rPr/>
+              <w:t>Input channel [95% CI]</w:t>
+            </w:r>
+          </w:p>
+        </w:tc>
+        <w:tc>
+          <w:tcPr>
+            <w:tcW w:w="2141" w:type="dxa"/>
+            <w:tcBorders>
+              <w:top w:val="single" w:sz="6" w:space="0" w:color="808080"/>
+              <w:left w:val="single" w:sz="2" w:space="0" w:color="808080"/>
+              <w:bottom w:val="single" w:sz="2" w:space="0" w:color="808080"/>
+              <w:right w:val="single" w:sz="6" w:space="0" w:color="808080"/>
+            </w:tcBorders>
+            <w:vAlign w:val="center"/>
+          </w:tcPr>
+          <w:p>
+            <w:pPr>
+              <w:pStyle w:val="TableHeading"/>
+              <w:suppressLineNumbers/>
+              <w:bidi w:val="0"/>
+              <w:spacing w:before="0" w:after="283"/>
+              <w:jc w:val="center"/>
+              <w:rPr/>
+            </w:pPr>
+            <w:r>
+              <w:rPr/>
+              <w:t>Events W-ren &gt; P-ren / &lt;</w:t>
+            </w:r>
+          </w:p>
+        </w:tc>
+        <w:tc>
+          <w:tcPr>
+            <w:tcW w:w="2263" w:type="dxa"/>
+            <w:tcBorders>
+              <w:top w:val="single" w:sz="6" w:space="0" w:color="808080"/>
+              <w:left w:val="single" w:sz="2" w:space="0" w:color="808080"/>
+              <w:bottom w:val="single" w:sz="2" w:space="0" w:color="808080"/>
+              <w:right w:val="single" w:sz="6" w:space="0" w:color="808080"/>
+            </w:tcBorders>
+            <w:vAlign w:val="center"/>
+          </w:tcPr>
+          <w:p>
+            <w:pPr>
+              <w:pStyle w:val="TableHeading"/>
+              <w:suppressLineNumbers/>
+              <w:bidi w:val="0"/>
+              <w:spacing w:before="0" w:after="283"/>
+              <w:jc w:val="center"/>
+              <w:rPr/>
+            </w:pPr>
+            <w:r>
+              <w:rPr/>
+              <w:t>Memory channel [95% CI]</w:t>
+            </w:r>
+          </w:p>
+        </w:tc>
+      </w:tr>
+      <w:tr>
+        <w:trPr/>
+        <w:tc>
+          <w:tcPr>
+            <w:tcW w:w="2434" w:type="dxa"/>
+            <w:tcBorders>
+              <w:left w:val="single" w:sz="6" w:space="0" w:color="808080"/>
+              <w:bottom w:val="single" w:sz="2" w:space="0" w:color="808080"/>
+              <w:right w:val="single" w:sz="6" w:space="0" w:color="808080"/>
+            </w:tcBorders>
+            <w:vAlign w:val="center"/>
+          </w:tcPr>
+          <w:p>
+            <w:pPr>
+              <w:pStyle w:val="TableContents"/>
+              <w:bidi w:val="0"/>
+              <w:spacing w:before="0" w:after="283"/>
+              <w:rPr/>
+            </w:pPr>
+            <w:r>
+              <w:rPr/>
+              <w:t>Mistral-Small-3.2-24B</w:t>
+            </w:r>
+          </w:p>
+        </w:tc>
+        <w:tc>
+          <w:tcPr>
+            <w:tcW w:w="680" w:type="dxa"/>
+            <w:tcBorders>
+              <w:left w:val="single" w:sz="2" w:space="0" w:color="808080"/>
+              <w:bottom w:val="single" w:sz="2" w:space="0" w:color="808080"/>
+              <w:right w:val="single" w:sz="6" w:space="0" w:color="808080"/>
+            </w:tcBorders>
+            <w:vAlign w:val="center"/>
+          </w:tcPr>
+          <w:p>
+            <w:pPr>
+              <w:pStyle w:val="TableContents"/>
+              <w:bidi w:val="0"/>
+              <w:spacing w:before="0" w:after="283"/>
+              <w:rPr/>
+            </w:pPr>
+            <w:r>
+              <w:rPr/>
+              <w:t>27.8</w:t>
+            </w:r>
+          </w:p>
+        </w:tc>
+        <w:tc>
+          <w:tcPr>
+            <w:tcW w:w="620" w:type="dxa"/>
+            <w:tcBorders>
+              <w:left w:val="single" w:sz="2" w:space="0" w:color="808080"/>
+              <w:bottom w:val="single" w:sz="2" w:space="0" w:color="808080"/>
+              <w:right w:val="single" w:sz="6" w:space="0" w:color="808080"/>
+            </w:tcBorders>
+            <w:vAlign w:val="center"/>
+          </w:tcPr>
+          <w:p>
+            <w:pPr>
+              <w:pStyle w:val="TableContents"/>
+              <w:bidi w:val="0"/>
+              <w:spacing w:before="0" w:after="283"/>
+              <w:rPr/>
+            </w:pPr>
+            <w:r>
+              <w:rPr/>
+              <w:t>31.5</w:t>
+            </w:r>
+          </w:p>
+        </w:tc>
+        <w:tc>
+          <w:tcPr>
+            <w:tcW w:w="630" w:type="dxa"/>
+            <w:tcBorders>
+              <w:left w:val="single" w:sz="2" w:space="0" w:color="808080"/>
+              <w:bottom w:val="single" w:sz="2" w:space="0" w:color="808080"/>
+              <w:right w:val="single" w:sz="6" w:space="0" w:color="808080"/>
+            </w:tcBorders>
+            <w:vAlign w:val="center"/>
+          </w:tcPr>
+          <w:p>
+            <w:pPr>
+              <w:pStyle w:val="TableContents"/>
+              <w:bidi w:val="0"/>
+              <w:spacing w:before="0" w:after="283"/>
+              <w:rPr/>
+            </w:pPr>
+            <w:r>
+              <w:rPr/>
+              <w:t>1.9</w:t>
+            </w:r>
+          </w:p>
+        </w:tc>
+        <w:tc>
+          <w:tcPr>
+            <w:tcW w:w="571" w:type="dxa"/>
+            <w:tcBorders>
+              <w:left w:val="single" w:sz="2" w:space="0" w:color="808080"/>
+              <w:bottom w:val="single" w:sz="2" w:space="0" w:color="808080"/>
+              <w:right w:val="single" w:sz="6" w:space="0" w:color="808080"/>
+            </w:tcBorders>
+            <w:vAlign w:val="center"/>
+          </w:tcPr>
+          <w:p>
+            <w:pPr>
+              <w:pStyle w:val="TableContents"/>
+              <w:bidi w:val="0"/>
+              <w:spacing w:before="0" w:after="283"/>
+              <w:rPr/>
+            </w:pPr>
+            <w:r>
+              <w:rPr/>
+              <w:t>3.7</w:t>
+            </w:r>
+          </w:p>
+        </w:tc>
+        <w:tc>
+          <w:tcPr>
+            <w:tcW w:w="2000" w:type="dxa"/>
+            <w:tcBorders>
+              <w:left w:val="single" w:sz="2" w:space="0" w:color="808080"/>
+              <w:bottom w:val="single" w:sz="2" w:space="0" w:color="808080"/>
+              <w:right w:val="single" w:sz="6" w:space="0" w:color="808080"/>
+            </w:tcBorders>
+            <w:vAlign w:val="center"/>
+          </w:tcPr>
+          <w:p>
+            <w:pPr>
+              <w:pStyle w:val="TableContents"/>
+              <w:bidi w:val="0"/>
+              <w:spacing w:before="0" w:after="283"/>
+              <w:rPr/>
+            </w:pPr>
+            <w:r>
+              <w:rPr/>
+              <w:t>+27.8 [+16.7, +40.7]</w:t>
+            </w:r>
+          </w:p>
+        </w:tc>
+        <w:tc>
+          <w:tcPr>
+            <w:tcW w:w="2141" w:type="dxa"/>
+            <w:tcBorders>
+              <w:left w:val="single" w:sz="2" w:space="0" w:color="808080"/>
+              <w:bottom w:val="single" w:sz="2" w:space="0" w:color="808080"/>
+              <w:right w:val="single" w:sz="6" w:space="0" w:color="808080"/>
+            </w:tcBorders>
+            <w:vAlign w:val="center"/>
+          </w:tcPr>
+          <w:p>
+            <w:pPr>
+              <w:pStyle w:val="TableContents"/>
+              <w:bidi w:val="0"/>
+              <w:spacing w:before="0" w:after="283"/>
+              <w:rPr/>
+            </w:pPr>
+            <w:r>
+              <w:rPr/>
+              <w:t>15 / 0 (p = 3.05e-05)</w:t>
+            </w:r>
+          </w:p>
+        </w:tc>
+        <w:tc>
+          <w:tcPr>
+            <w:tcW w:w="2263" w:type="dxa"/>
+            <w:tcBorders>
+              <w:left w:val="single" w:sz="2" w:space="0" w:color="808080"/>
+              <w:bottom w:val="single" w:sz="2" w:space="0" w:color="808080"/>
+              <w:right w:val="single" w:sz="6" w:space="0" w:color="808080"/>
+            </w:tcBorders>
+            <w:vAlign w:val="center"/>
+          </w:tcPr>
+          <w:p>
+            <w:pPr>
+              <w:pStyle w:val="TableContents"/>
+              <w:bidi w:val="0"/>
+              <w:spacing w:before="0" w:after="283"/>
+              <w:rPr/>
+            </w:pPr>
+            <w:r>
+              <w:rPr/>
+              <w:t>-1.9 [-9.3, +3.7]</w:t>
+            </w:r>
+          </w:p>
+        </w:tc>
+      </w:tr>
+      <w:tr>
+        <w:trPr/>
+        <w:tc>
+          <w:tcPr>
+            <w:tcW w:w="2434" w:type="dxa"/>
+            <w:tcBorders>
+              <w:left w:val="single" w:sz="6" w:space="0" w:color="808080"/>
+              <w:bottom w:val="single" w:sz="2" w:space="0" w:color="808080"/>
+              <w:right w:val="single" w:sz="6" w:space="0" w:color="808080"/>
+            </w:tcBorders>
+            <w:vAlign w:val="center"/>
+          </w:tcPr>
+          <w:p>
+            <w:pPr>
+              <w:pStyle w:val="TableContents"/>
+              <w:bidi w:val="0"/>
+              <w:spacing w:before="0" w:after="283"/>
+              <w:rPr/>
+            </w:pPr>
+            <w:r>
+              <w:rPr/>
+              <w:t>Qwen2.5-32B</w:t>
+            </w:r>
+          </w:p>
+        </w:tc>
+        <w:tc>
+          <w:tcPr>
+            <w:tcW w:w="680" w:type="dxa"/>
+            <w:tcBorders>
+              <w:left w:val="single" w:sz="2" w:space="0" w:color="808080"/>
+              <w:bottom w:val="single" w:sz="2" w:space="0" w:color="808080"/>
+              <w:right w:val="single" w:sz="6" w:space="0" w:color="808080"/>
+            </w:tcBorders>
+            <w:vAlign w:val="center"/>
+          </w:tcPr>
+          <w:p>
+            <w:pPr>
+              <w:pStyle w:val="TableContents"/>
+              <w:bidi w:val="0"/>
+              <w:spacing w:before="0" w:after="283"/>
+              <w:rPr/>
+            </w:pPr>
+            <w:r>
+              <w:rPr/>
+              <w:t>14.8</w:t>
+            </w:r>
+          </w:p>
+        </w:tc>
+        <w:tc>
+          <w:tcPr>
+            <w:tcW w:w="620" w:type="dxa"/>
+            <w:tcBorders>
+              <w:left w:val="single" w:sz="2" w:space="0" w:color="808080"/>
+              <w:bottom w:val="single" w:sz="2" w:space="0" w:color="808080"/>
+              <w:right w:val="single" w:sz="6" w:space="0" w:color="808080"/>
+            </w:tcBorders>
+            <w:vAlign w:val="center"/>
+          </w:tcPr>
+          <w:p>
+            <w:pPr>
+              <w:pStyle w:val="TableContents"/>
+              <w:bidi w:val="0"/>
+              <w:spacing w:before="0" w:after="283"/>
+              <w:rPr/>
+            </w:pPr>
+            <w:r>
+              <w:rPr/>
+              <w:t>14.8</w:t>
+            </w:r>
+          </w:p>
+        </w:tc>
+        <w:tc>
+          <w:tcPr>
+            <w:tcW w:w="630" w:type="dxa"/>
+            <w:tcBorders>
+              <w:left w:val="single" w:sz="2" w:space="0" w:color="808080"/>
+              <w:bottom w:val="single" w:sz="2" w:space="0" w:color="808080"/>
+              <w:right w:val="single" w:sz="6" w:space="0" w:color="808080"/>
+            </w:tcBorders>
+            <w:vAlign w:val="center"/>
+          </w:tcPr>
+          <w:p>
+            <w:pPr>
+              <w:pStyle w:val="TableContents"/>
+              <w:bidi w:val="0"/>
+              <w:spacing w:before="0" w:after="283"/>
+              <w:rPr/>
+            </w:pPr>
+            <w:r>
+              <w:rPr/>
+              <w:t>1.9</w:t>
+            </w:r>
+          </w:p>
+        </w:tc>
+        <w:tc>
+          <w:tcPr>
+            <w:tcW w:w="571" w:type="dxa"/>
+            <w:tcBorders>
+              <w:left w:val="single" w:sz="2" w:space="0" w:color="808080"/>
+              <w:bottom w:val="single" w:sz="2" w:space="0" w:color="808080"/>
+              <w:right w:val="single" w:sz="6" w:space="0" w:color="808080"/>
+            </w:tcBorders>
+            <w:vAlign w:val="center"/>
+          </w:tcPr>
+          <w:p>
+            <w:pPr>
+              <w:pStyle w:val="TableContents"/>
+              <w:bidi w:val="0"/>
+              <w:spacing w:before="0" w:after="283"/>
+              <w:rPr/>
+            </w:pPr>
+            <w:r>
+              <w:rPr/>
+              <w:t>0.0</w:t>
+            </w:r>
+          </w:p>
+        </w:tc>
+        <w:tc>
+          <w:tcPr>
+            <w:tcW w:w="2000" w:type="dxa"/>
+            <w:tcBorders>
+              <w:left w:val="single" w:sz="2" w:space="0" w:color="808080"/>
+              <w:bottom w:val="single" w:sz="2" w:space="0" w:color="808080"/>
+              <w:right w:val="single" w:sz="6" w:space="0" w:color="808080"/>
+            </w:tcBorders>
+            <w:vAlign w:val="center"/>
+          </w:tcPr>
+          <w:p>
+            <w:pPr>
+              <w:pStyle w:val="TableContents"/>
+              <w:bidi w:val="0"/>
+              <w:spacing w:before="0" w:after="283"/>
+              <w:rPr/>
+            </w:pPr>
+            <w:r>
+              <w:rPr/>
+              <w:t>+14.8 [+5.6, +24.1]</w:t>
+            </w:r>
+          </w:p>
+        </w:tc>
+        <w:tc>
+          <w:tcPr>
+            <w:tcW w:w="2141" w:type="dxa"/>
+            <w:tcBorders>
+              <w:left w:val="single" w:sz="2" w:space="0" w:color="808080"/>
+              <w:bottom w:val="single" w:sz="2" w:space="0" w:color="808080"/>
+              <w:right w:val="single" w:sz="6" w:space="0" w:color="808080"/>
+            </w:tcBorders>
+            <w:vAlign w:val="center"/>
+          </w:tcPr>
+          <w:p>
+            <w:pPr>
+              <w:pStyle w:val="TableContents"/>
+              <w:bidi w:val="0"/>
+              <w:spacing w:before="0" w:after="283"/>
+              <w:rPr/>
+            </w:pPr>
+            <w:r>
+              <w:rPr/>
+              <w:t>8 / 0 (p = 0.00391)</w:t>
+            </w:r>
+          </w:p>
+        </w:tc>
+        <w:tc>
+          <w:tcPr>
+            <w:tcW w:w="2263" w:type="dxa"/>
+            <w:tcBorders>
+              <w:left w:val="single" w:sz="2" w:space="0" w:color="808080"/>
+              <w:bottom w:val="single" w:sz="2" w:space="0" w:color="808080"/>
+              <w:right w:val="single" w:sz="6" w:space="0" w:color="808080"/>
+            </w:tcBorders>
+            <w:vAlign w:val="center"/>
+          </w:tcPr>
+          <w:p>
+            <w:pPr>
+              <w:pStyle w:val="TableContents"/>
+              <w:bidi w:val="0"/>
+              <w:spacing w:before="0" w:after="283"/>
+              <w:rPr/>
+            </w:pPr>
+            <w:r>
+              <w:rPr/>
+              <w:t>+1.9 [+0.0, +5.6]</w:t>
+            </w:r>
+          </w:p>
+        </w:tc>
+      </w:tr>
+      <w:tr>
+        <w:trPr/>
+        <w:tc>
+          <w:tcPr>
+            <w:tcW w:w="2434" w:type="dxa"/>
+            <w:tcBorders>
+              <w:left w:val="single" w:sz="6" w:space="0" w:color="808080"/>
+              <w:bottom w:val="single" w:sz="6" w:space="0" w:color="808080"/>
+              <w:right w:val="single" w:sz="6" w:space="0" w:color="808080"/>
+            </w:tcBorders>
+            <w:vAlign w:val="center"/>
+          </w:tcPr>
+          <w:p>
+            <w:pPr>
+              <w:pStyle w:val="TableContents"/>
+              <w:bidi w:val="0"/>
+              <w:spacing w:before="0" w:after="283"/>
+              <w:rPr>
+                <w:b/>
+              </w:rPr>
+            </w:pPr>
+            <w:r>
+              <w:rPr>
+                <w:b/>
+              </w:rPr>
+              <w:t>Pooled (mean over models)</w:t>
+            </w:r>
+          </w:p>
+        </w:tc>
+        <w:tc>
+          <w:tcPr>
+            <w:tcW w:w="680" w:type="dxa"/>
+            <w:tcBorders>
+              <w:left w:val="single" w:sz="2" w:space="0" w:color="808080"/>
+              <w:bottom w:val="single" w:sz="6" w:space="0" w:color="808080"/>
+              <w:right w:val="single" w:sz="6" w:space="0" w:color="808080"/>
+            </w:tcBorders>
+            <w:vAlign w:val="center"/>
+          </w:tcPr>
+          <w:p>
+            <w:pPr>
+              <w:pStyle w:val="TableContents"/>
+              <w:bidi w:val="0"/>
+              <w:spacing w:before="0" w:after="283"/>
+              <w:rPr/>
+            </w:pPr>
+            <w:r>
+              <w:rPr/>
+              <w:t>21.3</w:t>
+            </w:r>
+          </w:p>
+        </w:tc>
+        <w:tc>
+          <w:tcPr>
+            <w:tcW w:w="620" w:type="dxa"/>
+            <w:tcBorders>
+              <w:left w:val="single" w:sz="2" w:space="0" w:color="808080"/>
+              <w:bottom w:val="single" w:sz="6" w:space="0" w:color="808080"/>
+              <w:right w:val="single" w:sz="6" w:space="0" w:color="808080"/>
+            </w:tcBorders>
+            <w:vAlign w:val="center"/>
+          </w:tcPr>
+          <w:p>
+            <w:pPr>
+              <w:pStyle w:val="TableContents"/>
+              <w:bidi w:val="0"/>
+              <w:spacing w:before="0" w:after="283"/>
+              <w:rPr/>
+            </w:pPr>
+            <w:r>
+              <w:rPr/>
+              <w:t>23.1</w:t>
+            </w:r>
+          </w:p>
+        </w:tc>
+        <w:tc>
+          <w:tcPr>
+            <w:tcW w:w="630" w:type="dxa"/>
+            <w:tcBorders>
+              <w:left w:val="single" w:sz="2" w:space="0" w:color="808080"/>
+              <w:bottom w:val="single" w:sz="6" w:space="0" w:color="808080"/>
+              <w:right w:val="single" w:sz="6" w:space="0" w:color="808080"/>
+            </w:tcBorders>
+            <w:vAlign w:val="center"/>
+          </w:tcPr>
+          <w:p>
+            <w:pPr>
+              <w:pStyle w:val="TableContents"/>
+              <w:bidi w:val="0"/>
+              <w:spacing w:before="0" w:after="283"/>
+              <w:rPr/>
+            </w:pPr>
+            <w:r>
+              <w:rPr/>
+              <w:t>1.9</w:t>
+            </w:r>
+          </w:p>
+        </w:tc>
+        <w:tc>
+          <w:tcPr>
+            <w:tcW w:w="571" w:type="dxa"/>
+            <w:tcBorders>
+              <w:left w:val="single" w:sz="2" w:space="0" w:color="808080"/>
+              <w:bottom w:val="single" w:sz="6" w:space="0" w:color="808080"/>
+              <w:right w:val="single" w:sz="6" w:space="0" w:color="808080"/>
+            </w:tcBorders>
+            <w:vAlign w:val="center"/>
+          </w:tcPr>
+          <w:p>
+            <w:pPr>
+              <w:pStyle w:val="TableContents"/>
+              <w:bidi w:val="0"/>
+              <w:spacing w:before="0" w:after="283"/>
+              <w:rPr/>
+            </w:pPr>
+            <w:r>
+              <w:rPr/>
+              <w:t>1.9</w:t>
+            </w:r>
+          </w:p>
+        </w:tc>
+        <w:tc>
+          <w:tcPr>
+            <w:tcW w:w="2000" w:type="dxa"/>
+            <w:tcBorders>
+              <w:left w:val="single" w:sz="2" w:space="0" w:color="808080"/>
+              <w:bottom w:val="single" w:sz="6" w:space="0" w:color="808080"/>
+              <w:right w:val="single" w:sz="6" w:space="0" w:color="808080"/>
+            </w:tcBorders>
+            <w:vAlign w:val="center"/>
+          </w:tcPr>
+          <w:p>
+            <w:pPr>
+              <w:pStyle w:val="TableContents"/>
+              <w:bidi w:val="0"/>
+              <w:spacing w:before="0" w:after="283"/>
+              <w:rPr/>
+            </w:pPr>
+            <w:r>
+              <w:rPr/>
+              <w:t>+21.3 [+13.0, +30.6]</w:t>
+            </w:r>
+          </w:p>
+        </w:tc>
+        <w:tc>
+          <w:tcPr>
+            <w:tcW w:w="2141" w:type="dxa"/>
+            <w:tcBorders>
+              <w:left w:val="single" w:sz="2" w:space="0" w:color="808080"/>
+              <w:bottom w:val="single" w:sz="6" w:space="0" w:color="808080"/>
+              <w:right w:val="single" w:sz="6" w:space="0" w:color="808080"/>
+            </w:tcBorders>
+            <w:vAlign w:val="center"/>
+          </w:tcPr>
+          <w:p>
+            <w:pPr>
+              <w:pStyle w:val="TableContents"/>
+              <w:bidi w:val="0"/>
+              <w:spacing w:before="0" w:after="283"/>
+              <w:rPr/>
+            </w:pPr>
+            <w:r>
+              <w:rPr/>
+              <w:t>2 of 2 models positive</w:t>
+            </w:r>
+          </w:p>
+        </w:tc>
+        <w:tc>
+          <w:tcPr>
+            <w:tcW w:w="2263" w:type="dxa"/>
+            <w:tcBorders>
+              <w:left w:val="single" w:sz="2" w:space="0" w:color="808080"/>
+              <w:bottom w:val="single" w:sz="6" w:space="0" w:color="808080"/>
+              <w:right w:val="single" w:sz="6" w:space="0" w:color="808080"/>
+            </w:tcBorders>
+            <w:vAlign w:val="center"/>
+          </w:tcPr>
+          <w:p>
+            <w:pPr>
+              <w:pStyle w:val="TableContents"/>
+              <w:bidi w:val="0"/>
+              <w:spacing w:before="0" w:after="283"/>
+              <w:rPr/>
+            </w:pPr>
+            <w:r>
+              <w:rPr/>
+              <w:t>+0.0 [-3.7, +4.6]</w:t>
+            </w:r>
+          </w:p>
+        </w:tc>
+      </w:tr>
+    </w:tbl>
+    <w:p>
+      <w:pPr>
+        <w:pStyle w:val="BodyText"/>
+        <w:bidi w:val="0"/>
+        <w:rPr/>
+      </w:pPr>
+      <w:r>
+        <w:rPr/>
+        <w:t>RF1 SUPPORTED; RF2 validity P-ren rate 1.9% (valid); RF4 W-orig minus P-orig +19.4 [+9.3, +30.6]. A_EXPLICIT_only: events 11, input +18.2 [+0.0, +36.4], passes False B_EXPLICIT_only: events 38, input +25.0 [+14.5, +36.8], passes True</w:t>
+      </w:r>
+    </w:p>
+    <w:p>
+      <w:pPr>
+        <w:pStyle w:val="BodyText"/>
+        <w:bidi w:val="0"/>
+        <w:rPr>
+          <w:b/>
+        </w:rPr>
+      </w:pPr>
+      <w:r>
+        <w:rPr>
+          <w:b/>
+        </w:rPr>
+        <w:t>Fixes.</w:t>
+      </w:r>
+    </w:p>
+    <w:tbl>
+      <w:tblPr>
+        <w:tblW w:w="5000" w:type="pct"/>
+        <w:jc w:val="left"/>
+        <w:tblInd w:w="45" w:type="dxa"/>
+        <w:tblLayout w:type="fixed"/>
+        <w:tblCellMar>
+          <w:top w:w="45" w:type="dxa"/>
+          <w:left w:w="45" w:type="dxa"/>
+          <w:bottom w:w="45" w:type="dxa"/>
+          <w:right w:w="45" w:type="dxa"/>
+        </w:tblCellMar>
+      </w:tblPr>
+      <w:tblGrid>
+        <w:gridCol w:w="2549"/>
+        <w:gridCol w:w="501"/>
+        <w:gridCol w:w="701"/>
+        <w:gridCol w:w="1002"/>
+        <w:gridCol w:w="847"/>
+        <w:gridCol w:w="1518"/>
+        <w:gridCol w:w="4221"/>
+      </w:tblGrid>
+      <w:tr>
+        <w:trPr/>
+        <w:tc>
+          <w:tcPr>
+            <w:tcW w:w="2549" w:type="dxa"/>
+            <w:tcBorders>
+              <w:top w:val="single" w:sz="6" w:space="0" w:color="808080"/>
+              <w:left w:val="single" w:sz="6" w:space="0" w:color="808080"/>
+              <w:bottom w:val="single" w:sz="2" w:space="0" w:color="808080"/>
+              <w:right w:val="single" w:sz="6" w:space="0" w:color="808080"/>
+            </w:tcBorders>
+            <w:vAlign w:val="center"/>
+          </w:tcPr>
+          <w:p>
+            <w:pPr>
+              <w:pStyle w:val="TableHeading"/>
+              <w:suppressLineNumbers/>
+              <w:bidi w:val="0"/>
+              <w:spacing w:before="0" w:after="283"/>
+              <w:jc w:val="center"/>
+              <w:rPr/>
+            </w:pPr>
+            <w:r>
+              <w:rPr/>
+              <w:t>Fix</w:t>
+            </w:r>
+          </w:p>
+        </w:tc>
+        <w:tc>
+          <w:tcPr>
+            <w:tcW w:w="501" w:type="dxa"/>
+            <w:tcBorders>
+              <w:top w:val="single" w:sz="6" w:space="0" w:color="808080"/>
+              <w:left w:val="single" w:sz="2" w:space="0" w:color="808080"/>
+              <w:bottom w:val="single" w:sz="2" w:space="0" w:color="808080"/>
+              <w:right w:val="single" w:sz="6" w:space="0" w:color="808080"/>
+            </w:tcBorders>
+            <w:vAlign w:val="center"/>
+          </w:tcPr>
+          <w:p>
+            <w:pPr>
+              <w:pStyle w:val="TableHeading"/>
+              <w:suppressLineNumbers/>
+              <w:bidi w:val="0"/>
+              <w:spacing w:before="0" w:after="283"/>
+              <w:jc w:val="center"/>
+              <w:rPr/>
+            </w:pPr>
+            <w:r>
+              <w:rPr/>
+              <w:t>Rule</w:t>
+            </w:r>
+          </w:p>
+        </w:tc>
+        <w:tc>
+          <w:tcPr>
+            <w:tcW w:w="701" w:type="dxa"/>
+            <w:tcBorders>
+              <w:top w:val="single" w:sz="6" w:space="0" w:color="808080"/>
+              <w:left w:val="single" w:sz="2" w:space="0" w:color="808080"/>
+              <w:bottom w:val="single" w:sz="2" w:space="0" w:color="808080"/>
+              <w:right w:val="single" w:sz="6" w:space="0" w:color="808080"/>
+            </w:tcBorders>
+            <w:vAlign w:val="center"/>
+          </w:tcPr>
+          <w:p>
+            <w:pPr>
+              <w:pStyle w:val="TableHeading"/>
+              <w:suppressLineNumbers/>
+              <w:bidi w:val="0"/>
+              <w:spacing w:before="0" w:after="283"/>
+              <w:jc w:val="center"/>
+              <w:rPr/>
+            </w:pPr>
+            <w:r>
+              <w:rPr/>
+              <w:t>Events</w:t>
+            </w:r>
+          </w:p>
+        </w:tc>
+        <w:tc>
+          <w:tcPr>
+            <w:tcW w:w="1002" w:type="dxa"/>
+            <w:tcBorders>
+              <w:top w:val="single" w:sz="6" w:space="0" w:color="808080"/>
+              <w:left w:val="single" w:sz="2" w:space="0" w:color="808080"/>
+              <w:bottom w:val="single" w:sz="2" w:space="0" w:color="808080"/>
+              <w:right w:val="single" w:sz="6" w:space="0" w:color="808080"/>
+            </w:tcBorders>
+            <w:vAlign w:val="center"/>
+          </w:tcPr>
+          <w:p>
+            <w:pPr>
+              <w:pStyle w:val="TableHeading"/>
+              <w:suppressLineNumbers/>
+              <w:bidi w:val="0"/>
+              <w:spacing w:before="0" w:after="283"/>
+              <w:jc w:val="center"/>
+              <w:rPr/>
+            </w:pPr>
+            <w:r>
+              <w:rPr/>
+              <w:t>Leak before</w:t>
+            </w:r>
+          </w:p>
+        </w:tc>
+        <w:tc>
+          <w:tcPr>
+            <w:tcW w:w="847" w:type="dxa"/>
+            <w:tcBorders>
+              <w:top w:val="single" w:sz="6" w:space="0" w:color="808080"/>
+              <w:left w:val="single" w:sz="2" w:space="0" w:color="808080"/>
+              <w:bottom w:val="single" w:sz="2" w:space="0" w:color="808080"/>
+              <w:right w:val="single" w:sz="6" w:space="0" w:color="808080"/>
+            </w:tcBorders>
+            <w:vAlign w:val="center"/>
+          </w:tcPr>
+          <w:p>
+            <w:pPr>
+              <w:pStyle w:val="TableHeading"/>
+              <w:suppressLineNumbers/>
+              <w:bidi w:val="0"/>
+              <w:spacing w:before="0" w:after="283"/>
+              <w:jc w:val="center"/>
+              <w:rPr/>
+            </w:pPr>
+            <w:r>
+              <w:rPr/>
+              <w:t>Leak after</w:t>
+            </w:r>
+          </w:p>
+        </w:tc>
+        <w:tc>
+          <w:tcPr>
+            <w:tcW w:w="1518" w:type="dxa"/>
+            <w:tcBorders>
+              <w:top w:val="single" w:sz="6" w:space="0" w:color="808080"/>
+              <w:left w:val="single" w:sz="2" w:space="0" w:color="808080"/>
+              <w:bottom w:val="single" w:sz="2" w:space="0" w:color="808080"/>
+              <w:right w:val="single" w:sz="6" w:space="0" w:color="808080"/>
+            </w:tcBorders>
+            <w:vAlign w:val="center"/>
+          </w:tcPr>
+          <w:p>
+            <w:pPr>
+              <w:pStyle w:val="TableHeading"/>
+              <w:suppressLineNumbers/>
+              <w:bidi w:val="0"/>
+              <w:spacing w:before="0" w:after="283"/>
+              <w:jc w:val="center"/>
+              <w:rPr/>
+            </w:pPr>
+            <w:r>
+              <w:rPr/>
+              <w:t>Removed [95% CI]</w:t>
+            </w:r>
+          </w:p>
+        </w:tc>
+        <w:tc>
+          <w:tcPr>
+            <w:tcW w:w="4221" w:type="dxa"/>
+            <w:tcBorders>
+              <w:top w:val="single" w:sz="6" w:space="0" w:color="808080"/>
+              <w:left w:val="single" w:sz="2" w:space="0" w:color="808080"/>
+              <w:bottom w:val="single" w:sz="2" w:space="0" w:color="808080"/>
+              <w:right w:val="single" w:sz="6" w:space="0" w:color="808080"/>
+            </w:tcBorders>
+            <w:vAlign w:val="center"/>
+          </w:tcPr>
+          <w:p>
+            <w:pPr>
+              <w:pStyle w:val="TableHeading"/>
+              <w:suppressLineNumbers/>
+              <w:bidi w:val="0"/>
+              <w:spacing w:before="0" w:after="283"/>
+              <w:jc w:val="center"/>
+              <w:rPr/>
+            </w:pPr>
+            <w:r>
+              <w:rPr/>
+              <w:t>Content check</w:t>
+            </w:r>
+          </w:p>
+        </w:tc>
+      </w:tr>
+      <w:tr>
+        <w:trPr/>
+        <w:tc>
+          <w:tcPr>
+            <w:tcW w:w="2549" w:type="dxa"/>
+            <w:tcBorders>
+              <w:left w:val="single" w:sz="6" w:space="0" w:color="808080"/>
+              <w:bottom w:val="single" w:sz="2" w:space="0" w:color="808080"/>
+              <w:right w:val="single" w:sz="6" w:space="0" w:color="808080"/>
+            </w:tcBorders>
+            <w:vAlign w:val="center"/>
+          </w:tcPr>
+          <w:p>
+            <w:pPr>
+              <w:pStyle w:val="TableContents"/>
+              <w:bidi w:val="0"/>
+              <w:spacing w:before="0" w:after="283"/>
+              <w:rPr/>
+            </w:pPr>
+            <w:r>
+              <w:rPr/>
+              <w:t>Versioned card (fix 1), orig names</w:t>
+            </w:r>
+          </w:p>
+        </w:tc>
+        <w:tc>
+          <w:tcPr>
+            <w:tcW w:w="501" w:type="dxa"/>
+            <w:tcBorders>
+              <w:left w:val="single" w:sz="2" w:space="0" w:color="808080"/>
+              <w:bottom w:val="single" w:sz="2" w:space="0" w:color="808080"/>
+              <w:right w:val="single" w:sz="6" w:space="0" w:color="808080"/>
+            </w:tcBorders>
+            <w:vAlign w:val="center"/>
+          </w:tcPr>
+          <w:p>
+            <w:pPr>
+              <w:pStyle w:val="TableContents"/>
+              <w:bidi w:val="0"/>
+              <w:spacing w:before="0" w:after="283"/>
+              <w:rPr/>
+            </w:pPr>
+            <w:r>
+              <w:rPr/>
+              <w:t>A</w:t>
+            </w:r>
+          </w:p>
+        </w:tc>
+        <w:tc>
+          <w:tcPr>
+            <w:tcW w:w="701" w:type="dxa"/>
+            <w:tcBorders>
+              <w:left w:val="single" w:sz="2" w:space="0" w:color="808080"/>
+              <w:bottom w:val="single" w:sz="2" w:space="0" w:color="808080"/>
+              <w:right w:val="single" w:sz="6" w:space="0" w:color="808080"/>
+            </w:tcBorders>
+            <w:vAlign w:val="center"/>
+          </w:tcPr>
+          <w:p>
+            <w:pPr>
+              <w:pStyle w:val="TableContents"/>
+              <w:bidi w:val="0"/>
+              <w:spacing w:before="0" w:after="283"/>
+              <w:rPr/>
+            </w:pPr>
+            <w:r>
+              <w:rPr/>
+              <w:t>19</w:t>
+            </w:r>
+          </w:p>
+        </w:tc>
+        <w:tc>
+          <w:tcPr>
+            <w:tcW w:w="1002" w:type="dxa"/>
+            <w:tcBorders>
+              <w:left w:val="single" w:sz="2" w:space="0" w:color="808080"/>
+              <w:bottom w:val="single" w:sz="2" w:space="0" w:color="808080"/>
+              <w:right w:val="single" w:sz="6" w:space="0" w:color="808080"/>
+            </w:tcBorders>
+            <w:vAlign w:val="center"/>
+          </w:tcPr>
+          <w:p>
+            <w:pPr>
+              <w:pStyle w:val="TableContents"/>
+              <w:bidi w:val="0"/>
+              <w:spacing w:before="0" w:after="283"/>
+              <w:rPr/>
+            </w:pPr>
+            <w:r>
+              <w:rPr/>
+              <w:t>21.1%</w:t>
+            </w:r>
+          </w:p>
+        </w:tc>
+        <w:tc>
+          <w:tcPr>
+            <w:tcW w:w="847" w:type="dxa"/>
+            <w:tcBorders>
+              <w:left w:val="single" w:sz="2" w:space="0" w:color="808080"/>
+              <w:bottom w:val="single" w:sz="2" w:space="0" w:color="808080"/>
+              <w:right w:val="single" w:sz="6" w:space="0" w:color="808080"/>
+            </w:tcBorders>
+            <w:vAlign w:val="center"/>
+          </w:tcPr>
+          <w:p>
+            <w:pPr>
+              <w:pStyle w:val="TableContents"/>
+              <w:bidi w:val="0"/>
+              <w:spacing w:before="0" w:after="283"/>
+              <w:rPr/>
+            </w:pPr>
+            <w:r>
+              <w:rPr/>
+              <w:t>0.0%</w:t>
+            </w:r>
+          </w:p>
+        </w:tc>
+        <w:tc>
+          <w:tcPr>
+            <w:tcW w:w="1518" w:type="dxa"/>
+            <w:tcBorders>
+              <w:left w:val="single" w:sz="2" w:space="0" w:color="808080"/>
+              <w:bottom w:val="single" w:sz="2" w:space="0" w:color="808080"/>
+              <w:right w:val="single" w:sz="6" w:space="0" w:color="808080"/>
+            </w:tcBorders>
+            <w:vAlign w:val="center"/>
+          </w:tcPr>
+          <w:p>
+            <w:pPr>
+              <w:pStyle w:val="TableContents"/>
+              <w:bidi w:val="0"/>
+              <w:spacing w:before="0" w:after="283"/>
+              <w:rPr/>
+            </w:pPr>
+            <w:r>
+              <w:rPr/>
+              <w:t>+21.1 [+5.3, +39.5]</w:t>
+            </w:r>
+          </w:p>
+        </w:tc>
+        <w:tc>
+          <w:tcPr>
+            <w:tcW w:w="4221" w:type="dxa"/>
+            <w:tcBorders>
+              <w:left w:val="single" w:sz="2" w:space="0" w:color="808080"/>
+              <w:bottom w:val="single" w:sz="2" w:space="0" w:color="808080"/>
+              <w:right w:val="single" w:sz="6" w:space="0" w:color="808080"/>
+            </w:tcBorders>
+            <w:vAlign w:val="center"/>
+          </w:tcPr>
+          <w:p>
+            <w:pPr>
+              <w:pStyle w:val="TableContents"/>
+              <w:bidi w:val="0"/>
+              <w:spacing w:before="0" w:after="283"/>
+              <w:rPr/>
+            </w:pPr>
+            <w:r>
+              <w:rPr/>
+              <w:t>alias named 84.2% vs 78.9%; 91 vs 81 words</w:t>
+            </w:r>
+          </w:p>
+        </w:tc>
+      </w:tr>
+      <w:tr>
+        <w:trPr/>
+        <w:tc>
+          <w:tcPr>
+            <w:tcW w:w="2549" w:type="dxa"/>
+            <w:tcBorders>
+              <w:left w:val="single" w:sz="6" w:space="0" w:color="808080"/>
+              <w:bottom w:val="single" w:sz="2" w:space="0" w:color="808080"/>
+              <w:right w:val="single" w:sz="6" w:space="0" w:color="808080"/>
+            </w:tcBorders>
+            <w:vAlign w:val="center"/>
+          </w:tcPr>
+          <w:p>
+            <w:pPr>
+              <w:pStyle w:val="TableContents"/>
+              <w:bidi w:val="0"/>
+              <w:spacing w:before="0" w:after="283"/>
+              <w:rPr/>
+            </w:pPr>
+            <w:r>
+              <w:rPr/>
+              <w:t>Versioned card (fix 1), ren names</w:t>
+            </w:r>
+          </w:p>
+        </w:tc>
+        <w:tc>
+          <w:tcPr>
+            <w:tcW w:w="501" w:type="dxa"/>
+            <w:tcBorders>
+              <w:left w:val="single" w:sz="2" w:space="0" w:color="808080"/>
+              <w:bottom w:val="single" w:sz="2" w:space="0" w:color="808080"/>
+              <w:right w:val="single" w:sz="6" w:space="0" w:color="808080"/>
+            </w:tcBorders>
+            <w:vAlign w:val="center"/>
+          </w:tcPr>
+          <w:p>
+            <w:pPr>
+              <w:pStyle w:val="TableContents"/>
+              <w:bidi w:val="0"/>
+              <w:spacing w:before="0" w:after="283"/>
+              <w:rPr/>
+            </w:pPr>
+            <w:r>
+              <w:rPr/>
+              <w:t>A</w:t>
+            </w:r>
+          </w:p>
+        </w:tc>
+        <w:tc>
+          <w:tcPr>
+            <w:tcW w:w="701" w:type="dxa"/>
+            <w:tcBorders>
+              <w:left w:val="single" w:sz="2" w:space="0" w:color="808080"/>
+              <w:bottom w:val="single" w:sz="2" w:space="0" w:color="808080"/>
+              <w:right w:val="single" w:sz="6" w:space="0" w:color="808080"/>
+            </w:tcBorders>
+            <w:vAlign w:val="center"/>
+          </w:tcPr>
+          <w:p>
+            <w:pPr>
+              <w:pStyle w:val="TableContents"/>
+              <w:bidi w:val="0"/>
+              <w:spacing w:before="0" w:after="283"/>
+              <w:rPr/>
+            </w:pPr>
+            <w:r>
+              <w:rPr/>
+              <w:t>19</w:t>
+            </w:r>
+          </w:p>
+        </w:tc>
+        <w:tc>
+          <w:tcPr>
+            <w:tcW w:w="1002" w:type="dxa"/>
+            <w:tcBorders>
+              <w:left w:val="single" w:sz="2" w:space="0" w:color="808080"/>
+              <w:bottom w:val="single" w:sz="2" w:space="0" w:color="808080"/>
+              <w:right w:val="single" w:sz="6" w:space="0" w:color="808080"/>
+            </w:tcBorders>
+            <w:vAlign w:val="center"/>
+          </w:tcPr>
+          <w:p>
+            <w:pPr>
+              <w:pStyle w:val="TableContents"/>
+              <w:bidi w:val="0"/>
+              <w:spacing w:before="0" w:after="283"/>
+              <w:rPr/>
+            </w:pPr>
+            <w:r>
+              <w:rPr/>
+              <w:t>21.1%</w:t>
+            </w:r>
+          </w:p>
+        </w:tc>
+        <w:tc>
+          <w:tcPr>
+            <w:tcW w:w="847" w:type="dxa"/>
+            <w:tcBorders>
+              <w:left w:val="single" w:sz="2" w:space="0" w:color="808080"/>
+              <w:bottom w:val="single" w:sz="2" w:space="0" w:color="808080"/>
+              <w:right w:val="single" w:sz="6" w:space="0" w:color="808080"/>
+            </w:tcBorders>
+            <w:vAlign w:val="center"/>
+          </w:tcPr>
+          <w:p>
+            <w:pPr>
+              <w:pStyle w:val="TableContents"/>
+              <w:bidi w:val="0"/>
+              <w:spacing w:before="0" w:after="283"/>
+              <w:rPr/>
+            </w:pPr>
+            <w:r>
+              <w:rPr/>
+              <w:t>0.0%</w:t>
+            </w:r>
+          </w:p>
+        </w:tc>
+        <w:tc>
+          <w:tcPr>
+            <w:tcW w:w="1518" w:type="dxa"/>
+            <w:tcBorders>
+              <w:left w:val="single" w:sz="2" w:space="0" w:color="808080"/>
+              <w:bottom w:val="single" w:sz="2" w:space="0" w:color="808080"/>
+              <w:right w:val="single" w:sz="6" w:space="0" w:color="808080"/>
+            </w:tcBorders>
+            <w:vAlign w:val="center"/>
+          </w:tcPr>
+          <w:p>
+            <w:pPr>
+              <w:pStyle w:val="TableContents"/>
+              <w:bidi w:val="0"/>
+              <w:spacing w:before="0" w:after="283"/>
+              <w:rPr/>
+            </w:pPr>
+            <w:r>
+              <w:rPr/>
+              <w:t>+21.1 [+5.3, +39.5]</w:t>
+            </w:r>
+          </w:p>
+        </w:tc>
+        <w:tc>
+          <w:tcPr>
+            <w:tcW w:w="4221" w:type="dxa"/>
+            <w:tcBorders>
+              <w:left w:val="single" w:sz="2" w:space="0" w:color="808080"/>
+              <w:bottom w:val="single" w:sz="2" w:space="0" w:color="808080"/>
+              <w:right w:val="single" w:sz="6" w:space="0" w:color="808080"/>
+            </w:tcBorders>
+            <w:vAlign w:val="center"/>
+          </w:tcPr>
+          <w:p>
+            <w:pPr>
+              <w:pStyle w:val="TableContents"/>
+              <w:bidi w:val="0"/>
+              <w:spacing w:before="0" w:after="283"/>
+              <w:rPr/>
+            </w:pPr>
+            <w:r>
+              <w:rPr/>
+              <w:t>alias named 84.2% vs 78.9%; 91 vs 81 words</w:t>
+            </w:r>
+          </w:p>
+        </w:tc>
+      </w:tr>
+      <w:tr>
+        <w:trPr/>
+        <w:tc>
+          <w:tcPr>
+            <w:tcW w:w="2549" w:type="dxa"/>
+            <w:tcBorders>
+              <w:left w:val="single" w:sz="6" w:space="0" w:color="808080"/>
+              <w:bottom w:val="single" w:sz="2" w:space="0" w:color="808080"/>
+              <w:right w:val="single" w:sz="6" w:space="0" w:color="808080"/>
+            </w:tcBorders>
+            <w:vAlign w:val="center"/>
+          </w:tcPr>
+          <w:p>
+            <w:pPr>
+              <w:pStyle w:val="TableContents"/>
+              <w:bidi w:val="0"/>
+              <w:spacing w:before="0" w:after="283"/>
+              <w:rPr/>
+            </w:pPr>
+            <w:r>
+              <w:rPr/>
+              <w:t>Versioned card (fix 1), orig names</w:t>
+            </w:r>
+          </w:p>
+        </w:tc>
+        <w:tc>
+          <w:tcPr>
+            <w:tcW w:w="501" w:type="dxa"/>
+            <w:tcBorders>
+              <w:left w:val="single" w:sz="2" w:space="0" w:color="808080"/>
+              <w:bottom w:val="single" w:sz="2" w:space="0" w:color="808080"/>
+              <w:right w:val="single" w:sz="6" w:space="0" w:color="808080"/>
+            </w:tcBorders>
+            <w:vAlign w:val="center"/>
+          </w:tcPr>
+          <w:p>
+            <w:pPr>
+              <w:pStyle w:val="TableContents"/>
+              <w:bidi w:val="0"/>
+              <w:spacing w:before="0" w:after="283"/>
+              <w:rPr/>
+            </w:pPr>
+            <w:r>
+              <w:rPr/>
+              <w:t>B</w:t>
+            </w:r>
+          </w:p>
+        </w:tc>
+        <w:tc>
+          <w:tcPr>
+            <w:tcW w:w="701" w:type="dxa"/>
+            <w:tcBorders>
+              <w:left w:val="single" w:sz="2" w:space="0" w:color="808080"/>
+              <w:bottom w:val="single" w:sz="2" w:space="0" w:color="808080"/>
+              <w:right w:val="single" w:sz="6" w:space="0" w:color="808080"/>
+            </w:tcBorders>
+            <w:vAlign w:val="center"/>
+          </w:tcPr>
+          <w:p>
+            <w:pPr>
+              <w:pStyle w:val="TableContents"/>
+              <w:bidi w:val="0"/>
+              <w:spacing w:before="0" w:after="283"/>
+              <w:rPr/>
+            </w:pPr>
+            <w:r>
+              <w:rPr/>
+              <w:t>54</w:t>
+            </w:r>
+          </w:p>
+        </w:tc>
+        <w:tc>
+          <w:tcPr>
+            <w:tcW w:w="1002" w:type="dxa"/>
+            <w:tcBorders>
+              <w:left w:val="single" w:sz="2" w:space="0" w:color="808080"/>
+              <w:bottom w:val="single" w:sz="2" w:space="0" w:color="808080"/>
+              <w:right w:val="single" w:sz="6" w:space="0" w:color="808080"/>
+            </w:tcBorders>
+            <w:vAlign w:val="center"/>
+          </w:tcPr>
+          <w:p>
+            <w:pPr>
+              <w:pStyle w:val="TableContents"/>
+              <w:bidi w:val="0"/>
+              <w:spacing w:before="0" w:after="283"/>
+              <w:rPr/>
+            </w:pPr>
+            <w:r>
+              <w:rPr/>
+              <w:t>21.3%</w:t>
+            </w:r>
+          </w:p>
+        </w:tc>
+        <w:tc>
+          <w:tcPr>
+            <w:tcW w:w="847" w:type="dxa"/>
+            <w:tcBorders>
+              <w:left w:val="single" w:sz="2" w:space="0" w:color="808080"/>
+              <w:bottom w:val="single" w:sz="2" w:space="0" w:color="808080"/>
+              <w:right w:val="single" w:sz="6" w:space="0" w:color="808080"/>
+            </w:tcBorders>
+            <w:vAlign w:val="center"/>
+          </w:tcPr>
+          <w:p>
+            <w:pPr>
+              <w:pStyle w:val="TableContents"/>
+              <w:bidi w:val="0"/>
+              <w:spacing w:before="0" w:after="283"/>
+              <w:rPr/>
+            </w:pPr>
+            <w:r>
+              <w:rPr/>
+              <w:t>1.9%</w:t>
+            </w:r>
+          </w:p>
+        </w:tc>
+        <w:tc>
+          <w:tcPr>
+            <w:tcW w:w="1518" w:type="dxa"/>
+            <w:tcBorders>
+              <w:left w:val="single" w:sz="2" w:space="0" w:color="808080"/>
+              <w:bottom w:val="single" w:sz="2" w:space="0" w:color="808080"/>
+              <w:right w:val="single" w:sz="6" w:space="0" w:color="808080"/>
+            </w:tcBorders>
+            <w:vAlign w:val="center"/>
+          </w:tcPr>
+          <w:p>
+            <w:pPr>
+              <w:pStyle w:val="TableContents"/>
+              <w:bidi w:val="0"/>
+              <w:spacing w:before="0" w:after="283"/>
+              <w:rPr/>
+            </w:pPr>
+            <w:r>
+              <w:rPr/>
+              <w:t>+19.4 [+9.3, +30.6]</w:t>
+            </w:r>
+          </w:p>
+        </w:tc>
+        <w:tc>
+          <w:tcPr>
+            <w:tcW w:w="4221" w:type="dxa"/>
+            <w:tcBorders>
+              <w:left w:val="single" w:sz="2" w:space="0" w:color="808080"/>
+              <w:bottom w:val="single" w:sz="2" w:space="0" w:color="808080"/>
+              <w:right w:val="single" w:sz="6" w:space="0" w:color="808080"/>
+            </w:tcBorders>
+            <w:vAlign w:val="center"/>
+          </w:tcPr>
+          <w:p>
+            <w:pPr>
+              <w:pStyle w:val="TableContents"/>
+              <w:bidi w:val="0"/>
+              <w:spacing w:before="0" w:after="283"/>
+              <w:rPr/>
+            </w:pPr>
+            <w:r>
+              <w:rPr/>
+              <w:t>alias named 84.3% vs 80.6%; 90 vs 82 words</w:t>
+            </w:r>
+          </w:p>
+        </w:tc>
+      </w:tr>
+      <w:tr>
+        <w:trPr/>
+        <w:tc>
+          <w:tcPr>
+            <w:tcW w:w="2549" w:type="dxa"/>
+            <w:tcBorders>
+              <w:left w:val="single" w:sz="6" w:space="0" w:color="808080"/>
+              <w:bottom w:val="single" w:sz="2" w:space="0" w:color="808080"/>
+              <w:right w:val="single" w:sz="6" w:space="0" w:color="808080"/>
+            </w:tcBorders>
+            <w:vAlign w:val="center"/>
+          </w:tcPr>
+          <w:p>
+            <w:pPr>
+              <w:pStyle w:val="TableContents"/>
+              <w:bidi w:val="0"/>
+              <w:spacing w:before="0" w:after="283"/>
+              <w:rPr/>
+            </w:pPr>
+            <w:r>
+              <w:rPr/>
+              <w:t>Versioned card (fix 1), ren names</w:t>
+            </w:r>
+          </w:p>
+        </w:tc>
+        <w:tc>
+          <w:tcPr>
+            <w:tcW w:w="501" w:type="dxa"/>
+            <w:tcBorders>
+              <w:left w:val="single" w:sz="2" w:space="0" w:color="808080"/>
+              <w:bottom w:val="single" w:sz="2" w:space="0" w:color="808080"/>
+              <w:right w:val="single" w:sz="6" w:space="0" w:color="808080"/>
+            </w:tcBorders>
+            <w:vAlign w:val="center"/>
+          </w:tcPr>
+          <w:p>
+            <w:pPr>
+              <w:pStyle w:val="TableContents"/>
+              <w:bidi w:val="0"/>
+              <w:spacing w:before="0" w:after="283"/>
+              <w:rPr/>
+            </w:pPr>
+            <w:r>
+              <w:rPr/>
+              <w:t>B</w:t>
+            </w:r>
+          </w:p>
+        </w:tc>
+        <w:tc>
+          <w:tcPr>
+            <w:tcW w:w="701" w:type="dxa"/>
+            <w:tcBorders>
+              <w:left w:val="single" w:sz="2" w:space="0" w:color="808080"/>
+              <w:bottom w:val="single" w:sz="2" w:space="0" w:color="808080"/>
+              <w:right w:val="single" w:sz="6" w:space="0" w:color="808080"/>
+            </w:tcBorders>
+            <w:vAlign w:val="center"/>
+          </w:tcPr>
+          <w:p>
+            <w:pPr>
+              <w:pStyle w:val="TableContents"/>
+              <w:bidi w:val="0"/>
+              <w:spacing w:before="0" w:after="283"/>
+              <w:rPr/>
+            </w:pPr>
+            <w:r>
+              <w:rPr/>
+              <w:t>54</w:t>
+            </w:r>
+          </w:p>
+        </w:tc>
+        <w:tc>
+          <w:tcPr>
+            <w:tcW w:w="1002" w:type="dxa"/>
+            <w:tcBorders>
+              <w:left w:val="single" w:sz="2" w:space="0" w:color="808080"/>
+              <w:bottom w:val="single" w:sz="2" w:space="0" w:color="808080"/>
+              <w:right w:val="single" w:sz="6" w:space="0" w:color="808080"/>
+            </w:tcBorders>
+            <w:vAlign w:val="center"/>
+          </w:tcPr>
+          <w:p>
+            <w:pPr>
+              <w:pStyle w:val="TableContents"/>
+              <w:bidi w:val="0"/>
+              <w:spacing w:before="0" w:after="283"/>
+              <w:rPr/>
+            </w:pPr>
+            <w:r>
+              <w:rPr/>
+              <w:t>23.1%</w:t>
+            </w:r>
+          </w:p>
+        </w:tc>
+        <w:tc>
+          <w:tcPr>
+            <w:tcW w:w="847" w:type="dxa"/>
+            <w:tcBorders>
+              <w:left w:val="single" w:sz="2" w:space="0" w:color="808080"/>
+              <w:bottom w:val="single" w:sz="2" w:space="0" w:color="808080"/>
+              <w:right w:val="single" w:sz="6" w:space="0" w:color="808080"/>
+            </w:tcBorders>
+            <w:vAlign w:val="center"/>
+          </w:tcPr>
+          <w:p>
+            <w:pPr>
+              <w:pStyle w:val="TableContents"/>
+              <w:bidi w:val="0"/>
+              <w:spacing w:before="0" w:after="283"/>
+              <w:rPr/>
+            </w:pPr>
+            <w:r>
+              <w:rPr/>
+              <w:t>1.9%</w:t>
+            </w:r>
+          </w:p>
+        </w:tc>
+        <w:tc>
+          <w:tcPr>
+            <w:tcW w:w="1518" w:type="dxa"/>
+            <w:tcBorders>
+              <w:left w:val="single" w:sz="2" w:space="0" w:color="808080"/>
+              <w:bottom w:val="single" w:sz="2" w:space="0" w:color="808080"/>
+              <w:right w:val="single" w:sz="6" w:space="0" w:color="808080"/>
+            </w:tcBorders>
+            <w:vAlign w:val="center"/>
+          </w:tcPr>
+          <w:p>
+            <w:pPr>
+              <w:pStyle w:val="TableContents"/>
+              <w:bidi w:val="0"/>
+              <w:spacing w:before="0" w:after="283"/>
+              <w:rPr/>
+            </w:pPr>
+            <w:r>
+              <w:rPr/>
+              <w:t>+21.3 [+13.0, +30.6]</w:t>
+            </w:r>
+          </w:p>
+        </w:tc>
+        <w:tc>
+          <w:tcPr>
+            <w:tcW w:w="4221" w:type="dxa"/>
+            <w:tcBorders>
+              <w:left w:val="single" w:sz="2" w:space="0" w:color="808080"/>
+              <w:bottom w:val="single" w:sz="2" w:space="0" w:color="808080"/>
+              <w:right w:val="single" w:sz="6" w:space="0" w:color="808080"/>
+            </w:tcBorders>
+            <w:vAlign w:val="center"/>
+          </w:tcPr>
+          <w:p>
+            <w:pPr>
+              <w:pStyle w:val="TableContents"/>
+              <w:bidi w:val="0"/>
+              <w:spacing w:before="0" w:after="283"/>
+              <w:rPr/>
+            </w:pPr>
+            <w:r>
+              <w:rPr/>
+              <w:t>alias named 84.3% vs 80.6%; 90 vs 82 words</w:t>
+            </w:r>
+          </w:p>
+        </w:tc>
+      </w:tr>
+      <w:tr>
+        <w:trPr/>
+        <w:tc>
+          <w:tcPr>
+            <w:tcW w:w="2549" w:type="dxa"/>
+            <w:tcBorders>
+              <w:left w:val="single" w:sz="6" w:space="0" w:color="808080"/>
+              <w:bottom w:val="single" w:sz="2" w:space="0" w:color="808080"/>
+              <w:right w:val="single" w:sz="6" w:space="0" w:color="808080"/>
+            </w:tcBorders>
+            <w:vAlign w:val="center"/>
+          </w:tcPr>
+          <w:p>
+            <w:pPr>
+              <w:pStyle w:val="TableContents"/>
+              <w:bidi w:val="0"/>
+              <w:spacing w:before="0" w:after="283"/>
+              <w:rPr/>
+            </w:pPr>
+            <w:r>
+              <w:rPr/>
+              <w:t>Pseudonymise and map back (fix 2)</w:t>
+            </w:r>
+          </w:p>
+        </w:tc>
+        <w:tc>
+          <w:tcPr>
+            <w:tcW w:w="501" w:type="dxa"/>
+            <w:tcBorders>
+              <w:left w:val="single" w:sz="2" w:space="0" w:color="808080"/>
+              <w:bottom w:val="single" w:sz="2" w:space="0" w:color="808080"/>
+              <w:right w:val="single" w:sz="6" w:space="0" w:color="808080"/>
+            </w:tcBorders>
+            <w:vAlign w:val="center"/>
+          </w:tcPr>
+          <w:p>
+            <w:pPr>
+              <w:pStyle w:val="TableContents"/>
+              <w:bidi w:val="0"/>
+              <w:spacing w:before="0" w:after="283"/>
+              <w:rPr/>
+            </w:pPr>
+            <w:r>
+              <w:rPr/>
+              <w:t>A</w:t>
+            </w:r>
+          </w:p>
+        </w:tc>
+        <w:tc>
+          <w:tcPr>
+            <w:tcW w:w="701" w:type="dxa"/>
+            <w:tcBorders>
+              <w:left w:val="single" w:sz="2" w:space="0" w:color="808080"/>
+              <w:bottom w:val="single" w:sz="2" w:space="0" w:color="808080"/>
+              <w:right w:val="single" w:sz="6" w:space="0" w:color="808080"/>
+            </w:tcBorders>
+            <w:vAlign w:val="center"/>
+          </w:tcPr>
+          <w:p>
+            <w:pPr>
+              <w:pStyle w:val="TableContents"/>
+              <w:bidi w:val="0"/>
+              <w:spacing w:before="0" w:after="283"/>
+              <w:rPr/>
+            </w:pPr>
+            <w:r>
+              <w:rPr/>
+              <w:t>19</w:t>
+            </w:r>
+          </w:p>
+        </w:tc>
+        <w:tc>
+          <w:tcPr>
+            <w:tcW w:w="1002" w:type="dxa"/>
+            <w:tcBorders>
+              <w:left w:val="single" w:sz="2" w:space="0" w:color="808080"/>
+              <w:bottom w:val="single" w:sz="2" w:space="0" w:color="808080"/>
+              <w:right w:val="single" w:sz="6" w:space="0" w:color="808080"/>
+            </w:tcBorders>
+            <w:vAlign w:val="center"/>
+          </w:tcPr>
+          <w:p>
+            <w:pPr>
+              <w:pStyle w:val="TableContents"/>
+              <w:bidi w:val="0"/>
+              <w:spacing w:before="0" w:after="283"/>
+              <w:rPr/>
+            </w:pPr>
+            <w:r>
+              <w:rPr/>
+              <w:t>0.0%</w:t>
+            </w:r>
+          </w:p>
+        </w:tc>
+        <w:tc>
+          <w:tcPr>
+            <w:tcW w:w="847" w:type="dxa"/>
+            <w:tcBorders>
+              <w:left w:val="single" w:sz="2" w:space="0" w:color="808080"/>
+              <w:bottom w:val="single" w:sz="2" w:space="0" w:color="808080"/>
+              <w:right w:val="single" w:sz="6" w:space="0" w:color="808080"/>
+            </w:tcBorders>
+            <w:vAlign w:val="center"/>
+          </w:tcPr>
+          <w:p>
+            <w:pPr>
+              <w:pStyle w:val="TableContents"/>
+              <w:bidi w:val="0"/>
+              <w:spacing w:before="0" w:after="283"/>
+              <w:rPr/>
+            </w:pPr>
+            <w:r>
+              <w:rPr/>
+              <w:t>0.0%</w:t>
+            </w:r>
+          </w:p>
+        </w:tc>
+        <w:tc>
+          <w:tcPr>
+            <w:tcW w:w="1518" w:type="dxa"/>
+            <w:tcBorders>
+              <w:left w:val="single" w:sz="2" w:space="0" w:color="808080"/>
+              <w:bottom w:val="single" w:sz="2" w:space="0" w:color="808080"/>
+              <w:right w:val="single" w:sz="6" w:space="0" w:color="808080"/>
+            </w:tcBorders>
+            <w:vAlign w:val="center"/>
+          </w:tcPr>
+          <w:p>
+            <w:pPr>
+              <w:pStyle w:val="TableContents"/>
+              <w:bidi w:val="0"/>
+              <w:spacing w:before="0" w:after="283"/>
+              <w:rPr/>
+            </w:pPr>
+            <w:r>
+              <w:rPr/>
+              <w:t>+0.0 [+0.0, +0.0]</w:t>
+            </w:r>
+          </w:p>
+        </w:tc>
+        <w:tc>
+          <w:tcPr>
+            <w:tcW w:w="4221" w:type="dxa"/>
+            <w:tcBorders>
+              <w:left w:val="single" w:sz="2" w:space="0" w:color="808080"/>
+              <w:bottom w:val="single" w:sz="2" w:space="0" w:color="808080"/>
+              <w:right w:val="single" w:sz="6" w:space="0" w:color="808080"/>
+            </w:tcBorders>
+            <w:vAlign w:val="center"/>
+          </w:tcPr>
+          <w:p>
+            <w:pPr>
+              <w:pStyle w:val="TableContents"/>
+              <w:bidi w:val="0"/>
+              <w:spacing w:before="0" w:after="283"/>
+              <w:rPr/>
+            </w:pPr>
+            <w:r>
+              <w:rPr/>
+              <w:t>alias named 78.9% vs 81.6%; RF5 evaluated False, passes None</w:t>
+            </w:r>
+          </w:p>
+        </w:tc>
+      </w:tr>
+      <w:tr>
+        <w:trPr/>
+        <w:tc>
+          <w:tcPr>
+            <w:tcW w:w="2549" w:type="dxa"/>
+            <w:tcBorders>
+              <w:left w:val="single" w:sz="6" w:space="0" w:color="808080"/>
+              <w:bottom w:val="single" w:sz="6" w:space="0" w:color="808080"/>
+              <w:right w:val="single" w:sz="6" w:space="0" w:color="808080"/>
+            </w:tcBorders>
+            <w:vAlign w:val="center"/>
+          </w:tcPr>
+          <w:p>
+            <w:pPr>
+              <w:pStyle w:val="TableContents"/>
+              <w:bidi w:val="0"/>
+              <w:spacing w:before="0" w:after="283"/>
+              <w:rPr/>
+            </w:pPr>
+            <w:r>
+              <w:rPr/>
+              <w:t>Pseudonymise and map back (fix 2)</w:t>
+            </w:r>
+          </w:p>
+        </w:tc>
+        <w:tc>
+          <w:tcPr>
+            <w:tcW w:w="501" w:type="dxa"/>
+            <w:tcBorders>
+              <w:left w:val="single" w:sz="2" w:space="0" w:color="808080"/>
+              <w:bottom w:val="single" w:sz="6" w:space="0" w:color="808080"/>
+              <w:right w:val="single" w:sz="6" w:space="0" w:color="808080"/>
+            </w:tcBorders>
+            <w:vAlign w:val="center"/>
+          </w:tcPr>
+          <w:p>
+            <w:pPr>
+              <w:pStyle w:val="TableContents"/>
+              <w:bidi w:val="0"/>
+              <w:spacing w:before="0" w:after="283"/>
+              <w:rPr/>
+            </w:pPr>
+            <w:r>
+              <w:rPr/>
+              <w:t>B</w:t>
+            </w:r>
+          </w:p>
+        </w:tc>
+        <w:tc>
+          <w:tcPr>
+            <w:tcW w:w="701" w:type="dxa"/>
+            <w:tcBorders>
+              <w:left w:val="single" w:sz="2" w:space="0" w:color="808080"/>
+              <w:bottom w:val="single" w:sz="6" w:space="0" w:color="808080"/>
+              <w:right w:val="single" w:sz="6" w:space="0" w:color="808080"/>
+            </w:tcBorders>
+            <w:vAlign w:val="center"/>
+          </w:tcPr>
+          <w:p>
+            <w:pPr>
+              <w:pStyle w:val="TableContents"/>
+              <w:bidi w:val="0"/>
+              <w:spacing w:before="0" w:after="283"/>
+              <w:rPr/>
+            </w:pPr>
+            <w:r>
+              <w:rPr/>
+              <w:t>54</w:t>
+            </w:r>
+          </w:p>
+        </w:tc>
+        <w:tc>
+          <w:tcPr>
+            <w:tcW w:w="1002" w:type="dxa"/>
+            <w:tcBorders>
+              <w:left w:val="single" w:sz="2" w:space="0" w:color="808080"/>
+              <w:bottom w:val="single" w:sz="6" w:space="0" w:color="808080"/>
+              <w:right w:val="single" w:sz="6" w:space="0" w:color="808080"/>
+            </w:tcBorders>
+            <w:vAlign w:val="center"/>
+          </w:tcPr>
+          <w:p>
+            <w:pPr>
+              <w:pStyle w:val="TableContents"/>
+              <w:bidi w:val="0"/>
+              <w:spacing w:before="0" w:after="283"/>
+              <w:rPr/>
+            </w:pPr>
+            <w:r>
+              <w:rPr/>
+              <w:t>1.9%</w:t>
+            </w:r>
+          </w:p>
+        </w:tc>
+        <w:tc>
+          <w:tcPr>
+            <w:tcW w:w="847" w:type="dxa"/>
+            <w:tcBorders>
+              <w:left w:val="single" w:sz="2" w:space="0" w:color="808080"/>
+              <w:bottom w:val="single" w:sz="6" w:space="0" w:color="808080"/>
+              <w:right w:val="single" w:sz="6" w:space="0" w:color="808080"/>
+            </w:tcBorders>
+            <w:vAlign w:val="center"/>
+          </w:tcPr>
+          <w:p>
+            <w:pPr>
+              <w:pStyle w:val="TableContents"/>
+              <w:bidi w:val="0"/>
+              <w:spacing w:before="0" w:after="283"/>
+              <w:rPr/>
+            </w:pPr>
+            <w:r>
+              <w:rPr/>
+              <w:t>2.8%</w:t>
+            </w:r>
+          </w:p>
+        </w:tc>
+        <w:tc>
+          <w:tcPr>
+            <w:tcW w:w="1518" w:type="dxa"/>
+            <w:tcBorders>
+              <w:left w:val="single" w:sz="2" w:space="0" w:color="808080"/>
+              <w:bottom w:val="single" w:sz="6" w:space="0" w:color="808080"/>
+              <w:right w:val="single" w:sz="6" w:space="0" w:color="808080"/>
+            </w:tcBorders>
+            <w:vAlign w:val="center"/>
+          </w:tcPr>
+          <w:p>
+            <w:pPr>
+              <w:pStyle w:val="TableContents"/>
+              <w:bidi w:val="0"/>
+              <w:spacing w:before="0" w:after="283"/>
+              <w:rPr/>
+            </w:pPr>
+            <w:r>
+              <w:rPr/>
+              <w:t>-0.9 [-4.6, +1.9]</w:t>
+            </w:r>
+          </w:p>
+        </w:tc>
+        <w:tc>
+          <w:tcPr>
+            <w:tcW w:w="4221" w:type="dxa"/>
+            <w:tcBorders>
+              <w:left w:val="single" w:sz="2" w:space="0" w:color="808080"/>
+              <w:bottom w:val="single" w:sz="6" w:space="0" w:color="808080"/>
+              <w:right w:val="single" w:sz="6" w:space="0" w:color="808080"/>
+            </w:tcBorders>
+            <w:vAlign w:val="center"/>
+          </w:tcPr>
+          <w:p>
+            <w:pPr>
+              <w:pStyle w:val="TableContents"/>
+              <w:bidi w:val="0"/>
+              <w:spacing w:before="0" w:after="283"/>
+              <w:rPr/>
+            </w:pPr>
+            <w:r>
+              <w:rPr/>
+              <w:t>alias named 80.6% vs 84.3%; RF5 evaluated False, passes False</w:t>
+            </w:r>
+          </w:p>
+        </w:tc>
+      </w:tr>
+    </w:tbl>
+    <w:p>
+      <w:pPr>
+        <w:pStyle w:val="BodyText"/>
+        <w:bidi w:val="0"/>
+        <w:rPr/>
+      </w:pPr>
+      <w:r>
+        <w:rPr/>
+        <w:t>Second judge (OLMo-2-32B, addendum 9, robustness only): W-ren 22.2% vs P-ren 0.9%, input channel +21.3 [+13.0, +30.6] over 54 events. Agreement with the first judge: 97.8% identical labels, kappa 0.89 (456 labels).</w:t>
+      </w:r>
+    </w:p>
+    <w:p>
+      <w:pPr>
+        <w:pStyle w:val="BodyText"/>
+        <w:bidi w:val="0"/>
+        <w:rPr/>
+      </w:pPr>
+      <w:r>
+        <w:rPr>
+          <w:b/>
+        </w:rPr>
+        <w:t>Reading.</w:t>
+      </w:r>
+      <w:r>
+        <w:rPr/>
+        <w:t xml:space="preserve"> RF-E2E (pre-registered, addenda 6 and 7, written before any card was read): on 54 confirmatory reveal events, a whole-volume LLM character card stamped at first mention names the hidden identity before the reveal in 18.5% of events under cipher names no model has seen (judge rule; strict text rule 24.6% of 19), against 1.2% for the versioned (prefix-built) card. Input-channel RF1 SUPPORTED on the primary text rule (+24.6 [+8.8, +42.1]) and SUPPORTED on the judge rule (+17.3 [+9.3, +26.5]); memory-only leak +2.5 [+0.0, +5.6]. Pseudonymise-and-map-back: prefix-card leak 3.7% to 3.1% (RF5 not evaluated: no memory leak to fix). Models: llama3.1:8b, mistral:7b-instruct, qwen2.5:7b; not run: none. Larger open models (mistral24, qwen32b, addendum 8): W-ren 23.1% vs P-ren 1.9%; memory-only leak +0.0 points. Limits: one prompt and one reader position per event, small local models, rule B labelled by a model, model-selected events. Source: </w:t>
+      </w:r>
+      <w:r>
+        <w:rPr>
+          <w:rStyle w:val="SourceText"/>
+        </w:rPr>
+        <w:t>data/eval/chimera/rf_e2e/analysis.json</w:t>
+      </w:r>
+      <w:r>
+        <w:rPr/>
+        <w:t xml:space="preserve">; </w:t>
+      </w:r>
+      <w:r>
+        <w:rPr>
+          <w:rStyle w:val="SourceText"/>
+        </w:rPr>
+        <w:t>python scripts/chimera/pd_rf_e2e.py analyze</w:t>
+      </w:r>
+      <w:r>
+        <w:rPr/>
+        <w:t>.</w:t>
+      </w:r>
+    </w:p>
+    <w:p>
+      <w:pPr>
         <w:pStyle w:val="Heading2"/>
         <w:bidi w:val="0"/>
         <w:rPr/>
@@ -28221,7 +34656,7 @@
         <w:pStyle w:val="BodyText"/>
         <w:numPr>
           <w:ilvl w:val="0"/>
-          <w:numId w:val="9"/>
+          <w:numId w:val="10"/>
         </w:numPr>
         <w:tabs>
           <w:tab w:val="clear" w:pos="1134"/>
@@ -28248,7 +34683,7 @@
         <w:pStyle w:val="BodyText"/>
         <w:numPr>
           <w:ilvl w:val="0"/>
-          <w:numId w:val="9"/>
+          <w:numId w:val="10"/>
         </w:numPr>
         <w:tabs>
           <w:tab w:val="clear" w:pos="1134"/>
@@ -28275,7 +34710,7 @@
         <w:pStyle w:val="BodyText"/>
         <w:numPr>
           <w:ilvl w:val="0"/>
-          <w:numId w:val="9"/>
+          <w:numId w:val="10"/>
         </w:numPr>
         <w:tabs>
           <w:tab w:val="clear" w:pos="1134"/>
@@ -28302,7 +34737,7 @@
         <w:pStyle w:val="BodyText"/>
         <w:numPr>
           <w:ilvl w:val="0"/>
-          <w:numId w:val="9"/>
+          <w:numId w:val="10"/>
         </w:numPr>
         <w:tabs>
           <w:tab w:val="clear" w:pos="1134"/>
@@ -28329,7 +34764,7 @@
         <w:pStyle w:val="BodyText"/>
         <w:numPr>
           <w:ilvl w:val="0"/>
-          <w:numId w:val="9"/>
+          <w:numId w:val="10"/>
         </w:numPr>
         <w:tabs>
           <w:tab w:val="clear" w:pos="1134"/>
@@ -28356,7 +34791,7 @@
         <w:pStyle w:val="BodyText"/>
         <w:numPr>
           <w:ilvl w:val="0"/>
-          <w:numId w:val="9"/>
+          <w:numId w:val="10"/>
         </w:numPr>
         <w:tabs>
           <w:tab w:val="clear" w:pos="1134"/>
@@ -28393,7 +34828,7 @@
         <w:pStyle w:val="BodyText"/>
         <w:numPr>
           <w:ilvl w:val="0"/>
-          <w:numId w:val="9"/>
+          <w:numId w:val="10"/>
         </w:numPr>
         <w:tabs>
           <w:tab w:val="clear" w:pos="1134"/>
@@ -28420,7 +34855,7 @@
         <w:pStyle w:val="BodyText"/>
         <w:numPr>
           <w:ilvl w:val="0"/>
-          <w:numId w:val="9"/>
+          <w:numId w:val="10"/>
         </w:numPr>
         <w:tabs>
           <w:tab w:val="clear" w:pos="1134"/>
@@ -28447,7 +34882,7 @@
         <w:pStyle w:val="BodyText"/>
         <w:numPr>
           <w:ilvl w:val="0"/>
-          <w:numId w:val="9"/>
+          <w:numId w:val="10"/>
         </w:numPr>
         <w:tabs>
           <w:tab w:val="clear" w:pos="1134"/>
@@ -28474,7 +34909,7 @@
         <w:pStyle w:val="BodyText"/>
         <w:numPr>
           <w:ilvl w:val="0"/>
-          <w:numId w:val="9"/>
+          <w:numId w:val="10"/>
         </w:numPr>
         <w:tabs>
           <w:tab w:val="clear" w:pos="1134"/>
@@ -28501,7 +34936,7 @@
         <w:pStyle w:val="BodyText"/>
         <w:numPr>
           <w:ilvl w:val="0"/>
-          <w:numId w:val="9"/>
+          <w:numId w:val="10"/>
         </w:numPr>
         <w:tabs>
           <w:tab w:val="clear" w:pos="1134"/>
@@ -28916,7 +35351,7 @@
         <w:pStyle w:val="BodyText"/>
         <w:numPr>
           <w:ilvl w:val="0"/>
-          <w:numId w:val="10"/>
+          <w:numId w:val="11"/>
         </w:numPr>
         <w:tabs>
           <w:tab w:val="clear" w:pos="1134"/>
@@ -28943,7 +35378,7 @@
         <w:pStyle w:val="BodyText"/>
         <w:numPr>
           <w:ilvl w:val="0"/>
-          <w:numId w:val="10"/>
+          <w:numId w:val="11"/>
         </w:numPr>
         <w:tabs>
           <w:tab w:val="clear" w:pos="1134"/>
@@ -28980,7 +35415,7 @@
         <w:pStyle w:val="BodyText"/>
         <w:numPr>
           <w:ilvl w:val="0"/>
-          <w:numId w:val="10"/>
+          <w:numId w:val="11"/>
         </w:numPr>
         <w:tabs>
           <w:tab w:val="clear" w:pos="1134"/>
@@ -29007,7 +35442,7 @@
         <w:pStyle w:val="BodyText"/>
         <w:numPr>
           <w:ilvl w:val="0"/>
-          <w:numId w:val="10"/>
+          <w:numId w:val="11"/>
         </w:numPr>
         <w:tabs>
           <w:tab w:val="clear" w:pos="1134"/>
@@ -31235,7 +37670,7 @@
         <w:pStyle w:val="BodyText"/>
         <w:numPr>
           <w:ilvl w:val="0"/>
-          <w:numId w:val="11"/>
+          <w:numId w:val="12"/>
         </w:numPr>
         <w:tabs>
           <w:tab w:val="clear" w:pos="1134"/>
@@ -31256,7 +37691,7 @@
         <w:pStyle w:val="BodyText"/>
         <w:numPr>
           <w:ilvl w:val="0"/>
-          <w:numId w:val="11"/>
+          <w:numId w:val="12"/>
         </w:numPr>
         <w:tabs>
           <w:tab w:val="clear" w:pos="1134"/>
@@ -31287,7 +37722,7 @@
         <w:pStyle w:val="BodyText"/>
         <w:numPr>
           <w:ilvl w:val="0"/>
-          <w:numId w:val="11"/>
+          <w:numId w:val="12"/>
         </w:numPr>
         <w:tabs>
           <w:tab w:val="clear" w:pos="1134"/>
@@ -33088,7 +39523,7 @@
             <w:tcW w:w="3938" w:type="dxa"/>
             <w:tcBorders>
               <w:left w:val="single" w:sz="6" w:space="0" w:color="808080"/>
-              <w:bottom w:val="single" w:sz="6" w:space="0" w:color="808080"/>
+              <w:bottom w:val="single" w:sz="2" w:space="0" w:color="808080"/>
               <w:right w:val="single" w:sz="6" w:space="0" w:color="808080"/>
             </w:tcBorders>
             <w:vAlign w:val="center"/>
@@ -33111,7 +39546,7 @@
             <w:tcW w:w="7401" w:type="dxa"/>
             <w:tcBorders>
               <w:left w:val="single" w:sz="2" w:space="0" w:color="808080"/>
-              <w:bottom w:val="single" w:sz="6" w:space="0" w:color="808080"/>
+              <w:bottom w:val="single" w:sz="2" w:space="0" w:color="808080"/>
               <w:right w:val="single" w:sz="6" w:space="0" w:color="808080"/>
             </w:tcBorders>
             <w:vAlign w:val="center"/>
@@ -33178,6 +39613,87 @@
                 <w:rStyle w:val="SourceText"/>
               </w:rPr>
               <w:t>docs/research/preregistrations/PD_CONFIRM_deviations.md</w:t>
+            </w:r>
+          </w:p>
+        </w:tc>
+      </w:tr>
+      <w:tr>
+        <w:trPr/>
+        <w:tc>
+          <w:tcPr>
+            <w:tcW w:w="3938" w:type="dxa"/>
+            <w:tcBorders>
+              <w:left w:val="single" w:sz="6" w:space="0" w:color="808080"/>
+              <w:bottom w:val="single" w:sz="6" w:space="0" w:color="808080"/>
+              <w:right w:val="single" w:sz="6" w:space="0" w:color="808080"/>
+            </w:tcBorders>
+            <w:vAlign w:val="center"/>
+          </w:tcPr>
+          <w:p>
+            <w:pPr>
+              <w:pStyle w:val="TableContents"/>
+              <w:bidi w:val="0"/>
+              <w:spacing w:before="0" w:after="283"/>
+              <w:rPr/>
+            </w:pPr>
+            <w:r>
+              <w:rPr/>
+              <w:t>RF-E2E (5.24): W-ren 18.5% vs P-ren 1.2% (rule B, 54 events); rule A 24.6% vs 0.0% (19 events)</w:t>
+            </w:r>
+          </w:p>
+        </w:tc>
+        <w:tc>
+          <w:tcPr>
+            <w:tcW w:w="7401" w:type="dxa"/>
+            <w:tcBorders>
+              <w:left w:val="single" w:sz="2" w:space="0" w:color="808080"/>
+              <w:bottom w:val="single" w:sz="6" w:space="0" w:color="808080"/>
+              <w:right w:val="single" w:sz="6" w:space="0" w:color="808080"/>
+            </w:tcBorders>
+            <w:vAlign w:val="center"/>
+          </w:tcPr>
+          <w:p>
+            <w:pPr>
+              <w:pStyle w:val="TableContents"/>
+              <w:bidi w:val="0"/>
+              <w:spacing w:before="0" w:after="283"/>
+              <w:rPr/>
+            </w:pPr>
+            <w:r>
+              <w:rPr>
+                <w:rStyle w:val="SourceText"/>
+              </w:rPr>
+              <w:t>data/eval/chimera/rf_e2e/analysis.json</w:t>
+            </w:r>
+            <w:r>
+              <w:rPr/>
+              <w:t xml:space="preserve">; </w:t>
+            </w:r>
+            <w:r>
+              <w:rPr>
+                <w:rStyle w:val="SourceText"/>
+              </w:rPr>
+              <w:t>python scripts/chimera/pd_rf_e2e.py analyze</w:t>
+            </w:r>
+            <w:r>
+              <w:rPr/>
+              <w:t xml:space="preserve">; </w:t>
+            </w:r>
+            <w:r>
+              <w:rPr>
+                <w:rStyle w:val="SourceText"/>
+              </w:rPr>
+              <w:t>PREREG_RF_E2E_addendum_6.md</w:t>
+            </w:r>
+            <w:r>
+              <w:rPr/>
+              <w:t xml:space="preserve">, </w:t>
+            </w:r>
+            <w:r>
+              <w:rPr>
+                <w:rStyle w:val="SourceText"/>
+              </w:rPr>
+              <w:t>_addendum_7_fix.md</w:t>
             </w:r>
           </w:p>
         </w:tc>
@@ -33331,8 +39847,8 @@
   <w:abstractNum w:abstractNumId="2">
     <w:lvl w:ilvl="0">
       <w:start w:val="1"/>
-      <w:numFmt w:val="bullet"/>
-      <w:lvlText w:val=""/>
+      <w:numFmt w:val="decimal"/>
+      <w:lvlText w:val="%1."/>
       <w:lvlJc w:val="left"/>
       <w:pPr>
         <w:tabs>
@@ -33340,14 +39856,12 @@
         </w:tabs>
         <w:ind w:left="709" w:hanging="283"/>
       </w:pPr>
-      <w:rPr>
-        <w:rFonts w:ascii="Symbol" w:hAnsi="Symbol" w:cs="Symbol" w:hint="default"/>
-      </w:rPr>
+      <w:rPr/>
     </w:lvl>
     <w:lvl w:ilvl="1">
       <w:start w:val="1"/>
-      <w:numFmt w:val="bullet"/>
-      <w:lvlText w:val=""/>
+      <w:numFmt w:val="decimal"/>
+      <w:lvlText w:val="%2."/>
       <w:lvlJc w:val="left"/>
       <w:pPr>
         <w:tabs>
@@ -33355,14 +39869,12 @@
         </w:tabs>
         <w:ind w:left="1418" w:hanging="283"/>
       </w:pPr>
-      <w:rPr>
-        <w:rFonts w:ascii="Symbol" w:hAnsi="Symbol" w:cs="Symbol" w:hint="default"/>
-      </w:rPr>
+      <w:rPr/>
     </w:lvl>
     <w:lvl w:ilvl="2">
       <w:start w:val="1"/>
-      <w:numFmt w:val="bullet"/>
-      <w:lvlText w:val=""/>
+      <w:numFmt w:val="decimal"/>
+      <w:lvlText w:val="%3."/>
       <w:lvlJc w:val="left"/>
       <w:pPr>
         <w:tabs>
@@ -33370,14 +39882,12 @@
         </w:tabs>
         <w:ind w:left="2127" w:hanging="283"/>
       </w:pPr>
-      <w:rPr>
-        <w:rFonts w:ascii="Symbol" w:hAnsi="Symbol" w:cs="Symbol" w:hint="default"/>
-      </w:rPr>
+      <w:rPr/>
     </w:lvl>
     <w:lvl w:ilvl="3">
       <w:start w:val="1"/>
-      <w:numFmt w:val="bullet"/>
-      <w:lvlText w:val=""/>
+      <w:numFmt w:val="decimal"/>
+      <w:lvlText w:val="%4."/>
       <w:lvlJc w:val="left"/>
       <w:pPr>
         <w:tabs>
@@ -33385,14 +39895,12 @@
         </w:tabs>
         <w:ind w:left="2836" w:hanging="283"/>
       </w:pPr>
-      <w:rPr>
-        <w:rFonts w:ascii="Symbol" w:hAnsi="Symbol" w:cs="Symbol" w:hint="default"/>
-      </w:rPr>
+      <w:rPr/>
     </w:lvl>
     <w:lvl w:ilvl="4">
       <w:start w:val="1"/>
-      <w:numFmt w:val="bullet"/>
-      <w:lvlText w:val=""/>
+      <w:numFmt w:val="decimal"/>
+      <w:lvlText w:val="%5."/>
       <w:lvlJc w:val="left"/>
       <w:pPr>
         <w:tabs>
@@ -33400,14 +39908,12 @@
         </w:tabs>
         <w:ind w:left="3545" w:hanging="283"/>
       </w:pPr>
-      <w:rPr>
-        <w:rFonts w:ascii="Symbol" w:hAnsi="Symbol" w:cs="Symbol" w:hint="default"/>
-      </w:rPr>
+      <w:rPr/>
     </w:lvl>
     <w:lvl w:ilvl="5">
       <w:start w:val="1"/>
-      <w:numFmt w:val="bullet"/>
-      <w:lvlText w:val=""/>
+      <w:numFmt w:val="decimal"/>
+      <w:lvlText w:val="%6."/>
       <w:lvlJc w:val="left"/>
       <w:pPr>
         <w:tabs>
@@ -33415,14 +39921,12 @@
         </w:tabs>
         <w:ind w:left="4254" w:hanging="283"/>
       </w:pPr>
-      <w:rPr>
-        <w:rFonts w:ascii="Symbol" w:hAnsi="Symbol" w:cs="Symbol" w:hint="default"/>
-      </w:rPr>
+      <w:rPr/>
     </w:lvl>
     <w:lvl w:ilvl="6">
       <w:start w:val="1"/>
-      <w:numFmt w:val="bullet"/>
-      <w:lvlText w:val=""/>
+      <w:numFmt w:val="decimal"/>
+      <w:lvlText w:val="%7."/>
       <w:lvlJc w:val="left"/>
       <w:pPr>
         <w:tabs>
@@ -33430,14 +39934,12 @@
         </w:tabs>
         <w:ind w:left="4963" w:hanging="283"/>
       </w:pPr>
-      <w:rPr>
-        <w:rFonts w:ascii="Symbol" w:hAnsi="Symbol" w:cs="Symbol" w:hint="default"/>
-      </w:rPr>
+      <w:rPr/>
     </w:lvl>
     <w:lvl w:ilvl="7">
       <w:start w:val="1"/>
-      <w:numFmt w:val="bullet"/>
-      <w:lvlText w:val=""/>
+      <w:numFmt w:val="decimal"/>
+      <w:lvlText w:val="%8."/>
       <w:lvlJc w:val="left"/>
       <w:pPr>
         <w:tabs>
@@ -33445,14 +39947,12 @@
         </w:tabs>
         <w:ind w:left="5672" w:hanging="283"/>
       </w:pPr>
-      <w:rPr>
-        <w:rFonts w:ascii="Symbol" w:hAnsi="Symbol" w:cs="Symbol" w:hint="default"/>
-      </w:rPr>
+      <w:rPr/>
     </w:lvl>
     <w:lvl w:ilvl="8">
       <w:start w:val="1"/>
-      <w:numFmt w:val="bullet"/>
-      <w:lvlText w:val=""/>
+      <w:numFmt w:val="decimal"/>
+      <w:lvlText w:val="%9."/>
       <w:lvlJc w:val="left"/>
       <w:pPr>
         <w:tabs>
@@ -33460,9 +39960,7 @@
         </w:tabs>
         <w:ind w:left="6381" w:hanging="283"/>
       </w:pPr>
-      <w:rPr>
-        <w:rFonts w:ascii="Symbol" w:hAnsi="Symbol" w:cs="Symbol" w:hint="default"/>
-      </w:rPr>
+      <w:rPr/>
     </w:lvl>
   </w:abstractNum>
   <w:abstractNum w:abstractNumId="3">
@@ -34564,6 +41062,143 @@
   <w:abstractNum w:abstractNumId="11">
     <w:lvl w:ilvl="0">
       <w:start w:val="1"/>
+      <w:numFmt w:val="bullet"/>
+      <w:lvlText w:val=""/>
+      <w:lvlJc w:val="left"/>
+      <w:pPr>
+        <w:tabs>
+          <w:tab w:val="num" w:pos="709"/>
+        </w:tabs>
+        <w:ind w:left="709" w:hanging="283"/>
+      </w:pPr>
+      <w:rPr>
+        <w:rFonts w:ascii="Symbol" w:hAnsi="Symbol" w:cs="Symbol" w:hint="default"/>
+      </w:rPr>
+    </w:lvl>
+    <w:lvl w:ilvl="1">
+      <w:start w:val="1"/>
+      <w:numFmt w:val="bullet"/>
+      <w:lvlText w:val=""/>
+      <w:lvlJc w:val="left"/>
+      <w:pPr>
+        <w:tabs>
+          <w:tab w:val="num" w:pos="1418"/>
+        </w:tabs>
+        <w:ind w:left="1418" w:hanging="283"/>
+      </w:pPr>
+      <w:rPr>
+        <w:rFonts w:ascii="Symbol" w:hAnsi="Symbol" w:cs="Symbol" w:hint="default"/>
+      </w:rPr>
+    </w:lvl>
+    <w:lvl w:ilvl="2">
+      <w:start w:val="1"/>
+      <w:numFmt w:val="bullet"/>
+      <w:lvlText w:val=""/>
+      <w:lvlJc w:val="left"/>
+      <w:pPr>
+        <w:tabs>
+          <w:tab w:val="num" w:pos="2127"/>
+        </w:tabs>
+        <w:ind w:left="2127" w:hanging="283"/>
+      </w:pPr>
+      <w:rPr>
+        <w:rFonts w:ascii="Symbol" w:hAnsi="Symbol" w:cs="Symbol" w:hint="default"/>
+      </w:rPr>
+    </w:lvl>
+    <w:lvl w:ilvl="3">
+      <w:start w:val="1"/>
+      <w:numFmt w:val="bullet"/>
+      <w:lvlText w:val=""/>
+      <w:lvlJc w:val="left"/>
+      <w:pPr>
+        <w:tabs>
+          <w:tab w:val="num" w:pos="2836"/>
+        </w:tabs>
+        <w:ind w:left="2836" w:hanging="283"/>
+      </w:pPr>
+      <w:rPr>
+        <w:rFonts w:ascii="Symbol" w:hAnsi="Symbol" w:cs="Symbol" w:hint="default"/>
+      </w:rPr>
+    </w:lvl>
+    <w:lvl w:ilvl="4">
+      <w:start w:val="1"/>
+      <w:numFmt w:val="bullet"/>
+      <w:lvlText w:val=""/>
+      <w:lvlJc w:val="left"/>
+      <w:pPr>
+        <w:tabs>
+          <w:tab w:val="num" w:pos="3545"/>
+        </w:tabs>
+        <w:ind w:left="3545" w:hanging="283"/>
+      </w:pPr>
+      <w:rPr>
+        <w:rFonts w:ascii="Symbol" w:hAnsi="Symbol" w:cs="Symbol" w:hint="default"/>
+      </w:rPr>
+    </w:lvl>
+    <w:lvl w:ilvl="5">
+      <w:start w:val="1"/>
+      <w:numFmt w:val="bullet"/>
+      <w:lvlText w:val=""/>
+      <w:lvlJc w:val="left"/>
+      <w:pPr>
+        <w:tabs>
+          <w:tab w:val="num" w:pos="4254"/>
+        </w:tabs>
+        <w:ind w:left="4254" w:hanging="283"/>
+      </w:pPr>
+      <w:rPr>
+        <w:rFonts w:ascii="Symbol" w:hAnsi="Symbol" w:cs="Symbol" w:hint="default"/>
+      </w:rPr>
+    </w:lvl>
+    <w:lvl w:ilvl="6">
+      <w:start w:val="1"/>
+      <w:numFmt w:val="bullet"/>
+      <w:lvlText w:val=""/>
+      <w:lvlJc w:val="left"/>
+      <w:pPr>
+        <w:tabs>
+          <w:tab w:val="num" w:pos="4963"/>
+        </w:tabs>
+        <w:ind w:left="4963" w:hanging="283"/>
+      </w:pPr>
+      <w:rPr>
+        <w:rFonts w:ascii="Symbol" w:hAnsi="Symbol" w:cs="Symbol" w:hint="default"/>
+      </w:rPr>
+    </w:lvl>
+    <w:lvl w:ilvl="7">
+      <w:start w:val="1"/>
+      <w:numFmt w:val="bullet"/>
+      <w:lvlText w:val=""/>
+      <w:lvlJc w:val="left"/>
+      <w:pPr>
+        <w:tabs>
+          <w:tab w:val="num" w:pos="5672"/>
+        </w:tabs>
+        <w:ind w:left="5672" w:hanging="283"/>
+      </w:pPr>
+      <w:rPr>
+        <w:rFonts w:ascii="Symbol" w:hAnsi="Symbol" w:cs="Symbol" w:hint="default"/>
+      </w:rPr>
+    </w:lvl>
+    <w:lvl w:ilvl="8">
+      <w:start w:val="1"/>
+      <w:numFmt w:val="bullet"/>
+      <w:lvlText w:val=""/>
+      <w:lvlJc w:val="left"/>
+      <w:pPr>
+        <w:tabs>
+          <w:tab w:val="num" w:pos="6381"/>
+        </w:tabs>
+        <w:ind w:left="6381" w:hanging="283"/>
+      </w:pPr>
+      <w:rPr>
+        <w:rFonts w:ascii="Symbol" w:hAnsi="Symbol" w:cs="Symbol" w:hint="default"/>
+      </w:rPr>
+    </w:lvl>
+  </w:abstractNum>
+  <w:abstractNum w:abstractNumId="12">
+    <w:lvl w:ilvl="0">
+      <w:start w:val="1"/>
       <w:numFmt w:val="decimal"/>
       <w:lvlText w:val="%1."/>
       <w:lvlJc w:val="left"/>
@@ -34680,7 +41315,7 @@
       <w:rPr/>
     </w:lvl>
   </w:abstractNum>
-  <w:abstractNum w:abstractNumId="12">
+  <w:abstractNum w:abstractNumId="13">
     <w:lvl w:ilvl="0">
       <w:start w:val="1"/>
       <w:numFmt w:val="none"/>
@@ -34725,6 +41360,7 @@
     <w:lvl w:ilvl="3">
       <w:start w:val="1"/>
       <w:numFmt w:val="none"/>
+      <w:pStyle w:val="Heading4"/>
       <w:suff w:val="nothing"/>
       <w:lvlText w:val=""/>
       <w:lvlJc w:val="left"/>
@@ -34837,6 +41473,9 @@
   <w:num w:numId="12">
     <w:abstractNumId w:val="12"/>
   </w:num>
+  <w:num w:numId="13">
+    <w:abstractNumId w:val="13"/>
+  </w:num>
 </w:numbering>
 </file>
 
@@ -34917,6 +41556,23 @@
       <w:bCs/>
       <w:sz w:val="28"/>
       <w:szCs w:val="28"/>
+    </w:rPr>
+  </w:style>
+  <w:style w:type="paragraph" w:styleId="Heading4">
+    <w:name w:val="heading 4"/>
+    <w:basedOn w:val="Heading"/>
+    <w:next w:val="BodyText"/>
+    <w:qFormat/>
+    <w:pPr>
+      <w:spacing w:before="120" w:after="120"/>
+      <w:outlineLvl w:val="3"/>
+    </w:pPr>
+    <w:rPr>
+      <w:rFonts w:ascii="Liberation Serif" w:hAnsi="Liberation Serif" w:eastAsia="Noto Serif CJK SC" w:cs="Liberation Sans"/>
+      <w:b/>
+      <w:bCs/>
+      <w:sz w:val="24"/>
+      <w:szCs w:val="24"/>
     </w:rPr>
   </w:style>
   <w:style w:type="character" w:styleId="EndnoteReference">

--- a/docs/research/NOVELTY_REPORT/NOVELTY_REPORT.docx
+++ b/docs/research/NOVELTY_REPORT/NOVELTY_REPORT.docx
@@ -33524,6 +33524,23 @@
       <w:r>
         <w:rPr/>
         <w:t>Second judge (OLMo-2-32B, addendum 9, robustness only): W-ren 22.2% vs P-ren 0.9%, input channel +21.3 [+13.0, +30.6] over 54 events. Agreement with the first judge: 97.8% identical labels, kappa 0.89 (456 labels).</w:t>
+      </w:r>
+    </w:p>
+    <w:p>
+      <w:pPr>
+        <w:pStyle w:val="BodyText"/>
+        <w:bidi w:val="0"/>
+        <w:rPr/>
+      </w:pPr>
+      <w:r>
+        <w:rPr>
+          <w:b/>
+        </w:rPr>
+        <w:t>Robustness (addendum 10, Qwen2.5-7B).</w:t>
+      </w:r>
+      <w:r>
+        <w:rPr/>
+        <w:t xml:space="preserve"> Rule A (text): with the instruction the whole-volume card still leaks in 15.8% (renamed) and 21.1% (original) against 21.1% and 26.3% without it; the remaining gap to the versioned card (+15.8 points) is not significant at 19 events (95% lower limit 0.0); with the second cipher the input channel is +31.6 [+10.5, +52.6], robust to the cipher. Rule B (judge): with the instruction the whole-volume card still leaks in 14.8% (renamed) and 18.5% (original) against 16.7% and 16.7% without it; prompting does not remove the input leak; with the second cipher the input channel is +5.6 [-5.6, +18.5], not shown robust to the cipher (the judge flags 7.4% of second-cipher prefix cards, which cannot contain the identity, above the 5% validity bound of addendum 6, so this judge-rule value is not interpretable and the text rule is the reading for the second cipher).</w:t>
       </w:r>
     </w:p>
     <w:p>

--- a/docs/research/NOVELTY_REPORT/NOVELTY_REPORT.docx
+++ b/docs/research/NOVELTY_REPORT/NOVELTY_REPORT.docx
@@ -33524,6 +33524,23 @@
       <w:r>
         <w:rPr/>
         <w:t>Second judge (OLMo-2-32B, addendum 9, robustness only): W-ren 22.2% vs P-ren 0.9%, input channel +21.3 [+13.0, +30.6] over 54 events. Agreement with the first judge: 97.8% identical labels, kappa 0.89 (456 labels).</w:t>
+      </w:r>
+    </w:p>
+    <w:p>
+      <w:pPr>
+        <w:pStyle w:val="BodyText"/>
+        <w:bidi w:val="0"/>
+        <w:rPr/>
+      </w:pPr>
+      <w:r>
+        <w:rPr>
+          <w:b/>
+        </w:rPr>
+        <w:t>Measurement checks (post hoc, no model calls).</w:t>
+      </w:r>
+      <w:r>
+        <w:rPr/>
+        <w:t xml:space="preserve"> Judge vs the text-derived rule over 380 card labels: sensitivity 91.7%, false-positive rate 0.9%, kappa 0.92. Exposure: a leaking whole-book card is visible for a median 11.4% of the book before the reveal.</w:t>
       </w:r>
     </w:p>
     <w:p>

--- a/docs/research/NOVELTY_REPORT/NOVELTY_REPORT.docx
+++ b/docs/research/NOVELTY_REPORT/NOVELTY_REPORT.docx
@@ -33524,6 +33524,23 @@
       <w:r>
         <w:rPr/>
         <w:t>Second judge (OLMo-2-32B, addendum 9, robustness only): W-ren 22.2% vs P-ren 0.9%, input channel +21.3 [+13.0, +30.6] over 54 events. Agreement with the first judge: 97.8% identical labels, kappa 0.89 (456 labels).</w:t>
+      </w:r>
+    </w:p>
+    <w:p>
+      <w:pPr>
+        <w:pStyle w:val="BodyText"/>
+        <w:bidi w:val="0"/>
+        <w:rPr/>
+      </w:pPr>
+      <w:r>
+        <w:rPr>
+          <w:b/>
+        </w:rPr>
+        <w:t>Positions and prompt (addendum 11, Qwen2.5-7B).</w:t>
+      </w:r>
+      <w:r>
+        <w:rPr/>
+        <w:t xml:space="preserve"> Rule A (text): the versioned card leaks in 0.0% at the half-way position and 0.0% at three quarters, while the whole-volume card, served from the first mention, leaks in 21.1% at every position; with the second prompt the input channel is +26.3 [+10.5, +47.4], robust to the prompt. Rule B (judge): the versioned card leaks in 1.9% at the half-way position and 1.9% at three quarters, while the whole-volume card, served from the first mention, leaks in 16.7% at every position; with the second prompt the input channel is +18.5 [+9.3, +29.6], robust to the prompt.</w:t>
       </w:r>
     </w:p>
     <w:p>

--- a/docs/research/NOVELTY_REPORT/NOVELTY_REPORT.docx
+++ b/docs/research/NOVELTY_REPORT/NOVELTY_REPORT.docx
@@ -24,7 +24,7 @@
         <w:rPr>
           <w:b/>
         </w:rPr>
-        <w:t xml:space="preserve">Status: DRAFT v1.8 (adds section 5.24, RF-E2E: a whole-volume LLM character card leaks the reveal through the input and a versioned card fixes it, both channels measured on one system; v1.7 added section 5.23, the pre-registered confirmatory run PD CONFIRM v2 on 68 events from 65 mostly obscure public-domain books with three open models: no gap on obscure books, fame contrast underpowered and not passed, E4/E5/E2/OLMo-link results; v1.6 added section 5.22, a post hoc dose-response over all 38 events: the leakage gap rises with how well the book is recognised; v1.5 added PD v6, the final pre-registered test on 7 fresh books: NOT SUPPORTED for the valid local models, replicated for Luna, with a pooled event-level view of all data in section 5.21; v1.4 added PD v5, the pre-registered cue-preserving rename test of the reviewer's main objection, verdict MEMORY SURVIVES (strong), section 5.20; v1.3 added section 5.19, a response to an external adversarial review: event-cluster intervals replace item-level intervals as the honest reading, the claim wording is narrowed, and the cue-loss objection is recorded as the main open risk; v1.2 added PD v4: a memory-free validity gate and a title-assisted memory probe, with a pre-registered re-evaluation of v2 and v3 giving SUPPORTED on both; v1.1 added PD v3, a pre-registered confirmatory test with verdict PARTIALLY SUPPORTED; v1.0 added PD v2 (repaired re-run, verdict INCONCLUSIVE), the engineering probes E1-E6 and a ranked novelty table 8b; v0.9 added the PD public-domain reveal benchmark and a novelty-points section; v0.8 added cross-novel replication of the audit and the renaming gate, the Track S adapters on branch </w:t>
+        <w:t xml:space="preserve">Status: DRAFT v1.9 (adds section 5.25, 2026-10-17: suffix canaries, a selection leak and a counterfactual suffix, all pre-registered and local; v1.8 adds section 5.24, RF-E2E: a whole-volume LLM character card leaks the reveal through the input and a versioned card fixes it, both channels measured on one system; v1.7 added section 5.23, the pre-registered confirmatory run PD CONFIRM v2 on 68 events from 65 mostly obscure public-domain books with three open models: no gap on obscure books, fame contrast underpowered and not passed, E4/E5/E2/OLMo-link results; v1.6 added section 5.22, a post hoc dose-response over all 38 events: the leakage gap rises with how well the book is recognised; v1.5 added PD v6, the final pre-registered test on 7 fresh books: NOT SUPPORTED for the valid local models, replicated for Luna, with a pooled event-level view of all data in section 5.21; v1.4 added PD v5, the pre-registered cue-preserving rename test of the reviewer's main objection, verdict MEMORY SURVIVES (strong), section 5.20; v1.3 added section 5.19, a response to an external adversarial review: event-cluster intervals replace item-level intervals as the honest reading, the claim wording is narrowed, and the cue-loss objection is recorded as the main open risk; v1.2 added PD v4: a memory-free validity gate and a title-assisted memory probe, with a pre-registered re-evaluation of v2 and v3 giving SUPPORTED on both; v1.1 added PD v3, a pre-registered confirmatory test with verdict PARTIALLY SUPPORTED; v1.0 added PD v2 (repaired re-run, verdict INCONCLUSIVE), the engineering probes E1-E6 and a ranked novelty table 8b; v0.9 added the PD public-domain reveal benchmark and a novelty-points section; v0.8 added cross-novel replication of the audit and the renaming gate, the Track S adapters on branch </w:t>
       </w:r>
       <w:r>
         <w:rPr>
@@ -349,6 +349,7 @@
           <w:tab w:val="left" w:pos="709" w:leader="none"/>
         </w:tabs>
         <w:bidi w:val="0"/>
+        <w:spacing w:before="0" w:after="0"/>
         <w:ind w:hanging="283" w:left="709"/>
         <w:rPr/>
       </w:pPr>
@@ -361,6 +362,72 @@
       <w:r>
         <w:rPr/>
         <w:t xml:space="preserve"> A text-derived entitlement oracle, a renaming probe with a memory-free validity gate, and the finding that plain renaming validity checks are memory-assisted on famous books; the effect is large on famous books (exploratory, +26.0 points for a reference model) and bounded below about 5 points on obscure books (pre-registered, three 24 to 32B models).</w:t>
+      </w:r>
+    </w:p>
+    <w:p>
+      <w:pPr>
+        <w:pStyle w:val="BodyText"/>
+        <w:numPr>
+          <w:ilvl w:val="0"/>
+          <w:numId w:val="1"/>
+        </w:numPr>
+        <w:tabs>
+          <w:tab w:val="clear" w:pos="1134"/>
+          <w:tab w:val="left" w:pos="709" w:leader="none"/>
+        </w:tabs>
+        <w:bidi w:val="0"/>
+        <w:ind w:hanging="283" w:left="709"/>
+        <w:rPr/>
+      </w:pPr>
+      <w:r>
+        <w:rPr>
+          <w:b/>
+        </w:rPr>
+        <w:t>New 2026-10-17 (v1.9, section 5.25; all local models, $0, pre-registered): the audit has to fit the leak kind.</w:t>
+      </w:r>
+      <w:r>
+        <w:rPr/>
+        <w:t xml:space="preserve"> (a) </w:t>
+      </w:r>
+      <w:r>
+        <w:rPr>
+          <w:i/>
+        </w:rPr>
+        <w:t>Suffix canaries</w:t>
+      </w:r>
+      <w:r>
+        <w:rPr/>
+        <w:t xml:space="preserve">, invented names and facts written only after the reader's position, are a black-box, judge-free oracle with no false positives (FORMAL P9). The whole-volume card leaks on all 54 events (22.8% vs 0). (b) </w:t>
+      </w:r>
+      <w:r>
+        <w:rPr>
+          <w:i/>
+        </w:rPr>
+        <w:t>A long-context assistant told where the reader is</w:t>
+      </w:r>
+      <w:r>
+        <w:rPr/>
+        <w:t xml:space="preserve"> ("do not reveal anything after the marker") quotes the post-marker name in 40.6% of events (vs 0 truncated); 88% of those hits equate the alias with the planted identity (post hoc judge). (c) </w:t>
+      </w:r>
+      <w:r>
+        <w:rPr>
+          <w:i/>
+        </w:rPr>
+        <w:t>Selection leaks</w:t>
+      </w:r>
+      <w:r>
+        <w:rPr/>
+        <w:t xml:space="preserve">: merged-entity retrieval serves only prefix passages and still makes the card name the hidden identity in 19.4% of merged events vs 1.4% (judge rule). No canary or position filter can see this (P10). (d) </w:t>
+      </w:r>
+      <w:r>
+        <w:rPr>
+          <w:i/>
+        </w:rPr>
+        <w:t>Counterfactual suffix</w:t>
+      </w:r>
+      <w:r>
+        <w:rPr/>
+        <w:t xml:space="preserve"> on the deployed graph: the served gender depends on later chapters in 47 of 289 character-cuts, twice the 23 that truncate-and-rebuild finds; 0 after the repair; screen sound under this second oracle. (e) The read-set table behind the exposure screen is property-tested on the real derivation.</w:t>
       </w:r>
     </w:p>
     <w:p>
@@ -377,7 +444,7 @@
       </w:r>
       <w:r>
         <w:rPr/>
-        <w:t xml:space="preserve"> fame dependence of memorisation (Chang et al. 2023), name replacement and pseudonymisation (Jiang and Ferraro), point-in-time correctness (feature stores), look-ahead bias as a concept (finance LLM work). Prior-art search was bounded; "to our knowledge" applies.</w:t>
+        <w:t xml:space="preserve"> fame dependence of memorisation (Chang et al. 2023), name replacement and pseudonymisation (Jiang and Ferraro), point-in-time correctness (feature stores), look-ahead bias as a concept (finance LLM work), canary strings as such (Carlini et al. 2019). Prior-art search was bounded; "to our knowledge" applies.</w:t>
       </w:r>
     </w:p>
     <w:p>
@@ -33612,6 +33679,1185 @@
       <w:r>
         <w:rPr/>
         <w:t>.</w:t>
+      </w:r>
+    </w:p>
+    <w:p>
+      <w:pPr>
+        <w:pStyle w:val="Heading3"/>
+        <w:bidi w:val="0"/>
+        <w:rPr/>
+      </w:pPr>
+      <w:r>
+        <w:rPr/>
+        <w:t xml:space="preserve">5.25 TRACK S/P. What each audit can see: suffix canaries, a selection leak and a counterfactual suffix (pre-registered 2026-10-17, local models only) </w:t>
+      </w:r>
+      <w:r>
+        <w:rPr>
+          <w:rStyle w:val="SourceText"/>
+        </w:rPr>
+        <w:t>TEXT-DERIVED / MODEL-JUDGED / NO LABELS</w:t>
+      </w:r>
+    </w:p>
+    <w:p>
+      <w:pPr>
+        <w:pStyle w:val="BodyText"/>
+        <w:bidi w:val="0"/>
+        <w:rPr/>
+      </w:pPr>
+      <w:r>
+        <w:rPr/>
+        <w:t xml:space="preserve">All three were pre-registered and frozen before any cell existed: </w:t>
+      </w:r>
+      <w:r>
+        <w:rPr>
+          <w:rStyle w:val="SourceText"/>
+        </w:rPr>
+        <w:t>PREREG_RF_E2E_addendum_12_suffix_canaries.md</w:t>
+      </w:r>
+      <w:r>
+        <w:rPr/>
+        <w:t xml:space="preserve">, </w:t>
+      </w:r>
+      <w:r>
+        <w:rPr>
+          <w:rStyle w:val="SourceText"/>
+        </w:rPr>
+        <w:t>PREREG_RF_E2E_addendum_13_selection_leak.md</w:t>
+      </w:r>
+      <w:r>
+        <w:rPr/>
+        <w:t xml:space="preserve"> and </w:t>
+      </w:r>
+      <w:r>
+        <w:rPr>
+          <w:rStyle w:val="SourceText"/>
+        </w:rPr>
+        <w:t>PREFIX_FAITHFULNESS/PREREG_COUNTERFACTUAL.md</w:t>
+      </w:r>
+      <w:r>
+        <w:rPr/>
+        <w:t xml:space="preserve">. Generators: llama3.1:8b, mistral:7b-instruct and qwen2.5:7b; judge qwen3:8b; no RunPod, no OpenAI. Paper Sections 3.3, 5.4, 7.9, 7.10 and FORMAL P9 to P11. </w:t>
+      </w:r>
+      <w:r>
+        <w:rPr>
+          <w:rStyle w:val="SourceText"/>
+        </w:rPr>
+        <w:t>[RAN]</w:t>
+      </w:r>
+    </w:p>
+    <w:tbl>
+      <w:tblPr>
+        <w:tblW w:w="5000" w:type="pct"/>
+        <w:jc w:val="left"/>
+        <w:tblInd w:w="45" w:type="dxa"/>
+        <w:tblLayout w:type="fixed"/>
+        <w:tblCellMar>
+          <w:top w:w="45" w:type="dxa"/>
+          <w:left w:w="45" w:type="dxa"/>
+          <w:bottom w:w="45" w:type="dxa"/>
+          <w:right w:w="45" w:type="dxa"/>
+        </w:tblCellMar>
+      </w:tblPr>
+      <w:tblGrid>
+        <w:gridCol w:w="2992"/>
+        <w:gridCol w:w="1037"/>
+        <w:gridCol w:w="4005"/>
+        <w:gridCol w:w="1741"/>
+        <w:gridCol w:w="1564"/>
+      </w:tblGrid>
+      <w:tr>
+        <w:trPr/>
+        <w:tc>
+          <w:tcPr>
+            <w:tcW w:w="2992" w:type="dxa"/>
+            <w:tcBorders>
+              <w:top w:val="single" w:sz="6" w:space="0" w:color="808080"/>
+              <w:left w:val="single" w:sz="6" w:space="0" w:color="808080"/>
+              <w:bottom w:val="single" w:sz="2" w:space="0" w:color="808080"/>
+              <w:right w:val="single" w:sz="6" w:space="0" w:color="808080"/>
+            </w:tcBorders>
+            <w:vAlign w:val="center"/>
+          </w:tcPr>
+          <w:p>
+            <w:pPr>
+              <w:pStyle w:val="TableHeading"/>
+              <w:suppressLineNumbers/>
+              <w:bidi w:val="0"/>
+              <w:spacing w:before="0" w:after="283"/>
+              <w:jc w:val="center"/>
+              <w:rPr/>
+            </w:pPr>
+            <w:r>
+              <w:rPr/>
+              <w:t>Test</w:t>
+            </w:r>
+          </w:p>
+        </w:tc>
+        <w:tc>
+          <w:tcPr>
+            <w:tcW w:w="1037" w:type="dxa"/>
+            <w:tcBorders>
+              <w:top w:val="single" w:sz="6" w:space="0" w:color="808080"/>
+              <w:left w:val="single" w:sz="2" w:space="0" w:color="808080"/>
+              <w:bottom w:val="single" w:sz="2" w:space="0" w:color="808080"/>
+              <w:right w:val="single" w:sz="6" w:space="0" w:color="808080"/>
+            </w:tcBorders>
+            <w:vAlign w:val="center"/>
+          </w:tcPr>
+          <w:p>
+            <w:pPr>
+              <w:pStyle w:val="TableHeading"/>
+              <w:suppressLineNumbers/>
+              <w:bidi w:val="0"/>
+              <w:spacing w:before="0" w:after="283"/>
+              <w:jc w:val="center"/>
+              <w:rPr/>
+            </w:pPr>
+            <w:r>
+              <w:rPr/>
+              <w:t>Events or cuts</w:t>
+            </w:r>
+          </w:p>
+        </w:tc>
+        <w:tc>
+          <w:tcPr>
+            <w:tcW w:w="4005" w:type="dxa"/>
+            <w:tcBorders>
+              <w:top w:val="single" w:sz="6" w:space="0" w:color="808080"/>
+              <w:left w:val="single" w:sz="2" w:space="0" w:color="808080"/>
+              <w:bottom w:val="single" w:sz="2" w:space="0" w:color="808080"/>
+              <w:right w:val="single" w:sz="6" w:space="0" w:color="808080"/>
+            </w:tcBorders>
+            <w:vAlign w:val="center"/>
+          </w:tcPr>
+          <w:p>
+            <w:pPr>
+              <w:pStyle w:val="TableHeading"/>
+              <w:suppressLineNumbers/>
+              <w:bidi w:val="0"/>
+              <w:spacing w:before="0" w:after="283"/>
+              <w:jc w:val="center"/>
+              <w:rPr/>
+            </w:pPr>
+            <w:r>
+              <w:rPr/>
+              <w:t>Leak / dependence</w:t>
+            </w:r>
+          </w:p>
+        </w:tc>
+        <w:tc>
+          <w:tcPr>
+            <w:tcW w:w="1741" w:type="dxa"/>
+            <w:tcBorders>
+              <w:top w:val="single" w:sz="6" w:space="0" w:color="808080"/>
+              <w:left w:val="single" w:sz="2" w:space="0" w:color="808080"/>
+              <w:bottom w:val="single" w:sz="2" w:space="0" w:color="808080"/>
+              <w:right w:val="single" w:sz="6" w:space="0" w:color="808080"/>
+            </w:tcBorders>
+            <w:vAlign w:val="center"/>
+          </w:tcPr>
+          <w:p>
+            <w:pPr>
+              <w:pStyle w:val="TableHeading"/>
+              <w:suppressLineNumbers/>
+              <w:bidi w:val="0"/>
+              <w:spacing w:before="0" w:after="283"/>
+              <w:jc w:val="center"/>
+              <w:rPr/>
+            </w:pPr>
+            <w:r>
+              <w:rPr/>
+              <w:t>Reference</w:t>
+            </w:r>
+          </w:p>
+        </w:tc>
+        <w:tc>
+          <w:tcPr>
+            <w:tcW w:w="1564" w:type="dxa"/>
+            <w:tcBorders>
+              <w:top w:val="single" w:sz="6" w:space="0" w:color="808080"/>
+              <w:left w:val="single" w:sz="2" w:space="0" w:color="808080"/>
+              <w:bottom w:val="single" w:sz="2" w:space="0" w:color="808080"/>
+              <w:right w:val="single" w:sz="6" w:space="0" w:color="808080"/>
+            </w:tcBorders>
+            <w:vAlign w:val="center"/>
+          </w:tcPr>
+          <w:p>
+            <w:pPr>
+              <w:pStyle w:val="TableHeading"/>
+              <w:suppressLineNumbers/>
+              <w:bidi w:val="0"/>
+              <w:spacing w:before="0" w:after="283"/>
+              <w:jc w:val="center"/>
+              <w:rPr/>
+            </w:pPr>
+            <w:r>
+              <w:rPr/>
+              <w:t>Verdict</w:t>
+            </w:r>
+          </w:p>
+        </w:tc>
+      </w:tr>
+      <w:tr>
+        <w:trPr/>
+        <w:tc>
+          <w:tcPr>
+            <w:tcW w:w="2992" w:type="dxa"/>
+            <w:tcBorders>
+              <w:left w:val="single" w:sz="6" w:space="0" w:color="808080"/>
+              <w:bottom w:val="single" w:sz="2" w:space="0" w:color="808080"/>
+              <w:right w:val="single" w:sz="6" w:space="0" w:color="808080"/>
+            </w:tcBorders>
+            <w:vAlign w:val="center"/>
+          </w:tcPr>
+          <w:p>
+            <w:pPr>
+              <w:pStyle w:val="TableContents"/>
+              <w:bidi w:val="0"/>
+              <w:spacing w:before="0" w:after="283"/>
+              <w:rPr/>
+            </w:pPr>
+            <w:r>
+              <w:rPr/>
+              <w:t>Suffix canary, whole-volume card (H12.1)</w:t>
+            </w:r>
+          </w:p>
+        </w:tc>
+        <w:tc>
+          <w:tcPr>
+            <w:tcW w:w="1037" w:type="dxa"/>
+            <w:tcBorders>
+              <w:left w:val="single" w:sz="2" w:space="0" w:color="808080"/>
+              <w:bottom w:val="single" w:sz="2" w:space="0" w:color="808080"/>
+              <w:right w:val="single" w:sz="6" w:space="0" w:color="808080"/>
+            </w:tcBorders>
+            <w:vAlign w:val="center"/>
+          </w:tcPr>
+          <w:p>
+            <w:pPr>
+              <w:pStyle w:val="TableContents"/>
+              <w:bidi w:val="0"/>
+              <w:spacing w:before="0" w:after="283"/>
+              <w:rPr/>
+            </w:pPr>
+            <w:r>
+              <w:rPr/>
+              <w:t>54</w:t>
+            </w:r>
+          </w:p>
+        </w:tc>
+        <w:tc>
+          <w:tcPr>
+            <w:tcW w:w="4005" w:type="dxa"/>
+            <w:tcBorders>
+              <w:left w:val="single" w:sz="2" w:space="0" w:color="808080"/>
+              <w:bottom w:val="single" w:sz="2" w:space="0" w:color="808080"/>
+              <w:right w:val="single" w:sz="6" w:space="0" w:color="808080"/>
+            </w:tcBorders>
+            <w:vAlign w:val="center"/>
+          </w:tcPr>
+          <w:p>
+            <w:pPr>
+              <w:pStyle w:val="TableContents"/>
+              <w:bidi w:val="0"/>
+              <w:spacing w:before="0" w:after="283"/>
+              <w:rPr/>
+            </w:pPr>
+            <w:r>
+              <w:rPr/>
+              <w:t>22.8% [14.2, 31.5]; 3/3 models; 37 events +, 0 -</w:t>
+            </w:r>
+          </w:p>
+        </w:tc>
+        <w:tc>
+          <w:tcPr>
+            <w:tcW w:w="1741" w:type="dxa"/>
+            <w:tcBorders>
+              <w:left w:val="single" w:sz="2" w:space="0" w:color="808080"/>
+              <w:bottom w:val="single" w:sz="2" w:space="0" w:color="808080"/>
+              <w:right w:val="single" w:sz="6" w:space="0" w:color="808080"/>
+            </w:tcBorders>
+            <w:vAlign w:val="center"/>
+          </w:tcPr>
+          <w:p>
+            <w:pPr>
+              <w:pStyle w:val="TableContents"/>
+              <w:bidi w:val="0"/>
+              <w:spacing w:before="0" w:after="283"/>
+              <w:rPr/>
+            </w:pPr>
+            <w:r>
+              <w:rPr/>
+              <w:t>0 (versioned card)</w:t>
+            </w:r>
+          </w:p>
+        </w:tc>
+        <w:tc>
+          <w:tcPr>
+            <w:tcW w:w="1564" w:type="dxa"/>
+            <w:tcBorders>
+              <w:left w:val="single" w:sz="2" w:space="0" w:color="808080"/>
+              <w:bottom w:val="single" w:sz="2" w:space="0" w:color="808080"/>
+              <w:right w:val="single" w:sz="6" w:space="0" w:color="808080"/>
+            </w:tcBorders>
+            <w:vAlign w:val="center"/>
+          </w:tcPr>
+          <w:p>
+            <w:pPr>
+              <w:pStyle w:val="TableContents"/>
+              <w:bidi w:val="0"/>
+              <w:spacing w:before="0" w:after="283"/>
+              <w:rPr/>
+            </w:pPr>
+            <w:r>
+              <w:rPr/>
+              <w:t>SUPPORTED</w:t>
+            </w:r>
+          </w:p>
+        </w:tc>
+      </w:tr>
+      <w:tr>
+        <w:trPr/>
+        <w:tc>
+          <w:tcPr>
+            <w:tcW w:w="2992" w:type="dxa"/>
+            <w:tcBorders>
+              <w:left w:val="single" w:sz="6" w:space="0" w:color="808080"/>
+              <w:bottom w:val="single" w:sz="2" w:space="0" w:color="808080"/>
+              <w:right w:val="single" w:sz="6" w:space="0" w:color="808080"/>
+            </w:tcBorders>
+            <w:vAlign w:val="center"/>
+          </w:tcPr>
+          <w:p>
+            <w:pPr>
+              <w:pStyle w:val="TableContents"/>
+              <w:bidi w:val="0"/>
+              <w:spacing w:before="0" w:after="283"/>
+              <w:rPr/>
+            </w:pPr>
+            <w:r>
+              <w:rPr/>
+              <w:t>Suffix canary, long-context positional instruction (H12.2)</w:t>
+            </w:r>
+          </w:p>
+        </w:tc>
+        <w:tc>
+          <w:tcPr>
+            <w:tcW w:w="1037" w:type="dxa"/>
+            <w:tcBorders>
+              <w:left w:val="single" w:sz="2" w:space="0" w:color="808080"/>
+              <w:bottom w:val="single" w:sz="2" w:space="0" w:color="808080"/>
+              <w:right w:val="single" w:sz="6" w:space="0" w:color="808080"/>
+            </w:tcBorders>
+            <w:vAlign w:val="center"/>
+          </w:tcPr>
+          <w:p>
+            <w:pPr>
+              <w:pStyle w:val="TableContents"/>
+              <w:bidi w:val="0"/>
+              <w:spacing w:before="0" w:after="283"/>
+              <w:rPr/>
+            </w:pPr>
+            <w:r>
+              <w:rPr/>
+              <w:t>46</w:t>
+            </w:r>
+          </w:p>
+        </w:tc>
+        <w:tc>
+          <w:tcPr>
+            <w:tcW w:w="4005" w:type="dxa"/>
+            <w:tcBorders>
+              <w:left w:val="single" w:sz="2" w:space="0" w:color="808080"/>
+              <w:bottom w:val="single" w:sz="2" w:space="0" w:color="808080"/>
+              <w:right w:val="single" w:sz="6" w:space="0" w:color="808080"/>
+            </w:tcBorders>
+            <w:vAlign w:val="center"/>
+          </w:tcPr>
+          <w:p>
+            <w:pPr>
+              <w:pStyle w:val="TableContents"/>
+              <w:bidi w:val="0"/>
+              <w:spacing w:before="0" w:after="283"/>
+              <w:rPr/>
+            </w:pPr>
+            <w:r>
+              <w:rPr/>
+              <w:t>40.6% [29.7, 51.4]; 3/3 models</w:t>
+            </w:r>
+          </w:p>
+        </w:tc>
+        <w:tc>
+          <w:tcPr>
+            <w:tcW w:w="1741" w:type="dxa"/>
+            <w:tcBorders>
+              <w:left w:val="single" w:sz="2" w:space="0" w:color="808080"/>
+              <w:bottom w:val="single" w:sz="2" w:space="0" w:color="808080"/>
+              <w:right w:val="single" w:sz="6" w:space="0" w:color="808080"/>
+            </w:tcBorders>
+            <w:vAlign w:val="center"/>
+          </w:tcPr>
+          <w:p>
+            <w:pPr>
+              <w:pStyle w:val="TableContents"/>
+              <w:bidi w:val="0"/>
+              <w:spacing w:before="0" w:after="283"/>
+              <w:rPr/>
+            </w:pPr>
+            <w:r>
+              <w:rPr/>
+              <w:t>0 (truncated context)</w:t>
+            </w:r>
+          </w:p>
+        </w:tc>
+        <w:tc>
+          <w:tcPr>
+            <w:tcW w:w="1564" w:type="dxa"/>
+            <w:tcBorders>
+              <w:left w:val="single" w:sz="2" w:space="0" w:color="808080"/>
+              <w:bottom w:val="single" w:sz="2" w:space="0" w:color="808080"/>
+              <w:right w:val="single" w:sz="6" w:space="0" w:color="808080"/>
+            </w:tcBorders>
+            <w:vAlign w:val="center"/>
+          </w:tcPr>
+          <w:p>
+            <w:pPr>
+              <w:pStyle w:val="TableContents"/>
+              <w:bidi w:val="0"/>
+              <w:spacing w:before="0" w:after="283"/>
+              <w:rPr/>
+            </w:pPr>
+            <w:r>
+              <w:rPr/>
+              <w:t>SUPPORTED</w:t>
+            </w:r>
+          </w:p>
+        </w:tc>
+      </w:tr>
+      <w:tr>
+        <w:trPr/>
+        <w:tc>
+          <w:tcPr>
+            <w:tcW w:w="2992" w:type="dxa"/>
+            <w:tcBorders>
+              <w:left w:val="single" w:sz="6" w:space="0" w:color="808080"/>
+              <w:bottom w:val="single" w:sz="2" w:space="0" w:color="808080"/>
+              <w:right w:val="single" w:sz="6" w:space="0" w:color="808080"/>
+            </w:tcBorders>
+            <w:vAlign w:val="center"/>
+          </w:tcPr>
+          <w:p>
+            <w:pPr>
+              <w:pStyle w:val="TableContents"/>
+              <w:bidi w:val="0"/>
+              <w:spacing w:before="0" w:after="283"/>
+              <w:rPr/>
+            </w:pPr>
+            <w:r>
+              <w:rPr/>
+              <w:t>Validity: canary in prefix-only cells (H12.3)</w:t>
+            </w:r>
+          </w:p>
+        </w:tc>
+        <w:tc>
+          <w:tcPr>
+            <w:tcW w:w="1037" w:type="dxa"/>
+            <w:tcBorders>
+              <w:left w:val="single" w:sz="2" w:space="0" w:color="808080"/>
+              <w:bottom w:val="single" w:sz="2" w:space="0" w:color="808080"/>
+              <w:right w:val="single" w:sz="6" w:space="0" w:color="808080"/>
+            </w:tcBorders>
+            <w:vAlign w:val="center"/>
+          </w:tcPr>
+          <w:p>
+            <w:pPr>
+              <w:pStyle w:val="TableContents"/>
+              <w:bidi w:val="0"/>
+              <w:spacing w:before="0" w:after="283"/>
+              <w:rPr/>
+            </w:pPr>
+            <w:r>
+              <w:rPr/>
+              <w:t>342 outputs</w:t>
+            </w:r>
+          </w:p>
+        </w:tc>
+        <w:tc>
+          <w:tcPr>
+            <w:tcW w:w="4005" w:type="dxa"/>
+            <w:tcBorders>
+              <w:left w:val="single" w:sz="2" w:space="0" w:color="808080"/>
+              <w:bottom w:val="single" w:sz="2" w:space="0" w:color="808080"/>
+              <w:right w:val="single" w:sz="6" w:space="0" w:color="808080"/>
+            </w:tcBorders>
+            <w:vAlign w:val="center"/>
+          </w:tcPr>
+          <w:p>
+            <w:pPr>
+              <w:pStyle w:val="TableContents"/>
+              <w:bidi w:val="0"/>
+              <w:spacing w:before="0" w:after="283"/>
+              <w:rPr/>
+            </w:pPr>
+            <w:r>
+              <w:rPr/>
+              <w:t>0</w:t>
+            </w:r>
+          </w:p>
+        </w:tc>
+        <w:tc>
+          <w:tcPr>
+            <w:tcW w:w="1741" w:type="dxa"/>
+            <w:tcBorders>
+              <w:left w:val="single" w:sz="2" w:space="0" w:color="808080"/>
+              <w:bottom w:val="single" w:sz="2" w:space="0" w:color="808080"/>
+              <w:right w:val="single" w:sz="6" w:space="0" w:color="808080"/>
+            </w:tcBorders>
+            <w:vAlign w:val="center"/>
+          </w:tcPr>
+          <w:p>
+            <w:pPr>
+              <w:pStyle w:val="TableContents"/>
+              <w:bidi w:val="0"/>
+              <w:spacing w:before="0" w:after="283"/>
+              <w:rPr/>
+            </w:pPr>
+            <w:r>
+              <w:rPr/>
+              <w:t>must be 0</w:t>
+            </w:r>
+          </w:p>
+        </w:tc>
+        <w:tc>
+          <w:tcPr>
+            <w:tcW w:w="1564" w:type="dxa"/>
+            <w:tcBorders>
+              <w:left w:val="single" w:sz="2" w:space="0" w:color="808080"/>
+              <w:bottom w:val="single" w:sz="2" w:space="0" w:color="808080"/>
+              <w:right w:val="single" w:sz="6" w:space="0" w:color="808080"/>
+            </w:tcBorders>
+            <w:vAlign w:val="center"/>
+          </w:tcPr>
+          <w:p>
+            <w:pPr>
+              <w:pStyle w:val="TableContents"/>
+              <w:bidi w:val="0"/>
+              <w:spacing w:before="0" w:after="283"/>
+              <w:rPr/>
+            </w:pPr>
+            <w:r>
+              <w:rPr/>
+              <w:t>holds</w:t>
+            </w:r>
+          </w:p>
+        </w:tc>
+      </w:tr>
+      <w:tr>
+        <w:trPr/>
+        <w:tc>
+          <w:tcPr>
+            <w:tcW w:w="2992" w:type="dxa"/>
+            <w:tcBorders>
+              <w:left w:val="single" w:sz="6" w:space="0" w:color="808080"/>
+              <w:bottom w:val="single" w:sz="2" w:space="0" w:color="808080"/>
+              <w:right w:val="single" w:sz="6" w:space="0" w:color="808080"/>
+            </w:tcBorders>
+            <w:vAlign w:val="center"/>
+          </w:tcPr>
+          <w:p>
+            <w:pPr>
+              <w:pStyle w:val="TableContents"/>
+              <w:bidi w:val="0"/>
+              <w:spacing w:before="0" w:after="283"/>
+              <w:rPr/>
+            </w:pPr>
+            <w:r>
+              <w:rPr/>
+              <w:t>Fact canary (birthplace), card / long-context</w:t>
+            </w:r>
+          </w:p>
+        </w:tc>
+        <w:tc>
+          <w:tcPr>
+            <w:tcW w:w="1037" w:type="dxa"/>
+            <w:tcBorders>
+              <w:left w:val="single" w:sz="2" w:space="0" w:color="808080"/>
+              <w:bottom w:val="single" w:sz="2" w:space="0" w:color="808080"/>
+              <w:right w:val="single" w:sz="6" w:space="0" w:color="808080"/>
+            </w:tcBorders>
+            <w:vAlign w:val="center"/>
+          </w:tcPr>
+          <w:p>
+            <w:pPr>
+              <w:pStyle w:val="TableContents"/>
+              <w:bidi w:val="0"/>
+              <w:spacing w:before="0" w:after="283"/>
+              <w:rPr/>
+            </w:pPr>
+            <w:r>
+              <w:rPr/>
+              <w:t>54 / 39</w:t>
+            </w:r>
+          </w:p>
+        </w:tc>
+        <w:tc>
+          <w:tcPr>
+            <w:tcW w:w="4005" w:type="dxa"/>
+            <w:tcBorders>
+              <w:left w:val="single" w:sz="2" w:space="0" w:color="808080"/>
+              <w:bottom w:val="single" w:sz="2" w:space="0" w:color="808080"/>
+              <w:right w:val="single" w:sz="6" w:space="0" w:color="808080"/>
+            </w:tcBorders>
+            <w:vAlign w:val="center"/>
+          </w:tcPr>
+          <w:p>
+            <w:pPr>
+              <w:pStyle w:val="TableContents"/>
+              <w:bidi w:val="0"/>
+              <w:spacing w:before="0" w:after="283"/>
+              <w:rPr/>
+            </w:pPr>
+            <w:r>
+              <w:rPr/>
+              <w:t>21.0% / 11.1%</w:t>
+            </w:r>
+          </w:p>
+        </w:tc>
+        <w:tc>
+          <w:tcPr>
+            <w:tcW w:w="1741" w:type="dxa"/>
+            <w:tcBorders>
+              <w:left w:val="single" w:sz="2" w:space="0" w:color="808080"/>
+              <w:bottom w:val="single" w:sz="2" w:space="0" w:color="808080"/>
+              <w:right w:val="single" w:sz="6" w:space="0" w:color="808080"/>
+            </w:tcBorders>
+            <w:vAlign w:val="center"/>
+          </w:tcPr>
+          <w:p>
+            <w:pPr>
+              <w:pStyle w:val="TableContents"/>
+              <w:bidi w:val="0"/>
+              <w:spacing w:before="0" w:after="283"/>
+              <w:rPr/>
+            </w:pPr>
+            <w:r>
+              <w:rPr/>
+              <w:t>0</w:t>
+            </w:r>
+          </w:p>
+        </w:tc>
+        <w:tc>
+          <w:tcPr>
+            <w:tcW w:w="1564" w:type="dxa"/>
+            <w:tcBorders>
+              <w:left w:val="single" w:sz="2" w:space="0" w:color="808080"/>
+              <w:bottom w:val="single" w:sz="2" w:space="0" w:color="808080"/>
+              <w:right w:val="single" w:sz="6" w:space="0" w:color="808080"/>
+            </w:tcBorders>
+            <w:vAlign w:val="center"/>
+          </w:tcPr>
+          <w:p>
+            <w:pPr>
+              <w:pStyle w:val="TableContents"/>
+              <w:bidi w:val="0"/>
+              <w:spacing w:before="0" w:after="283"/>
+              <w:rPr/>
+            </w:pPr>
+            <w:r>
+              <w:rPr/>
+              <w:t>descriptive</w:t>
+            </w:r>
+          </w:p>
+        </w:tc>
+      </w:tr>
+      <w:tr>
+        <w:trPr/>
+        <w:tc>
+          <w:tcPr>
+            <w:tcW w:w="2992" w:type="dxa"/>
+            <w:tcBorders>
+              <w:left w:val="single" w:sz="6" w:space="0" w:color="808080"/>
+              <w:bottom w:val="single" w:sz="2" w:space="0" w:color="808080"/>
+              <w:right w:val="single" w:sz="6" w:space="0" w:color="808080"/>
+            </w:tcBorders>
+            <w:vAlign w:val="center"/>
+          </w:tcPr>
+          <w:p>
+            <w:pPr>
+              <w:pStyle w:val="TableContents"/>
+              <w:bidi w:val="0"/>
+              <w:spacing w:before="0" w:after="283"/>
+              <w:rPr/>
+            </w:pPr>
+            <w:r>
+              <w:rPr/>
+              <w:t>Post hoc: hits that equate alias with the planted identity</w:t>
+            </w:r>
+          </w:p>
+        </w:tc>
+        <w:tc>
+          <w:tcPr>
+            <w:tcW w:w="1037" w:type="dxa"/>
+            <w:tcBorders>
+              <w:left w:val="single" w:sz="2" w:space="0" w:color="808080"/>
+              <w:bottom w:val="single" w:sz="2" w:space="0" w:color="808080"/>
+              <w:right w:val="single" w:sz="6" w:space="0" w:color="808080"/>
+            </w:tcBorders>
+            <w:vAlign w:val="center"/>
+          </w:tcPr>
+          <w:p>
+            <w:pPr>
+              <w:pStyle w:val="TableContents"/>
+              <w:bidi w:val="0"/>
+              <w:spacing w:before="0" w:after="283"/>
+              <w:rPr/>
+            </w:pPr>
+            <w:r>
+              <w:rPr/>
+              <w:t>38 / 56 hits</w:t>
+            </w:r>
+          </w:p>
+        </w:tc>
+        <w:tc>
+          <w:tcPr>
+            <w:tcW w:w="4005" w:type="dxa"/>
+            <w:tcBorders>
+              <w:left w:val="single" w:sz="2" w:space="0" w:color="808080"/>
+              <w:bottom w:val="single" w:sz="2" w:space="0" w:color="808080"/>
+              <w:right w:val="single" w:sz="6" w:space="0" w:color="808080"/>
+            </w:tcBorders>
+            <w:vAlign w:val="center"/>
+          </w:tcPr>
+          <w:p>
+            <w:pPr>
+              <w:pStyle w:val="TableContents"/>
+              <w:bidi w:val="0"/>
+              <w:spacing w:before="0" w:after="283"/>
+              <w:rPr/>
+            </w:pPr>
+            <w:r>
+              <w:rPr/>
+              <w:t>76% / 88%</w:t>
+            </w:r>
+          </w:p>
+        </w:tc>
+        <w:tc>
+          <w:tcPr>
+            <w:tcW w:w="1741" w:type="dxa"/>
+            <w:tcBorders>
+              <w:left w:val="single" w:sz="2" w:space="0" w:color="808080"/>
+              <w:bottom w:val="single" w:sz="2" w:space="0" w:color="808080"/>
+              <w:right w:val="single" w:sz="6" w:space="0" w:color="808080"/>
+            </w:tcBorders>
+            <w:vAlign w:val="center"/>
+          </w:tcPr>
+          <w:p>
+            <w:pPr>
+              <w:pStyle w:val="TableContents"/>
+              <w:bidi w:val="0"/>
+              <w:spacing w:before="0" w:after="283"/>
+              <w:rPr/>
+            </w:pPr>
+            <w:r>
+              <w:rPr/>
+              <w:t>-</w:t>
+            </w:r>
+          </w:p>
+        </w:tc>
+        <w:tc>
+          <w:tcPr>
+            <w:tcW w:w="1564" w:type="dxa"/>
+            <w:tcBorders>
+              <w:left w:val="single" w:sz="2" w:space="0" w:color="808080"/>
+              <w:bottom w:val="single" w:sz="2" w:space="0" w:color="808080"/>
+              <w:right w:val="single" w:sz="6" w:space="0" w:color="808080"/>
+            </w:tcBorders>
+            <w:vAlign w:val="center"/>
+          </w:tcPr>
+          <w:p>
+            <w:pPr>
+              <w:pStyle w:val="TableContents"/>
+              <w:bidi w:val="0"/>
+              <w:spacing w:before="0" w:after="283"/>
+              <w:rPr/>
+            </w:pPr>
+            <w:r>
+              <w:rPr/>
+              <w:t>post hoc</w:t>
+            </w:r>
+          </w:p>
+        </w:tc>
+      </w:tr>
+      <w:tr>
+        <w:trPr/>
+        <w:tc>
+          <w:tcPr>
+            <w:tcW w:w="2992" w:type="dxa"/>
+            <w:tcBorders>
+              <w:left w:val="single" w:sz="6" w:space="0" w:color="808080"/>
+              <w:bottom w:val="single" w:sz="2" w:space="0" w:color="808080"/>
+              <w:right w:val="single" w:sz="6" w:space="0" w:color="808080"/>
+            </w:tcBorders>
+            <w:vAlign w:val="center"/>
+          </w:tcPr>
+          <w:p>
+            <w:pPr>
+              <w:pStyle w:val="TableContents"/>
+              <w:bidi w:val="0"/>
+              <w:spacing w:before="0" w:after="283"/>
+              <w:rPr/>
+            </w:pPr>
+            <w:r>
+              <w:rPr/>
+              <w:t>Selection leak, resolver-merged (H13.1)</w:t>
+            </w:r>
+          </w:p>
+        </w:tc>
+        <w:tc>
+          <w:tcPr>
+            <w:tcW w:w="1037" w:type="dxa"/>
+            <w:tcBorders>
+              <w:left w:val="single" w:sz="2" w:space="0" w:color="808080"/>
+              <w:bottom w:val="single" w:sz="2" w:space="0" w:color="808080"/>
+              <w:right w:val="single" w:sz="6" w:space="0" w:color="808080"/>
+            </w:tcBorders>
+            <w:vAlign w:val="center"/>
+          </w:tcPr>
+          <w:p>
+            <w:pPr>
+              <w:pStyle w:val="TableContents"/>
+              <w:bidi w:val="0"/>
+              <w:spacing w:before="0" w:after="283"/>
+              <w:rPr/>
+            </w:pPr>
+            <w:r>
+              <w:rPr/>
+              <w:t>24</w:t>
+            </w:r>
+          </w:p>
+        </w:tc>
+        <w:tc>
+          <w:tcPr>
+            <w:tcW w:w="4005" w:type="dxa"/>
+            <w:tcBorders>
+              <w:left w:val="single" w:sz="2" w:space="0" w:color="808080"/>
+              <w:bottom w:val="single" w:sz="2" w:space="0" w:color="808080"/>
+              <w:right w:val="single" w:sz="6" w:space="0" w:color="808080"/>
+            </w:tcBorders>
+            <w:vAlign w:val="center"/>
+          </w:tcPr>
+          <w:p>
+            <w:pPr>
+              <w:pStyle w:val="TableContents"/>
+              <w:bidi w:val="0"/>
+              <w:spacing w:before="0" w:after="283"/>
+              <w:rPr/>
+            </w:pPr>
+            <w:r>
+              <w:rPr/>
+              <w:t>19.4% vs 1.4%: +18.1 [+4.2, +33.3]; 3/3 models</w:t>
+            </w:r>
+          </w:p>
+        </w:tc>
+        <w:tc>
+          <w:tcPr>
+            <w:tcW w:w="1741" w:type="dxa"/>
+            <w:tcBorders>
+              <w:left w:val="single" w:sz="2" w:space="0" w:color="808080"/>
+              <w:bottom w:val="single" w:sz="2" w:space="0" w:color="808080"/>
+              <w:right w:val="single" w:sz="6" w:space="0" w:color="808080"/>
+            </w:tcBorders>
+            <w:vAlign w:val="center"/>
+          </w:tcPr>
+          <w:p>
+            <w:pPr>
+              <w:pStyle w:val="TableContents"/>
+              <w:bidi w:val="0"/>
+              <w:spacing w:before="0" w:after="283"/>
+              <w:rPr/>
+            </w:pPr>
+            <w:r>
+              <w:rPr/>
+              <w:t>prefix-built index</w:t>
+            </w:r>
+          </w:p>
+        </w:tc>
+        <w:tc>
+          <w:tcPr>
+            <w:tcW w:w="1564" w:type="dxa"/>
+            <w:tcBorders>
+              <w:left w:val="single" w:sz="2" w:space="0" w:color="808080"/>
+              <w:bottom w:val="single" w:sz="2" w:space="0" w:color="808080"/>
+              <w:right w:val="single" w:sz="6" w:space="0" w:color="808080"/>
+            </w:tcBorders>
+            <w:vAlign w:val="center"/>
+          </w:tcPr>
+          <w:p>
+            <w:pPr>
+              <w:pStyle w:val="TableContents"/>
+              <w:bidi w:val="0"/>
+              <w:spacing w:before="0" w:after="283"/>
+              <w:rPr/>
+            </w:pPr>
+            <w:r>
+              <w:rPr/>
+              <w:t>SUPPORTED (judge)</w:t>
+            </w:r>
+          </w:p>
+        </w:tc>
+      </w:tr>
+      <w:tr>
+        <w:trPr/>
+        <w:tc>
+          <w:tcPr>
+            <w:tcW w:w="2992" w:type="dxa"/>
+            <w:tcBorders>
+              <w:left w:val="single" w:sz="6" w:space="0" w:color="808080"/>
+              <w:bottom w:val="single" w:sz="2" w:space="0" w:color="808080"/>
+              <w:right w:val="single" w:sz="6" w:space="0" w:color="808080"/>
+            </w:tcBorders>
+            <w:vAlign w:val="center"/>
+          </w:tcPr>
+          <w:p>
+            <w:pPr>
+              <w:pStyle w:val="TableContents"/>
+              <w:bidi w:val="0"/>
+              <w:spacing w:before="0" w:after="283"/>
+              <w:rPr/>
+            </w:pPr>
+            <w:r>
+              <w:rPr/>
+              <w:t>Selection leak, ideal merge (H13.2)</w:t>
+            </w:r>
+          </w:p>
+        </w:tc>
+        <w:tc>
+          <w:tcPr>
+            <w:tcW w:w="1037" w:type="dxa"/>
+            <w:tcBorders>
+              <w:left w:val="single" w:sz="2" w:space="0" w:color="808080"/>
+              <w:bottom w:val="single" w:sz="2" w:space="0" w:color="808080"/>
+              <w:right w:val="single" w:sz="6" w:space="0" w:color="808080"/>
+            </w:tcBorders>
+            <w:vAlign w:val="center"/>
+          </w:tcPr>
+          <w:p>
+            <w:pPr>
+              <w:pStyle w:val="TableContents"/>
+              <w:bidi w:val="0"/>
+              <w:spacing w:before="0" w:after="283"/>
+              <w:rPr/>
+            </w:pPr>
+            <w:r>
+              <w:rPr/>
+              <w:t>36</w:t>
+            </w:r>
+          </w:p>
+        </w:tc>
+        <w:tc>
+          <w:tcPr>
+            <w:tcW w:w="4005" w:type="dxa"/>
+            <w:tcBorders>
+              <w:left w:val="single" w:sz="2" w:space="0" w:color="808080"/>
+              <w:bottom w:val="single" w:sz="2" w:space="0" w:color="808080"/>
+              <w:right w:val="single" w:sz="6" w:space="0" w:color="808080"/>
+            </w:tcBorders>
+            <w:vAlign w:val="center"/>
+          </w:tcPr>
+          <w:p>
+            <w:pPr>
+              <w:pStyle w:val="TableContents"/>
+              <w:bidi w:val="0"/>
+              <w:spacing w:before="0" w:after="283"/>
+              <w:rPr/>
+            </w:pPr>
+            <w:r>
+              <w:rPr/>
+              <w:t>+13.0 [+3.7, +24.1]</w:t>
+            </w:r>
+          </w:p>
+        </w:tc>
+        <w:tc>
+          <w:tcPr>
+            <w:tcW w:w="1741" w:type="dxa"/>
+            <w:tcBorders>
+              <w:left w:val="single" w:sz="2" w:space="0" w:color="808080"/>
+              <w:bottom w:val="single" w:sz="2" w:space="0" w:color="808080"/>
+              <w:right w:val="single" w:sz="6" w:space="0" w:color="808080"/>
+            </w:tcBorders>
+            <w:vAlign w:val="center"/>
+          </w:tcPr>
+          <w:p>
+            <w:pPr>
+              <w:pStyle w:val="TableContents"/>
+              <w:bidi w:val="0"/>
+              <w:spacing w:before="0" w:after="283"/>
+              <w:rPr/>
+            </w:pPr>
+            <w:r>
+              <w:rPr/>
+              <w:t>prefix-built index</w:t>
+            </w:r>
+          </w:p>
+        </w:tc>
+        <w:tc>
+          <w:tcPr>
+            <w:tcW w:w="1564" w:type="dxa"/>
+            <w:tcBorders>
+              <w:left w:val="single" w:sz="2" w:space="0" w:color="808080"/>
+              <w:bottom w:val="single" w:sz="2" w:space="0" w:color="808080"/>
+              <w:right w:val="single" w:sz="6" w:space="0" w:color="808080"/>
+            </w:tcBorders>
+            <w:vAlign w:val="center"/>
+          </w:tcPr>
+          <w:p>
+            <w:pPr>
+              <w:pStyle w:val="TableContents"/>
+              <w:bidi w:val="0"/>
+              <w:spacing w:before="0" w:after="283"/>
+              <w:rPr/>
+            </w:pPr>
+            <w:r>
+              <w:rPr/>
+              <w:t>SUPPORTED (judge)</w:t>
+            </w:r>
+          </w:p>
+        </w:tc>
+      </w:tr>
+      <w:tr>
+        <w:trPr/>
+        <w:tc>
+          <w:tcPr>
+            <w:tcW w:w="2992" w:type="dxa"/>
+            <w:tcBorders>
+              <w:left w:val="single" w:sz="6" w:space="0" w:color="808080"/>
+              <w:bottom w:val="single" w:sz="6" w:space="0" w:color="808080"/>
+              <w:right w:val="single" w:sz="6" w:space="0" w:color="808080"/>
+            </w:tcBorders>
+            <w:vAlign w:val="center"/>
+          </w:tcPr>
+          <w:p>
+            <w:pPr>
+              <w:pStyle w:val="TableContents"/>
+              <w:bidi w:val="0"/>
+              <w:spacing w:before="0" w:after="283"/>
+              <w:rPr/>
+            </w:pPr>
+            <w:r>
+              <w:rPr/>
+              <w:t>Counterfactual suffix, persona gender (H14.1 to H14.4)</w:t>
+            </w:r>
+          </w:p>
+        </w:tc>
+        <w:tc>
+          <w:tcPr>
+            <w:tcW w:w="1037" w:type="dxa"/>
+            <w:tcBorders>
+              <w:left w:val="single" w:sz="2" w:space="0" w:color="808080"/>
+              <w:bottom w:val="single" w:sz="6" w:space="0" w:color="808080"/>
+              <w:right w:val="single" w:sz="6" w:space="0" w:color="808080"/>
+            </w:tcBorders>
+            <w:vAlign w:val="center"/>
+          </w:tcPr>
+          <w:p>
+            <w:pPr>
+              <w:pStyle w:val="TableContents"/>
+              <w:bidi w:val="0"/>
+              <w:spacing w:before="0" w:after="283"/>
+              <w:rPr/>
+            </w:pPr>
+            <w:r>
+              <w:rPr/>
+              <w:t>289 cuts</w:t>
+            </w:r>
+          </w:p>
+        </w:tc>
+        <w:tc>
+          <w:tcPr>
+            <w:tcW w:w="4005" w:type="dxa"/>
+            <w:tcBorders>
+              <w:left w:val="single" w:sz="2" w:space="0" w:color="808080"/>
+              <w:bottom w:val="single" w:sz="6" w:space="0" w:color="808080"/>
+              <w:right w:val="single" w:sz="6" w:space="0" w:color="808080"/>
+            </w:tcBorders>
+            <w:vAlign w:val="center"/>
+          </w:tcPr>
+          <w:p>
+            <w:pPr>
+              <w:pStyle w:val="TableContents"/>
+              <w:bidi w:val="0"/>
+              <w:spacing w:before="0" w:after="283"/>
+              <w:rPr/>
+            </w:pPr>
+            <w:r>
+              <w:rPr/>
+              <w:t>47 dependent vs 23 divergent; all 23 divergent flip; 0 outside windows; 0 repaired</w:t>
+            </w:r>
+          </w:p>
+        </w:tc>
+        <w:tc>
+          <w:tcPr>
+            <w:tcW w:w="1741" w:type="dxa"/>
+            <w:tcBorders>
+              <w:left w:val="single" w:sz="2" w:space="0" w:color="808080"/>
+              <w:bottom w:val="single" w:sz="6" w:space="0" w:color="808080"/>
+              <w:right w:val="single" w:sz="6" w:space="0" w:color="808080"/>
+            </w:tcBorders>
+            <w:vAlign w:val="center"/>
+          </w:tcPr>
+          <w:p>
+            <w:pPr>
+              <w:pStyle w:val="TableContents"/>
+              <w:bidi w:val="0"/>
+              <w:spacing w:before="0" w:after="283"/>
+              <w:rPr/>
+            </w:pPr>
+            <w:r>
+              <w:rPr/>
+              <w:t>truncate-and-rebuild</w:t>
+            </w:r>
+          </w:p>
+        </w:tc>
+        <w:tc>
+          <w:tcPr>
+            <w:tcW w:w="1564" w:type="dxa"/>
+            <w:tcBorders>
+              <w:left w:val="single" w:sz="2" w:space="0" w:color="808080"/>
+              <w:bottom w:val="single" w:sz="6" w:space="0" w:color="808080"/>
+              <w:right w:val="single" w:sz="6" w:space="0" w:color="808080"/>
+            </w:tcBorders>
+            <w:vAlign w:val="center"/>
+          </w:tcPr>
+          <w:p>
+            <w:pPr>
+              <w:pStyle w:val="TableContents"/>
+              <w:bidi w:val="0"/>
+              <w:spacing w:before="0" w:after="283"/>
+              <w:rPr/>
+            </w:pPr>
+            <w:r>
+              <w:rPr/>
+              <w:t>all SUPPORTED</w:t>
+            </w:r>
+          </w:p>
+        </w:tc>
+      </w:tr>
+    </w:tbl>
+    <w:p>
+      <w:pPr>
+        <w:pStyle w:val="BodyText"/>
+        <w:bidi w:val="0"/>
+        <w:rPr/>
+      </w:pPr>
+      <w:r>
+        <w:rPr>
+          <w:b/>
+        </w:rPr>
+        <w:t>Reading.</w:t>
+      </w:r>
+      <w:r>
+        <w:rPr/>
+        <w:t xml:space="preserve"> The input channel has at least two mechanisms. Content leaks are caught on every event by a canary with no judge. Selection leaks reach the reader with no later text in the input, so they are invisible to canaries and to filters on served items. And on one volume, truncation under-counts dependence by half. Weak points: canaries are invented words; the long-context design used a 12,288-token window and small models; the selection leak is judge-labelled on events where the judge is least validated (one judge-doubtful event; excluding it gives +15.9 [+2.9, +30.4]); one counterfactual intervention (a pronoun swap).</w:t>
       </w:r>
     </w:p>
     <w:p>

--- a/docs/research/NOVELTY_REPORT/NOVELTY_REPORT.docx
+++ b/docs/research/NOVELTY_REPORT/NOVELTY_REPORT.docx
@@ -445,6 +445,63 @@
       <w:r>
         <w:rPr/>
         <w:t xml:space="preserve"> fame dependence of memorisation (Chang et al. 2023), name replacement and pseudonymisation (Jiang and Ferraro), point-in-time correctness (feature stores), look-ahead bias as a concept (finance LLM work), canary strings as such (Carlini et al. 2019). Prior-art search was bounded; "to our knowledge" applies.</w:t>
+      </w:r>
+    </w:p>
+    <w:p>
+      <w:pPr>
+        <w:pStyle w:val="BodyText"/>
+        <w:bidi w:val="0"/>
+        <w:rPr/>
+      </w:pPr>
+      <w:r>
+        <w:rPr>
+          <w:b/>
+        </w:rPr>
+        <w:t>Kind of novelty (2026-10-17; paper Section 1 has the full table).</w:t>
+      </w:r>
+      <w:r>
+        <w:rPr/>
+        <w:t xml:space="preserve"> </w:t>
+      </w:r>
+      <w:r>
+        <w:rPr>
+          <w:i/>
+        </w:rPr>
+        <w:t>Conceptual</w:t>
+      </w:r>
+      <w:r>
+        <w:rPr/>
+        <w:t xml:space="preserve"> (three pieces): (1) reader-faithfulness as a two-channel contract whose audits do not certify each other; (2) hiding exposed facts can be worse than doing nothing, with the exact condition (P3); (3) the map of leak kinds against oracles: content versus selection leaks, divergence versus dependence, and which test sees which (P9 to P11). Selection leaks are the newest idea; the prominence gate was its first, then unnamed, instance. </w:t>
+      </w:r>
+      <w:r>
+        <w:rPr>
+          <w:i/>
+        </w:rPr>
+        <w:t>Method</w:t>
+      </w:r>
+      <w:r>
+        <w:rPr/>
+        <w:t xml:space="preserve">: truncate-and-rebuild with an exposure screen (a standard causality check, new application), suffix canaries (canaries borrowed, new use), counterfactual suffix, the renaming probe (largely Jiang and Ferraro). </w:t>
+      </w:r>
+      <w:r>
+        <w:rPr>
+          <w:i/>
+        </w:rPr>
+        <w:t>Borrowed</w:t>
+      </w:r>
+      <w:r>
+        <w:rPr/>
+        <w:t xml:space="preserve">: the versioned repair (feature-store point-in-time correctness, Dataflow watermarks). </w:t>
+      </w:r>
+      <w:r>
+        <w:rPr>
+          <w:i/>
+        </w:rPr>
+        <w:t>Empirical</w:t>
+      </w:r>
+      <w:r>
+        <w:rPr/>
+        <w:t>: every leak rate. Pitch: a framework-plus-instruments-plus-measurements paper, not a theory or algorithm paper.</w:t>
       </w:r>
     </w:p>
     <w:p>
